--- a/output/submission/Route2Zero_Team_Larpers_Pilot_Plan.docx
+++ b/output/submission/Route2Zero_Team_Larpers_Pilot_Plan.docx
@@ -1858,6 +1858,300 @@
           </w:p>
         </w:tc>
       </w:tr>
+      <w:tr>
+        <w:tc>
+          <w:tcPr>
+            <w:tcW w:type="dxa" w:w="2045"/>
+            <w:tcBorders>
+              <w:top w:val="single" w:sz="10" w:color="000000"/>
+              <w:left w:val="single" w:sz="10" w:color="000000"/>
+              <w:bottom w:val="single" w:sz="10" w:color="000000"/>
+              <w:right w:val="single" w:sz="10" w:color="000000"/>
+              <w:insideH w:val="single" w:sz="10" w:color="000000"/>
+              <w:insideV w:val="single" w:sz="10" w:color="000000"/>
+            </w:tcBorders>
+            <w:tcMar>
+              <w:top w:w="80" w:type="dxa"/>
+              <w:start w:w="110" w:type="dxa"/>
+              <w:bottom w:w="80" w:type="dxa"/>
+              <w:end w:w="110" w:type="dxa"/>
+            </w:tcMar>
+            <w:vAlign w:val="top"/>
+          </w:tcPr>
+          <w:p>
+            <w:pPr>
+              <w:spacing w:after="0" w:line="240" w:lineRule="auto"/>
+            </w:pPr>
+            <w:r>
+              <w:rPr>
+                <w:rFonts w:ascii="Arial" w:hAnsi="Arial"/>
+                <w:sz w:val="15"/>
+              </w:rPr>
+              <w:t>Carl Nueva</w:t>
+            </w:r>
+          </w:p>
+        </w:tc>
+        <w:tc>
+          <w:tcPr>
+            <w:tcW w:type="dxa" w:w="2621"/>
+            <w:tcBorders>
+              <w:top w:val="single" w:sz="10" w:color="000000"/>
+              <w:left w:val="single" w:sz="10" w:color="000000"/>
+              <w:bottom w:val="single" w:sz="10" w:color="000000"/>
+              <w:right w:val="single" w:sz="10" w:color="000000"/>
+              <w:insideH w:val="single" w:sz="10" w:color="000000"/>
+              <w:insideV w:val="single" w:sz="10" w:color="000000"/>
+            </w:tcBorders>
+            <w:tcMar>
+              <w:top w:w="80" w:type="dxa"/>
+              <w:start w:w="110" w:type="dxa"/>
+              <w:bottom w:w="80" w:type="dxa"/>
+              <w:end w:w="110" w:type="dxa"/>
+            </w:tcMar>
+            <w:vAlign w:val="top"/>
+          </w:tcPr>
+          <w:p>
+            <w:pPr>
+              <w:spacing w:after="0" w:line="240" w:lineRule="auto"/>
+            </w:pPr>
+            <w:r>
+              <w:rPr>
+                <w:rFonts w:ascii="Arial" w:hAnsi="Arial"/>
+                <w:sz w:val="15"/>
+              </w:rPr>
+              <w:t>Geospatial Data Analyst</w:t>
+            </w:r>
+          </w:p>
+        </w:tc>
+        <w:tc>
+          <w:tcPr>
+            <w:tcW w:type="dxa" w:w="5069"/>
+            <w:tcBorders>
+              <w:top w:val="single" w:sz="10" w:color="000000"/>
+              <w:left w:val="single" w:sz="10" w:color="000000"/>
+              <w:bottom w:val="single" w:sz="10" w:color="000000"/>
+              <w:right w:val="single" w:sz="10" w:color="000000"/>
+              <w:insideH w:val="single" w:sz="10" w:color="000000"/>
+              <w:insideV w:val="single" w:sz="10" w:color="000000"/>
+            </w:tcBorders>
+            <w:tcMar>
+              <w:top w:w="80" w:type="dxa"/>
+              <w:start w:w="110" w:type="dxa"/>
+              <w:bottom w:w="80" w:type="dxa"/>
+              <w:end w:w="110" w:type="dxa"/>
+            </w:tcMar>
+            <w:vAlign w:val="top"/>
+          </w:tcPr>
+          <w:p>
+            <w:pPr>
+              <w:spacing w:after="0" w:line="240" w:lineRule="auto"/>
+            </w:pPr>
+            <w:r>
+              <w:rPr>
+                <w:rFonts w:ascii="Arial" w:hAnsi="Arial"/>
+                <w:sz w:val="15"/>
+              </w:rPr>
+              <w:t>Supports route geometry review, spatial data quality, map validation, and corridor evidence preparation.</w:t>
+            </w:r>
+          </w:p>
+        </w:tc>
+      </w:tr>
+      <w:tr>
+        <w:tc>
+          <w:tcPr>
+            <w:tcW w:type="dxa" w:w="2045"/>
+            <w:tcBorders>
+              <w:top w:val="single" w:sz="10" w:color="000000"/>
+              <w:left w:val="single" w:sz="10" w:color="000000"/>
+              <w:bottom w:val="single" w:sz="10" w:color="000000"/>
+              <w:right w:val="single" w:sz="10" w:color="000000"/>
+              <w:insideH w:val="single" w:sz="10" w:color="000000"/>
+              <w:insideV w:val="single" w:sz="10" w:color="000000"/>
+            </w:tcBorders>
+            <w:tcMar>
+              <w:top w:w="80" w:type="dxa"/>
+              <w:start w:w="110" w:type="dxa"/>
+              <w:bottom w:w="80" w:type="dxa"/>
+              <w:end w:w="110" w:type="dxa"/>
+            </w:tcMar>
+            <w:vAlign w:val="top"/>
+          </w:tcPr>
+          <w:p>
+            <w:pPr>
+              <w:spacing w:after="0" w:line="240" w:lineRule="auto"/>
+            </w:pPr>
+            <w:r>
+              <w:rPr>
+                <w:rFonts w:ascii="Arial" w:hAnsi="Arial"/>
+                <w:sz w:val="15"/>
+              </w:rPr>
+              <w:t>Curt Mathew Garcia</w:t>
+            </w:r>
+          </w:p>
+        </w:tc>
+        <w:tc>
+          <w:tcPr>
+            <w:tcW w:type="dxa" w:w="2621"/>
+            <w:tcBorders>
+              <w:top w:val="single" w:sz="10" w:color="000000"/>
+              <w:left w:val="single" w:sz="10" w:color="000000"/>
+              <w:bottom w:val="single" w:sz="10" w:color="000000"/>
+              <w:right w:val="single" w:sz="10" w:color="000000"/>
+              <w:insideH w:val="single" w:sz="10" w:color="000000"/>
+              <w:insideV w:val="single" w:sz="10" w:color="000000"/>
+            </w:tcBorders>
+            <w:tcMar>
+              <w:top w:w="80" w:type="dxa"/>
+              <w:start w:w="110" w:type="dxa"/>
+              <w:bottom w:w="80" w:type="dxa"/>
+              <w:end w:w="110" w:type="dxa"/>
+            </w:tcMar>
+            <w:vAlign w:val="top"/>
+          </w:tcPr>
+          <w:p>
+            <w:pPr>
+              <w:spacing w:after="0" w:line="240" w:lineRule="auto"/>
+            </w:pPr>
+            <w:r>
+              <w:rPr>
+                <w:rFonts w:ascii="Arial" w:hAnsi="Arial"/>
+                <w:sz w:val="15"/>
+              </w:rPr>
+              <w:t>Frontend and User Experience Developer</w:t>
+            </w:r>
+          </w:p>
+        </w:tc>
+        <w:tc>
+          <w:tcPr>
+            <w:tcW w:type="dxa" w:w="5069"/>
+            <w:tcBorders>
+              <w:top w:val="single" w:sz="10" w:color="000000"/>
+              <w:left w:val="single" w:sz="10" w:color="000000"/>
+              <w:bottom w:val="single" w:sz="10" w:color="000000"/>
+              <w:right w:val="single" w:sz="10" w:color="000000"/>
+              <w:insideH w:val="single" w:sz="10" w:color="000000"/>
+              <w:insideV w:val="single" w:sz="10" w:color="000000"/>
+            </w:tcBorders>
+            <w:tcMar>
+              <w:top w:w="80" w:type="dxa"/>
+              <w:start w:w="110" w:type="dxa"/>
+              <w:bottom w:w="80" w:type="dxa"/>
+              <w:end w:w="110" w:type="dxa"/>
+            </w:tcMar>
+            <w:vAlign w:val="top"/>
+          </w:tcPr>
+          <w:p>
+            <w:pPr>
+              <w:spacing w:after="0" w:line="240" w:lineRule="auto"/>
+            </w:pPr>
+            <w:r>
+              <w:rPr>
+                <w:rFonts w:ascii="Arial" w:hAnsi="Arial"/>
+                <w:sz w:val="15"/>
+              </w:rPr>
+              <w:t>Supports responsive interface development, usability improvements, and accessible user interactions.</w:t>
+            </w:r>
+          </w:p>
+        </w:tc>
+      </w:tr>
+      <w:tr>
+        <w:tc>
+          <w:tcPr>
+            <w:tcW w:type="dxa" w:w="2045"/>
+            <w:tcBorders>
+              <w:top w:val="single" w:sz="10" w:color="000000"/>
+              <w:left w:val="single" w:sz="10" w:color="000000"/>
+              <w:bottom w:val="single" w:sz="10" w:color="000000"/>
+              <w:right w:val="single" w:sz="10" w:color="000000"/>
+              <w:insideH w:val="single" w:sz="10" w:color="000000"/>
+              <w:insideV w:val="single" w:sz="10" w:color="000000"/>
+            </w:tcBorders>
+            <w:tcMar>
+              <w:top w:w="80" w:type="dxa"/>
+              <w:start w:w="110" w:type="dxa"/>
+              <w:bottom w:w="80" w:type="dxa"/>
+              <w:end w:w="110" w:type="dxa"/>
+            </w:tcMar>
+            <w:vAlign w:val="top"/>
+          </w:tcPr>
+          <w:p>
+            <w:pPr>
+              <w:spacing w:after="0" w:line="240" w:lineRule="auto"/>
+            </w:pPr>
+            <w:r>
+              <w:rPr>
+                <w:rFonts w:ascii="Arial" w:hAnsi="Arial"/>
+                <w:sz w:val="15"/>
+              </w:rPr>
+              <w:t>Marck Morgado</w:t>
+            </w:r>
+          </w:p>
+        </w:tc>
+        <w:tc>
+          <w:tcPr>
+            <w:tcW w:type="dxa" w:w="2621"/>
+            <w:tcBorders>
+              <w:top w:val="single" w:sz="10" w:color="000000"/>
+              <w:left w:val="single" w:sz="10" w:color="000000"/>
+              <w:bottom w:val="single" w:sz="10" w:color="000000"/>
+              <w:right w:val="single" w:sz="10" w:color="000000"/>
+              <w:insideH w:val="single" w:sz="10" w:color="000000"/>
+              <w:insideV w:val="single" w:sz="10" w:color="000000"/>
+            </w:tcBorders>
+            <w:tcMar>
+              <w:top w:w="80" w:type="dxa"/>
+              <w:start w:w="110" w:type="dxa"/>
+              <w:bottom w:w="80" w:type="dxa"/>
+              <w:end w:w="110" w:type="dxa"/>
+            </w:tcMar>
+            <w:vAlign w:val="top"/>
+          </w:tcPr>
+          <w:p>
+            <w:pPr>
+              <w:spacing w:after="0" w:line="240" w:lineRule="auto"/>
+            </w:pPr>
+            <w:r>
+              <w:rPr>
+                <w:rFonts w:ascii="Arial" w:hAnsi="Arial"/>
+                <w:sz w:val="15"/>
+              </w:rPr>
+              <w:t>Field Validation and Logistics Coordinator</w:t>
+            </w:r>
+          </w:p>
+        </w:tc>
+        <w:tc>
+          <w:tcPr>
+            <w:tcW w:type="dxa" w:w="5069"/>
+            <w:tcBorders>
+              <w:top w:val="single" w:sz="10" w:color="000000"/>
+              <w:left w:val="single" w:sz="10" w:color="000000"/>
+              <w:bottom w:val="single" w:sz="10" w:color="000000"/>
+              <w:right w:val="single" w:sz="10" w:color="000000"/>
+              <w:insideH w:val="single" w:sz="10" w:color="000000"/>
+              <w:insideV w:val="single" w:sz="10" w:color="000000"/>
+            </w:tcBorders>
+            <w:tcMar>
+              <w:top w:w="80" w:type="dxa"/>
+              <w:start w:w="110" w:type="dxa"/>
+              <w:bottom w:w="80" w:type="dxa"/>
+              <w:end w:w="110" w:type="dxa"/>
+            </w:tcMar>
+            <w:vAlign w:val="top"/>
+          </w:tcPr>
+          <w:p>
+            <w:pPr>
+              <w:spacing w:after="0" w:line="240" w:lineRule="auto"/>
+            </w:pPr>
+            <w:r>
+              <w:rPr>
+                <w:rFonts w:ascii="Arial" w:hAnsi="Arial"/>
+                <w:sz w:val="15"/>
+              </w:rPr>
+              <w:t>Coordinates field schedules, route-check documentation, workshop logistics, and evidence handoff.</w:t>
+            </w:r>
+          </w:p>
+        </w:tc>
+      </w:tr>
     </w:tbl>
     <w:sectPr>
       <w:footerReference w:type="default" r:id="rId12"/>

--- a/output/submission/Route2Zero_Team_Larpers_Pilot_Plan.docx
+++ b/output/submission/Route2Zero_Team_Larpers_Pilot_Plan.docx
@@ -4,14 +4,14 @@
   <w:body>
     <w:p>
       <w:pPr>
-        <w:spacing w:after="40"/>
+        <w:spacing w:after="20"/>
         <w:ind w:left="-1123" w:right="-1123"/>
       </w:pPr>
       <w:r>
         <w:drawing>
           <wp:inline xmlns:a="http://schemas.openxmlformats.org/drawingml/2006/main" xmlns:pic="http://schemas.openxmlformats.org/drawingml/2006/picture">
             <wp:extent cx="7560000" cy="935728"/>
-            <wp:docPr id="1" name="Picture 1" descr="AI x City Climate Action Hackathon 2026 template banner with partner logos" title="AI x City Climate Action Hackathon 2026 banner"/>
+            <wp:docPr id="1" name="Picture 1" descr="AI x City Climate Action Hackathon 2026 partner banner" title="AI x City Climate Action Hackathon 2026"/>
             <wp:cNvGraphicFramePr>
               <a:graphicFrameLocks noChangeAspect="1"/>
             </wp:cNvGraphicFramePr>
@@ -23,7 +23,7 @@
                     <pic:cNvPicPr/>
                   </pic:nvPicPr>
                   <pic:blipFill>
-                    <a:blip r:embed="rId9"/>
+                    <a:blip r:embed="rId10"/>
                     <a:stretch>
                       <a:fillRect/>
                     </a:stretch>
@@ -44,84 +44,100 @@
     </w:p>
     <w:p>
       <w:pPr>
-        <w:spacing w:after="80"/>
-        <w:jc w:val="left"/>
+        <w:spacing w:before="0" w:after="20"/>
       </w:pPr>
-      <w:hyperlink r:id="rId10">
+      <w:hyperlink r:id="rId11">
         <w:r>
           <w:rPr>
+            <w:rFonts w:ascii="Arial" w:hAnsi="Arial"/>
             <w:color w:val="075A91"/>
             <w:u w:val="single"/>
-            <w:sz w:val="18"/>
+            <w:sz w:val="17"/>
           </w:rPr>
           <w:t>GitHub: https://github.com/qjmre23/Route2Zero</w:t>
         </w:r>
       </w:hyperlink>
       <w:r>
+        <w:rPr>
+          <w:rFonts w:ascii="Arial" w:hAnsi="Arial"/>
+          <w:b w:val="0"/>
+          <w:i w:val="0"/>
+          <w:color w:val="4B5563"/>
+          <w:sz w:val="16"/>
+        </w:rPr>
         <w:t xml:space="preserve">   |   </w:t>
       </w:r>
-      <w:hyperlink r:id="rId11">
+      <w:hyperlink r:id="rId12">
         <w:r>
           <w:rPr>
+            <w:rFonts w:ascii="Arial" w:hAnsi="Arial"/>
             <w:color w:val="075A91"/>
             <w:u w:val="single"/>
-            <w:sz w:val="18"/>
+            <w:sz w:val="17"/>
           </w:rPr>
-          <w:t>Live demo: https://route2zero.netlify.app/</w:t>
+          <w:t>Live dashboard: https://route2zero.netlify.app/</w:t>
         </w:r>
       </w:hyperlink>
     </w:p>
     <w:p>
       <w:pPr>
-        <w:spacing w:after="40"/>
+        <w:spacing w:before="0" w:after="40"/>
         <w:jc w:val="right"/>
       </w:pPr>
-      <w:r>
-        <w:t>TEAM LARPERS / ROUTE2ZERO</w:t>
-      </w:r>
       <w:r>
         <w:rPr>
           <w:rFonts w:ascii="Arial" w:hAnsi="Arial"/>
           <w:b/>
-          <w:color w:val="3A3A3A"/>
-          <w:sz w:val="16"/>
+          <w:i w:val="0"/>
+          <w:color w:val="4B5563"/>
+          <w:sz w:val="14"/>
         </w:rPr>
+        <w:t>TEAM LARPERS / ROUTE2ZERO / PILOT PLAN</w:t>
       </w:r>
     </w:p>
     <w:p>
       <w:pPr>
         <w:pStyle w:val="Title"/>
         <w:keepNext/>
+        <w:spacing w:before="20" w:after="40"/>
       </w:pPr>
       <w:r>
+        <w:rPr>
+          <w:rFonts w:ascii="Arial" w:hAnsi="Arial"/>
+          <w:b/>
+          <w:i w:val="0"/>
+          <w:color w:val="111111"/>
+          <w:sz w:val="38"/>
+        </w:rPr>
         <w:t>Team Larpers Pilot Plan</w:t>
       </w:r>
     </w:p>
     <w:p>
       <w:pPr>
         <w:keepNext/>
-        <w:spacing w:before="80" w:after="100"/>
+        <w:spacing w:before="0" w:after="100"/>
       </w:pPr>
       <w:r>
         <w:rPr>
           <w:rFonts w:ascii="Arial" w:hAnsi="Arial"/>
-          <w:b/>
-          <w:sz w:val="28"/>
+          <w:b w:val="0"/>
+          <w:i w:val="0"/>
+          <w:color w:val="0B2E59"/>
+          <w:sz w:val="20"/>
         </w:rPr>
-        <w:t>TIMELINE</w:t>
+        <w:t>Route2Zero Six-Month City Pilot</w:t>
       </w:r>
     </w:p>
     <w:tbl>
       <w:tblPr>
-        <w:tblW w:type="auto" w:w="0"/>
+        <w:tblW w:type="dxa" w:w="9677"/>
         <w:jc w:val="center"/>
         <w:tblLayout w:type="fixed"/>
         <w:tblLook w:firstColumn="1" w:firstRow="1" w:lastColumn="0" w:lastRow="0" w:noHBand="0" w:noVBand="1" w:val="04A0"/>
+        <w:tblInd w:w="140" w:type="dxa"/>
       </w:tblPr>
       <w:tblGrid>
-        <w:gridCol w:w="3220"/>
-        <w:gridCol w:w="3220"/>
-        <w:gridCol w:w="3220"/>
+        <w:gridCol w:w="9677"/>
       </w:tblGrid>
       <w:tr>
         <w:trPr>
@@ -129,21 +145,224 @@
         </w:trPr>
         <w:tc>
           <w:tcPr>
-            <w:tcW w:type="dxa" w:w="1512"/>
-            <w:shd w:fill="D6E8F6"/>
+            <w:tcW w:type="dxa" w:w="9677"/>
+            <w:shd w:fill="F5F8FC"/>
             <w:tcBorders>
-              <w:top w:val="single" w:sz="10" w:color="000000"/>
-              <w:left w:val="single" w:sz="10" w:color="000000"/>
-              <w:bottom w:val="single" w:sz="10" w:color="000000"/>
-              <w:right w:val="single" w:sz="10" w:color="000000"/>
-              <w:insideH w:val="single" w:sz="10" w:color="000000"/>
-              <w:insideV w:val="single" w:sz="10" w:color="000000"/>
+              <w:top w:val="single" w:sz="8" w:color="9FBAD0"/>
+              <w:left w:val="single" w:sz="8" w:color="9FBAD0"/>
+              <w:bottom w:val="single" w:sz="8" w:color="9FBAD0"/>
+              <w:right w:val="single" w:sz="8" w:color="9FBAD0"/>
+              <w:insideH w:val="single" w:sz="8" w:color="9FBAD0"/>
+              <w:insideV w:val="single" w:sz="8" w:color="9FBAD0"/>
             </w:tcBorders>
             <w:tcMar>
-              <w:top w:w="85" w:type="dxa"/>
-              <w:start w:w="110" w:type="dxa"/>
-              <w:bottom w:w="85" w:type="dxa"/>
-              <w:end w:w="110" w:type="dxa"/>
+              <w:top w:w="110" w:type="dxa"/>
+              <w:start w:w="140" w:type="dxa"/>
+              <w:bottom w:w="110" w:type="dxa"/>
+              <w:end w:w="140" w:type="dxa"/>
+            </w:tcMar>
+          </w:tcPr>
+          <w:p>
+            <w:pPr>
+              <w:spacing w:after="40"/>
+            </w:pPr>
+            <w:r>
+              <w:rPr>
+                <w:rFonts w:ascii="Arial" w:hAnsi="Arial"/>
+                <w:b/>
+                <w:i w:val="0"/>
+                <w:color w:val="0B2E59"/>
+                <w:sz w:val="18"/>
+              </w:rPr>
+              <w:t>City pilot question</w:t>
+            </w:r>
+          </w:p>
+          <w:p>
+            <w:pPr>
+              <w:spacing w:after="0" w:line="252" w:lineRule="auto"/>
+            </w:pPr>
+            <w:r>
+              <w:rPr>
+                <w:rFonts w:ascii="Arial" w:hAnsi="Arial"/>
+                <w:b w:val="0"/>
+                <w:i w:val="0"/>
+                <w:color w:val="111111"/>
+                <w:sz w:val="18"/>
+              </w:rPr>
+              <w:t>Can Route2Zero produce a city-owned, evidence-backed e-jeepney Phase-1 portfolio whose climate, equity, infrastructure, operator, and uncertainty assumptions have been tested against real local evidence?</w:t>
+            </w:r>
+          </w:p>
+        </w:tc>
+      </w:tr>
+    </w:tbl>
+    <w:p>
+      <w:pPr>
+        <w:pStyle w:val="Heading1"/>
+        <w:keepNext/>
+        <w:spacing w:before="80" w:after="60"/>
+      </w:pPr>
+      <w:r>
+        <w:rPr>
+          <w:rFonts w:ascii="Arial" w:hAnsi="Arial"/>
+          <w:b/>
+          <w:i w:val="0"/>
+          <w:color w:val="0B2E59"/>
+          <w:sz w:val="23"/>
+        </w:rPr>
+        <w:t>PILOT PURPOSE</w:t>
+      </w:r>
+    </w:p>
+    <w:p>
+      <w:pPr>
+        <w:spacing w:before="0" w:after="60" w:line="254" w:lineRule="auto"/>
+      </w:pPr>
+      <w:r>
+        <w:rPr>
+          <w:rFonts w:ascii="Arial" w:hAnsi="Arial"/>
+          <w:b w:val="0"/>
+          <w:i w:val="0"/>
+          <w:color w:val="111111"/>
+          <w:sz w:val="18"/>
+        </w:rPr>
+        <w:t>Convert Route2Zero 2.0 from an evidence-based prototype into a locally validated planning workflow that cities can inspect, challenge, refresh, and own.</w:t>
+      </w:r>
+    </w:p>
+    <w:p>
+      <w:pPr>
+        <w:pStyle w:val="Heading1"/>
+        <w:keepNext/>
+        <w:spacing w:before="80" w:after="60"/>
+      </w:pPr>
+      <w:r>
+        <w:rPr>
+          <w:rFonts w:ascii="Arial" w:hAnsi="Arial"/>
+          <w:b/>
+          <w:i w:val="0"/>
+          <w:color w:val="0B2E59"/>
+          <w:sz w:val="23"/>
+        </w:rPr>
+        <w:t>PILOT SCOPE</w:t>
+      </w:r>
+    </w:p>
+    <w:p>
+      <w:pPr>
+        <w:pStyle w:val="ListBullet"/>
+        <w:spacing w:before="0" w:after="20" w:line="240" w:lineRule="auto"/>
+        <w:ind w:left="317" w:hanging="202"/>
+      </w:pPr>
+      <w:r>
+        <w:rPr>
+          <w:rFonts w:ascii="Arial" w:hAnsi="Arial"/>
+          <w:b w:val="0"/>
+          <w:i w:val="0"/>
+          <w:color w:val="111111"/>
+          <w:sz w:val="17"/>
+        </w:rPr>
+        <w:t>Target up to three partner LGUs, subject to city pairing and pilot agreement.</w:t>
+      </w:r>
+    </w:p>
+    <w:p>
+      <w:pPr>
+        <w:pStyle w:val="ListBullet"/>
+        <w:spacing w:before="0" w:after="20" w:line="240" w:lineRule="auto"/>
+        <w:ind w:left="317" w:hanging="202"/>
+      </w:pPr>
+      <w:r>
+        <w:rPr>
+          <w:rFonts w:ascii="Arial" w:hAnsi="Arial"/>
+          <w:b w:val="0"/>
+          <w:i w:val="0"/>
+          <w:color w:val="111111"/>
+          <w:sz w:val="17"/>
+        </w:rPr>
+        <w:t>Validate a manageable corridor sample, one flagship corridor, and a broader Phase-1 shortlist.</w:t>
+      </w:r>
+    </w:p>
+    <w:p>
+      <w:pPr>
+        <w:pStyle w:val="ListBullet"/>
+        <w:spacing w:before="0" w:after="20" w:line="240" w:lineRule="auto"/>
+        <w:ind w:left="317" w:hanging="202"/>
+      </w:pPr>
+      <w:r>
+        <w:rPr>
+          <w:rFonts w:ascii="Arial" w:hAnsi="Arial"/>
+          <w:b w:val="0"/>
+          <w:i w:val="0"/>
+          <w:color w:val="111111"/>
+          <w:sz w:val="17"/>
+        </w:rPr>
+        <w:t>Engage relevant operators/cooperatives, a utility or energy counterpart, and rider/community representatives where appropriate.</w:t>
+      </w:r>
+    </w:p>
+    <w:p>
+      <w:pPr>
+        <w:pStyle w:val="ListBullet"/>
+        <w:spacing w:before="0" w:after="20" w:line="240" w:lineRule="auto"/>
+        <w:ind w:left="317" w:hanging="202"/>
+      </w:pPr>
+      <w:r>
+        <w:rPr>
+          <w:rFonts w:ascii="Arial" w:hAnsi="Arial"/>
+          <w:b w:val="0"/>
+          <w:i w:val="0"/>
+          <w:color w:val="111111"/>
+          <w:sz w:val="17"/>
+        </w:rPr>
+        <w:t>Test ML service estimates, climate assumptions, route geometry, equity evidence, charging evidence, operator readiness, policy scenarios, robustness, and portfolio constraints.</w:t>
+      </w:r>
+    </w:p>
+    <w:p>
+      <w:pPr>
+        <w:pStyle w:val="Heading1"/>
+        <w:keepNext/>
+        <w:spacing w:before="80" w:after="60"/>
+      </w:pPr>
+      <w:r>
+        <w:rPr>
+          <w:rFonts w:ascii="Arial" w:hAnsi="Arial"/>
+          <w:b/>
+          <w:i w:val="0"/>
+          <w:color w:val="0B2E59"/>
+          <w:sz w:val="23"/>
+        </w:rPr>
+        <w:t>SIX-MONTH OUTCOME</w:t>
+      </w:r>
+    </w:p>
+    <w:tbl>
+      <w:tblPr>
+        <w:tblW w:type="dxa" w:w="9677"/>
+        <w:jc w:val="center"/>
+        <w:tblLayout w:type="fixed"/>
+        <w:tblLook w:firstColumn="1" w:firstRow="1" w:lastColumn="0" w:lastRow="0" w:noHBand="0" w:noVBand="1" w:val="04A0"/>
+        <w:tblInd w:w="100" w:type="dxa"/>
+      </w:tblPr>
+      <w:tblGrid>
+        <w:gridCol w:w="1944"/>
+        <w:gridCol w:w="7733"/>
+      </w:tblGrid>
+      <w:tr>
+        <w:trPr>
+          <w:tblHeader w:val="true"/>
+          <w:cantSplit/>
+        </w:trPr>
+        <w:tc>
+          <w:tcPr>
+            <w:tcW w:type="dxa" w:w="1944"/>
+            <w:shd w:fill="CFE2F3"/>
+            <w:tcBorders>
+              <w:top w:val="single" w:sz="9" w:color="000000"/>
+              <w:left w:val="single" w:sz="9" w:color="000000"/>
+              <w:bottom w:val="single" w:sz="9" w:color="000000"/>
+              <w:right w:val="single" w:sz="9" w:color="000000"/>
+              <w:insideH w:val="single" w:sz="9" w:color="000000"/>
+              <w:insideV w:val="single" w:sz="9" w:color="000000"/>
+            </w:tcBorders>
+            <w:tcMar>
+              <w:top w:w="82" w:type="dxa"/>
+              <w:start w:w="100" w:type="dxa"/>
+              <w:bottom w:w="82" w:type="dxa"/>
+              <w:end w:w="100" w:type="dxa"/>
             </w:tcMar>
             <w:vAlign w:val="center"/>
           </w:tcPr>
@@ -155,29 +374,31 @@
               <w:rPr>
                 <w:rFonts w:ascii="Arial" w:hAnsi="Arial"/>
                 <w:b w:val="0"/>
-                <w:sz w:val="19"/>
+                <w:i w:val="0"/>
+                <w:color w:val="111111"/>
+                <w:sz w:val="17"/>
               </w:rPr>
-              <w:t>Timeline</w:t>
+              <w:t>Outcome area</w:t>
             </w:r>
           </w:p>
         </w:tc>
         <w:tc>
           <w:tcPr>
-            <w:tcW w:type="dxa" w:w="3384"/>
-            <w:shd w:fill="D6E8F6"/>
+            <w:tcW w:type="dxa" w:w="7733"/>
+            <w:shd w:fill="CFE2F3"/>
             <w:tcBorders>
-              <w:top w:val="single" w:sz="10" w:color="000000"/>
-              <w:left w:val="single" w:sz="10" w:color="000000"/>
-              <w:bottom w:val="single" w:sz="10" w:color="000000"/>
-              <w:right w:val="single" w:sz="10" w:color="000000"/>
-              <w:insideH w:val="single" w:sz="10" w:color="000000"/>
-              <w:insideV w:val="single" w:sz="10" w:color="000000"/>
+              <w:top w:val="single" w:sz="9" w:color="000000"/>
+              <w:left w:val="single" w:sz="9" w:color="000000"/>
+              <w:bottom w:val="single" w:sz="9" w:color="000000"/>
+              <w:right w:val="single" w:sz="9" w:color="000000"/>
+              <w:insideH w:val="single" w:sz="9" w:color="000000"/>
+              <w:insideV w:val="single" w:sz="9" w:color="000000"/>
             </w:tcBorders>
             <w:tcMar>
-              <w:top w:w="85" w:type="dxa"/>
-              <w:start w:w="110" w:type="dxa"/>
-              <w:bottom w:w="85" w:type="dxa"/>
-              <w:end w:w="110" w:type="dxa"/>
+              <w:top w:w="82" w:type="dxa"/>
+              <w:start w:w="100" w:type="dxa"/>
+              <w:bottom w:w="82" w:type="dxa"/>
+              <w:end w:w="100" w:type="dxa"/>
             </w:tcMar>
             <w:vAlign w:val="center"/>
           </w:tcPr>
@@ -189,631 +410,315 @@
               <w:rPr>
                 <w:rFonts w:ascii="Arial" w:hAnsi="Arial"/>
                 <w:b w:val="0"/>
-                <w:sz w:val="19"/>
+                <w:i w:val="0"/>
+                <w:color w:val="111111"/>
+                <w:sz w:val="17"/>
               </w:rPr>
-              <w:t>Activity / Milestone</w:t>
+              <w:t>Deliverable</w:t>
+            </w:r>
+          </w:p>
+        </w:tc>
+      </w:tr>
+      <w:tr>
+        <w:trPr>
+          <w:cantSplit/>
+        </w:trPr>
+        <w:tc>
+          <w:tcPr>
+            <w:tcW w:type="dxa" w:w="1944"/>
+            <w:tcBorders>
+              <w:top w:val="single" w:sz="9" w:color="000000"/>
+              <w:left w:val="single" w:sz="9" w:color="000000"/>
+              <w:bottom w:val="single" w:sz="9" w:color="000000"/>
+              <w:right w:val="single" w:sz="9" w:color="000000"/>
+              <w:insideH w:val="single" w:sz="9" w:color="000000"/>
+              <w:insideV w:val="single" w:sz="9" w:color="000000"/>
+            </w:tcBorders>
+            <w:tcMar>
+              <w:top w:w="68" w:type="dxa"/>
+              <w:start w:w="100" w:type="dxa"/>
+              <w:bottom w:w="68" w:type="dxa"/>
+              <w:end w:w="100" w:type="dxa"/>
+            </w:tcMar>
+            <w:vAlign w:val="top"/>
+          </w:tcPr>
+          <w:p>
+            <w:pPr>
+              <w:spacing w:after="0" w:line="235" w:lineRule="auto"/>
+            </w:pPr>
+            <w:r>
+              <w:rPr>
+                <w:rFonts w:ascii="Arial" w:hAnsi="Arial"/>
+                <w:b w:val="0"/>
+                <w:i w:val="0"/>
+                <w:color w:val="111111"/>
+                <w:sz w:val="17"/>
+              </w:rPr>
+              <w:t>Decision</w:t>
             </w:r>
           </w:p>
         </w:tc>
         <w:tc>
           <w:tcPr>
-            <w:tcW w:type="dxa" w:w="4824"/>
-            <w:shd w:fill="D6E8F6"/>
+            <w:tcW w:type="dxa" w:w="7733"/>
             <w:tcBorders>
-              <w:top w:val="single" w:sz="10" w:color="000000"/>
-              <w:left w:val="single" w:sz="10" w:color="000000"/>
-              <w:bottom w:val="single" w:sz="10" w:color="000000"/>
-              <w:right w:val="single" w:sz="10" w:color="000000"/>
-              <w:insideH w:val="single" w:sz="10" w:color="000000"/>
-              <w:insideV w:val="single" w:sz="10" w:color="000000"/>
+              <w:top w:val="single" w:sz="9" w:color="000000"/>
+              <w:left w:val="single" w:sz="9" w:color="000000"/>
+              <w:bottom w:val="single" w:sz="9" w:color="000000"/>
+              <w:right w:val="single" w:sz="9" w:color="000000"/>
+              <w:insideH w:val="single" w:sz="9" w:color="000000"/>
+              <w:insideV w:val="single" w:sz="9" w:color="000000"/>
             </w:tcBorders>
             <w:tcMar>
-              <w:top w:w="85" w:type="dxa"/>
-              <w:start w:w="110" w:type="dxa"/>
-              <w:bottom w:w="85" w:type="dxa"/>
-              <w:end w:w="110" w:type="dxa"/>
+              <w:top w:w="68" w:type="dxa"/>
+              <w:start w:w="100" w:type="dxa"/>
+              <w:bottom w:w="68" w:type="dxa"/>
+              <w:end w:w="100" w:type="dxa"/>
             </w:tcMar>
-            <w:vAlign w:val="center"/>
+            <w:vAlign w:val="top"/>
           </w:tcPr>
           <w:p>
             <w:pPr>
-              <w:spacing w:after="0"/>
+              <w:spacing w:after="0" w:line="235" w:lineRule="auto"/>
             </w:pPr>
             <w:r>
               <w:rPr>
                 <w:rFonts w:ascii="Arial" w:hAnsi="Arial"/>
                 <w:b w:val="0"/>
-                <w:sz w:val="19"/>
+                <w:i w:val="0"/>
+                <w:color w:val="111111"/>
+                <w:sz w:val="17"/>
               </w:rPr>
-              <w:t>Outcome</w:t>
+              <w:t>City-owned Phase-1 portfolio or shortlist with named next actions.</w:t>
             </w:r>
           </w:p>
         </w:tc>
       </w:tr>
       <w:tr>
+        <w:trPr>
+          <w:cantSplit/>
+        </w:trPr>
         <w:tc>
           <w:tcPr>
-            <w:tcW w:type="dxa" w:w="1512"/>
+            <w:tcW w:type="dxa" w:w="1944"/>
             <w:tcBorders>
-              <w:top w:val="single" w:sz="10" w:color="000000"/>
-              <w:left w:val="single" w:sz="10" w:color="000000"/>
-              <w:bottom w:val="single" w:sz="10" w:color="000000"/>
-              <w:right w:val="single" w:sz="10" w:color="000000"/>
-              <w:insideH w:val="single" w:sz="10" w:color="000000"/>
-              <w:insideV w:val="single" w:sz="10" w:color="000000"/>
+              <w:top w:val="single" w:sz="9" w:color="000000"/>
+              <w:left w:val="single" w:sz="9" w:color="000000"/>
+              <w:bottom w:val="single" w:sz="9" w:color="000000"/>
+              <w:right w:val="single" w:sz="9" w:color="000000"/>
+              <w:insideH w:val="single" w:sz="9" w:color="000000"/>
+              <w:insideV w:val="single" w:sz="9" w:color="000000"/>
             </w:tcBorders>
             <w:tcMar>
-              <w:top w:w="80" w:type="dxa"/>
-              <w:start w:w="110" w:type="dxa"/>
-              <w:bottom w:w="80" w:type="dxa"/>
-              <w:end w:w="110" w:type="dxa"/>
+              <w:top w:w="68" w:type="dxa"/>
+              <w:start w:w="100" w:type="dxa"/>
+              <w:bottom w:w="68" w:type="dxa"/>
+              <w:end w:w="100" w:type="dxa"/>
+            </w:tcMar>
+            <w:shd w:fill="F8FAFC"/>
+            <w:vAlign w:val="top"/>
+          </w:tcPr>
+          <w:p>
+            <w:pPr>
+              <w:spacing w:after="0" w:line="235" w:lineRule="auto"/>
+            </w:pPr>
+            <w:r>
+              <w:rPr>
+                <w:rFonts w:ascii="Arial" w:hAnsi="Arial"/>
+                <w:b w:val="0"/>
+                <w:i w:val="0"/>
+                <w:color w:val="111111"/>
+                <w:sz w:val="17"/>
+              </w:rPr>
+              <w:t>Evidence</w:t>
+            </w:r>
+          </w:p>
+        </w:tc>
+        <w:tc>
+          <w:tcPr>
+            <w:tcW w:type="dxa" w:w="7733"/>
+            <w:tcBorders>
+              <w:top w:val="single" w:sz="9" w:color="000000"/>
+              <w:left w:val="single" w:sz="9" w:color="000000"/>
+              <w:bottom w:val="single" w:sz="9" w:color="000000"/>
+              <w:right w:val="single" w:sz="9" w:color="000000"/>
+              <w:insideH w:val="single" w:sz="9" w:color="000000"/>
+              <w:insideV w:val="single" w:sz="9" w:color="000000"/>
+            </w:tcBorders>
+            <w:tcMar>
+              <w:top w:w="68" w:type="dxa"/>
+              <w:start w:w="100" w:type="dxa"/>
+              <w:bottom w:w="68" w:type="dxa"/>
+              <w:end w:w="100" w:type="dxa"/>
+            </w:tcMar>
+            <w:shd w:fill="F8FAFC"/>
+            <w:vAlign w:val="top"/>
+          </w:tcPr>
+          <w:p>
+            <w:pPr>
+              <w:spacing w:after="0" w:line="235" w:lineRule="auto"/>
+            </w:pPr>
+            <w:r>
+              <w:rPr>
+                <w:rFonts w:ascii="Arial" w:hAnsi="Arial"/>
+                <w:b w:val="0"/>
+                <w:i w:val="0"/>
+                <w:color w:val="111111"/>
+                <w:sz w:val="17"/>
+              </w:rPr>
+              <w:t>Validated route cards, source registry, validation ledgers, and unresolved evidence owners.</w:t>
+            </w:r>
+          </w:p>
+        </w:tc>
+      </w:tr>
+      <w:tr>
+        <w:trPr>
+          <w:cantSplit/>
+        </w:trPr>
+        <w:tc>
+          <w:tcPr>
+            <w:tcW w:type="dxa" w:w="1944"/>
+            <w:tcBorders>
+              <w:top w:val="single" w:sz="9" w:color="000000"/>
+              <w:left w:val="single" w:sz="9" w:color="000000"/>
+              <w:bottom w:val="single" w:sz="9" w:color="000000"/>
+              <w:right w:val="single" w:sz="9" w:color="000000"/>
+              <w:insideH w:val="single" w:sz="9" w:color="000000"/>
+              <w:insideV w:val="single" w:sz="9" w:color="000000"/>
+            </w:tcBorders>
+            <w:tcMar>
+              <w:top w:w="68" w:type="dxa"/>
+              <w:start w:w="100" w:type="dxa"/>
+              <w:bottom w:w="68" w:type="dxa"/>
+              <w:end w:w="100" w:type="dxa"/>
             </w:tcMar>
             <w:vAlign w:val="top"/>
           </w:tcPr>
           <w:p>
             <w:pPr>
-              <w:spacing w:after="0" w:line="240" w:lineRule="auto"/>
+              <w:spacing w:after="0" w:line="235" w:lineRule="auto"/>
             </w:pPr>
             <w:r>
               <w:rPr>
                 <w:rFonts w:ascii="Arial" w:hAnsi="Arial"/>
+                <w:b w:val="0"/>
+                <w:i w:val="0"/>
+                <w:color w:val="111111"/>
                 <w:sz w:val="17"/>
               </w:rPr>
-              <w:t>Month 1</w:t>
+              <w:t>Models</w:t>
             </w:r>
           </w:p>
         </w:tc>
         <w:tc>
           <w:tcPr>
-            <w:tcW w:type="dxa" w:w="3384"/>
+            <w:tcW w:type="dxa" w:w="7733"/>
             <w:tcBorders>
-              <w:top w:val="single" w:sz="10" w:color="000000"/>
-              <w:left w:val="single" w:sz="10" w:color="000000"/>
-              <w:bottom w:val="single" w:sz="10" w:color="000000"/>
-              <w:right w:val="single" w:sz="10" w:color="000000"/>
-              <w:insideH w:val="single" w:sz="10" w:color="000000"/>
-              <w:insideV w:val="single" w:sz="10" w:color="000000"/>
+              <w:top w:val="single" w:sz="9" w:color="000000"/>
+              <w:left w:val="single" w:sz="9" w:color="000000"/>
+              <w:bottom w:val="single" w:sz="9" w:color="000000"/>
+              <w:right w:val="single" w:sz="9" w:color="000000"/>
+              <w:insideH w:val="single" w:sz="9" w:color="000000"/>
+              <w:insideV w:val="single" w:sz="9" w:color="000000"/>
             </w:tcBorders>
             <w:tcMar>
-              <w:top w:w="80" w:type="dxa"/>
-              <w:start w:w="110" w:type="dxa"/>
-              <w:bottom w:w="80" w:type="dxa"/>
-              <w:end w:w="110" w:type="dxa"/>
+              <w:top w:w="68" w:type="dxa"/>
+              <w:start w:w="100" w:type="dxa"/>
+              <w:bottom w:w="68" w:type="dxa"/>
+              <w:end w:w="100" w:type="dxa"/>
             </w:tcMar>
             <w:vAlign w:val="top"/>
           </w:tcPr>
           <w:p>
             <w:pPr>
-              <w:spacing w:after="0" w:line="240" w:lineRule="auto"/>
+              <w:spacing w:after="0" w:line="235" w:lineRule="auto"/>
             </w:pPr>
             <w:r>
               <w:rPr>
                 <w:rFonts w:ascii="Arial" w:hAnsi="Arial"/>
+                <w:b w:val="0"/>
+                <w:i w:val="0"/>
+                <w:color w:val="111111"/>
                 <w:sz w:val="17"/>
               </w:rPr>
-              <w:t>Pilot kickoff and evidence baseline</w:t>
+              <w:t>Calibrated service-intensity model, climate scenarios, model card, and evidence-confidence rules.</w:t>
+            </w:r>
+          </w:p>
+        </w:tc>
+      </w:tr>
+      <w:tr>
+        <w:trPr>
+          <w:cantSplit/>
+        </w:trPr>
+        <w:tc>
+          <w:tcPr>
+            <w:tcW w:type="dxa" w:w="1944"/>
+            <w:tcBorders>
+              <w:top w:val="single" w:sz="9" w:color="000000"/>
+              <w:left w:val="single" w:sz="9" w:color="000000"/>
+              <w:bottom w:val="single" w:sz="9" w:color="000000"/>
+              <w:right w:val="single" w:sz="9" w:color="000000"/>
+              <w:insideH w:val="single" w:sz="9" w:color="000000"/>
+              <w:insideV w:val="single" w:sz="9" w:color="000000"/>
+            </w:tcBorders>
+            <w:tcMar>
+              <w:top w:w="68" w:type="dxa"/>
+              <w:start w:w="100" w:type="dxa"/>
+              <w:bottom w:w="68" w:type="dxa"/>
+              <w:end w:w="100" w:type="dxa"/>
+            </w:tcMar>
+            <w:shd w:fill="F8FAFC"/>
+            <w:vAlign w:val="top"/>
+          </w:tcPr>
+          <w:p>
+            <w:pPr>
+              <w:spacing w:after="0" w:line="235" w:lineRule="auto"/>
+            </w:pPr>
+            <w:r>
+              <w:rPr>
+                <w:rFonts w:ascii="Arial" w:hAnsi="Arial"/>
+                <w:b w:val="0"/>
+                <w:i w:val="0"/>
+                <w:color w:val="111111"/>
+                <w:sz w:val="17"/>
+              </w:rPr>
+              <w:t>Operations</w:t>
             </w:r>
           </w:p>
         </w:tc>
         <w:tc>
           <w:tcPr>
-            <w:tcW w:type="dxa" w:w="4824"/>
+            <w:tcW w:type="dxa" w:w="7733"/>
             <w:tcBorders>
-              <w:top w:val="single" w:sz="10" w:color="000000"/>
-              <w:left w:val="single" w:sz="10" w:color="000000"/>
-              <w:bottom w:val="single" w:sz="10" w:color="000000"/>
-              <w:right w:val="single" w:sz="10" w:color="000000"/>
-              <w:insideH w:val="single" w:sz="10" w:color="000000"/>
-              <w:insideV w:val="single" w:sz="10" w:color="000000"/>
+              <w:top w:val="single" w:sz="9" w:color="000000"/>
+              <w:left w:val="single" w:sz="9" w:color="000000"/>
+              <w:bottom w:val="single" w:sz="9" w:color="000000"/>
+              <w:right w:val="single" w:sz="9" w:color="000000"/>
+              <w:insideH w:val="single" w:sz="9" w:color="000000"/>
+              <w:insideV w:val="single" w:sz="9" w:color="000000"/>
             </w:tcBorders>
             <w:tcMar>
-              <w:top w:w="80" w:type="dxa"/>
-              <w:start w:w="110" w:type="dxa"/>
-              <w:bottom w:w="80" w:type="dxa"/>
-              <w:end w:w="110" w:type="dxa"/>
+              <w:top w:w="68" w:type="dxa"/>
+              <w:start w:w="100" w:type="dxa"/>
+              <w:bottom w:w="68" w:type="dxa"/>
+              <w:end w:w="100" w:type="dxa"/>
             </w:tcMar>
+            <w:shd w:fill="F8FAFC"/>
             <w:vAlign w:val="top"/>
           </w:tcPr>
           <w:p>
             <w:pPr>
-              <w:spacing w:after="0" w:line="240" w:lineRule="auto"/>
+              <w:spacing w:after="0" w:line="235" w:lineRule="auto"/>
             </w:pPr>
             <w:r>
               <w:rPr>
                 <w:rFonts w:ascii="Arial" w:hAnsi="Arial"/>
+                <w:b w:val="0"/>
+                <w:i w:val="0"/>
+                <w:color w:val="111111"/>
                 <w:sz w:val="17"/>
               </w:rPr>
-              <w:t>Confirm 3 partner LGUs, governance, scope, route sample, source register, and success measures.</w:t>
-            </w:r>
-          </w:p>
-        </w:tc>
-      </w:tr>
-      <w:tr>
-        <w:tc>
-          <w:tcPr>
-            <w:tcW w:type="dxa" w:w="1512"/>
-            <w:tcBorders>
-              <w:top w:val="single" w:sz="10" w:color="000000"/>
-              <w:left w:val="single" w:sz="10" w:color="000000"/>
-              <w:bottom w:val="single" w:sz="10" w:color="000000"/>
-              <w:right w:val="single" w:sz="10" w:color="000000"/>
-              <w:insideH w:val="single" w:sz="10" w:color="000000"/>
-              <w:insideV w:val="single" w:sz="10" w:color="000000"/>
-            </w:tcBorders>
-            <w:tcMar>
-              <w:top w:w="80" w:type="dxa"/>
-              <w:start w:w="110" w:type="dxa"/>
-              <w:bottom w:w="80" w:type="dxa"/>
-              <w:end w:w="110" w:type="dxa"/>
-            </w:tcMar>
-            <w:vAlign w:val="top"/>
-          </w:tcPr>
-          <w:p>
-            <w:pPr>
-              <w:spacing w:after="0" w:line="240" w:lineRule="auto"/>
-            </w:pPr>
-            <w:r>
-              <w:rPr>
-                <w:rFonts w:ascii="Arial" w:hAnsi="Arial"/>
-                <w:sz w:val="17"/>
-              </w:rPr>
-              <w:t>Month 2</w:t>
-            </w:r>
-          </w:p>
-        </w:tc>
-        <w:tc>
-          <w:tcPr>
-            <w:tcW w:type="dxa" w:w="3384"/>
-            <w:tcBorders>
-              <w:top w:val="single" w:sz="10" w:color="000000"/>
-              <w:left w:val="single" w:sz="10" w:color="000000"/>
-              <w:bottom w:val="single" w:sz="10" w:color="000000"/>
-              <w:right w:val="single" w:sz="10" w:color="000000"/>
-              <w:insideH w:val="single" w:sz="10" w:color="000000"/>
-              <w:insideV w:val="single" w:sz="10" w:color="000000"/>
-            </w:tcBorders>
-            <w:tcMar>
-              <w:top w:w="80" w:type="dxa"/>
-              <w:start w:w="110" w:type="dxa"/>
-              <w:bottom w:w="80" w:type="dxa"/>
-              <w:end w:w="110" w:type="dxa"/>
-            </w:tcMar>
-            <w:vAlign w:val="top"/>
-          </w:tcPr>
-          <w:p>
-            <w:pPr>
-              <w:spacing w:after="0" w:line="240" w:lineRule="auto"/>
-            </w:pPr>
-            <w:r>
-              <w:rPr>
-                <w:rFonts w:ascii="Arial" w:hAnsi="Arial"/>
-                <w:sz w:val="17"/>
-              </w:rPr>
-              <w:t>Data refresh and fieldwork design</w:t>
-            </w:r>
-          </w:p>
-        </w:tc>
-        <w:tc>
-          <w:tcPr>
-            <w:tcW w:type="dxa" w:w="4824"/>
-            <w:tcBorders>
-              <w:top w:val="single" w:sz="10" w:color="000000"/>
-              <w:left w:val="single" w:sz="10" w:color="000000"/>
-              <w:bottom w:val="single" w:sz="10" w:color="000000"/>
-              <w:right w:val="single" w:sz="10" w:color="000000"/>
-              <w:insideH w:val="single" w:sz="10" w:color="000000"/>
-              <w:insideV w:val="single" w:sz="10" w:color="000000"/>
-            </w:tcBorders>
-            <w:tcMar>
-              <w:top w:w="80" w:type="dxa"/>
-              <w:start w:w="110" w:type="dxa"/>
-              <w:bottom w:w="80" w:type="dxa"/>
-              <w:end w:w="110" w:type="dxa"/>
-            </w:tcMar>
-            <w:vAlign w:val="top"/>
-          </w:tcPr>
-          <w:p>
-            <w:pPr>
-              <w:spacing w:after="0" w:line="240" w:lineRule="auto"/>
-            </w:pPr>
-            <w:r>
-              <w:rPr>
-                <w:rFonts w:ascii="Arial" w:hAnsi="Arial"/>
-                <w:sz w:val="17"/>
-              </w:rPr>
-              <w:t>Approved evidence-acquisition plan, interview guides, validation protocol, and Gate 1 decision.</w:t>
-            </w:r>
-          </w:p>
-        </w:tc>
-      </w:tr>
-      <w:tr>
-        <w:tc>
-          <w:tcPr>
-            <w:tcW w:type="dxa" w:w="1512"/>
-            <w:tcBorders>
-              <w:top w:val="single" w:sz="10" w:color="000000"/>
-              <w:left w:val="single" w:sz="10" w:color="000000"/>
-              <w:bottom w:val="single" w:sz="10" w:color="000000"/>
-              <w:right w:val="single" w:sz="10" w:color="000000"/>
-              <w:insideH w:val="single" w:sz="10" w:color="000000"/>
-              <w:insideV w:val="single" w:sz="10" w:color="000000"/>
-            </w:tcBorders>
-            <w:tcMar>
-              <w:top w:w="80" w:type="dxa"/>
-              <w:start w:w="110" w:type="dxa"/>
-              <w:bottom w:w="80" w:type="dxa"/>
-              <w:end w:w="110" w:type="dxa"/>
-            </w:tcMar>
-            <w:vAlign w:val="top"/>
-          </w:tcPr>
-          <w:p>
-            <w:pPr>
-              <w:spacing w:after="0" w:line="240" w:lineRule="auto"/>
-            </w:pPr>
-            <w:r>
-              <w:rPr>
-                <w:rFonts w:ascii="Arial" w:hAnsi="Arial"/>
-                <w:sz w:val="17"/>
-              </w:rPr>
-              <w:t>Month 3</w:t>
-            </w:r>
-          </w:p>
-        </w:tc>
-        <w:tc>
-          <w:tcPr>
-            <w:tcW w:type="dxa" w:w="3384"/>
-            <w:tcBorders>
-              <w:top w:val="single" w:sz="10" w:color="000000"/>
-              <w:left w:val="single" w:sz="10" w:color="000000"/>
-              <w:bottom w:val="single" w:sz="10" w:color="000000"/>
-              <w:right w:val="single" w:sz="10" w:color="000000"/>
-              <w:insideH w:val="single" w:sz="10" w:color="000000"/>
-              <w:insideV w:val="single" w:sz="10" w:color="000000"/>
-            </w:tcBorders>
-            <w:tcMar>
-              <w:top w:w="80" w:type="dxa"/>
-              <w:start w:w="110" w:type="dxa"/>
-              <w:bottom w:w="80" w:type="dxa"/>
-              <w:end w:w="110" w:type="dxa"/>
-            </w:tcMar>
-            <w:vAlign w:val="top"/>
-          </w:tcPr>
-          <w:p>
-            <w:pPr>
-              <w:spacing w:after="0" w:line="240" w:lineRule="auto"/>
-            </w:pPr>
-            <w:r>
-              <w:rPr>
-                <w:rFonts w:ascii="Arial" w:hAnsi="Arial"/>
-                <w:sz w:val="17"/>
-              </w:rPr>
-              <w:t>Route and stakeholder validation</w:t>
-            </w:r>
-          </w:p>
-        </w:tc>
-        <w:tc>
-          <w:tcPr>
-            <w:tcW w:type="dxa" w:w="4824"/>
-            <w:tcBorders>
-              <w:top w:val="single" w:sz="10" w:color="000000"/>
-              <w:left w:val="single" w:sz="10" w:color="000000"/>
-              <w:bottom w:val="single" w:sz="10" w:color="000000"/>
-              <w:right w:val="single" w:sz="10" w:color="000000"/>
-              <w:insideH w:val="single" w:sz="10" w:color="000000"/>
-              <w:insideV w:val="single" w:sz="10" w:color="000000"/>
-            </w:tcBorders>
-            <w:tcMar>
-              <w:top w:w="80" w:type="dxa"/>
-              <w:start w:w="110" w:type="dxa"/>
-              <w:bottom w:w="80" w:type="dxa"/>
-              <w:end w:w="110" w:type="dxa"/>
-            </w:tcMar>
-            <w:vAlign w:val="top"/>
-          </w:tcPr>
-          <w:p>
-            <w:pPr>
-              <w:spacing w:after="0" w:line="240" w:lineRule="auto"/>
-            </w:pPr>
-            <w:r>
-              <w:rPr>
-                <w:rFonts w:ascii="Arial" w:hAnsi="Arial"/>
-                <w:sz w:val="17"/>
-              </w:rPr>
-              <w:t>Ground-check priority corridors; interview operators, drivers, riders, and relevant city teams.</w:t>
-            </w:r>
-          </w:p>
-        </w:tc>
-      </w:tr>
-      <w:tr>
-        <w:tc>
-          <w:tcPr>
-            <w:tcW w:type="dxa" w:w="1512"/>
-            <w:tcBorders>
-              <w:top w:val="single" w:sz="10" w:color="000000"/>
-              <w:left w:val="single" w:sz="10" w:color="000000"/>
-              <w:bottom w:val="single" w:sz="10" w:color="000000"/>
-              <w:right w:val="single" w:sz="10" w:color="000000"/>
-              <w:insideH w:val="single" w:sz="10" w:color="000000"/>
-              <w:insideV w:val="single" w:sz="10" w:color="000000"/>
-            </w:tcBorders>
-            <w:tcMar>
-              <w:top w:w="80" w:type="dxa"/>
-              <w:start w:w="110" w:type="dxa"/>
-              <w:bottom w:w="80" w:type="dxa"/>
-              <w:end w:w="110" w:type="dxa"/>
-            </w:tcMar>
-            <w:vAlign w:val="top"/>
-          </w:tcPr>
-          <w:p>
-            <w:pPr>
-              <w:spacing w:after="0" w:line="240" w:lineRule="auto"/>
-            </w:pPr>
-            <w:r>
-              <w:rPr>
-                <w:rFonts w:ascii="Arial" w:hAnsi="Arial"/>
-                <w:sz w:val="17"/>
-              </w:rPr>
-              <w:t>Month 4</w:t>
-            </w:r>
-          </w:p>
-        </w:tc>
-        <w:tc>
-          <w:tcPr>
-            <w:tcW w:type="dxa" w:w="3384"/>
-            <w:tcBorders>
-              <w:top w:val="single" w:sz="10" w:color="000000"/>
-              <w:left w:val="single" w:sz="10" w:color="000000"/>
-              <w:bottom w:val="single" w:sz="10" w:color="000000"/>
-              <w:right w:val="single" w:sz="10" w:color="000000"/>
-              <w:insideH w:val="single" w:sz="10" w:color="000000"/>
-              <w:insideV w:val="single" w:sz="10" w:color="000000"/>
-            </w:tcBorders>
-            <w:tcMar>
-              <w:top w:w="80" w:type="dxa"/>
-              <w:start w:w="110" w:type="dxa"/>
-              <w:bottom w:w="80" w:type="dxa"/>
-              <w:end w:w="110" w:type="dxa"/>
-            </w:tcMar>
-            <w:vAlign w:val="top"/>
-          </w:tcPr>
-          <w:p>
-            <w:pPr>
-              <w:spacing w:after="0" w:line="240" w:lineRule="auto"/>
-            </w:pPr>
-            <w:r>
-              <w:rPr>
-                <w:rFonts w:ascii="Arial" w:hAnsi="Arial"/>
-                <w:sz w:val="17"/>
-              </w:rPr>
-              <w:t>Grid and finance pre-feasibility</w:t>
-            </w:r>
-          </w:p>
-        </w:tc>
-        <w:tc>
-          <w:tcPr>
-            <w:tcW w:type="dxa" w:w="4824"/>
-            <w:tcBorders>
-              <w:top w:val="single" w:sz="10" w:color="000000"/>
-              <w:left w:val="single" w:sz="10" w:color="000000"/>
-              <w:bottom w:val="single" w:sz="10" w:color="000000"/>
-              <w:right w:val="single" w:sz="10" w:color="000000"/>
-              <w:insideH w:val="single" w:sz="10" w:color="000000"/>
-              <w:insideV w:val="single" w:sz="10" w:color="000000"/>
-            </w:tcBorders>
-            <w:tcMar>
-              <w:top w:w="80" w:type="dxa"/>
-              <w:start w:w="110" w:type="dxa"/>
-              <w:bottom w:w="80" w:type="dxa"/>
-              <w:end w:w="110" w:type="dxa"/>
-            </w:tcMar>
-            <w:vAlign w:val="top"/>
-          </w:tcPr>
-          <w:p>
-            <w:pPr>
-              <w:spacing w:after="0" w:line="240" w:lineRule="auto"/>
-            </w:pPr>
-            <w:r>
-              <w:rPr>
-                <w:rFonts w:ascii="Arial" w:hAnsi="Arial"/>
-                <w:sz w:val="17"/>
-              </w:rPr>
-              <w:t>Candidate charging zones, utility evidence requests, affordability questions, and Gate 2 route set.</w:t>
-            </w:r>
-          </w:p>
-        </w:tc>
-      </w:tr>
-      <w:tr>
-        <w:tc>
-          <w:tcPr>
-            <w:tcW w:type="dxa" w:w="1512"/>
-            <w:tcBorders>
-              <w:top w:val="single" w:sz="10" w:color="000000"/>
-              <w:left w:val="single" w:sz="10" w:color="000000"/>
-              <w:bottom w:val="single" w:sz="10" w:color="000000"/>
-              <w:right w:val="single" w:sz="10" w:color="000000"/>
-              <w:insideH w:val="single" w:sz="10" w:color="000000"/>
-              <w:insideV w:val="single" w:sz="10" w:color="000000"/>
-            </w:tcBorders>
-            <w:tcMar>
-              <w:top w:w="80" w:type="dxa"/>
-              <w:start w:w="110" w:type="dxa"/>
-              <w:bottom w:w="80" w:type="dxa"/>
-              <w:end w:w="110" w:type="dxa"/>
-            </w:tcMar>
-            <w:vAlign w:val="top"/>
-          </w:tcPr>
-          <w:p>
-            <w:pPr>
-              <w:spacing w:after="0" w:line="240" w:lineRule="auto"/>
-            </w:pPr>
-            <w:r>
-              <w:rPr>
-                <w:rFonts w:ascii="Arial" w:hAnsi="Arial"/>
-                <w:sz w:val="17"/>
-              </w:rPr>
-              <w:t>Month 5</w:t>
-            </w:r>
-          </w:p>
-        </w:tc>
-        <w:tc>
-          <w:tcPr>
-            <w:tcW w:type="dxa" w:w="3384"/>
-            <w:tcBorders>
-              <w:top w:val="single" w:sz="10" w:color="000000"/>
-              <w:left w:val="single" w:sz="10" w:color="000000"/>
-              <w:bottom w:val="single" w:sz="10" w:color="000000"/>
-              <w:right w:val="single" w:sz="10" w:color="000000"/>
-              <w:insideH w:val="single" w:sz="10" w:color="000000"/>
-              <w:insideV w:val="single" w:sz="10" w:color="000000"/>
-            </w:tcBorders>
-            <w:tcMar>
-              <w:top w:w="80" w:type="dxa"/>
-              <w:start w:w="110" w:type="dxa"/>
-              <w:bottom w:w="80" w:type="dxa"/>
-              <w:end w:w="110" w:type="dxa"/>
-            </w:tcMar>
-            <w:vAlign w:val="top"/>
-          </w:tcPr>
-          <w:p>
-            <w:pPr>
-              <w:spacing w:after="0" w:line="240" w:lineRule="auto"/>
-            </w:pPr>
-            <w:r>
-              <w:rPr>
-                <w:rFonts w:ascii="Arial" w:hAnsi="Arial"/>
-                <w:sz w:val="17"/>
-              </w:rPr>
-              <w:t>Scenario co-design and product testing</w:t>
-            </w:r>
-          </w:p>
-        </w:tc>
-        <w:tc>
-          <w:tcPr>
-            <w:tcW w:type="dxa" w:w="4824"/>
-            <w:tcBorders>
-              <w:top w:val="single" w:sz="10" w:color="000000"/>
-              <w:left w:val="single" w:sz="10" w:color="000000"/>
-              <w:bottom w:val="single" w:sz="10" w:color="000000"/>
-              <w:right w:val="single" w:sz="10" w:color="000000"/>
-              <w:insideH w:val="single" w:sz="10" w:color="000000"/>
-              <w:insideV w:val="single" w:sz="10" w:color="000000"/>
-            </w:tcBorders>
-            <w:tcMar>
-              <w:top w:w="80" w:type="dxa"/>
-              <w:start w:w="110" w:type="dxa"/>
-              <w:bottom w:w="80" w:type="dxa"/>
-              <w:end w:w="110" w:type="dxa"/>
-            </w:tcMar>
-            <w:vAlign w:val="top"/>
-          </w:tcPr>
-          <w:p>
-            <w:pPr>
-              <w:spacing w:after="0" w:line="240" w:lineRule="auto"/>
-            </w:pPr>
-            <w:r>
-              <w:rPr>
-                <w:rFonts w:ascii="Arial" w:hAnsi="Arial"/>
-                <w:sz w:val="17"/>
-              </w:rPr>
-              <w:t>Agreed city policy lens, tested dashboard workflow, and draft evidence-backed shortlist.</w:t>
-            </w:r>
-          </w:p>
-        </w:tc>
-      </w:tr>
-      <w:tr>
-        <w:tc>
-          <w:tcPr>
-            <w:tcW w:type="dxa" w:w="1512"/>
-            <w:tcBorders>
-              <w:top w:val="single" w:sz="10" w:color="000000"/>
-              <w:left w:val="single" w:sz="10" w:color="000000"/>
-              <w:bottom w:val="single" w:sz="10" w:color="000000"/>
-              <w:right w:val="single" w:sz="10" w:color="000000"/>
-              <w:insideH w:val="single" w:sz="10" w:color="000000"/>
-              <w:insideV w:val="single" w:sz="10" w:color="000000"/>
-            </w:tcBorders>
-            <w:tcMar>
-              <w:top w:w="80" w:type="dxa"/>
-              <w:start w:w="110" w:type="dxa"/>
-              <w:bottom w:w="80" w:type="dxa"/>
-              <w:end w:w="110" w:type="dxa"/>
-            </w:tcMar>
-            <w:vAlign w:val="top"/>
-          </w:tcPr>
-          <w:p>
-            <w:pPr>
-              <w:spacing w:after="0" w:line="240" w:lineRule="auto"/>
-            </w:pPr>
-            <w:r>
-              <w:rPr>
-                <w:rFonts w:ascii="Arial" w:hAnsi="Arial"/>
-                <w:sz w:val="17"/>
-              </w:rPr>
-              <w:t>Month 6</w:t>
-            </w:r>
-          </w:p>
-        </w:tc>
-        <w:tc>
-          <w:tcPr>
-            <w:tcW w:type="dxa" w:w="3384"/>
-            <w:tcBorders>
-              <w:top w:val="single" w:sz="10" w:color="000000"/>
-              <w:left w:val="single" w:sz="10" w:color="000000"/>
-              <w:bottom w:val="single" w:sz="10" w:color="000000"/>
-              <w:right w:val="single" w:sz="10" w:color="000000"/>
-              <w:insideH w:val="single" w:sz="10" w:color="000000"/>
-              <w:insideV w:val="single" w:sz="10" w:color="000000"/>
-            </w:tcBorders>
-            <w:tcMar>
-              <w:top w:w="80" w:type="dxa"/>
-              <w:start w:w="110" w:type="dxa"/>
-              <w:bottom w:w="80" w:type="dxa"/>
-              <w:end w:w="110" w:type="dxa"/>
-            </w:tcMar>
-            <w:vAlign w:val="top"/>
-          </w:tcPr>
-          <w:p>
-            <w:pPr>
-              <w:spacing w:after="0" w:line="240" w:lineRule="auto"/>
-            </w:pPr>
-            <w:r>
-              <w:rPr>
-                <w:rFonts w:ascii="Arial" w:hAnsi="Arial"/>
-                <w:sz w:val="17"/>
-              </w:rPr>
-              <w:t>Decision sessions and handover</w:t>
-            </w:r>
-          </w:p>
-        </w:tc>
-        <w:tc>
-          <w:tcPr>
-            <w:tcW w:type="dxa" w:w="4824"/>
-            <w:tcBorders>
-              <w:top w:val="single" w:sz="10" w:color="000000"/>
-              <w:left w:val="single" w:sz="10" w:color="000000"/>
-              <w:bottom w:val="single" w:sz="10" w:color="000000"/>
-              <w:right w:val="single" w:sz="10" w:color="000000"/>
-              <w:insideH w:val="single" w:sz="10" w:color="000000"/>
-              <w:insideV w:val="single" w:sz="10" w:color="000000"/>
-            </w:tcBorders>
-            <w:tcMar>
-              <w:top w:w="80" w:type="dxa"/>
-              <w:start w:w="110" w:type="dxa"/>
-              <w:bottom w:w="80" w:type="dxa"/>
-              <w:end w:w="110" w:type="dxa"/>
-            </w:tcMar>
-            <w:vAlign w:val="top"/>
-          </w:tcPr>
-          <w:p>
-            <w:pPr>
-              <w:spacing w:after="0" w:line="240" w:lineRule="auto"/>
-            </w:pPr>
-            <w:r>
-              <w:rPr>
-                <w:rFonts w:ascii="Arial" w:hAnsi="Arial"/>
-                <w:sz w:val="17"/>
-              </w:rPr>
-              <w:t>Gate 3: accepted city decision pack, named next-step owners, source register, and refresh runbook.</w:t>
+              <w:t>Scenario library, decision pack, refresh/retraining runbook, and reproducibility handover.</w:t>
             </w:r>
           </w:p>
         </w:tc>
@@ -821,26 +726,222 @@
     </w:tbl>
     <w:p>
       <w:pPr>
+        <w:pStyle w:val="Heading1"/>
         <w:keepNext/>
-        <w:spacing w:before="80" w:after="100"/>
+        <w:spacing w:before="80" w:after="60"/>
       </w:pPr>
       <w:r>
         <w:rPr>
           <w:rFonts w:ascii="Arial" w:hAnsi="Arial"/>
           <w:b/>
-          <w:sz w:val="28"/>
+          <w:i w:val="0"/>
+          <w:color w:val="0B2E59"/>
+          <w:sz w:val="23"/>
         </w:rPr>
-        <w:t>PILOT OUTCOME</w:t>
+        <w:t>PILOT PATHWAY</w:t>
       </w:r>
     </w:p>
-    <w:p>
-      <w:pPr>
-        <w:spacing w:after="0"/>
-      </w:pPr>
-      <w:r>
-        <w:t>A city-owned, transparent corridor shortlist for deeper e-jeepney feasibility work - supported by validated route evidence, stakeholder input, and an accountable decision record.</w:t>
-      </w:r>
-    </w:p>
+    <w:tbl>
+      <w:tblPr>
+        <w:tblW w:type="dxa" w:w="9650"/>
+        <w:jc w:val="center"/>
+        <w:tblLayout w:type="fixed"/>
+        <w:tblLook w:firstColumn="1" w:firstRow="1" w:lastColumn="0" w:lastRow="0" w:noHBand="0" w:noVBand="1" w:val="04A0"/>
+        <w:tblInd w:w="40" w:type="dxa"/>
+      </w:tblPr>
+      <w:tblGrid>
+        <w:gridCol w:w="1930"/>
+        <w:gridCol w:w="1930"/>
+        <w:gridCol w:w="1930"/>
+        <w:gridCol w:w="1930"/>
+        <w:gridCol w:w="1930"/>
+      </w:tblGrid>
+      <w:tr>
+        <w:trPr>
+          <w:tblHeader w:val="true"/>
+        </w:trPr>
+        <w:tc>
+          <w:tcPr>
+            <w:tcW w:type="dxa" w:w="1930"/>
+            <w:shd w:fill="CFE2F3"/>
+            <w:tcBorders>
+              <w:top w:val="single" w:sz="8" w:color="9FBAD0"/>
+              <w:left w:val="single" w:sz="8" w:color="9FBAD0"/>
+              <w:bottom w:val="single" w:sz="8" w:color="9FBAD0"/>
+              <w:right w:val="single" w:sz="8" w:color="9FBAD0"/>
+              <w:insideH w:val="single" w:sz="8" w:color="9FBAD0"/>
+              <w:insideV w:val="single" w:sz="8" w:color="9FBAD0"/>
+            </w:tcBorders>
+            <w:tcMar>
+              <w:top w:w="100" w:type="dxa"/>
+              <w:start w:w="40" w:type="dxa"/>
+              <w:bottom w:w="100" w:type="dxa"/>
+              <w:end w:w="40" w:type="dxa"/>
+            </w:tcMar>
+          </w:tcPr>
+          <w:p>
+            <w:pPr>
+              <w:spacing w:after="0"/>
+              <w:jc w:val="center"/>
+            </w:pPr>
+            <w:r>
+              <w:rPr>
+                <w:rFonts w:ascii="Arial" w:hAnsi="Arial"/>
+                <w:b/>
+                <w:i w:val="0"/>
+                <w:color w:val="0B2E59"/>
+                <w:sz w:val="15"/>
+              </w:rPr>
+              <w:t>PROTOTYPE</w:t>
+            </w:r>
+          </w:p>
+        </w:tc>
+        <w:tc>
+          <w:tcPr>
+            <w:tcW w:type="dxa" w:w="1930"/>
+            <w:shd w:fill="F5F8FC"/>
+            <w:tcBorders>
+              <w:top w:val="single" w:sz="8" w:color="9FBAD0"/>
+              <w:left w:val="single" w:sz="8" w:color="9FBAD0"/>
+              <w:bottom w:val="single" w:sz="8" w:color="9FBAD0"/>
+              <w:right w:val="single" w:sz="8" w:color="9FBAD0"/>
+              <w:insideH w:val="single" w:sz="8" w:color="9FBAD0"/>
+              <w:insideV w:val="single" w:sz="8" w:color="9FBAD0"/>
+            </w:tcBorders>
+            <w:tcMar>
+              <w:top w:w="100" w:type="dxa"/>
+              <w:start w:w="40" w:type="dxa"/>
+              <w:bottom w:w="100" w:type="dxa"/>
+              <w:end w:w="40" w:type="dxa"/>
+            </w:tcMar>
+          </w:tcPr>
+          <w:p>
+            <w:pPr>
+              <w:spacing w:after="0"/>
+              <w:jc w:val="center"/>
+            </w:pPr>
+            <w:r>
+              <w:rPr>
+                <w:rFonts w:ascii="Arial" w:hAnsi="Arial"/>
+                <w:b/>
+                <w:i w:val="0"/>
+                <w:color w:val="0B2E59"/>
+                <w:sz w:val="15"/>
+              </w:rPr>
+              <w:t>VALIDATE</w:t>
+            </w:r>
+          </w:p>
+        </w:tc>
+        <w:tc>
+          <w:tcPr>
+            <w:tcW w:type="dxa" w:w="1930"/>
+            <w:shd w:fill="CFE2F3"/>
+            <w:tcBorders>
+              <w:top w:val="single" w:sz="8" w:color="9FBAD0"/>
+              <w:left w:val="single" w:sz="8" w:color="9FBAD0"/>
+              <w:bottom w:val="single" w:sz="8" w:color="9FBAD0"/>
+              <w:right w:val="single" w:sz="8" w:color="9FBAD0"/>
+              <w:insideH w:val="single" w:sz="8" w:color="9FBAD0"/>
+              <w:insideV w:val="single" w:sz="8" w:color="9FBAD0"/>
+            </w:tcBorders>
+            <w:tcMar>
+              <w:top w:w="100" w:type="dxa"/>
+              <w:start w:w="40" w:type="dxa"/>
+              <w:bottom w:w="100" w:type="dxa"/>
+              <w:end w:w="40" w:type="dxa"/>
+            </w:tcMar>
+          </w:tcPr>
+          <w:p>
+            <w:pPr>
+              <w:spacing w:after="0"/>
+              <w:jc w:val="center"/>
+            </w:pPr>
+            <w:r>
+              <w:rPr>
+                <w:rFonts w:ascii="Arial" w:hAnsi="Arial"/>
+                <w:b/>
+                <w:i w:val="0"/>
+                <w:color w:val="0B2E59"/>
+                <w:sz w:val="15"/>
+              </w:rPr>
+              <w:t>CALIBRATE</w:t>
+            </w:r>
+          </w:p>
+        </w:tc>
+        <w:tc>
+          <w:tcPr>
+            <w:tcW w:type="dxa" w:w="1930"/>
+            <w:shd w:fill="F5F8FC"/>
+            <w:tcBorders>
+              <w:top w:val="single" w:sz="8" w:color="9FBAD0"/>
+              <w:left w:val="single" w:sz="8" w:color="9FBAD0"/>
+              <w:bottom w:val="single" w:sz="8" w:color="9FBAD0"/>
+              <w:right w:val="single" w:sz="8" w:color="9FBAD0"/>
+              <w:insideH w:val="single" w:sz="8" w:color="9FBAD0"/>
+              <w:insideV w:val="single" w:sz="8" w:color="9FBAD0"/>
+            </w:tcBorders>
+            <w:tcMar>
+              <w:top w:w="100" w:type="dxa"/>
+              <w:start w:w="40" w:type="dxa"/>
+              <w:bottom w:w="100" w:type="dxa"/>
+              <w:end w:w="40" w:type="dxa"/>
+            </w:tcMar>
+          </w:tcPr>
+          <w:p>
+            <w:pPr>
+              <w:spacing w:after="0"/>
+              <w:jc w:val="center"/>
+            </w:pPr>
+            <w:r>
+              <w:rPr>
+                <w:rFonts w:ascii="Arial" w:hAnsi="Arial"/>
+                <w:b/>
+                <w:i w:val="0"/>
+                <w:color w:val="0B2E59"/>
+                <w:sz w:val="15"/>
+              </w:rPr>
+              <w:t>CO-DESIGN</w:t>
+            </w:r>
+          </w:p>
+        </w:tc>
+        <w:tc>
+          <w:tcPr>
+            <w:tcW w:type="dxa" w:w="1930"/>
+            <w:shd w:fill="CFE2F3"/>
+            <w:tcBorders>
+              <w:top w:val="single" w:sz="8" w:color="9FBAD0"/>
+              <w:left w:val="single" w:sz="8" w:color="9FBAD0"/>
+              <w:bottom w:val="single" w:sz="8" w:color="9FBAD0"/>
+              <w:right w:val="single" w:sz="8" w:color="9FBAD0"/>
+              <w:insideH w:val="single" w:sz="8" w:color="9FBAD0"/>
+              <w:insideV w:val="single" w:sz="8" w:color="9FBAD0"/>
+            </w:tcBorders>
+            <w:tcMar>
+              <w:top w:w="100" w:type="dxa"/>
+              <w:start w:w="40" w:type="dxa"/>
+              <w:bottom w:w="100" w:type="dxa"/>
+              <w:end w:w="40" w:type="dxa"/>
+            </w:tcMar>
+          </w:tcPr>
+          <w:p>
+            <w:pPr>
+              <w:spacing w:after="0"/>
+              <w:jc w:val="center"/>
+            </w:pPr>
+            <w:r>
+              <w:rPr>
+                <w:rFonts w:ascii="Arial" w:hAnsi="Arial"/>
+                <w:b/>
+                <w:i w:val="0"/>
+                <w:color w:val="0B2E59"/>
+                <w:sz w:val="15"/>
+              </w:rPr>
+              <w:t>HANDOVER</w:t>
+            </w:r>
+          </w:p>
+        </w:tc>
+      </w:tr>
+    </w:tbl>
     <w:p>
       <w:r>
         <w:br w:type="page"/>
@@ -848,14 +949,14 @@
     </w:p>
     <w:p>
       <w:pPr>
-        <w:spacing w:after="40"/>
+        <w:spacing w:after="20"/>
         <w:ind w:left="-1123" w:right="-1123"/>
       </w:pPr>
       <w:r>
         <w:drawing>
           <wp:inline xmlns:a="http://schemas.openxmlformats.org/drawingml/2006/main" xmlns:pic="http://schemas.openxmlformats.org/drawingml/2006/picture">
             <wp:extent cx="7560000" cy="935728"/>
-            <wp:docPr id="2" name="Picture 2" descr="AI x City Climate Action Hackathon 2026 template banner with partner logos" title="AI x City Climate Action Hackathon 2026 banner"/>
+            <wp:docPr id="2" name="Picture 2" descr="AI x City Climate Action Hackathon 2026 partner banner" title="AI x City Climate Action Hackathon 2026"/>
             <wp:cNvGraphicFramePr>
               <a:graphicFrameLocks noChangeAspect="1"/>
             </wp:cNvGraphicFramePr>
@@ -867,7 +968,7 @@
                     <pic:cNvPicPr/>
                   </pic:nvPicPr>
                   <pic:blipFill>
-                    <a:blip r:embed="rId9"/>
+                    <a:blip r:embed="rId10"/>
                     <a:stretch>
                       <a:fillRect/>
                     </a:stretch>
@@ -888,106 +989,110 @@
     </w:p>
     <w:p>
       <w:pPr>
-        <w:spacing w:after="80"/>
-        <w:jc w:val="left"/>
+        <w:spacing w:before="0" w:after="20"/>
       </w:pPr>
-      <w:hyperlink r:id="rId10">
+      <w:hyperlink r:id="rId11">
         <w:r>
           <w:rPr>
+            <w:rFonts w:ascii="Arial" w:hAnsi="Arial"/>
             <w:color w:val="075A91"/>
             <w:u w:val="single"/>
-            <w:sz w:val="18"/>
+            <w:sz w:val="17"/>
           </w:rPr>
           <w:t>GitHub: https://github.com/qjmre23/Route2Zero</w:t>
         </w:r>
       </w:hyperlink>
       <w:r>
+        <w:rPr>
+          <w:rFonts w:ascii="Arial" w:hAnsi="Arial"/>
+          <w:b w:val="0"/>
+          <w:i w:val="0"/>
+          <w:color w:val="4B5563"/>
+          <w:sz w:val="16"/>
+        </w:rPr>
         <w:t xml:space="preserve">   |   </w:t>
       </w:r>
-      <w:hyperlink r:id="rId11">
+      <w:hyperlink r:id="rId12">
         <w:r>
           <w:rPr>
+            <w:rFonts w:ascii="Arial" w:hAnsi="Arial"/>
             <w:color w:val="075A91"/>
             <w:u w:val="single"/>
-            <w:sz w:val="18"/>
+            <w:sz w:val="17"/>
           </w:rPr>
-          <w:t>Live demo: https://route2zero.netlify.app/</w:t>
+          <w:t>Live dashboard: https://route2zero.netlify.app/</w:t>
         </w:r>
       </w:hyperlink>
     </w:p>
     <w:p>
       <w:pPr>
-        <w:spacing w:after="40"/>
+        <w:spacing w:before="0" w:after="40"/>
         <w:jc w:val="right"/>
       </w:pPr>
-      <w:r>
-        <w:t>TEAM LARPERS / ROUTE2ZERO</w:t>
-      </w:r>
       <w:r>
         <w:rPr>
           <w:rFonts w:ascii="Arial" w:hAnsi="Arial"/>
           <w:b/>
-          <w:color w:val="3A3A3A"/>
-          <w:sz w:val="16"/>
+          <w:i w:val="0"/>
+          <w:color w:val="4B5563"/>
+          <w:sz w:val="14"/>
         </w:rPr>
+        <w:t>SIX MONTHS / THREE EVIDENCE GATES</w:t>
       </w:r>
     </w:p>
     <w:p>
       <w:pPr>
         <w:pStyle w:val="Title"/>
         <w:keepNext/>
-      </w:pPr>
-      <w:r>
-        <w:t>Team Larpers Pilot Plan</w:t>
-      </w:r>
-    </w:p>
-    <w:p>
-      <w:pPr>
-        <w:keepNext/>
-        <w:spacing w:before="80" w:after="100"/>
+        <w:spacing w:before="20" w:after="40"/>
       </w:pPr>
       <w:r>
         <w:rPr>
           <w:rFonts w:ascii="Arial" w:hAnsi="Arial"/>
           <w:b/>
-          <w:sz w:val="28"/>
+          <w:i w:val="0"/>
+          <w:color w:val="111111"/>
+          <w:sz w:val="38"/>
         </w:rPr>
-        <w:t>TEAM STRUCTURE</w:t>
+        <w:t>Six months, three evidence gates</w:t>
       </w:r>
     </w:p>
     <w:tbl>
       <w:tblPr>
-        <w:tblW w:type="auto" w:w="0"/>
+        <w:tblW w:type="dxa" w:w="9677"/>
         <w:jc w:val="center"/>
         <w:tblLayout w:type="fixed"/>
         <w:tblLook w:firstColumn="1" w:firstRow="1" w:lastColumn="0" w:lastRow="0" w:noHBand="0" w:noVBand="1" w:val="04A0"/>
+        <w:tblInd w:w="100" w:type="dxa"/>
       </w:tblPr>
       <w:tblGrid>
-        <w:gridCol w:w="3220"/>
-        <w:gridCol w:w="3220"/>
-        <w:gridCol w:w="3220"/>
+        <w:gridCol w:w="1037"/>
+        <w:gridCol w:w="2045"/>
+        <w:gridCol w:w="3960"/>
+        <w:gridCol w:w="2635"/>
       </w:tblGrid>
       <w:tr>
         <w:trPr>
           <w:tblHeader w:val="true"/>
+          <w:cantSplit/>
         </w:trPr>
         <w:tc>
           <w:tcPr>
-            <w:tcW w:type="dxa" w:w="2045"/>
-            <w:shd w:fill="D6E8F6"/>
+            <w:tcW w:type="dxa" w:w="1037"/>
+            <w:shd w:fill="CFE2F3"/>
             <w:tcBorders>
-              <w:top w:val="single" w:sz="10" w:color="000000"/>
-              <w:left w:val="single" w:sz="10" w:color="000000"/>
-              <w:bottom w:val="single" w:sz="10" w:color="000000"/>
-              <w:right w:val="single" w:sz="10" w:color="000000"/>
-              <w:insideH w:val="single" w:sz="10" w:color="000000"/>
-              <w:insideV w:val="single" w:sz="10" w:color="000000"/>
+              <w:top w:val="single" w:sz="9" w:color="000000"/>
+              <w:left w:val="single" w:sz="9" w:color="000000"/>
+              <w:bottom w:val="single" w:sz="9" w:color="000000"/>
+              <w:right w:val="single" w:sz="9" w:color="000000"/>
+              <w:insideH w:val="single" w:sz="9" w:color="000000"/>
+              <w:insideV w:val="single" w:sz="9" w:color="000000"/>
             </w:tcBorders>
             <w:tcMar>
-              <w:top w:w="85" w:type="dxa"/>
-              <w:start w:w="110" w:type="dxa"/>
-              <w:bottom w:w="85" w:type="dxa"/>
-              <w:end w:w="110" w:type="dxa"/>
+              <w:top w:w="82" w:type="dxa"/>
+              <w:start w:w="100" w:type="dxa"/>
+              <w:bottom w:w="82" w:type="dxa"/>
+              <w:end w:w="100" w:type="dxa"/>
             </w:tcMar>
             <w:vAlign w:val="center"/>
           </w:tcPr>
@@ -999,29 +1104,31 @@
               <w:rPr>
                 <w:rFonts w:ascii="Arial" w:hAnsi="Arial"/>
                 <w:b w:val="0"/>
-                <w:sz w:val="17"/>
+                <w:i w:val="0"/>
+                <w:color w:val="111111"/>
+                <w:sz w:val="15"/>
               </w:rPr>
-              <w:t>Name</w:t>
+              <w:t>Timeline</w:t>
             </w:r>
           </w:p>
         </w:tc>
         <w:tc>
           <w:tcPr>
-            <w:tcW w:type="dxa" w:w="2621"/>
-            <w:shd w:fill="D6E8F6"/>
+            <w:tcW w:type="dxa" w:w="2045"/>
+            <w:shd w:fill="CFE2F3"/>
             <w:tcBorders>
-              <w:top w:val="single" w:sz="10" w:color="000000"/>
-              <w:left w:val="single" w:sz="10" w:color="000000"/>
-              <w:bottom w:val="single" w:sz="10" w:color="000000"/>
-              <w:right w:val="single" w:sz="10" w:color="000000"/>
-              <w:insideH w:val="single" w:sz="10" w:color="000000"/>
-              <w:insideV w:val="single" w:sz="10" w:color="000000"/>
+              <w:top w:val="single" w:sz="9" w:color="000000"/>
+              <w:left w:val="single" w:sz="9" w:color="000000"/>
+              <w:bottom w:val="single" w:sz="9" w:color="000000"/>
+              <w:right w:val="single" w:sz="9" w:color="000000"/>
+              <w:insideH w:val="single" w:sz="9" w:color="000000"/>
+              <w:insideV w:val="single" w:sz="9" w:color="000000"/>
             </w:tcBorders>
             <w:tcMar>
-              <w:top w:w="85" w:type="dxa"/>
-              <w:start w:w="110" w:type="dxa"/>
-              <w:bottom w:w="85" w:type="dxa"/>
-              <w:end w:w="110" w:type="dxa"/>
+              <w:top w:w="82" w:type="dxa"/>
+              <w:start w:w="100" w:type="dxa"/>
+              <w:bottom w:w="82" w:type="dxa"/>
+              <w:end w:w="100" w:type="dxa"/>
             </w:tcMar>
             <w:vAlign w:val="center"/>
           </w:tcPr>
@@ -1033,29 +1140,31 @@
               <w:rPr>
                 <w:rFonts w:ascii="Arial" w:hAnsi="Arial"/>
                 <w:b w:val="0"/>
-                <w:sz w:val="17"/>
+                <w:i w:val="0"/>
+                <w:color w:val="111111"/>
+                <w:sz w:val="15"/>
               </w:rPr>
-              <w:t>Role</w:t>
+              <w:t>Activity / Milestone</w:t>
             </w:r>
           </w:p>
         </w:tc>
         <w:tc>
           <w:tcPr>
-            <w:tcW w:type="dxa" w:w="5069"/>
-            <w:shd w:fill="D6E8F6"/>
+            <w:tcW w:type="dxa" w:w="3960"/>
+            <w:shd w:fill="CFE2F3"/>
             <w:tcBorders>
-              <w:top w:val="single" w:sz="10" w:color="000000"/>
-              <w:left w:val="single" w:sz="10" w:color="000000"/>
-              <w:bottom w:val="single" w:sz="10" w:color="000000"/>
-              <w:right w:val="single" w:sz="10" w:color="000000"/>
-              <w:insideH w:val="single" w:sz="10" w:color="000000"/>
-              <w:insideV w:val="single" w:sz="10" w:color="000000"/>
+              <w:top w:val="single" w:sz="9" w:color="000000"/>
+              <w:left w:val="single" w:sz="9" w:color="000000"/>
+              <w:bottom w:val="single" w:sz="9" w:color="000000"/>
+              <w:right w:val="single" w:sz="9" w:color="000000"/>
+              <w:insideH w:val="single" w:sz="9" w:color="000000"/>
+              <w:insideV w:val="single" w:sz="9" w:color="000000"/>
             </w:tcBorders>
             <w:tcMar>
-              <w:top w:w="85" w:type="dxa"/>
-              <w:start w:w="110" w:type="dxa"/>
-              <w:bottom w:w="85" w:type="dxa"/>
-              <w:end w:w="110" w:type="dxa"/>
+              <w:top w:w="82" w:type="dxa"/>
+              <w:start w:w="100" w:type="dxa"/>
+              <w:bottom w:w="82" w:type="dxa"/>
+              <w:end w:w="100" w:type="dxa"/>
             </w:tcMar>
             <w:vAlign w:val="center"/>
           </w:tcPr>
@@ -1067,41 +1176,3039 @@
               <w:rPr>
                 <w:rFonts w:ascii="Arial" w:hAnsi="Arial"/>
                 <w:b w:val="0"/>
-                <w:sz w:val="17"/>
+                <w:i w:val="0"/>
+                <w:color w:val="111111"/>
+                <w:sz w:val="15"/>
               </w:rPr>
-              <w:t>Relevant background / experience / skills of member for this role</w:t>
+              <w:t>Core activity</w:t>
+            </w:r>
+          </w:p>
+        </w:tc>
+        <w:tc>
+          <w:tcPr>
+            <w:tcW w:type="dxa" w:w="2635"/>
+            <w:shd w:fill="CFE2F3"/>
+            <w:tcBorders>
+              <w:top w:val="single" w:sz="9" w:color="000000"/>
+              <w:left w:val="single" w:sz="9" w:color="000000"/>
+              <w:bottom w:val="single" w:sz="9" w:color="000000"/>
+              <w:right w:val="single" w:sz="9" w:color="000000"/>
+              <w:insideH w:val="single" w:sz="9" w:color="000000"/>
+              <w:insideV w:val="single" w:sz="9" w:color="000000"/>
+            </w:tcBorders>
+            <w:tcMar>
+              <w:top w:w="82" w:type="dxa"/>
+              <w:start w:w="100" w:type="dxa"/>
+              <w:bottom w:w="82" w:type="dxa"/>
+              <w:end w:w="100" w:type="dxa"/>
+            </w:tcMar>
+            <w:vAlign w:val="center"/>
+          </w:tcPr>
+          <w:p>
+            <w:pPr>
+              <w:spacing w:after="0"/>
+            </w:pPr>
+            <w:r>
+              <w:rPr>
+                <w:rFonts w:ascii="Arial" w:hAnsi="Arial"/>
+                <w:b w:val="0"/>
+                <w:i w:val="0"/>
+                <w:color w:val="111111"/>
+                <w:sz w:val="15"/>
+              </w:rPr>
+              <w:t>Outcome</w:t>
             </w:r>
           </w:p>
         </w:tc>
       </w:tr>
       <w:tr>
+        <w:trPr>
+          <w:cantSplit/>
+        </w:trPr>
         <w:tc>
           <w:tcPr>
-            <w:tcW w:type="dxa" w:w="2045"/>
+            <w:tcW w:type="dxa" w:w="1037"/>
             <w:tcBorders>
-              <w:top w:val="single" w:sz="10" w:color="000000"/>
-              <w:left w:val="single" w:sz="10" w:color="000000"/>
-              <w:bottom w:val="single" w:sz="10" w:color="000000"/>
-              <w:right w:val="single" w:sz="10" w:color="000000"/>
-              <w:insideH w:val="single" w:sz="10" w:color="000000"/>
-              <w:insideV w:val="single" w:sz="10" w:color="000000"/>
+              <w:top w:val="single" w:sz="9" w:color="000000"/>
+              <w:left w:val="single" w:sz="9" w:color="000000"/>
+              <w:bottom w:val="single" w:sz="9" w:color="000000"/>
+              <w:right w:val="single" w:sz="9" w:color="000000"/>
+              <w:insideH w:val="single" w:sz="9" w:color="000000"/>
+              <w:insideV w:val="single" w:sz="9" w:color="000000"/>
             </w:tcBorders>
             <w:tcMar>
-              <w:top w:w="80" w:type="dxa"/>
-              <w:start w:w="110" w:type="dxa"/>
-              <w:bottom w:w="80" w:type="dxa"/>
-              <w:end w:w="110" w:type="dxa"/>
+              <w:top w:w="68" w:type="dxa"/>
+              <w:start w:w="100" w:type="dxa"/>
+              <w:bottom w:w="68" w:type="dxa"/>
+              <w:end w:w="100" w:type="dxa"/>
             </w:tcMar>
             <w:vAlign w:val="top"/>
           </w:tcPr>
           <w:p>
             <w:pPr>
-              <w:spacing w:after="0" w:line="240" w:lineRule="auto"/>
+              <w:spacing w:after="0" w:line="235" w:lineRule="auto"/>
             </w:pPr>
             <w:r>
               <w:rPr>
                 <w:rFonts w:ascii="Arial" w:hAnsi="Arial"/>
+                <w:b w:val="0"/>
+                <w:i w:val="0"/>
+                <w:color w:val="111111"/>
+                <w:sz w:val="14"/>
+              </w:rPr>
+              <w:t>Month 1</w:t>
+            </w:r>
+          </w:p>
+        </w:tc>
+        <w:tc>
+          <w:tcPr>
+            <w:tcW w:type="dxa" w:w="2045"/>
+            <w:tcBorders>
+              <w:top w:val="single" w:sz="9" w:color="000000"/>
+              <w:left w:val="single" w:sz="9" w:color="000000"/>
+              <w:bottom w:val="single" w:sz="9" w:color="000000"/>
+              <w:right w:val="single" w:sz="9" w:color="000000"/>
+              <w:insideH w:val="single" w:sz="9" w:color="000000"/>
+              <w:insideV w:val="single" w:sz="9" w:color="000000"/>
+            </w:tcBorders>
+            <w:tcMar>
+              <w:top w:w="68" w:type="dxa"/>
+              <w:start w:w="100" w:type="dxa"/>
+              <w:bottom w:w="68" w:type="dxa"/>
+              <w:end w:w="100" w:type="dxa"/>
+            </w:tcMar>
+            <w:vAlign w:val="top"/>
+          </w:tcPr>
+          <w:p>
+            <w:pPr>
+              <w:spacing w:after="0" w:line="235" w:lineRule="auto"/>
+            </w:pPr>
+            <w:r>
+              <w:rPr>
+                <w:rFonts w:ascii="Arial" w:hAnsi="Arial"/>
+                <w:b w:val="0"/>
+                <w:i w:val="0"/>
+                <w:color w:val="111111"/>
+                <w:sz w:val="14"/>
+              </w:rPr>
+              <w:t>Baseline + model protocol</w:t>
+            </w:r>
+          </w:p>
+        </w:tc>
+        <w:tc>
+          <w:tcPr>
+            <w:tcW w:type="dxa" w:w="3960"/>
+            <w:tcBorders>
+              <w:top w:val="single" w:sz="9" w:color="000000"/>
+              <w:left w:val="single" w:sz="9" w:color="000000"/>
+              <w:bottom w:val="single" w:sz="9" w:color="000000"/>
+              <w:right w:val="single" w:sz="9" w:color="000000"/>
+              <w:insideH w:val="single" w:sz="9" w:color="000000"/>
+              <w:insideV w:val="single" w:sz="9" w:color="000000"/>
+            </w:tcBorders>
+            <w:tcMar>
+              <w:top w:w="68" w:type="dxa"/>
+              <w:start w:w="100" w:type="dxa"/>
+              <w:bottom w:w="68" w:type="dxa"/>
+              <w:end w:w="100" w:type="dxa"/>
+            </w:tcMar>
+            <w:vAlign w:val="top"/>
+          </w:tcPr>
+          <w:p>
+            <w:pPr>
+              <w:spacing w:after="0" w:line="235" w:lineRule="auto"/>
+            </w:pPr>
+            <w:r>
+              <w:rPr>
+                <w:rFonts w:ascii="Arial" w:hAnsi="Arial"/>
+                <w:b w:val="0"/>
+                <w:i w:val="0"/>
+                <w:color w:val="111111"/>
+                <w:sz w:val="14"/>
+              </w:rPr>
+              <w:t>Confirm decision owners and route sample; freeze source registry/build; approve validation, ML evaluation, privacy, and climate protocols.</w:t>
+            </w:r>
+          </w:p>
+        </w:tc>
+        <w:tc>
+          <w:tcPr>
+            <w:tcW w:type="dxa" w:w="2635"/>
+            <w:tcBorders>
+              <w:top w:val="single" w:sz="9" w:color="000000"/>
+              <w:left w:val="single" w:sz="9" w:color="000000"/>
+              <w:bottom w:val="single" w:sz="9" w:color="000000"/>
+              <w:right w:val="single" w:sz="9" w:color="000000"/>
+              <w:insideH w:val="single" w:sz="9" w:color="000000"/>
+              <w:insideV w:val="single" w:sz="9" w:color="000000"/>
+            </w:tcBorders>
+            <w:tcMar>
+              <w:top w:w="68" w:type="dxa"/>
+              <w:start w:w="100" w:type="dxa"/>
+              <w:bottom w:w="68" w:type="dxa"/>
+              <w:end w:w="100" w:type="dxa"/>
+            </w:tcMar>
+            <w:vAlign w:val="top"/>
+          </w:tcPr>
+          <w:p>
+            <w:pPr>
+              <w:spacing w:after="0" w:line="235" w:lineRule="auto"/>
+            </w:pPr>
+            <w:r>
+              <w:rPr>
+                <w:rFonts w:ascii="Arial" w:hAnsi="Arial"/>
+                <w:b w:val="0"/>
+                <w:i w:val="0"/>
+                <w:color w:val="111111"/>
+                <w:sz w:val="14"/>
+              </w:rPr>
+              <w:t>Pilot charter; baseline build; route sample; validation protocol; risk register.</w:t>
+            </w:r>
+          </w:p>
+        </w:tc>
+      </w:tr>
+      <w:tr>
+        <w:trPr>
+          <w:cantSplit/>
+        </w:trPr>
+        <w:tc>
+          <w:tcPr>
+            <w:tcW w:type="dxa" w:w="1037"/>
+            <w:tcBorders>
+              <w:top w:val="single" w:sz="9" w:color="000000"/>
+              <w:left w:val="single" w:sz="9" w:color="000000"/>
+              <w:bottom w:val="single" w:sz="9" w:color="000000"/>
+              <w:right w:val="single" w:sz="9" w:color="000000"/>
+              <w:insideH w:val="single" w:sz="9" w:color="000000"/>
+              <w:insideV w:val="single" w:sz="9" w:color="000000"/>
+            </w:tcBorders>
+            <w:tcMar>
+              <w:top w:w="68" w:type="dxa"/>
+              <w:start w:w="100" w:type="dxa"/>
+              <w:bottom w:w="68" w:type="dxa"/>
+              <w:end w:w="100" w:type="dxa"/>
+            </w:tcMar>
+            <w:shd w:fill="F8FAFC"/>
+            <w:vAlign w:val="top"/>
+          </w:tcPr>
+          <w:p>
+            <w:pPr>
+              <w:spacing w:after="0" w:line="235" w:lineRule="auto"/>
+            </w:pPr>
+            <w:r>
+              <w:rPr>
+                <w:rFonts w:ascii="Arial" w:hAnsi="Arial"/>
+                <w:b w:val="0"/>
+                <w:i w:val="0"/>
+                <w:color w:val="111111"/>
+                <w:sz w:val="14"/>
+              </w:rPr>
+              <w:t>Month 2</w:t>
+            </w:r>
+          </w:p>
+        </w:tc>
+        <w:tc>
+          <w:tcPr>
+            <w:tcW w:type="dxa" w:w="2045"/>
+            <w:tcBorders>
+              <w:top w:val="single" w:sz="9" w:color="000000"/>
+              <w:left w:val="single" w:sz="9" w:color="000000"/>
+              <w:bottom w:val="single" w:sz="9" w:color="000000"/>
+              <w:right w:val="single" w:sz="9" w:color="000000"/>
+              <w:insideH w:val="single" w:sz="9" w:color="000000"/>
+              <w:insideV w:val="single" w:sz="9" w:color="000000"/>
+            </w:tcBorders>
+            <w:tcMar>
+              <w:top w:w="68" w:type="dxa"/>
+              <w:start w:w="100" w:type="dxa"/>
+              <w:bottom w:w="68" w:type="dxa"/>
+              <w:end w:w="100" w:type="dxa"/>
+            </w:tcMar>
+            <w:shd w:fill="F8FAFC"/>
+            <w:vAlign w:val="top"/>
+          </w:tcPr>
+          <w:p>
+            <w:pPr>
+              <w:spacing w:after="0" w:line="235" w:lineRule="auto"/>
+            </w:pPr>
+            <w:r>
+              <w:rPr>
+                <w:rFonts w:ascii="Arial" w:hAnsi="Arial"/>
+                <w:b w:val="0"/>
+                <w:i w:val="0"/>
+                <w:color w:val="111111"/>
+                <w:sz w:val="14"/>
+              </w:rPr>
+              <w:t>Data refresh + ground truth</w:t>
+            </w:r>
+          </w:p>
+        </w:tc>
+        <w:tc>
+          <w:tcPr>
+            <w:tcW w:type="dxa" w:w="3960"/>
+            <w:tcBorders>
+              <w:top w:val="single" w:sz="9" w:color="000000"/>
+              <w:left w:val="single" w:sz="9" w:color="000000"/>
+              <w:bottom w:val="single" w:sz="9" w:color="000000"/>
+              <w:right w:val="single" w:sz="9" w:color="000000"/>
+              <w:insideH w:val="single" w:sz="9" w:color="000000"/>
+              <w:insideV w:val="single" w:sz="9" w:color="000000"/>
+            </w:tcBorders>
+            <w:tcMar>
+              <w:top w:w="68" w:type="dxa"/>
+              <w:start w:w="100" w:type="dxa"/>
+              <w:bottom w:w="68" w:type="dxa"/>
+              <w:end w:w="100" w:type="dxa"/>
+            </w:tcMar>
+            <w:shd w:fill="F8FAFC"/>
+            <w:vAlign w:val="top"/>
+          </w:tcPr>
+          <w:p>
+            <w:pPr>
+              <w:spacing w:after="0" w:line="235" w:lineRule="auto"/>
+            </w:pPr>
+            <w:r>
+              <w:rPr>
+                <w:rFonts w:ascii="Arial" w:hAnsi="Arial"/>
+                <w:b w:val="0"/>
+                <w:i w:val="0"/>
+                <w:color w:val="111111"/>
+                <w:sz w:val="14"/>
+              </w:rPr>
+              <w:t>Desk/field-check routes; observe service; validate geometry; collect operator, charging/depot, and local equity/accessibility evidence.</w:t>
+            </w:r>
+          </w:p>
+        </w:tc>
+        <w:tc>
+          <w:tcPr>
+            <w:tcW w:type="dxa" w:w="2635"/>
+            <w:tcBorders>
+              <w:top w:val="single" w:sz="9" w:color="000000"/>
+              <w:left w:val="single" w:sz="9" w:color="000000"/>
+              <w:bottom w:val="single" w:sz="9" w:color="000000"/>
+              <w:right w:val="single" w:sz="9" w:color="000000"/>
+              <w:insideH w:val="single" w:sz="9" w:color="000000"/>
+              <w:insideV w:val="single" w:sz="9" w:color="000000"/>
+            </w:tcBorders>
+            <w:tcMar>
+              <w:top w:w="68" w:type="dxa"/>
+              <w:start w:w="100" w:type="dxa"/>
+              <w:bottom w:w="68" w:type="dxa"/>
+              <w:end w:w="100" w:type="dxa"/>
+            </w:tcMar>
+            <w:shd w:fill="F8FAFC"/>
+            <w:vAlign w:val="top"/>
+          </w:tcPr>
+          <w:p>
+            <w:pPr>
+              <w:spacing w:after="0" w:line="235" w:lineRule="auto"/>
+            </w:pPr>
+            <w:r>
+              <w:rPr>
+                <w:rFonts w:ascii="Arial" w:hAnsi="Arial"/>
+                <w:b w:val="0"/>
+                <w:i w:val="0"/>
+                <w:color w:val="111111"/>
+                <w:sz w:val="14"/>
+              </w:rPr>
+              <w:t>Updated validation, operator, and charging ledgers; ground-truth sample; source refresh.</w:t>
+            </w:r>
+          </w:p>
+        </w:tc>
+      </w:tr>
+      <w:tr>
+        <w:trPr>
+          <w:cantSplit/>
+        </w:trPr>
+        <w:tc>
+          <w:tcPr>
+            <w:tcW w:type="dxa" w:w="1037"/>
+            <w:tcBorders>
+              <w:top w:val="single" w:sz="9" w:color="000000"/>
+              <w:left w:val="single" w:sz="9" w:color="000000"/>
+              <w:bottom w:val="single" w:sz="9" w:color="000000"/>
+              <w:right w:val="single" w:sz="9" w:color="000000"/>
+              <w:insideH w:val="single" w:sz="9" w:color="000000"/>
+              <w:insideV w:val="single" w:sz="9" w:color="000000"/>
+            </w:tcBorders>
+            <w:tcMar>
+              <w:top w:w="68" w:type="dxa"/>
+              <w:start w:w="100" w:type="dxa"/>
+              <w:bottom w:w="68" w:type="dxa"/>
+              <w:end w:w="100" w:type="dxa"/>
+            </w:tcMar>
+            <w:vAlign w:val="top"/>
+          </w:tcPr>
+          <w:p>
+            <w:pPr>
+              <w:spacing w:after="0" w:line="235" w:lineRule="auto"/>
+            </w:pPr>
+            <w:r>
+              <w:rPr>
+                <w:rFonts w:ascii="Arial" w:hAnsi="Arial"/>
+                <w:b w:val="0"/>
+                <w:i w:val="0"/>
+                <w:color w:val="111111"/>
+                <w:sz w:val="14"/>
+              </w:rPr>
+              <w:t>Gate 1</w:t>
+            </w:r>
+          </w:p>
+        </w:tc>
+        <w:tc>
+          <w:tcPr>
+            <w:tcW w:type="dxa" w:w="2045"/>
+            <w:tcBorders>
+              <w:top w:val="single" w:sz="9" w:color="000000"/>
+              <w:left w:val="single" w:sz="9" w:color="000000"/>
+              <w:bottom w:val="single" w:sz="9" w:color="000000"/>
+              <w:right w:val="single" w:sz="9" w:color="000000"/>
+              <w:insideH w:val="single" w:sz="9" w:color="000000"/>
+              <w:insideV w:val="single" w:sz="9" w:color="000000"/>
+            </w:tcBorders>
+            <w:tcMar>
+              <w:top w:w="68" w:type="dxa"/>
+              <w:start w:w="100" w:type="dxa"/>
+              <w:bottom w:w="68" w:type="dxa"/>
+              <w:end w:w="100" w:type="dxa"/>
+            </w:tcMar>
+            <w:vAlign w:val="top"/>
+          </w:tcPr>
+          <w:p>
+            <w:pPr>
+              <w:spacing w:after="0" w:line="235" w:lineRule="auto"/>
+            </w:pPr>
+            <w:r>
+              <w:rPr>
+                <w:rFonts w:ascii="Arial" w:hAnsi="Arial"/>
+                <w:b w:val="0"/>
+                <w:i w:val="0"/>
+                <w:color w:val="111111"/>
+                <w:sz w:val="14"/>
+              </w:rPr>
+              <w:t>Evidence readiness review</w:t>
+            </w:r>
+          </w:p>
+        </w:tc>
+        <w:tc>
+          <w:tcPr>
+            <w:tcW w:type="dxa" w:w="3960"/>
+            <w:tcBorders>
+              <w:top w:val="single" w:sz="9" w:color="000000"/>
+              <w:left w:val="single" w:sz="9" w:color="000000"/>
+              <w:bottom w:val="single" w:sz="9" w:color="000000"/>
+              <w:right w:val="single" w:sz="9" w:color="000000"/>
+              <w:insideH w:val="single" w:sz="9" w:color="000000"/>
+              <w:insideV w:val="single" w:sz="9" w:color="000000"/>
+            </w:tcBorders>
+            <w:tcMar>
+              <w:top w:w="68" w:type="dxa"/>
+              <w:start w:w="100" w:type="dxa"/>
+              <w:bottom w:w="68" w:type="dxa"/>
+              <w:end w:w="100" w:type="dxa"/>
+            </w:tcMar>
+            <w:vAlign w:val="top"/>
+          </w:tcPr>
+          <w:p>
+            <w:pPr>
+              <w:spacing w:after="0" w:line="235" w:lineRule="auto"/>
+            </w:pPr>
+            <w:r>
+              <w:rPr>
+                <w:rFonts w:ascii="Arial" w:hAnsi="Arial"/>
+                <w:b w:val="0"/>
+                <w:i w:val="0"/>
+                <w:color w:val="111111"/>
+                <w:sz w:val="14"/>
+              </w:rPr>
+              <w:t>Accept evidence plan and model-validation protocol; confirm minimum data coverage; resolve governance blockers.</w:t>
+            </w:r>
+          </w:p>
+        </w:tc>
+        <w:tc>
+          <w:tcPr>
+            <w:tcW w:type="dxa" w:w="2635"/>
+            <w:tcBorders>
+              <w:top w:val="single" w:sz="9" w:color="000000"/>
+              <w:left w:val="single" w:sz="9" w:color="000000"/>
+              <w:bottom w:val="single" w:sz="9" w:color="000000"/>
+              <w:right w:val="single" w:sz="9" w:color="000000"/>
+              <w:insideH w:val="single" w:sz="9" w:color="000000"/>
+              <w:insideV w:val="single" w:sz="9" w:color="000000"/>
+            </w:tcBorders>
+            <w:tcMar>
+              <w:top w:w="68" w:type="dxa"/>
+              <w:start w:w="100" w:type="dxa"/>
+              <w:bottom w:w="68" w:type="dxa"/>
+              <w:end w:w="100" w:type="dxa"/>
+            </w:tcMar>
+            <w:vAlign w:val="top"/>
+          </w:tcPr>
+          <w:p>
+            <w:pPr>
+              <w:spacing w:after="0" w:line="235" w:lineRule="auto"/>
+            </w:pPr>
+            <w:r>
+              <w:rPr>
+                <w:rFonts w:ascii="Arial" w:hAnsi="Arial"/>
+                <w:b w:val="0"/>
+                <w:i w:val="0"/>
+                <w:color w:val="111111"/>
+                <w:sz w:val="14"/>
+              </w:rPr>
+              <w:t>Approved evidence gate or documented corrective actions.</w:t>
+            </w:r>
+          </w:p>
+        </w:tc>
+      </w:tr>
+      <w:tr>
+        <w:trPr>
+          <w:cantSplit/>
+        </w:trPr>
+        <w:tc>
+          <w:tcPr>
+            <w:tcW w:type="dxa" w:w="1037"/>
+            <w:tcBorders>
+              <w:top w:val="single" w:sz="9" w:color="000000"/>
+              <w:left w:val="single" w:sz="9" w:color="000000"/>
+              <w:bottom w:val="single" w:sz="9" w:color="000000"/>
+              <w:right w:val="single" w:sz="9" w:color="000000"/>
+              <w:insideH w:val="single" w:sz="9" w:color="000000"/>
+              <w:insideV w:val="single" w:sz="9" w:color="000000"/>
+            </w:tcBorders>
+            <w:tcMar>
+              <w:top w:w="68" w:type="dxa"/>
+              <w:start w:w="100" w:type="dxa"/>
+              <w:bottom w:w="68" w:type="dxa"/>
+              <w:end w:w="100" w:type="dxa"/>
+            </w:tcMar>
+            <w:shd w:fill="F8FAFC"/>
+            <w:vAlign w:val="top"/>
+          </w:tcPr>
+          <w:p>
+            <w:pPr>
+              <w:spacing w:after="0" w:line="235" w:lineRule="auto"/>
+            </w:pPr>
+            <w:r>
+              <w:rPr>
+                <w:rFonts w:ascii="Arial" w:hAnsi="Arial"/>
+                <w:b w:val="0"/>
+                <w:i w:val="0"/>
+                <w:color w:val="111111"/>
+                <w:sz w:val="14"/>
+              </w:rPr>
+              <w:t>Month 3</w:t>
+            </w:r>
+          </w:p>
+        </w:tc>
+        <w:tc>
+          <w:tcPr>
+            <w:tcW w:type="dxa" w:w="2045"/>
+            <w:tcBorders>
+              <w:top w:val="single" w:sz="9" w:color="000000"/>
+              <w:left w:val="single" w:sz="9" w:color="000000"/>
+              <w:bottom w:val="single" w:sz="9" w:color="000000"/>
+              <w:right w:val="single" w:sz="9" w:color="000000"/>
+              <w:insideH w:val="single" w:sz="9" w:color="000000"/>
+              <w:insideV w:val="single" w:sz="9" w:color="000000"/>
+            </w:tcBorders>
+            <w:tcMar>
+              <w:top w:w="68" w:type="dxa"/>
+              <w:start w:w="100" w:type="dxa"/>
+              <w:bottom w:w="68" w:type="dxa"/>
+              <w:end w:w="100" w:type="dxa"/>
+            </w:tcMar>
+            <w:shd w:fill="F8FAFC"/>
+            <w:vAlign w:val="top"/>
+          </w:tcPr>
+          <w:p>
+            <w:pPr>
+              <w:spacing w:after="0" w:line="235" w:lineRule="auto"/>
+            </w:pPr>
+            <w:r>
+              <w:rPr>
+                <w:rFonts w:ascii="Arial" w:hAnsi="Arial"/>
+                <w:b w:val="0"/>
+                <w:i w:val="0"/>
+                <w:color w:val="111111"/>
+                <w:sz w:val="14"/>
+              </w:rPr>
+              <w:t>Model + route validation</w:t>
+            </w:r>
+          </w:p>
+        </w:tc>
+        <w:tc>
+          <w:tcPr>
+            <w:tcW w:type="dxa" w:w="3960"/>
+            <w:tcBorders>
+              <w:top w:val="single" w:sz="9" w:color="000000"/>
+              <w:left w:val="single" w:sz="9" w:color="000000"/>
+              <w:bottom w:val="single" w:sz="9" w:color="000000"/>
+              <w:right w:val="single" w:sz="9" w:color="000000"/>
+              <w:insideH w:val="single" w:sz="9" w:color="000000"/>
+              <w:insideV w:val="single" w:sz="9" w:color="000000"/>
+            </w:tcBorders>
+            <w:tcMar>
+              <w:top w:w="68" w:type="dxa"/>
+              <w:start w:w="100" w:type="dxa"/>
+              <w:bottom w:w="68" w:type="dxa"/>
+              <w:end w:w="100" w:type="dxa"/>
+            </w:tcMar>
+            <w:shd w:fill="F8FAFC"/>
+            <w:vAlign w:val="top"/>
+          </w:tcPr>
+          <w:p>
+            <w:pPr>
+              <w:spacing w:after="0" w:line="235" w:lineRule="auto"/>
+            </w:pPr>
+            <w:r>
+              <w:rPr>
+                <w:rFonts w:ascii="Arial" w:hAnsi="Arial"/>
+                <w:b w:val="0"/>
+                <w:i w:val="0"/>
+                <w:color w:val="111111"/>
+                <w:sz w:val="14"/>
+              </w:rPr>
+              <w:t>Compare ML estimates with refreshed observations; recalculate metrics; review anomalies; tune geometry/evidence rules and equity variables.</w:t>
+            </w:r>
+          </w:p>
+        </w:tc>
+        <w:tc>
+          <w:tcPr>
+            <w:tcW w:type="dxa" w:w="2635"/>
+            <w:tcBorders>
+              <w:top w:val="single" w:sz="9" w:color="000000"/>
+              <w:left w:val="single" w:sz="9" w:color="000000"/>
+              <w:bottom w:val="single" w:sz="9" w:color="000000"/>
+              <w:right w:val="single" w:sz="9" w:color="000000"/>
+              <w:insideH w:val="single" w:sz="9" w:color="000000"/>
+              <w:insideV w:val="single" w:sz="9" w:color="000000"/>
+            </w:tcBorders>
+            <w:tcMar>
+              <w:top w:w="68" w:type="dxa"/>
+              <w:start w:w="100" w:type="dxa"/>
+              <w:bottom w:w="68" w:type="dxa"/>
+              <w:end w:w="100" w:type="dxa"/>
+            </w:tcMar>
+            <w:shd w:fill="F8FAFC"/>
+            <w:vAlign w:val="top"/>
+          </w:tcPr>
+          <w:p>
+            <w:pPr>
+              <w:spacing w:after="0" w:line="235" w:lineRule="auto"/>
+            </w:pPr>
+            <w:r>
+              <w:rPr>
+                <w:rFonts w:ascii="Arial" w:hAnsi="Arial"/>
+                <w:b w:val="0"/>
+                <w:i w:val="0"/>
+                <w:color w:val="111111"/>
+                <w:sz w:val="14"/>
+              </w:rPr>
+              <w:t>Pilot model evaluation; model-card update; revised evidence grades; validated flagship case.</w:t>
+            </w:r>
+          </w:p>
+        </w:tc>
+      </w:tr>
+      <w:tr>
+        <w:trPr>
+          <w:cantSplit/>
+        </w:trPr>
+        <w:tc>
+          <w:tcPr>
+            <w:tcW w:type="dxa" w:w="1037"/>
+            <w:tcBorders>
+              <w:top w:val="single" w:sz="9" w:color="000000"/>
+              <w:left w:val="single" w:sz="9" w:color="000000"/>
+              <w:bottom w:val="single" w:sz="9" w:color="000000"/>
+              <w:right w:val="single" w:sz="9" w:color="000000"/>
+              <w:insideH w:val="single" w:sz="9" w:color="000000"/>
+              <w:insideV w:val="single" w:sz="9" w:color="000000"/>
+            </w:tcBorders>
+            <w:tcMar>
+              <w:top w:w="68" w:type="dxa"/>
+              <w:start w:w="100" w:type="dxa"/>
+              <w:bottom w:w="68" w:type="dxa"/>
+              <w:end w:w="100" w:type="dxa"/>
+            </w:tcMar>
+            <w:vAlign w:val="top"/>
+          </w:tcPr>
+          <w:p>
+            <w:pPr>
+              <w:spacing w:after="0" w:line="235" w:lineRule="auto"/>
+            </w:pPr>
+            <w:r>
+              <w:rPr>
+                <w:rFonts w:ascii="Arial" w:hAnsi="Arial"/>
+                <w:b w:val="0"/>
+                <w:i w:val="0"/>
+                <w:color w:val="111111"/>
+                <w:sz w:val="14"/>
+              </w:rPr>
+              <w:t>Month 4</w:t>
+            </w:r>
+          </w:p>
+        </w:tc>
+        <w:tc>
+          <w:tcPr>
+            <w:tcW w:type="dxa" w:w="2045"/>
+            <w:tcBorders>
+              <w:top w:val="single" w:sz="9" w:color="000000"/>
+              <w:left w:val="single" w:sz="9" w:color="000000"/>
+              <w:bottom w:val="single" w:sz="9" w:color="000000"/>
+              <w:right w:val="single" w:sz="9" w:color="000000"/>
+              <w:insideH w:val="single" w:sz="9" w:color="000000"/>
+              <w:insideV w:val="single" w:sz="9" w:color="000000"/>
+            </w:tcBorders>
+            <w:tcMar>
+              <w:top w:w="68" w:type="dxa"/>
+              <w:start w:w="100" w:type="dxa"/>
+              <w:bottom w:w="68" w:type="dxa"/>
+              <w:end w:w="100" w:type="dxa"/>
+            </w:tcMar>
+            <w:vAlign w:val="top"/>
+          </w:tcPr>
+          <w:p>
+            <w:pPr>
+              <w:spacing w:after="0" w:line="235" w:lineRule="auto"/>
+            </w:pPr>
+            <w:r>
+              <w:rPr>
+                <w:rFonts w:ascii="Arial" w:hAnsi="Arial"/>
+                <w:b w:val="0"/>
+                <w:i w:val="0"/>
+                <w:color w:val="111111"/>
+                <w:sz w:val="14"/>
+              </w:rPr>
+              <w:t>Climate, charging + operator pre-feasibility</w:t>
+            </w:r>
+          </w:p>
+        </w:tc>
+        <w:tc>
+          <w:tcPr>
+            <w:tcW w:type="dxa" w:w="3960"/>
+            <w:tcBorders>
+              <w:top w:val="single" w:sz="9" w:color="000000"/>
+              <w:left w:val="single" w:sz="9" w:color="000000"/>
+              <w:bottom w:val="single" w:sz="9" w:color="000000"/>
+              <w:right w:val="single" w:sz="9" w:color="000000"/>
+              <w:insideH w:val="single" w:sz="9" w:color="000000"/>
+              <w:insideV w:val="single" w:sz="9" w:color="000000"/>
+            </w:tcBorders>
+            <w:tcMar>
+              <w:top w:w="68" w:type="dxa"/>
+              <w:start w:w="100" w:type="dxa"/>
+              <w:bottom w:w="68" w:type="dxa"/>
+              <w:end w:w="100" w:type="dxa"/>
+            </w:tcMar>
+            <w:vAlign w:val="top"/>
+          </w:tcPr>
+          <w:p>
+            <w:pPr>
+              <w:spacing w:after="0" w:line="235" w:lineRule="auto"/>
+            </w:pPr>
+            <w:r>
+              <w:rPr>
+                <w:rFonts w:ascii="Arial" w:hAnsi="Arial"/>
+                <w:b w:val="0"/>
+                <w:i w:val="0"/>
+                <w:color w:val="111111"/>
+                <w:sz w:val="14"/>
+              </w:rPr>
+              <w:t>Calibrate diesel/electric assumptions; validate energy scenarios; request utility evidence; assess sites, operators, and verified constraints.</w:t>
+            </w:r>
+          </w:p>
+        </w:tc>
+        <w:tc>
+          <w:tcPr>
+            <w:tcW w:type="dxa" w:w="2635"/>
+            <w:tcBorders>
+              <w:top w:val="single" w:sz="9" w:color="000000"/>
+              <w:left w:val="single" w:sz="9" w:color="000000"/>
+              <w:bottom w:val="single" w:sz="9" w:color="000000"/>
+              <w:right w:val="single" w:sz="9" w:color="000000"/>
+              <w:insideH w:val="single" w:sz="9" w:color="000000"/>
+              <w:insideV w:val="single" w:sz="9" w:color="000000"/>
+            </w:tcBorders>
+            <w:tcMar>
+              <w:top w:w="68" w:type="dxa"/>
+              <w:start w:w="100" w:type="dxa"/>
+              <w:bottom w:w="68" w:type="dxa"/>
+              <w:end w:w="100" w:type="dxa"/>
+            </w:tcMar>
+            <w:vAlign w:val="top"/>
+          </w:tcPr>
+          <w:p>
+            <w:pPr>
+              <w:spacing w:after="0" w:line="235" w:lineRule="auto"/>
+            </w:pPr>
+            <w:r>
+              <w:rPr>
+                <w:rFonts w:ascii="Arial" w:hAnsi="Arial"/>
+                <w:b w:val="0"/>
+                <w:i w:val="0"/>
+                <w:color w:val="111111"/>
+                <w:sz w:val="14"/>
+              </w:rPr>
+              <w:t>Calibrated climate scenario; charging/operator cards; optimizer-ready constraints.</w:t>
+            </w:r>
+          </w:p>
+        </w:tc>
+      </w:tr>
+      <w:tr>
+        <w:trPr>
+          <w:cantSplit/>
+        </w:trPr>
+        <w:tc>
+          <w:tcPr>
+            <w:tcW w:type="dxa" w:w="1037"/>
+            <w:tcBorders>
+              <w:top w:val="single" w:sz="9" w:color="000000"/>
+              <w:left w:val="single" w:sz="9" w:color="000000"/>
+              <w:bottom w:val="single" w:sz="9" w:color="000000"/>
+              <w:right w:val="single" w:sz="9" w:color="000000"/>
+              <w:insideH w:val="single" w:sz="9" w:color="000000"/>
+              <w:insideV w:val="single" w:sz="9" w:color="000000"/>
+            </w:tcBorders>
+            <w:tcMar>
+              <w:top w:w="68" w:type="dxa"/>
+              <w:start w:w="100" w:type="dxa"/>
+              <w:bottom w:w="68" w:type="dxa"/>
+              <w:end w:w="100" w:type="dxa"/>
+            </w:tcMar>
+            <w:shd w:fill="F8FAFC"/>
+            <w:vAlign w:val="top"/>
+          </w:tcPr>
+          <w:p>
+            <w:pPr>
+              <w:spacing w:after="0" w:line="235" w:lineRule="auto"/>
+            </w:pPr>
+            <w:r>
+              <w:rPr>
+                <w:rFonts w:ascii="Arial" w:hAnsi="Arial"/>
+                <w:b w:val="0"/>
+                <w:i w:val="0"/>
+                <w:color w:val="111111"/>
+                <w:sz w:val="14"/>
+              </w:rPr>
+              <w:t>Gate 2</w:t>
+            </w:r>
+          </w:p>
+        </w:tc>
+        <w:tc>
+          <w:tcPr>
+            <w:tcW w:type="dxa" w:w="2045"/>
+            <w:tcBorders>
+              <w:top w:val="single" w:sz="9" w:color="000000"/>
+              <w:left w:val="single" w:sz="9" w:color="000000"/>
+              <w:bottom w:val="single" w:sz="9" w:color="000000"/>
+              <w:right w:val="single" w:sz="9" w:color="000000"/>
+              <w:insideH w:val="single" w:sz="9" w:color="000000"/>
+              <w:insideV w:val="single" w:sz="9" w:color="000000"/>
+            </w:tcBorders>
+            <w:tcMar>
+              <w:top w:w="68" w:type="dxa"/>
+              <w:start w:w="100" w:type="dxa"/>
+              <w:bottom w:w="68" w:type="dxa"/>
+              <w:end w:w="100" w:type="dxa"/>
+            </w:tcMar>
+            <w:shd w:fill="F8FAFC"/>
+            <w:vAlign w:val="top"/>
+          </w:tcPr>
+          <w:p>
+            <w:pPr>
+              <w:spacing w:after="0" w:line="235" w:lineRule="auto"/>
+            </w:pPr>
+            <w:r>
+              <w:rPr>
+                <w:rFonts w:ascii="Arial" w:hAnsi="Arial"/>
+                <w:b w:val="0"/>
+                <w:i w:val="0"/>
+                <w:color w:val="111111"/>
+                <w:sz w:val="14"/>
+              </w:rPr>
+              <w:t>Quality + route-set review</w:t>
+            </w:r>
+          </w:p>
+        </w:tc>
+        <w:tc>
+          <w:tcPr>
+            <w:tcW w:type="dxa" w:w="3960"/>
+            <w:tcBorders>
+              <w:top w:val="single" w:sz="9" w:color="000000"/>
+              <w:left w:val="single" w:sz="9" w:color="000000"/>
+              <w:bottom w:val="single" w:sz="9" w:color="000000"/>
+              <w:right w:val="single" w:sz="9" w:color="000000"/>
+              <w:insideH w:val="single" w:sz="9" w:color="000000"/>
+              <w:insideV w:val="single" w:sz="9" w:color="000000"/>
+            </w:tcBorders>
+            <w:tcMar>
+              <w:top w:w="68" w:type="dxa"/>
+              <w:start w:w="100" w:type="dxa"/>
+              <w:bottom w:w="68" w:type="dxa"/>
+              <w:end w:w="100" w:type="dxa"/>
+            </w:tcMar>
+            <w:shd w:fill="F8FAFC"/>
+            <w:vAlign w:val="top"/>
+          </w:tcPr>
+          <w:p>
+            <w:pPr>
+              <w:spacing w:after="0" w:line="235" w:lineRule="auto"/>
+            </w:pPr>
+            <w:r>
+              <w:rPr>
+                <w:rFonts w:ascii="Arial" w:hAnsi="Arial"/>
+                <w:b w:val="0"/>
+                <w:i w:val="0"/>
+                <w:color w:val="111111"/>
+                <w:sz w:val="14"/>
+              </w:rPr>
+              <w:t>Accept pilot route set and model/evidence quality; hold routes with unresolved critical issues or mark them evidence-limited.</w:t>
+            </w:r>
+          </w:p>
+        </w:tc>
+        <w:tc>
+          <w:tcPr>
+            <w:tcW w:type="dxa" w:w="2635"/>
+            <w:tcBorders>
+              <w:top w:val="single" w:sz="9" w:color="000000"/>
+              <w:left w:val="single" w:sz="9" w:color="000000"/>
+              <w:bottom w:val="single" w:sz="9" w:color="000000"/>
+              <w:right w:val="single" w:sz="9" w:color="000000"/>
+              <w:insideH w:val="single" w:sz="9" w:color="000000"/>
+              <w:insideV w:val="single" w:sz="9" w:color="000000"/>
+            </w:tcBorders>
+            <w:tcMar>
+              <w:top w:w="68" w:type="dxa"/>
+              <w:start w:w="100" w:type="dxa"/>
+              <w:bottom w:w="68" w:type="dxa"/>
+              <w:end w:w="100" w:type="dxa"/>
+            </w:tcMar>
+            <w:shd w:fill="F8FAFC"/>
+            <w:vAlign w:val="top"/>
+          </w:tcPr>
+          <w:p>
+            <w:pPr>
+              <w:spacing w:after="0" w:line="235" w:lineRule="auto"/>
+            </w:pPr>
+            <w:r>
+              <w:rPr>
+                <w:rFonts w:ascii="Arial" w:hAnsi="Arial"/>
+                <w:b w:val="0"/>
+                <w:i w:val="0"/>
+                <w:color w:val="111111"/>
+                <w:sz w:val="14"/>
+              </w:rPr>
+              <w:t>Approved route set with explicit holds and evidence limits.</w:t>
+            </w:r>
+          </w:p>
+        </w:tc>
+      </w:tr>
+      <w:tr>
+        <w:trPr>
+          <w:cantSplit/>
+        </w:trPr>
+        <w:tc>
+          <w:tcPr>
+            <w:tcW w:type="dxa" w:w="1037"/>
+            <w:tcBorders>
+              <w:top w:val="single" w:sz="9" w:color="000000"/>
+              <w:left w:val="single" w:sz="9" w:color="000000"/>
+              <w:bottom w:val="single" w:sz="9" w:color="000000"/>
+              <w:right w:val="single" w:sz="9" w:color="000000"/>
+              <w:insideH w:val="single" w:sz="9" w:color="000000"/>
+              <w:insideV w:val="single" w:sz="9" w:color="000000"/>
+            </w:tcBorders>
+            <w:tcMar>
+              <w:top w:w="68" w:type="dxa"/>
+              <w:start w:w="100" w:type="dxa"/>
+              <w:bottom w:w="68" w:type="dxa"/>
+              <w:end w:w="100" w:type="dxa"/>
+            </w:tcMar>
+            <w:vAlign w:val="top"/>
+          </w:tcPr>
+          <w:p>
+            <w:pPr>
+              <w:spacing w:after="0" w:line="235" w:lineRule="auto"/>
+            </w:pPr>
+            <w:r>
+              <w:rPr>
+                <w:rFonts w:ascii="Arial" w:hAnsi="Arial"/>
+                <w:b w:val="0"/>
+                <w:i w:val="0"/>
+                <w:color w:val="111111"/>
+                <w:sz w:val="14"/>
+              </w:rPr>
+              <w:t>Month 5</w:t>
+            </w:r>
+          </w:p>
+        </w:tc>
+        <w:tc>
+          <w:tcPr>
+            <w:tcW w:type="dxa" w:w="2045"/>
+            <w:tcBorders>
+              <w:top w:val="single" w:sz="9" w:color="000000"/>
+              <w:left w:val="single" w:sz="9" w:color="000000"/>
+              <w:bottom w:val="single" w:sz="9" w:color="000000"/>
+              <w:right w:val="single" w:sz="9" w:color="000000"/>
+              <w:insideH w:val="single" w:sz="9" w:color="000000"/>
+              <w:insideV w:val="single" w:sz="9" w:color="000000"/>
+            </w:tcBorders>
+            <w:tcMar>
+              <w:top w:w="68" w:type="dxa"/>
+              <w:start w:w="100" w:type="dxa"/>
+              <w:bottom w:w="68" w:type="dxa"/>
+              <w:end w:w="100" w:type="dxa"/>
+            </w:tcMar>
+            <w:vAlign w:val="top"/>
+          </w:tcPr>
+          <w:p>
+            <w:pPr>
+              <w:spacing w:after="0" w:line="235" w:lineRule="auto"/>
+            </w:pPr>
+            <w:r>
+              <w:rPr>
+                <w:rFonts w:ascii="Arial" w:hAnsi="Arial"/>
+                <w:b w:val="0"/>
+                <w:i w:val="0"/>
+                <w:color w:val="111111"/>
+                <w:sz w:val="14"/>
+              </w:rPr>
+              <w:t>Scenario co-design + human factors</w:t>
+            </w:r>
+          </w:p>
+        </w:tc>
+        <w:tc>
+          <w:tcPr>
+            <w:tcW w:type="dxa" w:w="3960"/>
+            <w:tcBorders>
+              <w:top w:val="single" w:sz="9" w:color="000000"/>
+              <w:left w:val="single" w:sz="9" w:color="000000"/>
+              <w:bottom w:val="single" w:sz="9" w:color="000000"/>
+              <w:right w:val="single" w:sz="9" w:color="000000"/>
+              <w:insideH w:val="single" w:sz="9" w:color="000000"/>
+              <w:insideV w:val="single" w:sz="9" w:color="000000"/>
+            </w:tcBorders>
+            <w:tcMar>
+              <w:top w:w="68" w:type="dxa"/>
+              <w:start w:w="100" w:type="dxa"/>
+              <w:bottom w:w="68" w:type="dxa"/>
+              <w:end w:w="100" w:type="dxa"/>
+            </w:tcMar>
+            <w:vAlign w:val="top"/>
+          </w:tcPr>
+          <w:p>
+            <w:pPr>
+              <w:spacing w:after="0" w:line="235" w:lineRule="auto"/>
+            </w:pPr>
+            <w:r>
+              <w:rPr>
+                <w:rFonts w:ascii="Arial" w:hAnsi="Arial"/>
+                <w:b w:val="0"/>
+                <w:i w:val="0"/>
+                <w:color w:val="111111"/>
+                <w:sz w:val="14"/>
+              </w:rPr>
+              <w:t>Run policy workshops; review sensitivity; agree portfolio constraints; test Priority vs Evidence vs Stability; review assistant and accessibility.</w:t>
+            </w:r>
+          </w:p>
+        </w:tc>
+        <w:tc>
+          <w:tcPr>
+            <w:tcW w:type="dxa" w:w="2635"/>
+            <w:tcBorders>
+              <w:top w:val="single" w:sz="9" w:color="000000"/>
+              <w:left w:val="single" w:sz="9" w:color="000000"/>
+              <w:bottom w:val="single" w:sz="9" w:color="000000"/>
+              <w:right w:val="single" w:sz="9" w:color="000000"/>
+              <w:insideH w:val="single" w:sz="9" w:color="000000"/>
+              <w:insideV w:val="single" w:sz="9" w:color="000000"/>
+            </w:tcBorders>
+            <w:tcMar>
+              <w:top w:w="68" w:type="dxa"/>
+              <w:start w:w="100" w:type="dxa"/>
+              <w:bottom w:w="68" w:type="dxa"/>
+              <w:end w:w="100" w:type="dxa"/>
+            </w:tcMar>
+            <w:vAlign w:val="top"/>
+          </w:tcPr>
+          <w:p>
+            <w:pPr>
+              <w:spacing w:after="0" w:line="235" w:lineRule="auto"/>
+            </w:pPr>
+            <w:r>
+              <w:rPr>
+                <w:rFonts w:ascii="Arial" w:hAnsi="Arial"/>
+                <w:b w:val="0"/>
+                <w:i w:val="0"/>
+                <w:color w:val="111111"/>
+                <w:sz w:val="14"/>
+              </w:rPr>
+              <w:t>Approved scenarios; draft portfolio; usability and governance findings.</w:t>
+            </w:r>
+          </w:p>
+        </w:tc>
+      </w:tr>
+      <w:tr>
+        <w:trPr>
+          <w:cantSplit/>
+        </w:trPr>
+        <w:tc>
+          <w:tcPr>
+            <w:tcW w:type="dxa" w:w="1037"/>
+            <w:tcBorders>
+              <w:top w:val="single" w:sz="9" w:color="000000"/>
+              <w:left w:val="single" w:sz="9" w:color="000000"/>
+              <w:bottom w:val="single" w:sz="9" w:color="000000"/>
+              <w:right w:val="single" w:sz="9" w:color="000000"/>
+              <w:insideH w:val="single" w:sz="9" w:color="000000"/>
+              <w:insideV w:val="single" w:sz="9" w:color="000000"/>
+            </w:tcBorders>
+            <w:tcMar>
+              <w:top w:w="68" w:type="dxa"/>
+              <w:start w:w="100" w:type="dxa"/>
+              <w:bottom w:w="68" w:type="dxa"/>
+              <w:end w:w="100" w:type="dxa"/>
+            </w:tcMar>
+            <w:shd w:fill="F8FAFC"/>
+            <w:vAlign w:val="top"/>
+          </w:tcPr>
+          <w:p>
+            <w:pPr>
+              <w:spacing w:after="0" w:line="235" w:lineRule="auto"/>
+            </w:pPr>
+            <w:r>
+              <w:rPr>
+                <w:rFonts w:ascii="Arial" w:hAnsi="Arial"/>
+                <w:b w:val="0"/>
+                <w:i w:val="0"/>
+                <w:color w:val="111111"/>
+                <w:sz w:val="14"/>
+              </w:rPr>
+              <w:t>Month 6</w:t>
+            </w:r>
+          </w:p>
+        </w:tc>
+        <w:tc>
+          <w:tcPr>
+            <w:tcW w:type="dxa" w:w="2045"/>
+            <w:tcBorders>
+              <w:top w:val="single" w:sz="9" w:color="000000"/>
+              <w:left w:val="single" w:sz="9" w:color="000000"/>
+              <w:bottom w:val="single" w:sz="9" w:color="000000"/>
+              <w:right w:val="single" w:sz="9" w:color="000000"/>
+              <w:insideH w:val="single" w:sz="9" w:color="000000"/>
+              <w:insideV w:val="single" w:sz="9" w:color="000000"/>
+            </w:tcBorders>
+            <w:tcMar>
+              <w:top w:w="68" w:type="dxa"/>
+              <w:start w:w="100" w:type="dxa"/>
+              <w:bottom w:w="68" w:type="dxa"/>
+              <w:end w:w="100" w:type="dxa"/>
+            </w:tcMar>
+            <w:shd w:fill="F8FAFC"/>
+            <w:vAlign w:val="top"/>
+          </w:tcPr>
+          <w:p>
+            <w:pPr>
+              <w:spacing w:after="0" w:line="235" w:lineRule="auto"/>
+            </w:pPr>
+            <w:r>
+              <w:rPr>
+                <w:rFonts w:ascii="Arial" w:hAnsi="Arial"/>
+                <w:b w:val="0"/>
+                <w:i w:val="0"/>
+                <w:color w:val="111111"/>
+                <w:sz w:val="14"/>
+              </w:rPr>
+              <w:t>Decision pack + handover</w:t>
+            </w:r>
+          </w:p>
+        </w:tc>
+        <w:tc>
+          <w:tcPr>
+            <w:tcW w:type="dxa" w:w="3960"/>
+            <w:tcBorders>
+              <w:top w:val="single" w:sz="9" w:color="000000"/>
+              <w:left w:val="single" w:sz="9" w:color="000000"/>
+              <w:bottom w:val="single" w:sz="9" w:color="000000"/>
+              <w:right w:val="single" w:sz="9" w:color="000000"/>
+              <w:insideH w:val="single" w:sz="9" w:color="000000"/>
+              <w:insideV w:val="single" w:sz="9" w:color="000000"/>
+            </w:tcBorders>
+            <w:tcMar>
+              <w:top w:w="68" w:type="dxa"/>
+              <w:start w:w="100" w:type="dxa"/>
+              <w:bottom w:w="68" w:type="dxa"/>
+              <w:end w:w="100" w:type="dxa"/>
+            </w:tcMar>
+            <w:shd w:fill="F8FAFC"/>
+            <w:vAlign w:val="top"/>
+          </w:tcPr>
+          <w:p>
+            <w:pPr>
+              <w:spacing w:after="0" w:line="235" w:lineRule="auto"/>
+            </w:pPr>
+            <w:r>
+              <w:rPr>
+                <w:rFonts w:ascii="Arial" w:hAnsi="Arial"/>
+                <w:b w:val="0"/>
+                <w:i w:val="0"/>
+                <w:color w:val="111111"/>
+                <w:sz w:val="14"/>
+              </w:rPr>
+              <w:t>Finalize portfolio, evidence queue, model card, source registry, refresh process, issue log, analyst training, and task ownership.</w:t>
+            </w:r>
+          </w:p>
+        </w:tc>
+        <w:tc>
+          <w:tcPr>
+            <w:tcW w:type="dxa" w:w="2635"/>
+            <w:tcBorders>
+              <w:top w:val="single" w:sz="9" w:color="000000"/>
+              <w:left w:val="single" w:sz="9" w:color="000000"/>
+              <w:bottom w:val="single" w:sz="9" w:color="000000"/>
+              <w:right w:val="single" w:sz="9" w:color="000000"/>
+              <w:insideH w:val="single" w:sz="9" w:color="000000"/>
+              <w:insideV w:val="single" w:sz="9" w:color="000000"/>
+            </w:tcBorders>
+            <w:tcMar>
+              <w:top w:w="68" w:type="dxa"/>
+              <w:start w:w="100" w:type="dxa"/>
+              <w:bottom w:w="68" w:type="dxa"/>
+              <w:end w:w="100" w:type="dxa"/>
+            </w:tcMar>
+            <w:shd w:fill="F8FAFC"/>
+            <w:vAlign w:val="top"/>
+          </w:tcPr>
+          <w:p>
+            <w:pPr>
+              <w:spacing w:after="0" w:line="235" w:lineRule="auto"/>
+            </w:pPr>
+            <w:r>
+              <w:rPr>
+                <w:rFonts w:ascii="Arial" w:hAnsi="Arial"/>
+                <w:b w:val="0"/>
+                <w:i w:val="0"/>
+                <w:color w:val="111111"/>
+                <w:sz w:val="14"/>
+              </w:rPr>
+              <w:t>Accepted decision pack; final build; reproducibility package; city handover.</w:t>
+            </w:r>
+          </w:p>
+        </w:tc>
+      </w:tr>
+      <w:tr>
+        <w:trPr>
+          <w:cantSplit/>
+        </w:trPr>
+        <w:tc>
+          <w:tcPr>
+            <w:tcW w:type="dxa" w:w="1037"/>
+            <w:tcBorders>
+              <w:top w:val="single" w:sz="9" w:color="000000"/>
+              <w:left w:val="single" w:sz="9" w:color="000000"/>
+              <w:bottom w:val="single" w:sz="9" w:color="000000"/>
+              <w:right w:val="single" w:sz="9" w:color="000000"/>
+              <w:insideH w:val="single" w:sz="9" w:color="000000"/>
+              <w:insideV w:val="single" w:sz="9" w:color="000000"/>
+            </w:tcBorders>
+            <w:tcMar>
+              <w:top w:w="68" w:type="dxa"/>
+              <w:start w:w="100" w:type="dxa"/>
+              <w:bottom w:w="68" w:type="dxa"/>
+              <w:end w:w="100" w:type="dxa"/>
+            </w:tcMar>
+            <w:vAlign w:val="top"/>
+          </w:tcPr>
+          <w:p>
+            <w:pPr>
+              <w:spacing w:after="0" w:line="235" w:lineRule="auto"/>
+            </w:pPr>
+            <w:r>
+              <w:rPr>
+                <w:rFonts w:ascii="Arial" w:hAnsi="Arial"/>
+                <w:b w:val="0"/>
+                <w:i w:val="0"/>
+                <w:color w:val="111111"/>
+                <w:sz w:val="14"/>
+              </w:rPr>
+              <w:t>Gate 3</w:t>
+            </w:r>
+          </w:p>
+        </w:tc>
+        <w:tc>
+          <w:tcPr>
+            <w:tcW w:type="dxa" w:w="2045"/>
+            <w:tcBorders>
+              <w:top w:val="single" w:sz="9" w:color="000000"/>
+              <w:left w:val="single" w:sz="9" w:color="000000"/>
+              <w:bottom w:val="single" w:sz="9" w:color="000000"/>
+              <w:right w:val="single" w:sz="9" w:color="000000"/>
+              <w:insideH w:val="single" w:sz="9" w:color="000000"/>
+              <w:insideV w:val="single" w:sz="9" w:color="000000"/>
+            </w:tcBorders>
+            <w:tcMar>
+              <w:top w:w="68" w:type="dxa"/>
+              <w:start w:w="100" w:type="dxa"/>
+              <w:bottom w:w="68" w:type="dxa"/>
+              <w:end w:w="100" w:type="dxa"/>
+            </w:tcMar>
+            <w:vAlign w:val="top"/>
+          </w:tcPr>
+          <w:p>
+            <w:pPr>
+              <w:spacing w:after="0" w:line="235" w:lineRule="auto"/>
+            </w:pPr>
+            <w:r>
+              <w:rPr>
+                <w:rFonts w:ascii="Arial" w:hAnsi="Arial"/>
+                <w:b w:val="0"/>
+                <w:i w:val="0"/>
+                <w:color w:val="111111"/>
+                <w:sz w:val="14"/>
+              </w:rPr>
+              <w:t>Acceptance</w:t>
+            </w:r>
+          </w:p>
+        </w:tc>
+        <w:tc>
+          <w:tcPr>
+            <w:tcW w:type="dxa" w:w="3960"/>
+            <w:tcBorders>
+              <w:top w:val="single" w:sz="9" w:color="000000"/>
+              <w:left w:val="single" w:sz="9" w:color="000000"/>
+              <w:bottom w:val="single" w:sz="9" w:color="000000"/>
+              <w:right w:val="single" w:sz="9" w:color="000000"/>
+              <w:insideH w:val="single" w:sz="9" w:color="000000"/>
+              <w:insideV w:val="single" w:sz="9" w:color="000000"/>
+            </w:tcBorders>
+            <w:tcMar>
+              <w:top w:w="68" w:type="dxa"/>
+              <w:start w:w="100" w:type="dxa"/>
+              <w:bottom w:w="68" w:type="dxa"/>
+              <w:end w:w="100" w:type="dxa"/>
+            </w:tcMar>
+            <w:vAlign w:val="top"/>
+          </w:tcPr>
+          <w:p>
+            <w:pPr>
+              <w:spacing w:after="0" w:line="235" w:lineRule="auto"/>
+            </w:pPr>
+            <w:r>
+              <w:rPr>
+                <w:rFonts w:ascii="Arial" w:hAnsi="Arial"/>
+                <w:b w:val="0"/>
+                <w:i w:val="0"/>
+                <w:color w:val="111111"/>
+                <w:sz w:val="14"/>
+              </w:rPr>
+              <w:t>City decision pack and reproducibility handover accepted by named decision owners.</w:t>
+            </w:r>
+          </w:p>
+        </w:tc>
+        <w:tc>
+          <w:tcPr>
+            <w:tcW w:type="dxa" w:w="2635"/>
+            <w:tcBorders>
+              <w:top w:val="single" w:sz="9" w:color="000000"/>
+              <w:left w:val="single" w:sz="9" w:color="000000"/>
+              <w:bottom w:val="single" w:sz="9" w:color="000000"/>
+              <w:right w:val="single" w:sz="9" w:color="000000"/>
+              <w:insideH w:val="single" w:sz="9" w:color="000000"/>
+              <w:insideV w:val="single" w:sz="9" w:color="000000"/>
+            </w:tcBorders>
+            <w:tcMar>
+              <w:top w:w="68" w:type="dxa"/>
+              <w:start w:w="100" w:type="dxa"/>
+              <w:bottom w:w="68" w:type="dxa"/>
+              <w:end w:w="100" w:type="dxa"/>
+            </w:tcMar>
+            <w:vAlign w:val="top"/>
+          </w:tcPr>
+          <w:p>
+            <w:pPr>
+              <w:spacing w:after="0" w:line="235" w:lineRule="auto"/>
+            </w:pPr>
+            <w:r>
+              <w:rPr>
+                <w:rFonts w:ascii="Arial" w:hAnsi="Arial"/>
+                <w:b w:val="0"/>
+                <w:i w:val="0"/>
+                <w:color w:val="111111"/>
+                <w:sz w:val="14"/>
+              </w:rPr>
+              <w:t>Go-forward decision and accountable next-step owners.</w:t>
+            </w:r>
+          </w:p>
+        </w:tc>
+      </w:tr>
+    </w:tbl>
+    <w:p>
+      <w:pPr>
+        <w:spacing w:before="0" w:after="0" w:line="254" w:lineRule="auto"/>
+      </w:pPr>
+      <w:r>
+        <w:rPr>
+          <w:rFonts w:ascii="Arial" w:hAnsi="Arial"/>
+          <w:b w:val="0"/>
+          <w:i w:val="0"/>
+          <w:color w:val="111111"/>
+          <w:sz w:val="14"/>
+        </w:rPr>
+        <w:t>Baseline traceability: build r2z-16690ccbe328 | scenario scn-c46e1d86c1 | service model service-v1-266e0b1d</w:t>
+      </w:r>
+    </w:p>
+    <w:p>
+      <w:r>
+        <w:br w:type="page"/>
+      </w:r>
+    </w:p>
+    <w:p>
+      <w:pPr>
+        <w:spacing w:after="20"/>
+        <w:ind w:left="-1123" w:right="-1123"/>
+      </w:pPr>
+      <w:r>
+        <w:drawing>
+          <wp:inline xmlns:a="http://schemas.openxmlformats.org/drawingml/2006/main" xmlns:pic="http://schemas.openxmlformats.org/drawingml/2006/picture">
+            <wp:extent cx="7560000" cy="935728"/>
+            <wp:docPr id="3" name="Picture 3" descr="AI x City Climate Action Hackathon 2026 partner banner" title="AI x City Climate Action Hackathon 2026"/>
+            <wp:cNvGraphicFramePr>
+              <a:graphicFrameLocks noChangeAspect="1"/>
+            </wp:cNvGraphicFramePr>
+            <a:graphic>
+              <a:graphicData uri="http://schemas.openxmlformats.org/drawingml/2006/picture">
+                <pic:pic>
+                  <pic:nvPicPr>
+                    <pic:cNvPr id="0" name="hackathon-template-banner.png"/>
+                    <pic:cNvPicPr/>
+                  </pic:nvPicPr>
+                  <pic:blipFill>
+                    <a:blip r:embed="rId10"/>
+                    <a:stretch>
+                      <a:fillRect/>
+                    </a:stretch>
+                  </pic:blipFill>
+                  <pic:spPr>
+                    <a:xfrm>
+                      <a:off x="0" y="0"/>
+                      <a:ext cx="7560000" cy="935728"/>
+                    </a:xfrm>
+                    <a:prstGeom prst="rect"/>
+                  </pic:spPr>
+                </pic:pic>
+              </a:graphicData>
+            </a:graphic>
+          </wp:inline>
+        </w:drawing>
+      </w:r>
+    </w:p>
+    <w:p>
+      <w:pPr>
+        <w:spacing w:before="0" w:after="20"/>
+      </w:pPr>
+      <w:hyperlink r:id="rId11">
+        <w:r>
+          <w:rPr>
+            <w:rFonts w:ascii="Arial" w:hAnsi="Arial"/>
+            <w:color w:val="075A91"/>
+            <w:u w:val="single"/>
+            <w:sz w:val="17"/>
+          </w:rPr>
+          <w:t>GitHub: https://github.com/qjmre23/Route2Zero</w:t>
+        </w:r>
+      </w:hyperlink>
+      <w:r>
+        <w:rPr>
+          <w:rFonts w:ascii="Arial" w:hAnsi="Arial"/>
+          <w:b w:val="0"/>
+          <w:i w:val="0"/>
+          <w:color w:val="4B5563"/>
+          <w:sz w:val="16"/>
+        </w:rPr>
+        <w:t xml:space="preserve">   |   </w:t>
+      </w:r>
+      <w:hyperlink r:id="rId12">
+        <w:r>
+          <w:rPr>
+            <w:rFonts w:ascii="Arial" w:hAnsi="Arial"/>
+            <w:color w:val="075A91"/>
+            <w:u w:val="single"/>
+            <w:sz w:val="17"/>
+          </w:rPr>
+          <w:t>Live dashboard: https://route2zero.netlify.app/</w:t>
+        </w:r>
+      </w:hyperlink>
+    </w:p>
+    <w:p>
+      <w:pPr>
+        <w:spacing w:before="0" w:after="40"/>
+        <w:jc w:val="right"/>
+      </w:pPr>
+      <w:r>
+        <w:rPr>
+          <w:rFonts w:ascii="Arial" w:hAnsi="Arial"/>
+          <w:b/>
+          <w:i w:val="0"/>
+          <w:color w:val="4B5563"/>
+          <w:sz w:val="14"/>
+        </w:rPr>
+        <w:t>VALIDATION / SUCCESS / RESPONSIBLE AI</w:t>
+      </w:r>
+    </w:p>
+    <w:p>
+      <w:pPr>
+        <w:pStyle w:val="Title"/>
+        <w:keepNext/>
+        <w:spacing w:before="20" w:after="40"/>
+      </w:pPr>
+      <w:r>
+        <w:rPr>
+          <w:rFonts w:ascii="Arial" w:hAnsi="Arial"/>
+          <w:b/>
+          <w:i w:val="0"/>
+          <w:color w:val="111111"/>
+          <w:sz w:val="38"/>
+        </w:rPr>
+        <w:t>The pilot succeeds when the evidence and decision improve</w:t>
+      </w:r>
+    </w:p>
+    <w:p>
+      <w:pPr>
+        <w:pStyle w:val="Heading1"/>
+        <w:keepNext/>
+        <w:spacing w:before="80" w:after="40"/>
+      </w:pPr>
+      <w:r>
+        <w:rPr>
+          <w:rFonts w:ascii="Arial" w:hAnsi="Arial"/>
+          <w:b/>
+          <w:i w:val="0"/>
+          <w:color w:val="0B2E59"/>
+          <w:sz w:val="23"/>
+        </w:rPr>
+        <w:t>SUCCESS METRICS</w:t>
+      </w:r>
+    </w:p>
+    <w:tbl>
+      <w:tblPr>
+        <w:tblW w:type="dxa" w:w="9677"/>
+        <w:jc w:val="center"/>
+        <w:tblLayout w:type="fixed"/>
+        <w:tblLook w:firstColumn="1" w:firstRow="1" w:lastColumn="0" w:lastRow="0" w:noHBand="0" w:noVBand="1" w:val="04A0"/>
+        <w:tblInd w:w="100" w:type="dxa"/>
+      </w:tblPr>
+      <w:tblGrid>
+        <w:gridCol w:w="1800"/>
+        <w:gridCol w:w="7877"/>
+      </w:tblGrid>
+      <w:tr>
+        <w:trPr>
+          <w:tblHeader w:val="true"/>
+          <w:cantSplit/>
+        </w:trPr>
+        <w:tc>
+          <w:tcPr>
+            <w:tcW w:type="dxa" w:w="1800"/>
+            <w:shd w:fill="CFE2F3"/>
+            <w:tcBorders>
+              <w:top w:val="single" w:sz="9" w:color="000000"/>
+              <w:left w:val="single" w:sz="9" w:color="000000"/>
+              <w:bottom w:val="single" w:sz="9" w:color="000000"/>
+              <w:right w:val="single" w:sz="9" w:color="000000"/>
+              <w:insideH w:val="single" w:sz="9" w:color="000000"/>
+              <w:insideV w:val="single" w:sz="9" w:color="000000"/>
+            </w:tcBorders>
+            <w:tcMar>
+              <w:top w:w="82" w:type="dxa"/>
+              <w:start w:w="100" w:type="dxa"/>
+              <w:bottom w:w="82" w:type="dxa"/>
+              <w:end w:w="100" w:type="dxa"/>
+            </w:tcMar>
+            <w:vAlign w:val="center"/>
+          </w:tcPr>
+          <w:p>
+            <w:pPr>
+              <w:spacing w:after="0"/>
+            </w:pPr>
+            <w:r>
+              <w:rPr>
+                <w:rFonts w:ascii="Arial" w:hAnsi="Arial"/>
+                <w:b w:val="0"/>
+                <w:i w:val="0"/>
+                <w:color w:val="111111"/>
+                <w:sz w:val="16"/>
+              </w:rPr>
+              <w:t>Measure</w:t>
+            </w:r>
+          </w:p>
+        </w:tc>
+        <w:tc>
+          <w:tcPr>
+            <w:tcW w:type="dxa" w:w="7877"/>
+            <w:shd w:fill="CFE2F3"/>
+            <w:tcBorders>
+              <w:top w:val="single" w:sz="9" w:color="000000"/>
+              <w:left w:val="single" w:sz="9" w:color="000000"/>
+              <w:bottom w:val="single" w:sz="9" w:color="000000"/>
+              <w:right w:val="single" w:sz="9" w:color="000000"/>
+              <w:insideH w:val="single" w:sz="9" w:color="000000"/>
+              <w:insideV w:val="single" w:sz="9" w:color="000000"/>
+            </w:tcBorders>
+            <w:tcMar>
+              <w:top w:w="82" w:type="dxa"/>
+              <w:start w:w="100" w:type="dxa"/>
+              <w:bottom w:w="82" w:type="dxa"/>
+              <w:end w:w="100" w:type="dxa"/>
+            </w:tcMar>
+            <w:vAlign w:val="center"/>
+          </w:tcPr>
+          <w:p>
+            <w:pPr>
+              <w:spacing w:after="0"/>
+            </w:pPr>
+            <w:r>
+              <w:rPr>
+                <w:rFonts w:ascii="Arial" w:hAnsi="Arial"/>
+                <w:b w:val="0"/>
+                <w:i w:val="0"/>
+                <w:color w:val="111111"/>
+                <w:sz w:val="16"/>
+              </w:rPr>
+              <w:t>Pilot success evidence</w:t>
+            </w:r>
+          </w:p>
+        </w:tc>
+      </w:tr>
+      <w:tr>
+        <w:trPr>
+          <w:cantSplit/>
+        </w:trPr>
+        <w:tc>
+          <w:tcPr>
+            <w:tcW w:type="dxa" w:w="1800"/>
+            <w:tcBorders>
+              <w:top w:val="single" w:sz="9" w:color="000000"/>
+              <w:left w:val="single" w:sz="9" w:color="000000"/>
+              <w:bottom w:val="single" w:sz="9" w:color="000000"/>
+              <w:right w:val="single" w:sz="9" w:color="000000"/>
+              <w:insideH w:val="single" w:sz="9" w:color="000000"/>
+              <w:insideV w:val="single" w:sz="9" w:color="000000"/>
+            </w:tcBorders>
+            <w:tcMar>
+              <w:top w:w="68" w:type="dxa"/>
+              <w:start w:w="100" w:type="dxa"/>
+              <w:bottom w:w="68" w:type="dxa"/>
+              <w:end w:w="100" w:type="dxa"/>
+            </w:tcMar>
+            <w:vAlign w:val="top"/>
+          </w:tcPr>
+          <w:p>
+            <w:pPr>
+              <w:spacing w:after="0" w:line="235" w:lineRule="auto"/>
+            </w:pPr>
+            <w:r>
+              <w:rPr>
+                <w:rFonts w:ascii="Arial" w:hAnsi="Arial"/>
+                <w:b w:val="0"/>
+                <w:i w:val="0"/>
+                <w:color w:val="111111"/>
                 <w:sz w:val="15"/>
+              </w:rPr>
+              <w:t>Coverage</w:t>
+            </w:r>
+          </w:p>
+        </w:tc>
+        <w:tc>
+          <w:tcPr>
+            <w:tcW w:type="dxa" w:w="7877"/>
+            <w:tcBorders>
+              <w:top w:val="single" w:sz="9" w:color="000000"/>
+              <w:left w:val="single" w:sz="9" w:color="000000"/>
+              <w:bottom w:val="single" w:sz="9" w:color="000000"/>
+              <w:right w:val="single" w:sz="9" w:color="000000"/>
+              <w:insideH w:val="single" w:sz="9" w:color="000000"/>
+              <w:insideV w:val="single" w:sz="9" w:color="000000"/>
+            </w:tcBorders>
+            <w:tcMar>
+              <w:top w:w="68" w:type="dxa"/>
+              <w:start w:w="100" w:type="dxa"/>
+              <w:bottom w:w="68" w:type="dxa"/>
+              <w:end w:w="100" w:type="dxa"/>
+            </w:tcMar>
+            <w:vAlign w:val="top"/>
+          </w:tcPr>
+          <w:p>
+            <w:pPr>
+              <w:spacing w:after="0" w:line="235" w:lineRule="auto"/>
+            </w:pPr>
+            <w:r>
+              <w:rPr>
+                <w:rFonts w:ascii="Arial" w:hAnsi="Arial"/>
+                <w:b w:val="0"/>
+                <w:i w:val="0"/>
+                <w:color w:val="111111"/>
+                <w:sz w:val="15"/>
+              </w:rPr>
+              <w:t>% pilot routes ground-checked; % shortlisted routes with complete evidence cards; critical gaps resolved.</w:t>
+            </w:r>
+          </w:p>
+        </w:tc>
+      </w:tr>
+      <w:tr>
+        <w:trPr>
+          <w:cantSplit/>
+        </w:trPr>
+        <w:tc>
+          <w:tcPr>
+            <w:tcW w:type="dxa" w:w="1800"/>
+            <w:tcBorders>
+              <w:top w:val="single" w:sz="9" w:color="000000"/>
+              <w:left w:val="single" w:sz="9" w:color="000000"/>
+              <w:bottom w:val="single" w:sz="9" w:color="000000"/>
+              <w:right w:val="single" w:sz="9" w:color="000000"/>
+              <w:insideH w:val="single" w:sz="9" w:color="000000"/>
+              <w:insideV w:val="single" w:sz="9" w:color="000000"/>
+            </w:tcBorders>
+            <w:tcMar>
+              <w:top w:w="68" w:type="dxa"/>
+              <w:start w:w="100" w:type="dxa"/>
+              <w:bottom w:w="68" w:type="dxa"/>
+              <w:end w:w="100" w:type="dxa"/>
+            </w:tcMar>
+            <w:shd w:fill="F8FAFC"/>
+            <w:vAlign w:val="top"/>
+          </w:tcPr>
+          <w:p>
+            <w:pPr>
+              <w:spacing w:after="0" w:line="235" w:lineRule="auto"/>
+            </w:pPr>
+            <w:r>
+              <w:rPr>
+                <w:rFonts w:ascii="Arial" w:hAnsi="Arial"/>
+                <w:b w:val="0"/>
+                <w:i w:val="0"/>
+                <w:color w:val="111111"/>
+                <w:sz w:val="15"/>
+              </w:rPr>
+              <w:t>Model</w:t>
+            </w:r>
+          </w:p>
+        </w:tc>
+        <w:tc>
+          <w:tcPr>
+            <w:tcW w:type="dxa" w:w="7877"/>
+            <w:tcBorders>
+              <w:top w:val="single" w:sz="9" w:color="000000"/>
+              <w:left w:val="single" w:sz="9" w:color="000000"/>
+              <w:bottom w:val="single" w:sz="9" w:color="000000"/>
+              <w:right w:val="single" w:sz="9" w:color="000000"/>
+              <w:insideH w:val="single" w:sz="9" w:color="000000"/>
+              <w:insideV w:val="single" w:sz="9" w:color="000000"/>
+            </w:tcBorders>
+            <w:tcMar>
+              <w:top w:w="68" w:type="dxa"/>
+              <w:start w:w="100" w:type="dxa"/>
+              <w:bottom w:w="68" w:type="dxa"/>
+              <w:end w:w="100" w:type="dxa"/>
+            </w:tcMar>
+            <w:shd w:fill="F8FAFC"/>
+            <w:vAlign w:val="top"/>
+          </w:tcPr>
+          <w:p>
+            <w:pPr>
+              <w:spacing w:after="0" w:line="235" w:lineRule="auto"/>
+            </w:pPr>
+            <w:r>
+              <w:rPr>
+                <w:rFonts w:ascii="Arial" w:hAnsi="Arial"/>
+                <w:b w:val="0"/>
+                <w:i w:val="0"/>
+                <w:color w:val="111111"/>
+                <w:sz w:val="15"/>
+              </w:rPr>
+              <w:t>MAE/RMSE vs refreshed observations, improvement over baseline, and documented route-level residual review.</w:t>
+            </w:r>
+          </w:p>
+        </w:tc>
+      </w:tr>
+      <w:tr>
+        <w:trPr>
+          <w:cantSplit/>
+        </w:trPr>
+        <w:tc>
+          <w:tcPr>
+            <w:tcW w:type="dxa" w:w="1800"/>
+            <w:tcBorders>
+              <w:top w:val="single" w:sz="9" w:color="000000"/>
+              <w:left w:val="single" w:sz="9" w:color="000000"/>
+              <w:bottom w:val="single" w:sz="9" w:color="000000"/>
+              <w:right w:val="single" w:sz="9" w:color="000000"/>
+              <w:insideH w:val="single" w:sz="9" w:color="000000"/>
+              <w:insideV w:val="single" w:sz="9" w:color="000000"/>
+            </w:tcBorders>
+            <w:tcMar>
+              <w:top w:w="68" w:type="dxa"/>
+              <w:start w:w="100" w:type="dxa"/>
+              <w:bottom w:w="68" w:type="dxa"/>
+              <w:end w:w="100" w:type="dxa"/>
+            </w:tcMar>
+            <w:vAlign w:val="top"/>
+          </w:tcPr>
+          <w:p>
+            <w:pPr>
+              <w:spacing w:after="0" w:line="235" w:lineRule="auto"/>
+            </w:pPr>
+            <w:r>
+              <w:rPr>
+                <w:rFonts w:ascii="Arial" w:hAnsi="Arial"/>
+                <w:b w:val="0"/>
+                <w:i w:val="0"/>
+                <w:color w:val="111111"/>
+                <w:sz w:val="15"/>
+              </w:rPr>
+              <w:t>Decision quality</w:t>
+            </w:r>
+          </w:p>
+        </w:tc>
+        <w:tc>
+          <w:tcPr>
+            <w:tcW w:type="dxa" w:w="7877"/>
+            <w:tcBorders>
+              <w:top w:val="single" w:sz="9" w:color="000000"/>
+              <w:left w:val="single" w:sz="9" w:color="000000"/>
+              <w:bottom w:val="single" w:sz="9" w:color="000000"/>
+              <w:right w:val="single" w:sz="9" w:color="000000"/>
+              <w:insideH w:val="single" w:sz="9" w:color="000000"/>
+              <w:insideV w:val="single" w:sz="9" w:color="000000"/>
+            </w:tcBorders>
+            <w:tcMar>
+              <w:top w:w="68" w:type="dxa"/>
+              <w:start w:w="100" w:type="dxa"/>
+              <w:bottom w:w="68" w:type="dxa"/>
+              <w:end w:w="100" w:type="dxa"/>
+            </w:tcMar>
+            <w:vAlign w:val="top"/>
+          </w:tcPr>
+          <w:p>
+            <w:pPr>
+              <w:spacing w:after="0" w:line="235" w:lineRule="auto"/>
+            </w:pPr>
+            <w:r>
+              <w:rPr>
+                <w:rFonts w:ascii="Arial" w:hAnsi="Arial"/>
+                <w:b w:val="0"/>
+                <w:i w:val="0"/>
+                <w:color w:val="111111"/>
+                <w:sz w:val="15"/>
+              </w:rPr>
+              <w:t>Evidence-grade improvement; ranking/portfolio stability before vs after validation; routes moved from evidence-limited to decision-ready.</w:t>
+            </w:r>
+          </w:p>
+        </w:tc>
+      </w:tr>
+      <w:tr>
+        <w:trPr>
+          <w:cantSplit/>
+        </w:trPr>
+        <w:tc>
+          <w:tcPr>
+            <w:tcW w:type="dxa" w:w="1800"/>
+            <w:tcBorders>
+              <w:top w:val="single" w:sz="9" w:color="000000"/>
+              <w:left w:val="single" w:sz="9" w:color="000000"/>
+              <w:bottom w:val="single" w:sz="9" w:color="000000"/>
+              <w:right w:val="single" w:sz="9" w:color="000000"/>
+              <w:insideH w:val="single" w:sz="9" w:color="000000"/>
+              <w:insideV w:val="single" w:sz="9" w:color="000000"/>
+            </w:tcBorders>
+            <w:tcMar>
+              <w:top w:w="68" w:type="dxa"/>
+              <w:start w:w="100" w:type="dxa"/>
+              <w:bottom w:w="68" w:type="dxa"/>
+              <w:end w:w="100" w:type="dxa"/>
+            </w:tcMar>
+            <w:shd w:fill="F8FAFC"/>
+            <w:vAlign w:val="top"/>
+          </w:tcPr>
+          <w:p>
+            <w:pPr>
+              <w:spacing w:after="0" w:line="235" w:lineRule="auto"/>
+            </w:pPr>
+            <w:r>
+              <w:rPr>
+                <w:rFonts w:ascii="Arial" w:hAnsi="Arial"/>
+                <w:b w:val="0"/>
+                <w:i w:val="0"/>
+                <w:color w:val="111111"/>
+                <w:sz w:val="15"/>
+              </w:rPr>
+              <w:t>Adoption</w:t>
+            </w:r>
+          </w:p>
+        </w:tc>
+        <w:tc>
+          <w:tcPr>
+            <w:tcW w:type="dxa" w:w="7877"/>
+            <w:tcBorders>
+              <w:top w:val="single" w:sz="9" w:color="000000"/>
+              <w:left w:val="single" w:sz="9" w:color="000000"/>
+              <w:bottom w:val="single" w:sz="9" w:color="000000"/>
+              <w:right w:val="single" w:sz="9" w:color="000000"/>
+              <w:insideH w:val="single" w:sz="9" w:color="000000"/>
+              <w:insideV w:val="single" w:sz="9" w:color="000000"/>
+            </w:tcBorders>
+            <w:tcMar>
+              <w:top w:w="68" w:type="dxa"/>
+              <w:start w:w="100" w:type="dxa"/>
+              <w:bottom w:w="68" w:type="dxa"/>
+              <w:end w:w="100" w:type="dxa"/>
+            </w:tcMar>
+            <w:shd w:fill="F8FAFC"/>
+            <w:vAlign w:val="top"/>
+          </w:tcPr>
+          <w:p>
+            <w:pPr>
+              <w:spacing w:after="0" w:line="235" w:lineRule="auto"/>
+            </w:pPr>
+            <w:r>
+              <w:rPr>
+                <w:rFonts w:ascii="Arial" w:hAnsi="Arial"/>
+                <w:b w:val="0"/>
+                <w:i w:val="0"/>
+                <w:color w:val="111111"/>
+                <w:sz w:val="15"/>
+              </w:rPr>
+              <w:t>LGU/operator/utility interactions; planner task completion; understanding of Priority, Evidence, and Stability.</w:t>
+            </w:r>
+          </w:p>
+        </w:tc>
+      </w:tr>
+      <w:tr>
+        <w:trPr>
+          <w:cantSplit/>
+        </w:trPr>
+        <w:tc>
+          <w:tcPr>
+            <w:tcW w:type="dxa" w:w="1800"/>
+            <w:tcBorders>
+              <w:top w:val="single" w:sz="9" w:color="000000"/>
+              <w:left w:val="single" w:sz="9" w:color="000000"/>
+              <w:bottom w:val="single" w:sz="9" w:color="000000"/>
+              <w:right w:val="single" w:sz="9" w:color="000000"/>
+              <w:insideH w:val="single" w:sz="9" w:color="000000"/>
+              <w:insideV w:val="single" w:sz="9" w:color="000000"/>
+            </w:tcBorders>
+            <w:tcMar>
+              <w:top w:w="68" w:type="dxa"/>
+              <w:start w:w="100" w:type="dxa"/>
+              <w:bottom w:w="68" w:type="dxa"/>
+              <w:end w:w="100" w:type="dxa"/>
+            </w:tcMar>
+            <w:vAlign w:val="top"/>
+          </w:tcPr>
+          <w:p>
+            <w:pPr>
+              <w:spacing w:after="0" w:line="235" w:lineRule="auto"/>
+            </w:pPr>
+            <w:r>
+              <w:rPr>
+                <w:rFonts w:ascii="Arial" w:hAnsi="Arial"/>
+                <w:b w:val="0"/>
+                <w:i w:val="0"/>
+                <w:color w:val="111111"/>
+                <w:sz w:val="15"/>
+              </w:rPr>
+              <w:t>Handover</w:t>
+            </w:r>
+          </w:p>
+        </w:tc>
+        <w:tc>
+          <w:tcPr>
+            <w:tcW w:type="dxa" w:w="7877"/>
+            <w:tcBorders>
+              <w:top w:val="single" w:sz="9" w:color="000000"/>
+              <w:left w:val="single" w:sz="9" w:color="000000"/>
+              <w:bottom w:val="single" w:sz="9" w:color="000000"/>
+              <w:right w:val="single" w:sz="9" w:color="000000"/>
+              <w:insideH w:val="single" w:sz="9" w:color="000000"/>
+              <w:insideV w:val="single" w:sz="9" w:color="000000"/>
+            </w:tcBorders>
+            <w:tcMar>
+              <w:top w:w="68" w:type="dxa"/>
+              <w:start w:w="100" w:type="dxa"/>
+              <w:bottom w:w="68" w:type="dxa"/>
+              <w:end w:w="100" w:type="dxa"/>
+            </w:tcMar>
+            <w:vAlign w:val="top"/>
+          </w:tcPr>
+          <w:p>
+            <w:pPr>
+              <w:spacing w:after="0" w:line="235" w:lineRule="auto"/>
+            </w:pPr>
+            <w:r>
+              <w:rPr>
+                <w:rFonts w:ascii="Arial" w:hAnsi="Arial"/>
+                <w:b w:val="0"/>
+                <w:i w:val="0"/>
+                <w:color w:val="111111"/>
+                <w:sz w:val="15"/>
+              </w:rPr>
+              <w:t>One accepted city decision pack and one completed reproducibility/refresh handover.</w:t>
+            </w:r>
+          </w:p>
+        </w:tc>
+      </w:tr>
+    </w:tbl>
+    <w:p>
+      <w:pPr>
+        <w:pStyle w:val="Heading1"/>
+        <w:keepNext/>
+        <w:spacing w:before="80" w:after="40"/>
+      </w:pPr>
+      <w:r>
+        <w:rPr>
+          <w:rFonts w:ascii="Arial" w:hAnsi="Arial"/>
+          <w:b/>
+          <w:i w:val="0"/>
+          <w:color w:val="0B2E59"/>
+          <w:sz w:val="23"/>
+        </w:rPr>
+        <w:t>VALIDATION METHODS</w:t>
+      </w:r>
+    </w:p>
+    <w:p>
+      <w:pPr>
+        <w:spacing w:before="0" w:after="60" w:line="254" w:lineRule="auto"/>
+      </w:pPr>
+      <w:r>
+        <w:rPr>
+          <w:rFonts w:ascii="Arial" w:hAnsi="Arial"/>
+          <w:b w:val="0"/>
+          <w:i w:val="0"/>
+          <w:color w:val="111111"/>
+          <w:sz w:val="16"/>
+        </w:rPr>
+        <w:t>Field observations; operator interviews; LGU review; utility evidence requests; data reconciliation; grouped holdout testing; scenario workshops; usability/accessibility testing; stakeholder review of the flagship corridor.</w:t>
+      </w:r>
+    </w:p>
+    <w:p>
+      <w:pPr>
+        <w:pStyle w:val="Heading1"/>
+        <w:keepNext/>
+        <w:spacing w:before="80" w:after="40"/>
+      </w:pPr>
+      <w:r>
+        <w:rPr>
+          <w:rFonts w:ascii="Arial" w:hAnsi="Arial"/>
+          <w:b/>
+          <w:i w:val="0"/>
+          <w:color w:val="0B2E59"/>
+          <w:sz w:val="23"/>
+        </w:rPr>
+        <w:t>RESPONSIBLE AI CONTROLS</w:t>
+      </w:r>
+    </w:p>
+    <w:p>
+      <w:pPr>
+        <w:pStyle w:val="ListBullet"/>
+        <w:spacing w:before="0" w:after="0" w:line="240" w:lineRule="auto"/>
+        <w:ind w:left="317" w:hanging="202"/>
+      </w:pPr>
+      <w:r>
+        <w:rPr>
+          <w:rFonts w:ascii="Arial" w:hAnsi="Arial"/>
+          <w:b w:val="0"/>
+          <w:i w:val="0"/>
+          <w:color w:val="111111"/>
+          <w:sz w:val="16"/>
+        </w:rPr>
+        <w:t>No resident-level personal data are required for core analytics; stakeholder data are consent-based.</w:t>
+      </w:r>
+    </w:p>
+    <w:p>
+      <w:pPr>
+        <w:pStyle w:val="ListBullet"/>
+        <w:spacing w:before="0" w:after="0" w:line="240" w:lineRule="auto"/>
+        <w:ind w:left="317" w:hanging="202"/>
+      </w:pPr>
+      <w:r>
+        <w:rPr>
+          <w:rFonts w:ascii="Arial" w:hAnsi="Arial"/>
+          <w:b w:val="0"/>
+          <w:i w:val="0"/>
+          <w:color w:val="111111"/>
+          <w:sz w:val="16"/>
+        </w:rPr>
+        <w:t>No hidden LLM score changes and no automatic funding or procurement decisions.</w:t>
+      </w:r>
+    </w:p>
+    <w:p>
+      <w:pPr>
+        <w:pStyle w:val="ListBullet"/>
+        <w:spacing w:before="0" w:after="0" w:line="240" w:lineRule="auto"/>
+        <w:ind w:left="317" w:hanging="202"/>
+      </w:pPr>
+      <w:r>
+        <w:rPr>
+          <w:rFonts w:ascii="Arial" w:hAnsi="Arial"/>
+          <w:b w:val="0"/>
+          <w:i w:val="0"/>
+          <w:color w:val="111111"/>
+          <w:sz w:val="16"/>
+        </w:rPr>
+        <w:t>No individual poverty or informal-status inference from population density.</w:t>
+      </w:r>
+    </w:p>
+    <w:p>
+      <w:pPr>
+        <w:pStyle w:val="ListBullet"/>
+        <w:spacing w:before="0" w:after="0" w:line="240" w:lineRule="auto"/>
+        <w:ind w:left="317" w:hanging="202"/>
+      </w:pPr>
+      <w:r>
+        <w:rPr>
+          <w:rFonts w:ascii="Arial" w:hAnsi="Arial"/>
+          <w:b w:val="0"/>
+          <w:i w:val="0"/>
+          <w:color w:val="111111"/>
+          <w:sz w:val="16"/>
+        </w:rPr>
+        <w:t>Stakeholders can challenge or replace evidence; an AI-disabled deterministic fallback remains available.</w:t>
+      </w:r>
+    </w:p>
+    <w:p>
+      <w:pPr>
+        <w:pStyle w:val="Heading1"/>
+        <w:keepNext/>
+        <w:spacing w:before="80" w:after="40"/>
+      </w:pPr>
+      <w:r>
+        <w:rPr>
+          <w:rFonts w:ascii="Arial" w:hAnsi="Arial"/>
+          <w:b/>
+          <w:i w:val="0"/>
+          <w:color w:val="0B2E59"/>
+          <w:sz w:val="23"/>
+        </w:rPr>
+        <w:t>RISK REGISTER</w:t>
+      </w:r>
+    </w:p>
+    <w:tbl>
+      <w:tblPr>
+        <w:tblW w:type="dxa" w:w="9677"/>
+        <w:jc w:val="center"/>
+        <w:tblLayout w:type="fixed"/>
+        <w:tblLook w:firstColumn="1" w:firstRow="1" w:lastColumn="0" w:lastRow="0" w:noHBand="0" w:noVBand="1" w:val="04A0"/>
+        <w:tblInd w:w="100" w:type="dxa"/>
+      </w:tblPr>
+      <w:tblGrid>
+        <w:gridCol w:w="2232"/>
+        <w:gridCol w:w="7445"/>
+      </w:tblGrid>
+      <w:tr>
+        <w:trPr>
+          <w:tblHeader w:val="true"/>
+          <w:cantSplit/>
+        </w:trPr>
+        <w:tc>
+          <w:tcPr>
+            <w:tcW w:type="dxa" w:w="2232"/>
+            <w:shd w:fill="CFE2F3"/>
+            <w:tcBorders>
+              <w:top w:val="single" w:sz="9" w:color="000000"/>
+              <w:left w:val="single" w:sz="9" w:color="000000"/>
+              <w:bottom w:val="single" w:sz="9" w:color="000000"/>
+              <w:right w:val="single" w:sz="9" w:color="000000"/>
+              <w:insideH w:val="single" w:sz="9" w:color="000000"/>
+              <w:insideV w:val="single" w:sz="9" w:color="000000"/>
+            </w:tcBorders>
+            <w:tcMar>
+              <w:top w:w="82" w:type="dxa"/>
+              <w:start w:w="100" w:type="dxa"/>
+              <w:bottom w:w="82" w:type="dxa"/>
+              <w:end w:w="100" w:type="dxa"/>
+            </w:tcMar>
+            <w:vAlign w:val="center"/>
+          </w:tcPr>
+          <w:p>
+            <w:pPr>
+              <w:spacing w:after="0"/>
+            </w:pPr>
+            <w:r>
+              <w:rPr>
+                <w:rFonts w:ascii="Arial" w:hAnsi="Arial"/>
+                <w:b w:val="0"/>
+                <w:i w:val="0"/>
+                <w:color w:val="111111"/>
+                <w:sz w:val="16"/>
+              </w:rPr>
+              <w:t>Risk</w:t>
+            </w:r>
+          </w:p>
+        </w:tc>
+        <w:tc>
+          <w:tcPr>
+            <w:tcW w:type="dxa" w:w="7445"/>
+            <w:shd w:fill="CFE2F3"/>
+            <w:tcBorders>
+              <w:top w:val="single" w:sz="9" w:color="000000"/>
+              <w:left w:val="single" w:sz="9" w:color="000000"/>
+              <w:bottom w:val="single" w:sz="9" w:color="000000"/>
+              <w:right w:val="single" w:sz="9" w:color="000000"/>
+              <w:insideH w:val="single" w:sz="9" w:color="000000"/>
+              <w:insideV w:val="single" w:sz="9" w:color="000000"/>
+            </w:tcBorders>
+            <w:tcMar>
+              <w:top w:w="82" w:type="dxa"/>
+              <w:start w:w="100" w:type="dxa"/>
+              <w:bottom w:w="82" w:type="dxa"/>
+              <w:end w:w="100" w:type="dxa"/>
+            </w:tcMar>
+            <w:vAlign w:val="center"/>
+          </w:tcPr>
+          <w:p>
+            <w:pPr>
+              <w:spacing w:after="0"/>
+            </w:pPr>
+            <w:r>
+              <w:rPr>
+                <w:rFonts w:ascii="Arial" w:hAnsi="Arial"/>
+                <w:b w:val="0"/>
+                <w:i w:val="0"/>
+                <w:color w:val="111111"/>
+                <w:sz w:val="16"/>
+              </w:rPr>
+              <w:t>Control / response</w:t>
+            </w:r>
+          </w:p>
+        </w:tc>
+      </w:tr>
+      <w:tr>
+        <w:trPr>
+          <w:cantSplit/>
+        </w:trPr>
+        <w:tc>
+          <w:tcPr>
+            <w:tcW w:type="dxa" w:w="2232"/>
+            <w:tcBorders>
+              <w:top w:val="single" w:sz="9" w:color="000000"/>
+              <w:left w:val="single" w:sz="9" w:color="000000"/>
+              <w:bottom w:val="single" w:sz="9" w:color="000000"/>
+              <w:right w:val="single" w:sz="9" w:color="000000"/>
+              <w:insideH w:val="single" w:sz="9" w:color="000000"/>
+              <w:insideV w:val="single" w:sz="9" w:color="000000"/>
+            </w:tcBorders>
+            <w:tcMar>
+              <w:top w:w="68" w:type="dxa"/>
+              <w:start w:w="100" w:type="dxa"/>
+              <w:bottom w:w="68" w:type="dxa"/>
+              <w:end w:w="100" w:type="dxa"/>
+            </w:tcMar>
+            <w:vAlign w:val="top"/>
+          </w:tcPr>
+          <w:p>
+            <w:pPr>
+              <w:spacing w:after="0" w:line="235" w:lineRule="auto"/>
+            </w:pPr>
+            <w:r>
+              <w:rPr>
+                <w:rFonts w:ascii="Arial" w:hAnsi="Arial"/>
+                <w:b w:val="0"/>
+                <w:i w:val="0"/>
+                <w:color w:val="111111"/>
+                <w:sz w:val="15"/>
+              </w:rPr>
+              <w:t>Historic route data</w:t>
+            </w:r>
+          </w:p>
+        </w:tc>
+        <w:tc>
+          <w:tcPr>
+            <w:tcW w:type="dxa" w:w="7445"/>
+            <w:tcBorders>
+              <w:top w:val="single" w:sz="9" w:color="000000"/>
+              <w:left w:val="single" w:sz="9" w:color="000000"/>
+              <w:bottom w:val="single" w:sz="9" w:color="000000"/>
+              <w:right w:val="single" w:sz="9" w:color="000000"/>
+              <w:insideH w:val="single" w:sz="9" w:color="000000"/>
+              <w:insideV w:val="single" w:sz="9" w:color="000000"/>
+            </w:tcBorders>
+            <w:tcMar>
+              <w:top w:w="68" w:type="dxa"/>
+              <w:start w:w="100" w:type="dxa"/>
+              <w:bottom w:w="68" w:type="dxa"/>
+              <w:end w:w="100" w:type="dxa"/>
+            </w:tcMar>
+            <w:vAlign w:val="top"/>
+          </w:tcPr>
+          <w:p>
+            <w:pPr>
+              <w:spacing w:after="0" w:line="235" w:lineRule="auto"/>
+            </w:pPr>
+            <w:r>
+              <w:rPr>
+                <w:rFonts w:ascii="Arial" w:hAnsi="Arial"/>
+                <w:b w:val="0"/>
+                <w:i w:val="0"/>
+                <w:color w:val="111111"/>
+                <w:sz w:val="15"/>
+              </w:rPr>
+              <w:t>Use current-validation ledger and field checks; retain historic-only status until verified.</w:t>
+            </w:r>
+          </w:p>
+        </w:tc>
+      </w:tr>
+      <w:tr>
+        <w:trPr>
+          <w:cantSplit/>
+        </w:trPr>
+        <w:tc>
+          <w:tcPr>
+            <w:tcW w:type="dxa" w:w="2232"/>
+            <w:tcBorders>
+              <w:top w:val="single" w:sz="9" w:color="000000"/>
+              <w:left w:val="single" w:sz="9" w:color="000000"/>
+              <w:bottom w:val="single" w:sz="9" w:color="000000"/>
+              <w:right w:val="single" w:sz="9" w:color="000000"/>
+              <w:insideH w:val="single" w:sz="9" w:color="000000"/>
+              <w:insideV w:val="single" w:sz="9" w:color="000000"/>
+            </w:tcBorders>
+            <w:tcMar>
+              <w:top w:w="68" w:type="dxa"/>
+              <w:start w:w="100" w:type="dxa"/>
+              <w:bottom w:w="68" w:type="dxa"/>
+              <w:end w:w="100" w:type="dxa"/>
+            </w:tcMar>
+            <w:shd w:fill="F8FAFC"/>
+            <w:vAlign w:val="top"/>
+          </w:tcPr>
+          <w:p>
+            <w:pPr>
+              <w:spacing w:after="0" w:line="235" w:lineRule="auto"/>
+            </w:pPr>
+            <w:r>
+              <w:rPr>
+                <w:rFonts w:ascii="Arial" w:hAnsi="Arial"/>
+                <w:b w:val="0"/>
+                <w:i w:val="0"/>
+                <w:color w:val="111111"/>
+                <w:sz w:val="15"/>
+              </w:rPr>
+              <w:t>Weak ML performance</w:t>
+            </w:r>
+          </w:p>
+        </w:tc>
+        <w:tc>
+          <w:tcPr>
+            <w:tcW w:type="dxa" w:w="7445"/>
+            <w:tcBorders>
+              <w:top w:val="single" w:sz="9" w:color="000000"/>
+              <w:left w:val="single" w:sz="9" w:color="000000"/>
+              <w:bottom w:val="single" w:sz="9" w:color="000000"/>
+              <w:right w:val="single" w:sz="9" w:color="000000"/>
+              <w:insideH w:val="single" w:sz="9" w:color="000000"/>
+              <w:insideV w:val="single" w:sz="9" w:color="000000"/>
+            </w:tcBorders>
+            <w:tcMar>
+              <w:top w:w="68" w:type="dxa"/>
+              <w:start w:w="100" w:type="dxa"/>
+              <w:bottom w:w="68" w:type="dxa"/>
+              <w:end w:w="100" w:type="dxa"/>
+            </w:tcMar>
+            <w:shd w:fill="F8FAFC"/>
+            <w:vAlign w:val="top"/>
+          </w:tcPr>
+          <w:p>
+            <w:pPr>
+              <w:spacing w:after="0" w:line="235" w:lineRule="auto"/>
+            </w:pPr>
+            <w:r>
+              <w:rPr>
+                <w:rFonts w:ascii="Arial" w:hAnsi="Arial"/>
+                <w:b w:val="0"/>
+                <w:i w:val="0"/>
+                <w:color w:val="111111"/>
+                <w:sz w:val="15"/>
+              </w:rPr>
+              <w:t>Prefer observed evidence; mark model experimental; compare with baseline.</w:t>
+            </w:r>
+          </w:p>
+        </w:tc>
+      </w:tr>
+      <w:tr>
+        <w:trPr>
+          <w:cantSplit/>
+        </w:trPr>
+        <w:tc>
+          <w:tcPr>
+            <w:tcW w:type="dxa" w:w="2232"/>
+            <w:tcBorders>
+              <w:top w:val="single" w:sz="9" w:color="000000"/>
+              <w:left w:val="single" w:sz="9" w:color="000000"/>
+              <w:bottom w:val="single" w:sz="9" w:color="000000"/>
+              <w:right w:val="single" w:sz="9" w:color="000000"/>
+              <w:insideH w:val="single" w:sz="9" w:color="000000"/>
+              <w:insideV w:val="single" w:sz="9" w:color="000000"/>
+            </w:tcBorders>
+            <w:tcMar>
+              <w:top w:w="68" w:type="dxa"/>
+              <w:start w:w="100" w:type="dxa"/>
+              <w:bottom w:w="68" w:type="dxa"/>
+              <w:end w:w="100" w:type="dxa"/>
+            </w:tcMar>
+            <w:vAlign w:val="top"/>
+          </w:tcPr>
+          <w:p>
+            <w:pPr>
+              <w:spacing w:after="0" w:line="235" w:lineRule="auto"/>
+            </w:pPr>
+            <w:r>
+              <w:rPr>
+                <w:rFonts w:ascii="Arial" w:hAnsi="Arial"/>
+                <w:b w:val="0"/>
+                <w:i w:val="0"/>
+                <w:color w:val="111111"/>
+                <w:sz w:val="15"/>
+              </w:rPr>
+              <w:t>Utility capacity unavailable</w:t>
+            </w:r>
+          </w:p>
+        </w:tc>
+        <w:tc>
+          <w:tcPr>
+            <w:tcW w:type="dxa" w:w="7445"/>
+            <w:tcBorders>
+              <w:top w:val="single" w:sz="9" w:color="000000"/>
+              <w:left w:val="single" w:sz="9" w:color="000000"/>
+              <w:bottom w:val="single" w:sz="9" w:color="000000"/>
+              <w:right w:val="single" w:sz="9" w:color="000000"/>
+              <w:insideH w:val="single" w:sz="9" w:color="000000"/>
+              <w:insideV w:val="single" w:sz="9" w:color="000000"/>
+            </w:tcBorders>
+            <w:tcMar>
+              <w:top w:w="68" w:type="dxa"/>
+              <w:start w:w="100" w:type="dxa"/>
+              <w:bottom w:w="68" w:type="dxa"/>
+              <w:end w:w="100" w:type="dxa"/>
+            </w:tcMar>
+            <w:vAlign w:val="top"/>
+          </w:tcPr>
+          <w:p>
+            <w:pPr>
+              <w:spacing w:after="0" w:line="235" w:lineRule="auto"/>
+            </w:pPr>
+            <w:r>
+              <w:rPr>
+                <w:rFonts w:ascii="Arial" w:hAnsi="Arial"/>
+                <w:b w:val="0"/>
+                <w:i w:val="0"/>
+                <w:color w:val="111111"/>
+                <w:sz w:val="15"/>
+              </w:rPr>
+              <w:t>Show mapped proximity only; keep capacity NOT VERIFIED; request evidence.</w:t>
+            </w:r>
+          </w:p>
+        </w:tc>
+      </w:tr>
+      <w:tr>
+        <w:trPr>
+          <w:cantSplit/>
+        </w:trPr>
+        <w:tc>
+          <w:tcPr>
+            <w:tcW w:type="dxa" w:w="2232"/>
+            <w:tcBorders>
+              <w:top w:val="single" w:sz="9" w:color="000000"/>
+              <w:left w:val="single" w:sz="9" w:color="000000"/>
+              <w:bottom w:val="single" w:sz="9" w:color="000000"/>
+              <w:right w:val="single" w:sz="9" w:color="000000"/>
+              <w:insideH w:val="single" w:sz="9" w:color="000000"/>
+              <w:insideV w:val="single" w:sz="9" w:color="000000"/>
+            </w:tcBorders>
+            <w:tcMar>
+              <w:top w:w="68" w:type="dxa"/>
+              <w:start w:w="100" w:type="dxa"/>
+              <w:bottom w:w="68" w:type="dxa"/>
+              <w:end w:w="100" w:type="dxa"/>
+            </w:tcMar>
+            <w:shd w:fill="F8FAFC"/>
+            <w:vAlign w:val="top"/>
+          </w:tcPr>
+          <w:p>
+            <w:pPr>
+              <w:spacing w:after="0" w:line="235" w:lineRule="auto"/>
+            </w:pPr>
+            <w:r>
+              <w:rPr>
+                <w:rFonts w:ascii="Arial" w:hAnsi="Arial"/>
+                <w:b w:val="0"/>
+                <w:i w:val="0"/>
+                <w:color w:val="111111"/>
+                <w:sz w:val="15"/>
+              </w:rPr>
+              <w:t>Operator data unavailable</w:t>
+            </w:r>
+          </w:p>
+        </w:tc>
+        <w:tc>
+          <w:tcPr>
+            <w:tcW w:type="dxa" w:w="7445"/>
+            <w:tcBorders>
+              <w:top w:val="single" w:sz="9" w:color="000000"/>
+              <w:left w:val="single" w:sz="9" w:color="000000"/>
+              <w:bottom w:val="single" w:sz="9" w:color="000000"/>
+              <w:right w:val="single" w:sz="9" w:color="000000"/>
+              <w:insideH w:val="single" w:sz="9" w:color="000000"/>
+              <w:insideV w:val="single" w:sz="9" w:color="000000"/>
+            </w:tcBorders>
+            <w:tcMar>
+              <w:top w:w="68" w:type="dxa"/>
+              <w:start w:w="100" w:type="dxa"/>
+              <w:bottom w:w="68" w:type="dxa"/>
+              <w:end w:w="100" w:type="dxa"/>
+            </w:tcMar>
+            <w:shd w:fill="F8FAFC"/>
+            <w:vAlign w:val="top"/>
+          </w:tcPr>
+          <w:p>
+            <w:pPr>
+              <w:spacing w:after="0" w:line="235" w:lineRule="auto"/>
+            </w:pPr>
+            <w:r>
+              <w:rPr>
+                <w:rFonts w:ascii="Arial" w:hAnsi="Arial"/>
+                <w:b w:val="0"/>
+                <w:i w:val="0"/>
+                <w:color w:val="111111"/>
+                <w:sz w:val="15"/>
+              </w:rPr>
+              <w:t>Keep neutral prior explicit and raise validation priority.</w:t>
+            </w:r>
+          </w:p>
+        </w:tc>
+      </w:tr>
+      <w:tr>
+        <w:trPr>
+          <w:cantSplit/>
+        </w:trPr>
+        <w:tc>
+          <w:tcPr>
+            <w:tcW w:type="dxa" w:w="2232"/>
+            <w:tcBorders>
+              <w:top w:val="single" w:sz="9" w:color="000000"/>
+              <w:left w:val="single" w:sz="9" w:color="000000"/>
+              <w:bottom w:val="single" w:sz="9" w:color="000000"/>
+              <w:right w:val="single" w:sz="9" w:color="000000"/>
+              <w:insideH w:val="single" w:sz="9" w:color="000000"/>
+              <w:insideV w:val="single" w:sz="9" w:color="000000"/>
+            </w:tcBorders>
+            <w:tcMar>
+              <w:top w:w="68" w:type="dxa"/>
+              <w:start w:w="100" w:type="dxa"/>
+              <w:bottom w:w="68" w:type="dxa"/>
+              <w:end w:w="100" w:type="dxa"/>
+            </w:tcMar>
+            <w:vAlign w:val="top"/>
+          </w:tcPr>
+          <w:p>
+            <w:pPr>
+              <w:spacing w:after="0" w:line="235" w:lineRule="auto"/>
+            </w:pPr>
+            <w:r>
+              <w:rPr>
+                <w:rFonts w:ascii="Arial" w:hAnsi="Arial"/>
+                <w:b w:val="0"/>
+                <w:i w:val="0"/>
+                <w:color w:val="111111"/>
+                <w:sz w:val="15"/>
+              </w:rPr>
+              <w:t>Sparse geometry / equity data</w:t>
+            </w:r>
+          </w:p>
+        </w:tc>
+        <w:tc>
+          <w:tcPr>
+            <w:tcW w:type="dxa" w:w="7445"/>
+            <w:tcBorders>
+              <w:top w:val="single" w:sz="9" w:color="000000"/>
+              <w:left w:val="single" w:sz="9" w:color="000000"/>
+              <w:bottom w:val="single" w:sz="9" w:color="000000"/>
+              <w:right w:val="single" w:sz="9" w:color="000000"/>
+              <w:insideH w:val="single" w:sz="9" w:color="000000"/>
+              <w:insideV w:val="single" w:sz="9" w:color="000000"/>
+            </w:tcBorders>
+            <w:tcMar>
+              <w:top w:w="68" w:type="dxa"/>
+              <w:start w:w="100" w:type="dxa"/>
+              <w:bottom w:w="68" w:type="dxa"/>
+              <w:end w:w="100" w:type="dxa"/>
+            </w:tcMar>
+            <w:vAlign w:val="top"/>
+          </w:tcPr>
+          <w:p>
+            <w:pPr>
+              <w:spacing w:after="0" w:line="235" w:lineRule="auto"/>
+            </w:pPr>
+            <w:r>
+              <w:rPr>
+                <w:rFonts w:ascii="Arial" w:hAnsi="Arial"/>
+                <w:b w:val="0"/>
+                <w:i w:val="0"/>
+                <w:color w:val="111111"/>
+                <w:sz w:val="15"/>
+              </w:rPr>
+              <w:t>Use reliability/evidence grades; validate traces; avoid unsupported settlement claims.</w:t>
+            </w:r>
+          </w:p>
+        </w:tc>
+      </w:tr>
+      <w:tr>
+        <w:trPr>
+          <w:cantSplit/>
+        </w:trPr>
+        <w:tc>
+          <w:tcPr>
+            <w:tcW w:type="dxa" w:w="2232"/>
+            <w:tcBorders>
+              <w:top w:val="single" w:sz="9" w:color="000000"/>
+              <w:left w:val="single" w:sz="9" w:color="000000"/>
+              <w:bottom w:val="single" w:sz="9" w:color="000000"/>
+              <w:right w:val="single" w:sz="9" w:color="000000"/>
+              <w:insideH w:val="single" w:sz="9" w:color="000000"/>
+              <w:insideV w:val="single" w:sz="9" w:color="000000"/>
+            </w:tcBorders>
+            <w:tcMar>
+              <w:top w:w="68" w:type="dxa"/>
+              <w:start w:w="100" w:type="dxa"/>
+              <w:bottom w:w="68" w:type="dxa"/>
+              <w:end w:w="100" w:type="dxa"/>
+            </w:tcMar>
+            <w:shd w:fill="F8FAFC"/>
+            <w:vAlign w:val="top"/>
+          </w:tcPr>
+          <w:p>
+            <w:pPr>
+              <w:spacing w:after="0" w:line="235" w:lineRule="auto"/>
+            </w:pPr>
+            <w:r>
+              <w:rPr>
+                <w:rFonts w:ascii="Arial" w:hAnsi="Arial"/>
+                <w:b w:val="0"/>
+                <w:i w:val="0"/>
+                <w:color w:val="111111"/>
+                <w:sz w:val="15"/>
+              </w:rPr>
+              <w:t>AI/API unavailable</w:t>
+            </w:r>
+          </w:p>
+        </w:tc>
+        <w:tc>
+          <w:tcPr>
+            <w:tcW w:type="dxa" w:w="7445"/>
+            <w:tcBorders>
+              <w:top w:val="single" w:sz="9" w:color="000000"/>
+              <w:left w:val="single" w:sz="9" w:color="000000"/>
+              <w:bottom w:val="single" w:sz="9" w:color="000000"/>
+              <w:right w:val="single" w:sz="9" w:color="000000"/>
+              <w:insideH w:val="single" w:sz="9" w:color="000000"/>
+              <w:insideV w:val="single" w:sz="9" w:color="000000"/>
+            </w:tcBorders>
+            <w:tcMar>
+              <w:top w:w="68" w:type="dxa"/>
+              <w:start w:w="100" w:type="dxa"/>
+              <w:bottom w:w="68" w:type="dxa"/>
+              <w:end w:w="100" w:type="dxa"/>
+            </w:tcMar>
+            <w:shd w:fill="F8FAFC"/>
+            <w:vAlign w:val="top"/>
+          </w:tcPr>
+          <w:p>
+            <w:pPr>
+              <w:spacing w:after="0" w:line="235" w:lineRule="auto"/>
+            </w:pPr>
+            <w:r>
+              <w:rPr>
+                <w:rFonts w:ascii="Arial" w:hAnsi="Arial"/>
+                <w:b w:val="0"/>
+                <w:i w:val="0"/>
+                <w:color w:val="111111"/>
+                <w:sz w:val="15"/>
+              </w:rPr>
+              <w:t>Serve structured deterministic fallback; scores, scenarios, and portfolio are unaffected.</w:t>
+            </w:r>
+          </w:p>
+        </w:tc>
+      </w:tr>
+      <w:tr>
+        <w:trPr>
+          <w:cantSplit/>
+        </w:trPr>
+        <w:tc>
+          <w:tcPr>
+            <w:tcW w:type="dxa" w:w="2232"/>
+            <w:tcBorders>
+              <w:top w:val="single" w:sz="9" w:color="000000"/>
+              <w:left w:val="single" w:sz="9" w:color="000000"/>
+              <w:bottom w:val="single" w:sz="9" w:color="000000"/>
+              <w:right w:val="single" w:sz="9" w:color="000000"/>
+              <w:insideH w:val="single" w:sz="9" w:color="000000"/>
+              <w:insideV w:val="single" w:sz="9" w:color="000000"/>
+            </w:tcBorders>
+            <w:tcMar>
+              <w:top w:w="68" w:type="dxa"/>
+              <w:start w:w="100" w:type="dxa"/>
+              <w:bottom w:w="68" w:type="dxa"/>
+              <w:end w:w="100" w:type="dxa"/>
+            </w:tcMar>
+            <w:vAlign w:val="top"/>
+          </w:tcPr>
+          <w:p>
+            <w:pPr>
+              <w:spacing w:after="0" w:line="235" w:lineRule="auto"/>
+            </w:pPr>
+            <w:r>
+              <w:rPr>
+                <w:rFonts w:ascii="Arial" w:hAnsi="Arial"/>
+                <w:b w:val="0"/>
+                <w:i w:val="0"/>
+                <w:color w:val="111111"/>
+                <w:sz w:val="15"/>
+              </w:rPr>
+              <w:t>Constraint conflict</w:t>
+            </w:r>
+          </w:p>
+        </w:tc>
+        <w:tc>
+          <w:tcPr>
+            <w:tcW w:type="dxa" w:w="7445"/>
+            <w:tcBorders>
+              <w:top w:val="single" w:sz="9" w:color="000000"/>
+              <w:left w:val="single" w:sz="9" w:color="000000"/>
+              <w:bottom w:val="single" w:sz="9" w:color="000000"/>
+              <w:right w:val="single" w:sz="9" w:color="000000"/>
+              <w:insideH w:val="single" w:sz="9" w:color="000000"/>
+              <w:insideV w:val="single" w:sz="9" w:color="000000"/>
+            </w:tcBorders>
+            <w:tcMar>
+              <w:top w:w="68" w:type="dxa"/>
+              <w:start w:w="100" w:type="dxa"/>
+              <w:bottom w:w="68" w:type="dxa"/>
+              <w:end w:w="100" w:type="dxa"/>
+            </w:tcMar>
+            <w:vAlign w:val="top"/>
+          </w:tcPr>
+          <w:p>
+            <w:pPr>
+              <w:spacing w:after="0" w:line="235" w:lineRule="auto"/>
+            </w:pPr>
+            <w:r>
+              <w:rPr>
+                <w:rFonts w:ascii="Arial" w:hAnsi="Arial"/>
+                <w:b w:val="0"/>
+                <w:i w:val="0"/>
+                <w:color w:val="111111"/>
+                <w:sz w:val="15"/>
+              </w:rPr>
+              <w:t>Show infeasibility and binding constraints; never fabricate a portfolio.</w:t>
+            </w:r>
+          </w:p>
+        </w:tc>
+      </w:tr>
+    </w:tbl>
+    <w:p>
+      <w:r>
+        <w:br w:type="page"/>
+      </w:r>
+    </w:p>
+    <w:p>
+      <w:pPr>
+        <w:spacing w:after="20"/>
+        <w:ind w:left="-1123" w:right="-1123"/>
+      </w:pPr>
+      <w:r>
+        <w:drawing>
+          <wp:inline xmlns:a="http://schemas.openxmlformats.org/drawingml/2006/main" xmlns:pic="http://schemas.openxmlformats.org/drawingml/2006/picture">
+            <wp:extent cx="7560000" cy="935728"/>
+            <wp:docPr id="4" name="Picture 4" descr="AI x City Climate Action Hackathon 2026 partner banner" title="AI x City Climate Action Hackathon 2026"/>
+            <wp:cNvGraphicFramePr>
+              <a:graphicFrameLocks noChangeAspect="1"/>
+            </wp:cNvGraphicFramePr>
+            <a:graphic>
+              <a:graphicData uri="http://schemas.openxmlformats.org/drawingml/2006/picture">
+                <pic:pic>
+                  <pic:nvPicPr>
+                    <pic:cNvPr id="0" name="hackathon-template-banner.png"/>
+                    <pic:cNvPicPr/>
+                  </pic:nvPicPr>
+                  <pic:blipFill>
+                    <a:blip r:embed="rId10"/>
+                    <a:stretch>
+                      <a:fillRect/>
+                    </a:stretch>
+                  </pic:blipFill>
+                  <pic:spPr>
+                    <a:xfrm>
+                      <a:off x="0" y="0"/>
+                      <a:ext cx="7560000" cy="935728"/>
+                    </a:xfrm>
+                    <a:prstGeom prst="rect"/>
+                  </pic:spPr>
+                </pic:pic>
+              </a:graphicData>
+            </a:graphic>
+          </wp:inline>
+        </w:drawing>
+      </w:r>
+    </w:p>
+    <w:p>
+      <w:pPr>
+        <w:spacing w:before="0" w:after="20"/>
+      </w:pPr>
+      <w:hyperlink r:id="rId11">
+        <w:r>
+          <w:rPr>
+            <w:rFonts w:ascii="Arial" w:hAnsi="Arial"/>
+            <w:color w:val="075A91"/>
+            <w:u w:val="single"/>
+            <w:sz w:val="17"/>
+          </w:rPr>
+          <w:t>GitHub: https://github.com/qjmre23/Route2Zero</w:t>
+        </w:r>
+      </w:hyperlink>
+      <w:r>
+        <w:rPr>
+          <w:rFonts w:ascii="Arial" w:hAnsi="Arial"/>
+          <w:b w:val="0"/>
+          <w:i w:val="0"/>
+          <w:color w:val="4B5563"/>
+          <w:sz w:val="16"/>
+        </w:rPr>
+        <w:t xml:space="preserve">   |   </w:t>
+      </w:r>
+      <w:hyperlink r:id="rId12">
+        <w:r>
+          <w:rPr>
+            <w:rFonts w:ascii="Arial" w:hAnsi="Arial"/>
+            <w:color w:val="075A91"/>
+            <w:u w:val="single"/>
+            <w:sz w:val="17"/>
+          </w:rPr>
+          <w:t>Live dashboard: https://route2zero.netlify.app/</w:t>
+        </w:r>
+      </w:hyperlink>
+    </w:p>
+    <w:p>
+      <w:pPr>
+        <w:spacing w:before="0" w:after="40"/>
+        <w:jc w:val="right"/>
+      </w:pPr>
+      <w:r>
+        <w:rPr>
+          <w:rFonts w:ascii="Arial" w:hAnsi="Arial"/>
+          <w:b/>
+          <w:i w:val="0"/>
+          <w:color w:val="4B5563"/>
+          <w:sz w:val="14"/>
+        </w:rPr>
+        <w:t>TEAM STRUCTURE / PARTNERS / HANDOVER</w:t>
+      </w:r>
+    </w:p>
+    <w:p>
+      <w:pPr>
+        <w:pStyle w:val="Title"/>
+        <w:keepNext/>
+        <w:spacing w:before="20" w:after="40"/>
+      </w:pPr>
+      <w:r>
+        <w:rPr>
+          <w:rFonts w:ascii="Arial" w:hAnsi="Arial"/>
+          <w:b/>
+          <w:i w:val="0"/>
+          <w:color w:val="111111"/>
+          <w:sz w:val="38"/>
+        </w:rPr>
+        <w:t>Named owners from data collection to city handover</w:t>
+      </w:r>
+    </w:p>
+    <w:p>
+      <w:pPr>
+        <w:pStyle w:val="Heading1"/>
+        <w:keepNext/>
+        <w:spacing w:before="80" w:after="40"/>
+      </w:pPr>
+      <w:r>
+        <w:rPr>
+          <w:rFonts w:ascii="Arial" w:hAnsi="Arial"/>
+          <w:b/>
+          <w:i w:val="0"/>
+          <w:color w:val="0B2E59"/>
+          <w:sz w:val="23"/>
+        </w:rPr>
+        <w:t>TEAM STRUCTURE</w:t>
+      </w:r>
+    </w:p>
+    <w:tbl>
+      <w:tblPr>
+        <w:tblW w:type="dxa" w:w="9677"/>
+        <w:jc w:val="center"/>
+        <w:tblLayout w:type="fixed"/>
+        <w:tblLook w:firstColumn="1" w:firstRow="1" w:lastColumn="0" w:lastRow="0" w:noHBand="0" w:noVBand="1" w:val="04A0"/>
+        <w:tblInd w:w="100" w:type="dxa"/>
+      </w:tblPr>
+      <w:tblGrid>
+        <w:gridCol w:w="1930"/>
+        <w:gridCol w:w="2592"/>
+        <w:gridCol w:w="5155"/>
+      </w:tblGrid>
+      <w:tr>
+        <w:trPr>
+          <w:tblHeader w:val="true"/>
+          <w:cantSplit/>
+        </w:trPr>
+        <w:tc>
+          <w:tcPr>
+            <w:tcW w:type="dxa" w:w="1930"/>
+            <w:shd w:fill="CFE2F3"/>
+            <w:tcBorders>
+              <w:top w:val="single" w:sz="9" w:color="000000"/>
+              <w:left w:val="single" w:sz="9" w:color="000000"/>
+              <w:bottom w:val="single" w:sz="9" w:color="000000"/>
+              <w:right w:val="single" w:sz="9" w:color="000000"/>
+              <w:insideH w:val="single" w:sz="9" w:color="000000"/>
+              <w:insideV w:val="single" w:sz="9" w:color="000000"/>
+            </w:tcBorders>
+            <w:tcMar>
+              <w:top w:w="82" w:type="dxa"/>
+              <w:start w:w="100" w:type="dxa"/>
+              <w:bottom w:w="82" w:type="dxa"/>
+              <w:end w:w="100" w:type="dxa"/>
+            </w:tcMar>
+            <w:vAlign w:val="center"/>
+          </w:tcPr>
+          <w:p>
+            <w:pPr>
+              <w:spacing w:after="0"/>
+            </w:pPr>
+            <w:r>
+              <w:rPr>
+                <w:rFonts w:ascii="Arial" w:hAnsi="Arial"/>
+                <w:b w:val="0"/>
+                <w:i w:val="0"/>
+                <w:color w:val="111111"/>
+                <w:sz w:val="14"/>
+              </w:rPr>
+              <w:t>Name</w:t>
+            </w:r>
+          </w:p>
+        </w:tc>
+        <w:tc>
+          <w:tcPr>
+            <w:tcW w:type="dxa" w:w="2592"/>
+            <w:shd w:fill="CFE2F3"/>
+            <w:tcBorders>
+              <w:top w:val="single" w:sz="9" w:color="000000"/>
+              <w:left w:val="single" w:sz="9" w:color="000000"/>
+              <w:bottom w:val="single" w:sz="9" w:color="000000"/>
+              <w:right w:val="single" w:sz="9" w:color="000000"/>
+              <w:insideH w:val="single" w:sz="9" w:color="000000"/>
+              <w:insideV w:val="single" w:sz="9" w:color="000000"/>
+            </w:tcBorders>
+            <w:tcMar>
+              <w:top w:w="82" w:type="dxa"/>
+              <w:start w:w="100" w:type="dxa"/>
+              <w:bottom w:w="82" w:type="dxa"/>
+              <w:end w:w="100" w:type="dxa"/>
+            </w:tcMar>
+            <w:vAlign w:val="center"/>
+          </w:tcPr>
+          <w:p>
+            <w:pPr>
+              <w:spacing w:after="0"/>
+            </w:pPr>
+            <w:r>
+              <w:rPr>
+                <w:rFonts w:ascii="Arial" w:hAnsi="Arial"/>
+                <w:b w:val="0"/>
+                <w:i w:val="0"/>
+                <w:color w:val="111111"/>
+                <w:sz w:val="14"/>
+              </w:rPr>
+              <w:t>Role</w:t>
+            </w:r>
+          </w:p>
+        </w:tc>
+        <w:tc>
+          <w:tcPr>
+            <w:tcW w:type="dxa" w:w="5155"/>
+            <w:shd w:fill="CFE2F3"/>
+            <w:tcBorders>
+              <w:top w:val="single" w:sz="9" w:color="000000"/>
+              <w:left w:val="single" w:sz="9" w:color="000000"/>
+              <w:bottom w:val="single" w:sz="9" w:color="000000"/>
+              <w:right w:val="single" w:sz="9" w:color="000000"/>
+              <w:insideH w:val="single" w:sz="9" w:color="000000"/>
+              <w:insideV w:val="single" w:sz="9" w:color="000000"/>
+            </w:tcBorders>
+            <w:tcMar>
+              <w:top w:w="82" w:type="dxa"/>
+              <w:start w:w="100" w:type="dxa"/>
+              <w:bottom w:w="82" w:type="dxa"/>
+              <w:end w:w="100" w:type="dxa"/>
+            </w:tcMar>
+            <w:vAlign w:val="center"/>
+          </w:tcPr>
+          <w:p>
+            <w:pPr>
+              <w:spacing w:after="0"/>
+            </w:pPr>
+            <w:r>
+              <w:rPr>
+                <w:rFonts w:ascii="Arial" w:hAnsi="Arial"/>
+                <w:b w:val="0"/>
+                <w:i w:val="0"/>
+                <w:color w:val="111111"/>
+                <w:sz w:val="14"/>
+              </w:rPr>
+              <w:t>Relevant background / experience / skills for this role</w:t>
+            </w:r>
+          </w:p>
+        </w:tc>
+      </w:tr>
+      <w:tr>
+        <w:trPr>
+          <w:cantSplit/>
+        </w:trPr>
+        <w:tc>
+          <w:tcPr>
+            <w:tcW w:type="dxa" w:w="1930"/>
+            <w:tcBorders>
+              <w:top w:val="single" w:sz="9" w:color="000000"/>
+              <w:left w:val="single" w:sz="9" w:color="000000"/>
+              <w:bottom w:val="single" w:sz="9" w:color="000000"/>
+              <w:right w:val="single" w:sz="9" w:color="000000"/>
+              <w:insideH w:val="single" w:sz="9" w:color="000000"/>
+              <w:insideV w:val="single" w:sz="9" w:color="000000"/>
+            </w:tcBorders>
+            <w:tcMar>
+              <w:top w:w="68" w:type="dxa"/>
+              <w:start w:w="100" w:type="dxa"/>
+              <w:bottom w:w="68" w:type="dxa"/>
+              <w:end w:w="100" w:type="dxa"/>
+            </w:tcMar>
+            <w:vAlign w:val="top"/>
+          </w:tcPr>
+          <w:p>
+            <w:pPr>
+              <w:spacing w:after="0" w:line="235" w:lineRule="auto"/>
+            </w:pPr>
+            <w:r>
+              <w:rPr>
+                <w:rFonts w:ascii="Arial" w:hAnsi="Arial"/>
+                <w:b w:val="0"/>
+                <w:i w:val="0"/>
+                <w:color w:val="111111"/>
+                <w:sz w:val="13"/>
               </w:rPr>
               <w:t>John Marwin Ebona</w:t>
             </w:r>
@@ -1109,97 +4216,110 @@
         </w:tc>
         <w:tc>
           <w:tcPr>
-            <w:tcW w:type="dxa" w:w="2621"/>
+            <w:tcW w:type="dxa" w:w="2592"/>
             <w:tcBorders>
-              <w:top w:val="single" w:sz="10" w:color="000000"/>
-              <w:left w:val="single" w:sz="10" w:color="000000"/>
-              <w:bottom w:val="single" w:sz="10" w:color="000000"/>
-              <w:right w:val="single" w:sz="10" w:color="000000"/>
-              <w:insideH w:val="single" w:sz="10" w:color="000000"/>
-              <w:insideV w:val="single" w:sz="10" w:color="000000"/>
+              <w:top w:val="single" w:sz="9" w:color="000000"/>
+              <w:left w:val="single" w:sz="9" w:color="000000"/>
+              <w:bottom w:val="single" w:sz="9" w:color="000000"/>
+              <w:right w:val="single" w:sz="9" w:color="000000"/>
+              <w:insideH w:val="single" w:sz="9" w:color="000000"/>
+              <w:insideV w:val="single" w:sz="9" w:color="000000"/>
             </w:tcBorders>
             <w:tcMar>
-              <w:top w:w="80" w:type="dxa"/>
-              <w:start w:w="110" w:type="dxa"/>
-              <w:bottom w:w="80" w:type="dxa"/>
-              <w:end w:w="110" w:type="dxa"/>
+              <w:top w:w="68" w:type="dxa"/>
+              <w:start w:w="100" w:type="dxa"/>
+              <w:bottom w:w="68" w:type="dxa"/>
+              <w:end w:w="100" w:type="dxa"/>
             </w:tcMar>
             <w:vAlign w:val="top"/>
           </w:tcPr>
           <w:p>
             <w:pPr>
-              <w:spacing w:after="0" w:line="240" w:lineRule="auto"/>
+              <w:spacing w:after="0" w:line="235" w:lineRule="auto"/>
             </w:pPr>
             <w:r>
               <w:rPr>
                 <w:rFonts w:ascii="Arial" w:hAnsi="Arial"/>
-                <w:sz w:val="15"/>
+                <w:b w:val="0"/>
+                <w:i w:val="0"/>
+                <w:color w:val="111111"/>
+                <w:sz w:val="13"/>
               </w:rPr>
-              <w:t>Product and Pilot Lead</w:t>
+              <w:t>Product &amp; Pilot Lead</w:t>
             </w:r>
           </w:p>
         </w:tc>
         <w:tc>
           <w:tcPr>
-            <w:tcW w:type="dxa" w:w="5069"/>
+            <w:tcW w:type="dxa" w:w="5155"/>
             <w:tcBorders>
-              <w:top w:val="single" w:sz="10" w:color="000000"/>
-              <w:left w:val="single" w:sz="10" w:color="000000"/>
-              <w:bottom w:val="single" w:sz="10" w:color="000000"/>
-              <w:right w:val="single" w:sz="10" w:color="000000"/>
-              <w:insideH w:val="single" w:sz="10" w:color="000000"/>
-              <w:insideV w:val="single" w:sz="10" w:color="000000"/>
+              <w:top w:val="single" w:sz="9" w:color="000000"/>
+              <w:left w:val="single" w:sz="9" w:color="000000"/>
+              <w:bottom w:val="single" w:sz="9" w:color="000000"/>
+              <w:right w:val="single" w:sz="9" w:color="000000"/>
+              <w:insideH w:val="single" w:sz="9" w:color="000000"/>
+              <w:insideV w:val="single" w:sz="9" w:color="000000"/>
             </w:tcBorders>
             <w:tcMar>
-              <w:top w:w="80" w:type="dxa"/>
-              <w:start w:w="110" w:type="dxa"/>
-              <w:bottom w:w="80" w:type="dxa"/>
-              <w:end w:w="110" w:type="dxa"/>
+              <w:top w:w="68" w:type="dxa"/>
+              <w:start w:w="100" w:type="dxa"/>
+              <w:bottom w:w="68" w:type="dxa"/>
+              <w:end w:w="100" w:type="dxa"/>
             </w:tcMar>
             <w:vAlign w:val="top"/>
           </w:tcPr>
           <w:p>
             <w:pPr>
-              <w:spacing w:after="0" w:line="240" w:lineRule="auto"/>
+              <w:spacing w:after="0" w:line="235" w:lineRule="auto"/>
             </w:pPr>
             <w:r>
               <w:rPr>
                 <w:rFonts w:ascii="Arial" w:hAnsi="Arial"/>
-                <w:sz w:val="15"/>
+                <w:b w:val="0"/>
+                <w:i w:val="0"/>
+                <w:color w:val="111111"/>
+                <w:sz w:val="13"/>
               </w:rPr>
-              <w:t>Leads product direction, partner coordination, milestone gates, and final handover.</w:t>
+              <w:t>City coordination, decision question, gates, integration, decision pack, handover.</w:t>
             </w:r>
           </w:p>
         </w:tc>
       </w:tr>
       <w:tr>
+        <w:trPr>
+          <w:cantSplit/>
+        </w:trPr>
         <w:tc>
           <w:tcPr>
-            <w:tcW w:type="dxa" w:w="2045"/>
+            <w:tcW w:type="dxa" w:w="1930"/>
             <w:tcBorders>
-              <w:top w:val="single" w:sz="10" w:color="000000"/>
-              <w:left w:val="single" w:sz="10" w:color="000000"/>
-              <w:bottom w:val="single" w:sz="10" w:color="000000"/>
-              <w:right w:val="single" w:sz="10" w:color="000000"/>
-              <w:insideH w:val="single" w:sz="10" w:color="000000"/>
-              <w:insideV w:val="single" w:sz="10" w:color="000000"/>
+              <w:top w:val="single" w:sz="9" w:color="000000"/>
+              <w:left w:val="single" w:sz="9" w:color="000000"/>
+              <w:bottom w:val="single" w:sz="9" w:color="000000"/>
+              <w:right w:val="single" w:sz="9" w:color="000000"/>
+              <w:insideH w:val="single" w:sz="9" w:color="000000"/>
+              <w:insideV w:val="single" w:sz="9" w:color="000000"/>
             </w:tcBorders>
             <w:tcMar>
-              <w:top w:w="80" w:type="dxa"/>
-              <w:start w:w="110" w:type="dxa"/>
-              <w:bottom w:w="80" w:type="dxa"/>
-              <w:end w:w="110" w:type="dxa"/>
+              <w:top w:w="68" w:type="dxa"/>
+              <w:start w:w="100" w:type="dxa"/>
+              <w:bottom w:w="68" w:type="dxa"/>
+              <w:end w:w="100" w:type="dxa"/>
             </w:tcMar>
+            <w:shd w:fill="F8FAFC"/>
             <w:vAlign w:val="top"/>
           </w:tcPr>
           <w:p>
             <w:pPr>
-              <w:spacing w:after="0" w:line="240" w:lineRule="auto"/>
+              <w:spacing w:after="0" w:line="235" w:lineRule="auto"/>
             </w:pPr>
             <w:r>
               <w:rPr>
                 <w:rFonts w:ascii="Arial" w:hAnsi="Arial"/>
-                <w:sz w:val="15"/>
+                <w:b w:val="0"/>
+                <w:i w:val="0"/>
+                <w:color w:val="111111"/>
+                <w:sz w:val="13"/>
               </w:rPr>
               <w:t>Prince Marl</w:t>
             </w:r>
@@ -1207,97 +4327,111 @@
         </w:tc>
         <w:tc>
           <w:tcPr>
-            <w:tcW w:type="dxa" w:w="2621"/>
+            <w:tcW w:type="dxa" w:w="2592"/>
             <w:tcBorders>
-              <w:top w:val="single" w:sz="10" w:color="000000"/>
-              <w:left w:val="single" w:sz="10" w:color="000000"/>
-              <w:bottom w:val="single" w:sz="10" w:color="000000"/>
-              <w:right w:val="single" w:sz="10" w:color="000000"/>
-              <w:insideH w:val="single" w:sz="10" w:color="000000"/>
-              <w:insideV w:val="single" w:sz="10" w:color="000000"/>
+              <w:top w:val="single" w:sz="9" w:color="000000"/>
+              <w:left w:val="single" w:sz="9" w:color="000000"/>
+              <w:bottom w:val="single" w:sz="9" w:color="000000"/>
+              <w:right w:val="single" w:sz="9" w:color="000000"/>
+              <w:insideH w:val="single" w:sz="9" w:color="000000"/>
+              <w:insideV w:val="single" w:sz="9" w:color="000000"/>
             </w:tcBorders>
             <w:tcMar>
-              <w:top w:w="80" w:type="dxa"/>
-              <w:start w:w="110" w:type="dxa"/>
-              <w:bottom w:w="80" w:type="dxa"/>
-              <w:end w:w="110" w:type="dxa"/>
+              <w:top w:w="68" w:type="dxa"/>
+              <w:start w:w="100" w:type="dxa"/>
+              <w:bottom w:w="68" w:type="dxa"/>
+              <w:end w:w="100" w:type="dxa"/>
+            </w:tcMar>
+            <w:shd w:fill="F8FAFC"/>
+            <w:vAlign w:val="top"/>
+          </w:tcPr>
+          <w:p>
+            <w:pPr>
+              <w:spacing w:after="0" w:line="235" w:lineRule="auto"/>
+            </w:pPr>
+            <w:r>
+              <w:rPr>
+                <w:rFonts w:ascii="Arial" w:hAnsi="Arial"/>
+                <w:b w:val="0"/>
+                <w:i w:val="0"/>
+                <w:color w:val="111111"/>
+                <w:sz w:val="13"/>
+              </w:rPr>
+              <w:t>Data, ML &amp; Pipeline Lead</w:t>
+            </w:r>
+          </w:p>
+        </w:tc>
+        <w:tc>
+          <w:tcPr>
+            <w:tcW w:type="dxa" w:w="5155"/>
+            <w:tcBorders>
+              <w:top w:val="single" w:sz="9" w:color="000000"/>
+              <w:left w:val="single" w:sz="9" w:color="000000"/>
+              <w:bottom w:val="single" w:sz="9" w:color="000000"/>
+              <w:right w:val="single" w:sz="9" w:color="000000"/>
+              <w:insideH w:val="single" w:sz="9" w:color="000000"/>
+              <w:insideV w:val="single" w:sz="9" w:color="000000"/>
+            </w:tcBorders>
+            <w:tcMar>
+              <w:top w:w="68" w:type="dxa"/>
+              <w:start w:w="100" w:type="dxa"/>
+              <w:bottom w:w="68" w:type="dxa"/>
+              <w:end w:w="100" w:type="dxa"/>
+            </w:tcMar>
+            <w:shd w:fill="F8FAFC"/>
+            <w:vAlign w:val="top"/>
+          </w:tcPr>
+          <w:p>
+            <w:pPr>
+              <w:spacing w:after="0" w:line="235" w:lineRule="auto"/>
+            </w:pPr>
+            <w:r>
+              <w:rPr>
+                <w:rFonts w:ascii="Arial" w:hAnsi="Arial"/>
+                <w:b w:val="0"/>
+                <w:i w:val="0"/>
+                <w:color w:val="111111"/>
+                <w:sz w:val="13"/>
+              </w:rPr>
+              <w:t>Source registry, feature store, service model, metrics, build manifest, refresh.</w:t>
+            </w:r>
+          </w:p>
+        </w:tc>
+      </w:tr>
+      <w:tr>
+        <w:trPr>
+          <w:cantSplit/>
+        </w:trPr>
+        <w:tc>
+          <w:tcPr>
+            <w:tcW w:type="dxa" w:w="1930"/>
+            <w:tcBorders>
+              <w:top w:val="single" w:sz="9" w:color="000000"/>
+              <w:left w:val="single" w:sz="9" w:color="000000"/>
+              <w:bottom w:val="single" w:sz="9" w:color="000000"/>
+              <w:right w:val="single" w:sz="9" w:color="000000"/>
+              <w:insideH w:val="single" w:sz="9" w:color="000000"/>
+              <w:insideV w:val="single" w:sz="9" w:color="000000"/>
+            </w:tcBorders>
+            <w:tcMar>
+              <w:top w:w="68" w:type="dxa"/>
+              <w:start w:w="100" w:type="dxa"/>
+              <w:bottom w:w="68" w:type="dxa"/>
+              <w:end w:w="100" w:type="dxa"/>
             </w:tcMar>
             <w:vAlign w:val="top"/>
           </w:tcPr>
           <w:p>
             <w:pPr>
-              <w:spacing w:after="0" w:line="240" w:lineRule="auto"/>
+              <w:spacing w:after="0" w:line="235" w:lineRule="auto"/>
             </w:pPr>
             <w:r>
               <w:rPr>
                 <w:rFonts w:ascii="Arial" w:hAnsi="Arial"/>
-                <w:sz w:val="15"/>
-              </w:rPr>
-              <w:t>Data and Pipeline Lead</w:t>
-            </w:r>
-          </w:p>
-        </w:tc>
-        <w:tc>
-          <w:tcPr>
-            <w:tcW w:type="dxa" w:w="5069"/>
-            <w:tcBorders>
-              <w:top w:val="single" w:sz="10" w:color="000000"/>
-              <w:left w:val="single" w:sz="10" w:color="000000"/>
-              <w:bottom w:val="single" w:sz="10" w:color="000000"/>
-              <w:right w:val="single" w:sz="10" w:color="000000"/>
-              <w:insideH w:val="single" w:sz="10" w:color="000000"/>
-              <w:insideV w:val="single" w:sz="10" w:color="000000"/>
-            </w:tcBorders>
-            <w:tcMar>
-              <w:top w:w="80" w:type="dxa"/>
-              <w:start w:w="110" w:type="dxa"/>
-              <w:bottom w:w="80" w:type="dxa"/>
-              <w:end w:w="110" w:type="dxa"/>
-            </w:tcMar>
-            <w:vAlign w:val="top"/>
-          </w:tcPr>
-          <w:p>
-            <w:pPr>
-              <w:spacing w:after="0" w:line="240" w:lineRule="auto"/>
-            </w:pPr>
-            <w:r>
-              <w:rPr>
-                <w:rFonts w:ascii="Arial" w:hAnsi="Arial"/>
-                <w:sz w:val="15"/>
-              </w:rPr>
-              <w:t>Owns data audits, provenance, reproducibility, score outputs, and refresh documentation.</w:t>
-            </w:r>
-          </w:p>
-        </w:tc>
-      </w:tr>
-      <w:tr>
-        <w:tc>
-          <w:tcPr>
-            <w:tcW w:type="dxa" w:w="2045"/>
-            <w:tcBorders>
-              <w:top w:val="single" w:sz="10" w:color="000000"/>
-              <w:left w:val="single" w:sz="10" w:color="000000"/>
-              <w:bottom w:val="single" w:sz="10" w:color="000000"/>
-              <w:right w:val="single" w:sz="10" w:color="000000"/>
-              <w:insideH w:val="single" w:sz="10" w:color="000000"/>
-              <w:insideV w:val="single" w:sz="10" w:color="000000"/>
-            </w:tcBorders>
-            <w:tcMar>
-              <w:top w:w="80" w:type="dxa"/>
-              <w:start w:w="110" w:type="dxa"/>
-              <w:bottom w:w="80" w:type="dxa"/>
-              <w:end w:w="110" w:type="dxa"/>
-            </w:tcMar>
-            <w:vAlign w:val="top"/>
-          </w:tcPr>
-          <w:p>
-            <w:pPr>
-              <w:spacing w:after="0" w:line="240" w:lineRule="auto"/>
-            </w:pPr>
-            <w:r>
-              <w:rPr>
-                <w:rFonts w:ascii="Arial" w:hAnsi="Arial"/>
-                <w:sz w:val="15"/>
+                <w:b w:val="0"/>
+                <w:i w:val="0"/>
+                <w:color w:val="111111"/>
+                <w:sz w:val="13"/>
               </w:rPr>
               <w:t>Joaquin Sarmiento</w:t>
             </w:r>
@@ -1305,97 +4439,110 @@
         </w:tc>
         <w:tc>
           <w:tcPr>
-            <w:tcW w:type="dxa" w:w="2621"/>
+            <w:tcW w:type="dxa" w:w="2592"/>
             <w:tcBorders>
-              <w:top w:val="single" w:sz="10" w:color="000000"/>
-              <w:left w:val="single" w:sz="10" w:color="000000"/>
-              <w:bottom w:val="single" w:sz="10" w:color="000000"/>
-              <w:right w:val="single" w:sz="10" w:color="000000"/>
-              <w:insideH w:val="single" w:sz="10" w:color="000000"/>
-              <w:insideV w:val="single" w:sz="10" w:color="000000"/>
+              <w:top w:val="single" w:sz="9" w:color="000000"/>
+              <w:left w:val="single" w:sz="9" w:color="000000"/>
+              <w:bottom w:val="single" w:sz="9" w:color="000000"/>
+              <w:right w:val="single" w:sz="9" w:color="000000"/>
+              <w:insideH w:val="single" w:sz="9" w:color="000000"/>
+              <w:insideV w:val="single" w:sz="9" w:color="000000"/>
             </w:tcBorders>
             <w:tcMar>
-              <w:top w:w="80" w:type="dxa"/>
-              <w:start w:w="110" w:type="dxa"/>
-              <w:bottom w:w="80" w:type="dxa"/>
-              <w:end w:w="110" w:type="dxa"/>
+              <w:top w:w="68" w:type="dxa"/>
+              <w:start w:w="100" w:type="dxa"/>
+              <w:bottom w:w="68" w:type="dxa"/>
+              <w:end w:w="100" w:type="dxa"/>
             </w:tcMar>
             <w:vAlign w:val="top"/>
           </w:tcPr>
           <w:p>
             <w:pPr>
-              <w:spacing w:after="0" w:line="240" w:lineRule="auto"/>
+              <w:spacing w:after="0" w:line="235" w:lineRule="auto"/>
             </w:pPr>
             <w:r>
               <w:rPr>
                 <w:rFonts w:ascii="Arial" w:hAnsi="Arial"/>
-                <w:sz w:val="15"/>
+                <w:b w:val="0"/>
+                <w:i w:val="0"/>
+                <w:color w:val="111111"/>
+                <w:sz w:val="13"/>
               </w:rPr>
-              <w:t>Urban Transportation Lead</w:t>
+              <w:t>Transport &amp; Field Validation Lead</w:t>
             </w:r>
           </w:p>
         </w:tc>
         <w:tc>
           <w:tcPr>
-            <w:tcW w:type="dxa" w:w="5069"/>
+            <w:tcW w:type="dxa" w:w="5155"/>
             <w:tcBorders>
-              <w:top w:val="single" w:sz="10" w:color="000000"/>
-              <w:left w:val="single" w:sz="10" w:color="000000"/>
-              <w:bottom w:val="single" w:sz="10" w:color="000000"/>
-              <w:right w:val="single" w:sz="10" w:color="000000"/>
-              <w:insideH w:val="single" w:sz="10" w:color="000000"/>
-              <w:insideV w:val="single" w:sz="10" w:color="000000"/>
+              <w:top w:val="single" w:sz="9" w:color="000000"/>
+              <w:left w:val="single" w:sz="9" w:color="000000"/>
+              <w:bottom w:val="single" w:sz="9" w:color="000000"/>
+              <w:right w:val="single" w:sz="9" w:color="000000"/>
+              <w:insideH w:val="single" w:sz="9" w:color="000000"/>
+              <w:insideV w:val="single" w:sz="9" w:color="000000"/>
             </w:tcBorders>
             <w:tcMar>
-              <w:top w:w="80" w:type="dxa"/>
-              <w:start w:w="110" w:type="dxa"/>
-              <w:bottom w:w="80" w:type="dxa"/>
-              <w:end w:w="110" w:type="dxa"/>
+              <w:top w:w="68" w:type="dxa"/>
+              <w:start w:w="100" w:type="dxa"/>
+              <w:bottom w:w="68" w:type="dxa"/>
+              <w:end w:w="100" w:type="dxa"/>
             </w:tcMar>
             <w:vAlign w:val="top"/>
           </w:tcPr>
           <w:p>
             <w:pPr>
-              <w:spacing w:after="0" w:line="240" w:lineRule="auto"/>
+              <w:spacing w:after="0" w:line="235" w:lineRule="auto"/>
             </w:pPr>
             <w:r>
               <w:rPr>
                 <w:rFonts w:ascii="Arial" w:hAnsi="Arial"/>
-                <w:sz w:val="15"/>
+                <w:b w:val="0"/>
+                <w:i w:val="0"/>
+                <w:color w:val="111111"/>
+                <w:sz w:val="13"/>
               </w:rPr>
-              <w:t>Leads route sampling, field validation, and operational evidence reconciliation.</w:t>
+              <w:t>Route sampling, observations, status reconciliation, assumptions, operator workflow.</w:t>
             </w:r>
           </w:p>
         </w:tc>
       </w:tr>
       <w:tr>
+        <w:trPr>
+          <w:cantSplit/>
+        </w:trPr>
         <w:tc>
           <w:tcPr>
-            <w:tcW w:type="dxa" w:w="2045"/>
+            <w:tcW w:type="dxa" w:w="1930"/>
             <w:tcBorders>
-              <w:top w:val="single" w:sz="10" w:color="000000"/>
-              <w:left w:val="single" w:sz="10" w:color="000000"/>
-              <w:bottom w:val="single" w:sz="10" w:color="000000"/>
-              <w:right w:val="single" w:sz="10" w:color="000000"/>
-              <w:insideH w:val="single" w:sz="10" w:color="000000"/>
-              <w:insideV w:val="single" w:sz="10" w:color="000000"/>
+              <w:top w:val="single" w:sz="9" w:color="000000"/>
+              <w:left w:val="single" w:sz="9" w:color="000000"/>
+              <w:bottom w:val="single" w:sz="9" w:color="000000"/>
+              <w:right w:val="single" w:sz="9" w:color="000000"/>
+              <w:insideH w:val="single" w:sz="9" w:color="000000"/>
+              <w:insideV w:val="single" w:sz="9" w:color="000000"/>
             </w:tcBorders>
             <w:tcMar>
-              <w:top w:w="80" w:type="dxa"/>
-              <w:start w:w="110" w:type="dxa"/>
-              <w:bottom w:w="80" w:type="dxa"/>
-              <w:end w:w="110" w:type="dxa"/>
+              <w:top w:w="68" w:type="dxa"/>
+              <w:start w:w="100" w:type="dxa"/>
+              <w:bottom w:w="68" w:type="dxa"/>
+              <w:end w:w="100" w:type="dxa"/>
             </w:tcMar>
+            <w:shd w:fill="F8FAFC"/>
             <w:vAlign w:val="top"/>
           </w:tcPr>
           <w:p>
             <w:pPr>
-              <w:spacing w:after="0" w:line="240" w:lineRule="auto"/>
+              <w:spacing w:after="0" w:line="235" w:lineRule="auto"/>
             </w:pPr>
             <w:r>
               <w:rPr>
                 <w:rFonts w:ascii="Arial" w:hAnsi="Arial"/>
-                <w:sz w:val="15"/>
+                <w:b w:val="0"/>
+                <w:i w:val="0"/>
+                <w:color w:val="111111"/>
+                <w:sz w:val="13"/>
               </w:rPr>
               <w:t>Isaac Marcus</w:t>
             </w:r>
@@ -1403,97 +4550,111 @@
         </w:tc>
         <w:tc>
           <w:tcPr>
-            <w:tcW w:type="dxa" w:w="2621"/>
+            <w:tcW w:type="dxa" w:w="2592"/>
             <w:tcBorders>
-              <w:top w:val="single" w:sz="10" w:color="000000"/>
-              <w:left w:val="single" w:sz="10" w:color="000000"/>
-              <w:bottom w:val="single" w:sz="10" w:color="000000"/>
-              <w:right w:val="single" w:sz="10" w:color="000000"/>
-              <w:insideH w:val="single" w:sz="10" w:color="000000"/>
-              <w:insideV w:val="single" w:sz="10" w:color="000000"/>
+              <w:top w:val="single" w:sz="9" w:color="000000"/>
+              <w:left w:val="single" w:sz="9" w:color="000000"/>
+              <w:bottom w:val="single" w:sz="9" w:color="000000"/>
+              <w:right w:val="single" w:sz="9" w:color="000000"/>
+              <w:insideH w:val="single" w:sz="9" w:color="000000"/>
+              <w:insideV w:val="single" w:sz="9" w:color="000000"/>
             </w:tcBorders>
             <w:tcMar>
-              <w:top w:w="80" w:type="dxa"/>
-              <w:start w:w="110" w:type="dxa"/>
-              <w:bottom w:w="80" w:type="dxa"/>
-              <w:end w:w="110" w:type="dxa"/>
+              <w:top w:w="68" w:type="dxa"/>
+              <w:start w:w="100" w:type="dxa"/>
+              <w:bottom w:w="68" w:type="dxa"/>
+              <w:end w:w="100" w:type="dxa"/>
+            </w:tcMar>
+            <w:shd w:fill="F8FAFC"/>
+            <w:vAlign w:val="top"/>
+          </w:tcPr>
+          <w:p>
+            <w:pPr>
+              <w:spacing w:after="0" w:line="235" w:lineRule="auto"/>
+            </w:pPr>
+            <w:r>
+              <w:rPr>
+                <w:rFonts w:ascii="Arial" w:hAnsi="Arial"/>
+                <w:b w:val="0"/>
+                <w:i w:val="0"/>
+                <w:color w:val="111111"/>
+                <w:sz w:val="13"/>
+              </w:rPr>
+              <w:t>Engineering, Optimization &amp; Deployment Lead</w:t>
+            </w:r>
+          </w:p>
+        </w:tc>
+        <w:tc>
+          <w:tcPr>
+            <w:tcW w:type="dxa" w:w="5155"/>
+            <w:tcBorders>
+              <w:top w:val="single" w:sz="9" w:color="000000"/>
+              <w:left w:val="single" w:sz="9" w:color="000000"/>
+              <w:bottom w:val="single" w:sz="9" w:color="000000"/>
+              <w:right w:val="single" w:sz="9" w:color="000000"/>
+              <w:insideH w:val="single" w:sz="9" w:color="000000"/>
+              <w:insideV w:val="single" w:sz="9" w:color="000000"/>
+            </w:tcBorders>
+            <w:tcMar>
+              <w:top w:w="68" w:type="dxa"/>
+              <w:start w:w="100" w:type="dxa"/>
+              <w:bottom w:w="68" w:type="dxa"/>
+              <w:end w:w="100" w:type="dxa"/>
+            </w:tcMar>
+            <w:shd w:fill="F8FAFC"/>
+            <w:vAlign w:val="top"/>
+          </w:tcPr>
+          <w:p>
+            <w:pPr>
+              <w:spacing w:after="0" w:line="235" w:lineRule="auto"/>
+            </w:pPr>
+            <w:r>
+              <w:rPr>
+                <w:rFonts w:ascii="Arial" w:hAnsi="Arial"/>
+                <w:b w:val="0"/>
+                <w:i w:val="0"/>
+                <w:color w:val="111111"/>
+                <w:sz w:val="13"/>
+              </w:rPr>
+              <w:t>Dashboard, scenarios, optimizer, Netlify, Mapbox, reliability, fallback behavior.</w:t>
+            </w:r>
+          </w:p>
+        </w:tc>
+      </w:tr>
+      <w:tr>
+        <w:trPr>
+          <w:cantSplit/>
+        </w:trPr>
+        <w:tc>
+          <w:tcPr>
+            <w:tcW w:type="dxa" w:w="1930"/>
+            <w:tcBorders>
+              <w:top w:val="single" w:sz="9" w:color="000000"/>
+              <w:left w:val="single" w:sz="9" w:color="000000"/>
+              <w:bottom w:val="single" w:sz="9" w:color="000000"/>
+              <w:right w:val="single" w:sz="9" w:color="000000"/>
+              <w:insideH w:val="single" w:sz="9" w:color="000000"/>
+              <w:insideV w:val="single" w:sz="9" w:color="000000"/>
+            </w:tcBorders>
+            <w:tcMar>
+              <w:top w:w="68" w:type="dxa"/>
+              <w:start w:w="100" w:type="dxa"/>
+              <w:bottom w:w="68" w:type="dxa"/>
+              <w:end w:w="100" w:type="dxa"/>
             </w:tcMar>
             <w:vAlign w:val="top"/>
           </w:tcPr>
           <w:p>
             <w:pPr>
-              <w:spacing w:after="0" w:line="240" w:lineRule="auto"/>
+              <w:spacing w:after="0" w:line="235" w:lineRule="auto"/>
             </w:pPr>
             <w:r>
               <w:rPr>
                 <w:rFonts w:ascii="Arial" w:hAnsi="Arial"/>
-                <w:sz w:val="15"/>
-              </w:rPr>
-              <w:t>Engineering and Deployment Lead</w:t>
-            </w:r>
-          </w:p>
-        </w:tc>
-        <w:tc>
-          <w:tcPr>
-            <w:tcW w:type="dxa" w:w="5069"/>
-            <w:tcBorders>
-              <w:top w:val="single" w:sz="10" w:color="000000"/>
-              <w:left w:val="single" w:sz="10" w:color="000000"/>
-              <w:bottom w:val="single" w:sz="10" w:color="000000"/>
-              <w:right w:val="single" w:sz="10" w:color="000000"/>
-              <w:insideH w:val="single" w:sz="10" w:color="000000"/>
-              <w:insideV w:val="single" w:sz="10" w:color="000000"/>
-            </w:tcBorders>
-            <w:tcMar>
-              <w:top w:w="80" w:type="dxa"/>
-              <w:start w:w="110" w:type="dxa"/>
-              <w:bottom w:w="80" w:type="dxa"/>
-              <w:end w:w="110" w:type="dxa"/>
-            </w:tcMar>
-            <w:vAlign w:val="top"/>
-          </w:tcPr>
-          <w:p>
-            <w:pPr>
-              <w:spacing w:after="0" w:line="240" w:lineRule="auto"/>
-            </w:pPr>
-            <w:r>
-              <w:rPr>
-                <w:rFonts w:ascii="Arial" w:hAnsi="Arial"/>
-                <w:sz w:val="15"/>
-              </w:rPr>
-              <w:t>Owns the responsive dashboard, Mapbox integration, exports, Netlify deployment, and reliability.</w:t>
-            </w:r>
-          </w:p>
-        </w:tc>
-      </w:tr>
-      <w:tr>
-        <w:tc>
-          <w:tcPr>
-            <w:tcW w:type="dxa" w:w="2045"/>
-            <w:tcBorders>
-              <w:top w:val="single" w:sz="10" w:color="000000"/>
-              <w:left w:val="single" w:sz="10" w:color="000000"/>
-              <w:bottom w:val="single" w:sz="10" w:color="000000"/>
-              <w:right w:val="single" w:sz="10" w:color="000000"/>
-              <w:insideH w:val="single" w:sz="10" w:color="000000"/>
-              <w:insideV w:val="single" w:sz="10" w:color="000000"/>
-            </w:tcBorders>
-            <w:tcMar>
-              <w:top w:w="80" w:type="dxa"/>
-              <w:start w:w="110" w:type="dxa"/>
-              <w:bottom w:w="80" w:type="dxa"/>
-              <w:end w:w="110" w:type="dxa"/>
-            </w:tcMar>
-            <w:vAlign w:val="top"/>
-          </w:tcPr>
-          <w:p>
-            <w:pPr>
-              <w:spacing w:after="0" w:line="240" w:lineRule="auto"/>
-            </w:pPr>
-            <w:r>
-              <w:rPr>
-                <w:rFonts w:ascii="Arial" w:hAnsi="Arial"/>
-                <w:sz w:val="15"/>
+                <w:b w:val="0"/>
+                <w:i w:val="0"/>
+                <w:color w:val="111111"/>
+                <w:sz w:val="13"/>
               </w:rPr>
               <w:t>Andrei Dela Cruz</w:t>
             </w:r>
@@ -1501,97 +4662,110 @@
         </w:tc>
         <w:tc>
           <w:tcPr>
-            <w:tcW w:type="dxa" w:w="2621"/>
+            <w:tcW w:type="dxa" w:w="2592"/>
             <w:tcBorders>
-              <w:top w:val="single" w:sz="10" w:color="000000"/>
-              <w:left w:val="single" w:sz="10" w:color="000000"/>
-              <w:bottom w:val="single" w:sz="10" w:color="000000"/>
-              <w:right w:val="single" w:sz="10" w:color="000000"/>
-              <w:insideH w:val="single" w:sz="10" w:color="000000"/>
-              <w:insideV w:val="single" w:sz="10" w:color="000000"/>
+              <w:top w:val="single" w:sz="9" w:color="000000"/>
+              <w:left w:val="single" w:sz="9" w:color="000000"/>
+              <w:bottom w:val="single" w:sz="9" w:color="000000"/>
+              <w:right w:val="single" w:sz="9" w:color="000000"/>
+              <w:insideH w:val="single" w:sz="9" w:color="000000"/>
+              <w:insideV w:val="single" w:sz="9" w:color="000000"/>
             </w:tcBorders>
             <w:tcMar>
-              <w:top w:w="80" w:type="dxa"/>
-              <w:start w:w="110" w:type="dxa"/>
-              <w:bottom w:w="80" w:type="dxa"/>
-              <w:end w:w="110" w:type="dxa"/>
+              <w:top w:w="68" w:type="dxa"/>
+              <w:start w:w="100" w:type="dxa"/>
+              <w:bottom w:w="68" w:type="dxa"/>
+              <w:end w:w="100" w:type="dxa"/>
             </w:tcMar>
             <w:vAlign w:val="top"/>
           </w:tcPr>
           <w:p>
             <w:pPr>
-              <w:spacing w:after="0" w:line="240" w:lineRule="auto"/>
+              <w:spacing w:after="0" w:line="235" w:lineRule="auto"/>
             </w:pPr>
             <w:r>
               <w:rPr>
                 <w:rFonts w:ascii="Arial" w:hAnsi="Arial"/>
-                <w:sz w:val="15"/>
+                <w:b w:val="0"/>
+                <w:i w:val="0"/>
+                <w:color w:val="111111"/>
+                <w:sz w:val="13"/>
               </w:rPr>
-              <w:t>Policy and Governance Lead</w:t>
+              <w:t>Policy, Governance &amp; Responsible AI Lead</w:t>
             </w:r>
           </w:p>
         </w:tc>
         <w:tc>
           <w:tcPr>
-            <w:tcW w:type="dxa" w:w="5069"/>
+            <w:tcW w:type="dxa" w:w="5155"/>
             <w:tcBorders>
-              <w:top w:val="single" w:sz="10" w:color="000000"/>
-              <w:left w:val="single" w:sz="10" w:color="000000"/>
-              <w:bottom w:val="single" w:sz="10" w:color="000000"/>
-              <w:right w:val="single" w:sz="10" w:color="000000"/>
-              <w:insideH w:val="single" w:sz="10" w:color="000000"/>
-              <w:insideV w:val="single" w:sz="10" w:color="000000"/>
+              <w:top w:val="single" w:sz="9" w:color="000000"/>
+              <w:left w:val="single" w:sz="9" w:color="000000"/>
+              <w:bottom w:val="single" w:sz="9" w:color="000000"/>
+              <w:right w:val="single" w:sz="9" w:color="000000"/>
+              <w:insideH w:val="single" w:sz="9" w:color="000000"/>
+              <w:insideV w:val="single" w:sz="9" w:color="000000"/>
             </w:tcBorders>
             <w:tcMar>
-              <w:top w:w="80" w:type="dxa"/>
-              <w:start w:w="110" w:type="dxa"/>
-              <w:bottom w:w="80" w:type="dxa"/>
-              <w:end w:w="110" w:type="dxa"/>
+              <w:top w:w="68" w:type="dxa"/>
+              <w:start w:w="100" w:type="dxa"/>
+              <w:bottom w:w="68" w:type="dxa"/>
+              <w:end w:w="100" w:type="dxa"/>
             </w:tcMar>
             <w:vAlign w:val="top"/>
           </w:tcPr>
           <w:p>
             <w:pPr>
-              <w:spacing w:after="0" w:line="240" w:lineRule="auto"/>
+              <w:spacing w:after="0" w:line="235" w:lineRule="auto"/>
             </w:pPr>
             <w:r>
               <w:rPr>
                 <w:rFonts w:ascii="Arial" w:hAnsi="Arial"/>
-                <w:sz w:val="15"/>
+                <w:b w:val="0"/>
+                <w:i w:val="0"/>
+                <w:color w:val="111111"/>
+                <w:sz w:val="13"/>
               </w:rPr>
-              <w:t>Designs city decision sessions, change control, risk management, and institutional handover.</w:t>
+              <w:t>Policy controls, decision rights, workshops, risk/change control, responsible AI.</w:t>
             </w:r>
           </w:p>
         </w:tc>
       </w:tr>
       <w:tr>
+        <w:trPr>
+          <w:cantSplit/>
+        </w:trPr>
         <w:tc>
           <w:tcPr>
-            <w:tcW w:type="dxa" w:w="2045"/>
+            <w:tcW w:type="dxa" w:w="1930"/>
             <w:tcBorders>
-              <w:top w:val="single" w:sz="10" w:color="000000"/>
-              <w:left w:val="single" w:sz="10" w:color="000000"/>
-              <w:bottom w:val="single" w:sz="10" w:color="000000"/>
-              <w:right w:val="single" w:sz="10" w:color="000000"/>
-              <w:insideH w:val="single" w:sz="10" w:color="000000"/>
-              <w:insideV w:val="single" w:sz="10" w:color="000000"/>
+              <w:top w:val="single" w:sz="9" w:color="000000"/>
+              <w:left w:val="single" w:sz="9" w:color="000000"/>
+              <w:bottom w:val="single" w:sz="9" w:color="000000"/>
+              <w:right w:val="single" w:sz="9" w:color="000000"/>
+              <w:insideH w:val="single" w:sz="9" w:color="000000"/>
+              <w:insideV w:val="single" w:sz="9" w:color="000000"/>
             </w:tcBorders>
             <w:tcMar>
-              <w:top w:w="80" w:type="dxa"/>
-              <w:start w:w="110" w:type="dxa"/>
-              <w:bottom w:w="80" w:type="dxa"/>
-              <w:end w:w="110" w:type="dxa"/>
+              <w:top w:w="68" w:type="dxa"/>
+              <w:start w:w="100" w:type="dxa"/>
+              <w:bottom w:w="68" w:type="dxa"/>
+              <w:end w:w="100" w:type="dxa"/>
             </w:tcMar>
+            <w:shd w:fill="F8FAFC"/>
             <w:vAlign w:val="top"/>
           </w:tcPr>
           <w:p>
             <w:pPr>
-              <w:spacing w:after="0" w:line="240" w:lineRule="auto"/>
+              <w:spacing w:after="0" w:line="235" w:lineRule="auto"/>
             </w:pPr>
             <w:r>
               <w:rPr>
                 <w:rFonts w:ascii="Arial" w:hAnsi="Arial"/>
-                <w:sz w:val="15"/>
+                <w:b w:val="0"/>
+                <w:i w:val="0"/>
+                <w:color w:val="111111"/>
+                <w:sz w:val="13"/>
               </w:rPr>
               <w:t>Russel Mendez</w:t>
             </w:r>
@@ -1599,97 +4773,111 @@
         </w:tc>
         <w:tc>
           <w:tcPr>
-            <w:tcW w:type="dxa" w:w="2621"/>
+            <w:tcW w:type="dxa" w:w="2592"/>
             <w:tcBorders>
-              <w:top w:val="single" w:sz="10" w:color="000000"/>
-              <w:left w:val="single" w:sz="10" w:color="000000"/>
-              <w:bottom w:val="single" w:sz="10" w:color="000000"/>
-              <w:right w:val="single" w:sz="10" w:color="000000"/>
-              <w:insideH w:val="single" w:sz="10" w:color="000000"/>
-              <w:insideV w:val="single" w:sz="10" w:color="000000"/>
+              <w:top w:val="single" w:sz="9" w:color="000000"/>
+              <w:left w:val="single" w:sz="9" w:color="000000"/>
+              <w:bottom w:val="single" w:sz="9" w:color="000000"/>
+              <w:right w:val="single" w:sz="9" w:color="000000"/>
+              <w:insideH w:val="single" w:sz="9" w:color="000000"/>
+              <w:insideV w:val="single" w:sz="9" w:color="000000"/>
             </w:tcBorders>
             <w:tcMar>
-              <w:top w:w="80" w:type="dxa"/>
-              <w:start w:w="110" w:type="dxa"/>
-              <w:bottom w:w="80" w:type="dxa"/>
-              <w:end w:w="110" w:type="dxa"/>
+              <w:top w:w="68" w:type="dxa"/>
+              <w:start w:w="100" w:type="dxa"/>
+              <w:bottom w:w="68" w:type="dxa"/>
+              <w:end w:w="100" w:type="dxa"/>
+            </w:tcMar>
+            <w:shd w:fill="F8FAFC"/>
+            <w:vAlign w:val="top"/>
+          </w:tcPr>
+          <w:p>
+            <w:pPr>
+              <w:spacing w:after="0" w:line="235" w:lineRule="auto"/>
+            </w:pPr>
+            <w:r>
+              <w:rPr>
+                <w:rFonts w:ascii="Arial" w:hAnsi="Arial"/>
+                <w:b w:val="0"/>
+                <w:i w:val="0"/>
+                <w:color w:val="111111"/>
+                <w:sz w:val="13"/>
+              </w:rPr>
+              <w:t>Climate, Research &amp; Evidence Lead</w:t>
+            </w:r>
+          </w:p>
+        </w:tc>
+        <w:tc>
+          <w:tcPr>
+            <w:tcW w:type="dxa" w:w="5155"/>
+            <w:tcBorders>
+              <w:top w:val="single" w:sz="9" w:color="000000"/>
+              <w:left w:val="single" w:sz="9" w:color="000000"/>
+              <w:bottom w:val="single" w:sz="9" w:color="000000"/>
+              <w:right w:val="single" w:sz="9" w:color="000000"/>
+              <w:insideH w:val="single" w:sz="9" w:color="000000"/>
+              <w:insideV w:val="single" w:sz="9" w:color="000000"/>
+            </w:tcBorders>
+            <w:tcMar>
+              <w:top w:w="68" w:type="dxa"/>
+              <w:start w:w="100" w:type="dxa"/>
+              <w:bottom w:w="68" w:type="dxa"/>
+              <w:end w:w="100" w:type="dxa"/>
+            </w:tcMar>
+            <w:shd w:fill="F8FAFC"/>
+            <w:vAlign w:val="top"/>
+          </w:tcPr>
+          <w:p>
+            <w:pPr>
+              <w:spacing w:after="0" w:line="235" w:lineRule="auto"/>
+            </w:pPr>
+            <w:r>
+              <w:rPr>
+                <w:rFonts w:ascii="Arial" w:hAnsi="Arial"/>
+                <w:b w:val="0"/>
+                <w:i w:val="0"/>
+                <w:color w:val="111111"/>
+                <w:sz w:val="13"/>
+              </w:rPr>
+              <w:t>Climate/energy method, source validation, confidence framework, documentation.</w:t>
+            </w:r>
+          </w:p>
+        </w:tc>
+      </w:tr>
+      <w:tr>
+        <w:trPr>
+          <w:cantSplit/>
+        </w:trPr>
+        <w:tc>
+          <w:tcPr>
+            <w:tcW w:type="dxa" w:w="1930"/>
+            <w:tcBorders>
+              <w:top w:val="single" w:sz="9" w:color="000000"/>
+              <w:left w:val="single" w:sz="9" w:color="000000"/>
+              <w:bottom w:val="single" w:sz="9" w:color="000000"/>
+              <w:right w:val="single" w:sz="9" w:color="000000"/>
+              <w:insideH w:val="single" w:sz="9" w:color="000000"/>
+              <w:insideV w:val="single" w:sz="9" w:color="000000"/>
+            </w:tcBorders>
+            <w:tcMar>
+              <w:top w:w="68" w:type="dxa"/>
+              <w:start w:w="100" w:type="dxa"/>
+              <w:bottom w:w="68" w:type="dxa"/>
+              <w:end w:w="100" w:type="dxa"/>
             </w:tcMar>
             <w:vAlign w:val="top"/>
           </w:tcPr>
           <w:p>
             <w:pPr>
-              <w:spacing w:after="0" w:line="240" w:lineRule="auto"/>
+              <w:spacing w:after="0" w:line="235" w:lineRule="auto"/>
             </w:pPr>
             <w:r>
               <w:rPr>
                 <w:rFonts w:ascii="Arial" w:hAnsi="Arial"/>
-                <w:sz w:val="15"/>
-              </w:rPr>
-              <w:t>Research and Evidence Lead</w:t>
-            </w:r>
-          </w:p>
-        </w:tc>
-        <w:tc>
-          <w:tcPr>
-            <w:tcW w:type="dxa" w:w="5069"/>
-            <w:tcBorders>
-              <w:top w:val="single" w:sz="10" w:color="000000"/>
-              <w:left w:val="single" w:sz="10" w:color="000000"/>
-              <w:bottom w:val="single" w:sz="10" w:color="000000"/>
-              <w:right w:val="single" w:sz="10" w:color="000000"/>
-              <w:insideH w:val="single" w:sz="10" w:color="000000"/>
-              <w:insideV w:val="single" w:sz="10" w:color="000000"/>
-            </w:tcBorders>
-            <w:tcMar>
-              <w:top w:w="80" w:type="dxa"/>
-              <w:start w:w="110" w:type="dxa"/>
-              <w:bottom w:w="80" w:type="dxa"/>
-              <w:end w:w="110" w:type="dxa"/>
-            </w:tcMar>
-            <w:vAlign w:val="top"/>
-          </w:tcPr>
-          <w:p>
-            <w:pPr>
-              <w:spacing w:after="0" w:line="240" w:lineRule="auto"/>
-            </w:pPr>
-            <w:r>
-              <w:rPr>
-                <w:rFonts w:ascii="Arial" w:hAnsi="Arial"/>
-                <w:sz w:val="15"/>
-              </w:rPr>
-              <w:t>Maintains methodology, confidence notes, evidence requests, and responsible-use boundaries.</w:t>
-            </w:r>
-          </w:p>
-        </w:tc>
-      </w:tr>
-      <w:tr>
-        <w:tc>
-          <w:tcPr>
-            <w:tcW w:type="dxa" w:w="2045"/>
-            <w:tcBorders>
-              <w:top w:val="single" w:sz="10" w:color="000000"/>
-              <w:left w:val="single" w:sz="10" w:color="000000"/>
-              <w:bottom w:val="single" w:sz="10" w:color="000000"/>
-              <w:right w:val="single" w:sz="10" w:color="000000"/>
-              <w:insideH w:val="single" w:sz="10" w:color="000000"/>
-              <w:insideV w:val="single" w:sz="10" w:color="000000"/>
-            </w:tcBorders>
-            <w:tcMar>
-              <w:top w:w="80" w:type="dxa"/>
-              <w:start w:w="110" w:type="dxa"/>
-              <w:bottom w:w="80" w:type="dxa"/>
-              <w:end w:w="110" w:type="dxa"/>
-            </w:tcMar>
-            <w:vAlign w:val="top"/>
-          </w:tcPr>
-          <w:p>
-            <w:pPr>
-              <w:spacing w:after="0" w:line="240" w:lineRule="auto"/>
-            </w:pPr>
-            <w:r>
-              <w:rPr>
-                <w:rFonts w:ascii="Arial" w:hAnsi="Arial"/>
-                <w:sz w:val="15"/>
+                <w:b w:val="0"/>
+                <w:i w:val="0"/>
+                <w:color w:val="111111"/>
+                <w:sz w:val="13"/>
               </w:rPr>
               <w:t>Tj Moreno</w:t>
             </w:r>
@@ -1697,97 +4885,110 @@
         </w:tc>
         <w:tc>
           <w:tcPr>
-            <w:tcW w:type="dxa" w:w="2621"/>
+            <w:tcW w:type="dxa" w:w="2592"/>
             <w:tcBorders>
-              <w:top w:val="single" w:sz="10" w:color="000000"/>
-              <w:left w:val="single" w:sz="10" w:color="000000"/>
-              <w:bottom w:val="single" w:sz="10" w:color="000000"/>
-              <w:right w:val="single" w:sz="10" w:color="000000"/>
-              <w:insideH w:val="single" w:sz="10" w:color="000000"/>
-              <w:insideV w:val="single" w:sz="10" w:color="000000"/>
+              <w:top w:val="single" w:sz="9" w:color="000000"/>
+              <w:left w:val="single" w:sz="9" w:color="000000"/>
+              <w:bottom w:val="single" w:sz="9" w:color="000000"/>
+              <w:right w:val="single" w:sz="9" w:color="000000"/>
+              <w:insideH w:val="single" w:sz="9" w:color="000000"/>
+              <w:insideV w:val="single" w:sz="9" w:color="000000"/>
             </w:tcBorders>
             <w:tcMar>
-              <w:top w:w="80" w:type="dxa"/>
-              <w:start w:w="110" w:type="dxa"/>
-              <w:bottom w:w="80" w:type="dxa"/>
-              <w:end w:w="110" w:type="dxa"/>
+              <w:top w:w="68" w:type="dxa"/>
+              <w:start w:w="100" w:type="dxa"/>
+              <w:bottom w:w="68" w:type="dxa"/>
+              <w:end w:w="100" w:type="dxa"/>
             </w:tcMar>
             <w:vAlign w:val="top"/>
           </w:tcPr>
           <w:p>
             <w:pPr>
-              <w:spacing w:after="0" w:line="240" w:lineRule="auto"/>
+              <w:spacing w:after="0" w:line="235" w:lineRule="auto"/>
             </w:pPr>
             <w:r>
               <w:rPr>
                 <w:rFonts w:ascii="Arial" w:hAnsi="Arial"/>
-                <w:sz w:val="15"/>
+                <w:b w:val="0"/>
+                <w:i w:val="0"/>
+                <w:color w:val="111111"/>
+                <w:sz w:val="13"/>
               </w:rPr>
-              <w:t>Stakeholder Engagement Lead</w:t>
+              <w:t>Stakeholder &amp; Partnership Lead</w:t>
             </w:r>
           </w:p>
         </w:tc>
         <w:tc>
           <w:tcPr>
-            <w:tcW w:type="dxa" w:w="5069"/>
+            <w:tcW w:type="dxa" w:w="5155"/>
             <w:tcBorders>
-              <w:top w:val="single" w:sz="10" w:color="000000"/>
-              <w:left w:val="single" w:sz="10" w:color="000000"/>
-              <w:bottom w:val="single" w:sz="10" w:color="000000"/>
-              <w:right w:val="single" w:sz="10" w:color="000000"/>
-              <w:insideH w:val="single" w:sz="10" w:color="000000"/>
-              <w:insideV w:val="single" w:sz="10" w:color="000000"/>
+              <w:top w:val="single" w:sz="9" w:color="000000"/>
+              <w:left w:val="single" w:sz="9" w:color="000000"/>
+              <w:bottom w:val="single" w:sz="9" w:color="000000"/>
+              <w:right w:val="single" w:sz="9" w:color="000000"/>
+              <w:insideH w:val="single" w:sz="9" w:color="000000"/>
+              <w:insideV w:val="single" w:sz="9" w:color="000000"/>
             </w:tcBorders>
             <w:tcMar>
-              <w:top w:w="80" w:type="dxa"/>
-              <w:start w:w="110" w:type="dxa"/>
-              <w:bottom w:w="80" w:type="dxa"/>
-              <w:end w:w="110" w:type="dxa"/>
+              <w:top w:w="68" w:type="dxa"/>
+              <w:start w:w="100" w:type="dxa"/>
+              <w:bottom w:w="68" w:type="dxa"/>
+              <w:end w:w="100" w:type="dxa"/>
             </w:tcMar>
             <w:vAlign w:val="top"/>
           </w:tcPr>
           <w:p>
             <w:pPr>
-              <w:spacing w:after="0" w:line="240" w:lineRule="auto"/>
+              <w:spacing w:after="0" w:line="235" w:lineRule="auto"/>
             </w:pPr>
             <w:r>
               <w:rPr>
                 <w:rFonts w:ascii="Arial" w:hAnsi="Arial"/>
-                <w:sz w:val="15"/>
+                <w:b w:val="0"/>
+                <w:i w:val="0"/>
+                <w:color w:val="111111"/>
+                <w:sz w:val="13"/>
               </w:rPr>
-              <w:t>Coordinates operator, driver, rider, LGU, utility, and finance-partner participation.</w:t>
+              <w:t>LGU, operator, rider/community, utility and finance coordination and consent.</w:t>
             </w:r>
           </w:p>
         </w:tc>
       </w:tr>
       <w:tr>
+        <w:trPr>
+          <w:cantSplit/>
+        </w:trPr>
         <w:tc>
           <w:tcPr>
-            <w:tcW w:type="dxa" w:w="2045"/>
+            <w:tcW w:type="dxa" w:w="1930"/>
             <w:tcBorders>
-              <w:top w:val="single" w:sz="10" w:color="000000"/>
-              <w:left w:val="single" w:sz="10" w:color="000000"/>
-              <w:bottom w:val="single" w:sz="10" w:color="000000"/>
-              <w:right w:val="single" w:sz="10" w:color="000000"/>
-              <w:insideH w:val="single" w:sz="10" w:color="000000"/>
-              <w:insideV w:val="single" w:sz="10" w:color="000000"/>
+              <w:top w:val="single" w:sz="9" w:color="000000"/>
+              <w:left w:val="single" w:sz="9" w:color="000000"/>
+              <w:bottom w:val="single" w:sz="9" w:color="000000"/>
+              <w:right w:val="single" w:sz="9" w:color="000000"/>
+              <w:insideH w:val="single" w:sz="9" w:color="000000"/>
+              <w:insideV w:val="single" w:sz="9" w:color="000000"/>
             </w:tcBorders>
             <w:tcMar>
-              <w:top w:w="80" w:type="dxa"/>
-              <w:start w:w="110" w:type="dxa"/>
-              <w:bottom w:w="80" w:type="dxa"/>
-              <w:end w:w="110" w:type="dxa"/>
+              <w:top w:w="68" w:type="dxa"/>
+              <w:start w:w="100" w:type="dxa"/>
+              <w:bottom w:w="68" w:type="dxa"/>
+              <w:end w:w="100" w:type="dxa"/>
             </w:tcMar>
+            <w:shd w:fill="F8FAFC"/>
             <w:vAlign w:val="top"/>
           </w:tcPr>
           <w:p>
             <w:pPr>
-              <w:spacing w:after="0" w:line="240" w:lineRule="auto"/>
+              <w:spacing w:after="0" w:line="235" w:lineRule="auto"/>
             </w:pPr>
             <w:r>
               <w:rPr>
                 <w:rFonts w:ascii="Arial" w:hAnsi="Arial"/>
-                <w:sz w:val="15"/>
+                <w:b w:val="0"/>
+                <w:i w:val="0"/>
+                <w:color w:val="111111"/>
+                <w:sz w:val="13"/>
               </w:rPr>
               <w:t>JM Palaganas</w:t>
             </w:r>
@@ -1795,97 +4996,111 @@
         </w:tc>
         <w:tc>
           <w:tcPr>
-            <w:tcW w:type="dxa" w:w="2621"/>
+            <w:tcW w:type="dxa" w:w="2592"/>
             <w:tcBorders>
-              <w:top w:val="single" w:sz="10" w:color="000000"/>
-              <w:left w:val="single" w:sz="10" w:color="000000"/>
-              <w:bottom w:val="single" w:sz="10" w:color="000000"/>
-              <w:right w:val="single" w:sz="10" w:color="000000"/>
-              <w:insideH w:val="single" w:sz="10" w:color="000000"/>
-              <w:insideV w:val="single" w:sz="10" w:color="000000"/>
+              <w:top w:val="single" w:sz="9" w:color="000000"/>
+              <w:left w:val="single" w:sz="9" w:color="000000"/>
+              <w:bottom w:val="single" w:sz="9" w:color="000000"/>
+              <w:right w:val="single" w:sz="9" w:color="000000"/>
+              <w:insideH w:val="single" w:sz="9" w:color="000000"/>
+              <w:insideV w:val="single" w:sz="9" w:color="000000"/>
             </w:tcBorders>
             <w:tcMar>
-              <w:top w:w="80" w:type="dxa"/>
-              <w:start w:w="110" w:type="dxa"/>
-              <w:bottom w:w="80" w:type="dxa"/>
-              <w:end w:w="110" w:type="dxa"/>
+              <w:top w:w="68" w:type="dxa"/>
+              <w:start w:w="100" w:type="dxa"/>
+              <w:bottom w:w="68" w:type="dxa"/>
+              <w:end w:w="100" w:type="dxa"/>
+            </w:tcMar>
+            <w:shd w:fill="F8FAFC"/>
+            <w:vAlign w:val="top"/>
+          </w:tcPr>
+          <w:p>
+            <w:pPr>
+              <w:spacing w:after="0" w:line="235" w:lineRule="auto"/>
+            </w:pPr>
+            <w:r>
+              <w:rPr>
+                <w:rFonts w:ascii="Arial" w:hAnsi="Arial"/>
+                <w:b w:val="0"/>
+                <w:i w:val="0"/>
+                <w:color w:val="111111"/>
+                <w:sz w:val="13"/>
+              </w:rPr>
+              <w:t>QA, Testing &amp; Documentation Lead</w:t>
+            </w:r>
+          </w:p>
+        </w:tc>
+        <w:tc>
+          <w:tcPr>
+            <w:tcW w:type="dxa" w:w="5155"/>
+            <w:tcBorders>
+              <w:top w:val="single" w:sz="9" w:color="000000"/>
+              <w:left w:val="single" w:sz="9" w:color="000000"/>
+              <w:bottom w:val="single" w:sz="9" w:color="000000"/>
+              <w:right w:val="single" w:sz="9" w:color="000000"/>
+              <w:insideH w:val="single" w:sz="9" w:color="000000"/>
+              <w:insideV w:val="single" w:sz="9" w:color="000000"/>
+            </w:tcBorders>
+            <w:tcMar>
+              <w:top w:w="68" w:type="dxa"/>
+              <w:start w:w="100" w:type="dxa"/>
+              <w:bottom w:w="68" w:type="dxa"/>
+              <w:end w:w="100" w:type="dxa"/>
+            </w:tcMar>
+            <w:shd w:fill="F8FAFC"/>
+            <w:vAlign w:val="top"/>
+          </w:tcPr>
+          <w:p>
+            <w:pPr>
+              <w:spacing w:after="0" w:line="235" w:lineRule="auto"/>
+            </w:pPr>
+            <w:r>
+              <w:rPr>
+                <w:rFonts w:ascii="Arial" w:hAnsi="Arial"/>
+                <w:b w:val="0"/>
+                <w:i w:val="0"/>
+                <w:color w:val="111111"/>
+                <w:sz w:val="13"/>
+              </w:rPr>
+              <w:t>Testing, accessibility, artifact QA, claim-output checks, issue tracking.</w:t>
+            </w:r>
+          </w:p>
+        </w:tc>
+      </w:tr>
+      <w:tr>
+        <w:trPr>
+          <w:cantSplit/>
+        </w:trPr>
+        <w:tc>
+          <w:tcPr>
+            <w:tcW w:type="dxa" w:w="1930"/>
+            <w:tcBorders>
+              <w:top w:val="single" w:sz="9" w:color="000000"/>
+              <w:left w:val="single" w:sz="9" w:color="000000"/>
+              <w:bottom w:val="single" w:sz="9" w:color="000000"/>
+              <w:right w:val="single" w:sz="9" w:color="000000"/>
+              <w:insideH w:val="single" w:sz="9" w:color="000000"/>
+              <w:insideV w:val="single" w:sz="9" w:color="000000"/>
+            </w:tcBorders>
+            <w:tcMar>
+              <w:top w:w="68" w:type="dxa"/>
+              <w:start w:w="100" w:type="dxa"/>
+              <w:bottom w:w="68" w:type="dxa"/>
+              <w:end w:w="100" w:type="dxa"/>
             </w:tcMar>
             <w:vAlign w:val="top"/>
           </w:tcPr>
           <w:p>
             <w:pPr>
-              <w:spacing w:after="0" w:line="240" w:lineRule="auto"/>
+              <w:spacing w:after="0" w:line="235" w:lineRule="auto"/>
             </w:pPr>
             <w:r>
               <w:rPr>
                 <w:rFonts w:ascii="Arial" w:hAnsi="Arial"/>
-                <w:sz w:val="15"/>
-              </w:rPr>
-              <w:t>Quality Assurance and Documentation Lead</w:t>
-            </w:r>
-          </w:p>
-        </w:tc>
-        <w:tc>
-          <w:tcPr>
-            <w:tcW w:type="dxa" w:w="5069"/>
-            <w:tcBorders>
-              <w:top w:val="single" w:sz="10" w:color="000000"/>
-              <w:left w:val="single" w:sz="10" w:color="000000"/>
-              <w:bottom w:val="single" w:sz="10" w:color="000000"/>
-              <w:right w:val="single" w:sz="10" w:color="000000"/>
-              <w:insideH w:val="single" w:sz="10" w:color="000000"/>
-              <w:insideV w:val="single" w:sz="10" w:color="000000"/>
-            </w:tcBorders>
-            <w:tcMar>
-              <w:top w:w="80" w:type="dxa"/>
-              <w:start w:w="110" w:type="dxa"/>
-              <w:bottom w:w="80" w:type="dxa"/>
-              <w:end w:w="110" w:type="dxa"/>
-            </w:tcMar>
-            <w:vAlign w:val="top"/>
-          </w:tcPr>
-          <w:p>
-            <w:pPr>
-              <w:spacing w:after="0" w:line="240" w:lineRule="auto"/>
-            </w:pPr>
-            <w:r>
-              <w:rPr>
-                <w:rFonts w:ascii="Arial" w:hAnsi="Arial"/>
-                <w:sz w:val="15"/>
-              </w:rPr>
-              <w:t>Leads testing, accessibility, artifact quality, issue tracking, and submission documentation.</w:t>
-            </w:r>
-          </w:p>
-        </w:tc>
-      </w:tr>
-      <w:tr>
-        <w:tc>
-          <w:tcPr>
-            <w:tcW w:type="dxa" w:w="2045"/>
-            <w:tcBorders>
-              <w:top w:val="single" w:sz="10" w:color="000000"/>
-              <w:left w:val="single" w:sz="10" w:color="000000"/>
-              <w:bottom w:val="single" w:sz="10" w:color="000000"/>
-              <w:right w:val="single" w:sz="10" w:color="000000"/>
-              <w:insideH w:val="single" w:sz="10" w:color="000000"/>
-              <w:insideV w:val="single" w:sz="10" w:color="000000"/>
-            </w:tcBorders>
-            <w:tcMar>
-              <w:top w:w="80" w:type="dxa"/>
-              <w:start w:w="110" w:type="dxa"/>
-              <w:bottom w:w="80" w:type="dxa"/>
-              <w:end w:w="110" w:type="dxa"/>
-            </w:tcMar>
-            <w:vAlign w:val="top"/>
-          </w:tcPr>
-          <w:p>
-            <w:pPr>
-              <w:spacing w:after="0" w:line="240" w:lineRule="auto"/>
-            </w:pPr>
-            <w:r>
-              <w:rPr>
-                <w:rFonts w:ascii="Arial" w:hAnsi="Arial"/>
-                <w:sz w:val="15"/>
+                <w:b w:val="0"/>
+                <w:i w:val="0"/>
+                <w:color w:val="111111"/>
+                <w:sz w:val="13"/>
               </w:rPr>
               <w:t>Carl Nueva</w:t>
             </w:r>
@@ -1893,97 +5108,110 @@
         </w:tc>
         <w:tc>
           <w:tcPr>
-            <w:tcW w:type="dxa" w:w="2621"/>
+            <w:tcW w:type="dxa" w:w="2592"/>
             <w:tcBorders>
-              <w:top w:val="single" w:sz="10" w:color="000000"/>
-              <w:left w:val="single" w:sz="10" w:color="000000"/>
-              <w:bottom w:val="single" w:sz="10" w:color="000000"/>
-              <w:right w:val="single" w:sz="10" w:color="000000"/>
-              <w:insideH w:val="single" w:sz="10" w:color="000000"/>
-              <w:insideV w:val="single" w:sz="10" w:color="000000"/>
+              <w:top w:val="single" w:sz="9" w:color="000000"/>
+              <w:left w:val="single" w:sz="9" w:color="000000"/>
+              <w:bottom w:val="single" w:sz="9" w:color="000000"/>
+              <w:right w:val="single" w:sz="9" w:color="000000"/>
+              <w:insideH w:val="single" w:sz="9" w:color="000000"/>
+              <w:insideV w:val="single" w:sz="9" w:color="000000"/>
             </w:tcBorders>
             <w:tcMar>
-              <w:top w:w="80" w:type="dxa"/>
-              <w:start w:w="110" w:type="dxa"/>
-              <w:bottom w:w="80" w:type="dxa"/>
-              <w:end w:w="110" w:type="dxa"/>
+              <w:top w:w="68" w:type="dxa"/>
+              <w:start w:w="100" w:type="dxa"/>
+              <w:bottom w:w="68" w:type="dxa"/>
+              <w:end w:w="100" w:type="dxa"/>
             </w:tcMar>
             <w:vAlign w:val="top"/>
           </w:tcPr>
           <w:p>
             <w:pPr>
-              <w:spacing w:after="0" w:line="240" w:lineRule="auto"/>
+              <w:spacing w:after="0" w:line="235" w:lineRule="auto"/>
             </w:pPr>
             <w:r>
               <w:rPr>
                 <w:rFonts w:ascii="Arial" w:hAnsi="Arial"/>
-                <w:sz w:val="15"/>
+                <w:b w:val="0"/>
+                <w:i w:val="0"/>
+                <w:color w:val="111111"/>
+                <w:sz w:val="13"/>
               </w:rPr>
-              <w:t>Geospatial Data Analyst</w:t>
+              <w:t>Geospatial &amp; Infrastructure Analyst</w:t>
             </w:r>
           </w:p>
         </w:tc>
         <w:tc>
           <w:tcPr>
-            <w:tcW w:type="dxa" w:w="5069"/>
+            <w:tcW w:type="dxa" w:w="5155"/>
             <w:tcBorders>
-              <w:top w:val="single" w:sz="10" w:color="000000"/>
-              <w:left w:val="single" w:sz="10" w:color="000000"/>
-              <w:bottom w:val="single" w:sz="10" w:color="000000"/>
-              <w:right w:val="single" w:sz="10" w:color="000000"/>
-              <w:insideH w:val="single" w:sz="10" w:color="000000"/>
-              <w:insideV w:val="single" w:sz="10" w:color="000000"/>
+              <w:top w:val="single" w:sz="9" w:color="000000"/>
+              <w:left w:val="single" w:sz="9" w:color="000000"/>
+              <w:bottom w:val="single" w:sz="9" w:color="000000"/>
+              <w:right w:val="single" w:sz="9" w:color="000000"/>
+              <w:insideH w:val="single" w:sz="9" w:color="000000"/>
+              <w:insideV w:val="single" w:sz="9" w:color="000000"/>
             </w:tcBorders>
             <w:tcMar>
-              <w:top w:w="80" w:type="dxa"/>
-              <w:start w:w="110" w:type="dxa"/>
-              <w:bottom w:w="80" w:type="dxa"/>
-              <w:end w:w="110" w:type="dxa"/>
+              <w:top w:w="68" w:type="dxa"/>
+              <w:start w:w="100" w:type="dxa"/>
+              <w:bottom w:w="68" w:type="dxa"/>
+              <w:end w:w="100" w:type="dxa"/>
             </w:tcMar>
             <w:vAlign w:val="top"/>
           </w:tcPr>
           <w:p>
             <w:pPr>
-              <w:spacing w:after="0" w:line="240" w:lineRule="auto"/>
+              <w:spacing w:after="0" w:line="235" w:lineRule="auto"/>
             </w:pPr>
             <w:r>
               <w:rPr>
                 <w:rFonts w:ascii="Arial" w:hAnsi="Arial"/>
-                <w:sz w:val="15"/>
+                <w:b w:val="0"/>
+                <w:i w:val="0"/>
+                <w:color w:val="111111"/>
+                <w:sz w:val="13"/>
               </w:rPr>
-              <w:t>Supports route geometry review, spatial data quality, map validation, and corridor evidence preparation.</w:t>
+              <w:t>Geometry review, spatial joins, equity layers, charging/power evidence, map QA.</w:t>
             </w:r>
           </w:p>
         </w:tc>
       </w:tr>
       <w:tr>
+        <w:trPr>
+          <w:cantSplit/>
+        </w:trPr>
         <w:tc>
           <w:tcPr>
-            <w:tcW w:type="dxa" w:w="2045"/>
+            <w:tcW w:type="dxa" w:w="1930"/>
             <w:tcBorders>
-              <w:top w:val="single" w:sz="10" w:color="000000"/>
-              <w:left w:val="single" w:sz="10" w:color="000000"/>
-              <w:bottom w:val="single" w:sz="10" w:color="000000"/>
-              <w:right w:val="single" w:sz="10" w:color="000000"/>
-              <w:insideH w:val="single" w:sz="10" w:color="000000"/>
-              <w:insideV w:val="single" w:sz="10" w:color="000000"/>
+              <w:top w:val="single" w:sz="9" w:color="000000"/>
+              <w:left w:val="single" w:sz="9" w:color="000000"/>
+              <w:bottom w:val="single" w:sz="9" w:color="000000"/>
+              <w:right w:val="single" w:sz="9" w:color="000000"/>
+              <w:insideH w:val="single" w:sz="9" w:color="000000"/>
+              <w:insideV w:val="single" w:sz="9" w:color="000000"/>
             </w:tcBorders>
             <w:tcMar>
-              <w:top w:w="80" w:type="dxa"/>
-              <w:start w:w="110" w:type="dxa"/>
-              <w:bottom w:w="80" w:type="dxa"/>
-              <w:end w:w="110" w:type="dxa"/>
+              <w:top w:w="68" w:type="dxa"/>
+              <w:start w:w="100" w:type="dxa"/>
+              <w:bottom w:w="68" w:type="dxa"/>
+              <w:end w:w="100" w:type="dxa"/>
             </w:tcMar>
+            <w:shd w:fill="F8FAFC"/>
             <w:vAlign w:val="top"/>
           </w:tcPr>
           <w:p>
             <w:pPr>
-              <w:spacing w:after="0" w:line="240" w:lineRule="auto"/>
+              <w:spacing w:after="0" w:line="235" w:lineRule="auto"/>
             </w:pPr>
             <w:r>
               <w:rPr>
                 <w:rFonts w:ascii="Arial" w:hAnsi="Arial"/>
-                <w:sz w:val="15"/>
+                <w:b w:val="0"/>
+                <w:i w:val="0"/>
+                <w:color w:val="111111"/>
+                <w:sz w:val="13"/>
               </w:rPr>
               <w:t>Curt Mathew Garcia</w:t>
             </w:r>
@@ -1991,97 +5219,111 @@
         </w:tc>
         <w:tc>
           <w:tcPr>
-            <w:tcW w:type="dxa" w:w="2621"/>
+            <w:tcW w:type="dxa" w:w="2592"/>
             <w:tcBorders>
-              <w:top w:val="single" w:sz="10" w:color="000000"/>
-              <w:left w:val="single" w:sz="10" w:color="000000"/>
-              <w:bottom w:val="single" w:sz="10" w:color="000000"/>
-              <w:right w:val="single" w:sz="10" w:color="000000"/>
-              <w:insideH w:val="single" w:sz="10" w:color="000000"/>
-              <w:insideV w:val="single" w:sz="10" w:color="000000"/>
+              <w:top w:val="single" w:sz="9" w:color="000000"/>
+              <w:left w:val="single" w:sz="9" w:color="000000"/>
+              <w:bottom w:val="single" w:sz="9" w:color="000000"/>
+              <w:right w:val="single" w:sz="9" w:color="000000"/>
+              <w:insideH w:val="single" w:sz="9" w:color="000000"/>
+              <w:insideV w:val="single" w:sz="9" w:color="000000"/>
             </w:tcBorders>
             <w:tcMar>
-              <w:top w:w="80" w:type="dxa"/>
-              <w:start w:w="110" w:type="dxa"/>
-              <w:bottom w:w="80" w:type="dxa"/>
-              <w:end w:w="110" w:type="dxa"/>
+              <w:top w:w="68" w:type="dxa"/>
+              <w:start w:w="100" w:type="dxa"/>
+              <w:bottom w:w="68" w:type="dxa"/>
+              <w:end w:w="100" w:type="dxa"/>
+            </w:tcMar>
+            <w:shd w:fill="F8FAFC"/>
+            <w:vAlign w:val="top"/>
+          </w:tcPr>
+          <w:p>
+            <w:pPr>
+              <w:spacing w:after="0" w:line="235" w:lineRule="auto"/>
+            </w:pPr>
+            <w:r>
+              <w:rPr>
+                <w:rFonts w:ascii="Arial" w:hAnsi="Arial"/>
+                <w:b w:val="0"/>
+                <w:i w:val="0"/>
+                <w:color w:val="111111"/>
+                <w:sz w:val="13"/>
+              </w:rPr>
+              <w:t>Frontend &amp; UX Developer</w:t>
+            </w:r>
+          </w:p>
+        </w:tc>
+        <w:tc>
+          <w:tcPr>
+            <w:tcW w:type="dxa" w:w="5155"/>
+            <w:tcBorders>
+              <w:top w:val="single" w:sz="9" w:color="000000"/>
+              <w:left w:val="single" w:sz="9" w:color="000000"/>
+              <w:bottom w:val="single" w:sz="9" w:color="000000"/>
+              <w:right w:val="single" w:sz="9" w:color="000000"/>
+              <w:insideH w:val="single" w:sz="9" w:color="000000"/>
+              <w:insideV w:val="single" w:sz="9" w:color="000000"/>
+            </w:tcBorders>
+            <w:tcMar>
+              <w:top w:w="68" w:type="dxa"/>
+              <w:start w:w="100" w:type="dxa"/>
+              <w:bottom w:w="68" w:type="dxa"/>
+              <w:end w:w="100" w:type="dxa"/>
+            </w:tcMar>
+            <w:shd w:fill="F8FAFC"/>
+            <w:vAlign w:val="top"/>
+          </w:tcPr>
+          <w:p>
+            <w:pPr>
+              <w:spacing w:after="0" w:line="235" w:lineRule="auto"/>
+            </w:pPr>
+            <w:r>
+              <w:rPr>
+                <w:rFonts w:ascii="Arial" w:hAnsi="Arial"/>
+                <w:b w:val="0"/>
+                <w:i w:val="0"/>
+                <w:color w:val="111111"/>
+                <w:sz w:val="13"/>
+              </w:rPr>
+              <w:t>Responsive Route Lens, portfolio UX, walkthrough mode, usability, accessibility.</w:t>
+            </w:r>
+          </w:p>
+        </w:tc>
+      </w:tr>
+      <w:tr>
+        <w:trPr>
+          <w:cantSplit/>
+        </w:trPr>
+        <w:tc>
+          <w:tcPr>
+            <w:tcW w:type="dxa" w:w="1930"/>
+            <w:tcBorders>
+              <w:top w:val="single" w:sz="9" w:color="000000"/>
+              <w:left w:val="single" w:sz="9" w:color="000000"/>
+              <w:bottom w:val="single" w:sz="9" w:color="000000"/>
+              <w:right w:val="single" w:sz="9" w:color="000000"/>
+              <w:insideH w:val="single" w:sz="9" w:color="000000"/>
+              <w:insideV w:val="single" w:sz="9" w:color="000000"/>
+            </w:tcBorders>
+            <w:tcMar>
+              <w:top w:w="68" w:type="dxa"/>
+              <w:start w:w="100" w:type="dxa"/>
+              <w:bottom w:w="68" w:type="dxa"/>
+              <w:end w:w="100" w:type="dxa"/>
             </w:tcMar>
             <w:vAlign w:val="top"/>
           </w:tcPr>
           <w:p>
             <w:pPr>
-              <w:spacing w:after="0" w:line="240" w:lineRule="auto"/>
+              <w:spacing w:after="0" w:line="235" w:lineRule="auto"/>
             </w:pPr>
             <w:r>
               <w:rPr>
                 <w:rFonts w:ascii="Arial" w:hAnsi="Arial"/>
-                <w:sz w:val="15"/>
-              </w:rPr>
-              <w:t>Frontend and User Experience Developer</w:t>
-            </w:r>
-          </w:p>
-        </w:tc>
-        <w:tc>
-          <w:tcPr>
-            <w:tcW w:type="dxa" w:w="5069"/>
-            <w:tcBorders>
-              <w:top w:val="single" w:sz="10" w:color="000000"/>
-              <w:left w:val="single" w:sz="10" w:color="000000"/>
-              <w:bottom w:val="single" w:sz="10" w:color="000000"/>
-              <w:right w:val="single" w:sz="10" w:color="000000"/>
-              <w:insideH w:val="single" w:sz="10" w:color="000000"/>
-              <w:insideV w:val="single" w:sz="10" w:color="000000"/>
-            </w:tcBorders>
-            <w:tcMar>
-              <w:top w:w="80" w:type="dxa"/>
-              <w:start w:w="110" w:type="dxa"/>
-              <w:bottom w:w="80" w:type="dxa"/>
-              <w:end w:w="110" w:type="dxa"/>
-            </w:tcMar>
-            <w:vAlign w:val="top"/>
-          </w:tcPr>
-          <w:p>
-            <w:pPr>
-              <w:spacing w:after="0" w:line="240" w:lineRule="auto"/>
-            </w:pPr>
-            <w:r>
-              <w:rPr>
-                <w:rFonts w:ascii="Arial" w:hAnsi="Arial"/>
-                <w:sz w:val="15"/>
-              </w:rPr>
-              <w:t>Supports responsive interface development, usability improvements, and accessible user interactions.</w:t>
-            </w:r>
-          </w:p>
-        </w:tc>
-      </w:tr>
-      <w:tr>
-        <w:tc>
-          <w:tcPr>
-            <w:tcW w:type="dxa" w:w="2045"/>
-            <w:tcBorders>
-              <w:top w:val="single" w:sz="10" w:color="000000"/>
-              <w:left w:val="single" w:sz="10" w:color="000000"/>
-              <w:bottom w:val="single" w:sz="10" w:color="000000"/>
-              <w:right w:val="single" w:sz="10" w:color="000000"/>
-              <w:insideH w:val="single" w:sz="10" w:color="000000"/>
-              <w:insideV w:val="single" w:sz="10" w:color="000000"/>
-            </w:tcBorders>
-            <w:tcMar>
-              <w:top w:w="80" w:type="dxa"/>
-              <w:start w:w="110" w:type="dxa"/>
-              <w:bottom w:w="80" w:type="dxa"/>
-              <w:end w:w="110" w:type="dxa"/>
-            </w:tcMar>
-            <w:vAlign w:val="top"/>
-          </w:tcPr>
-          <w:p>
-            <w:pPr>
-              <w:spacing w:after="0" w:line="240" w:lineRule="auto"/>
-            </w:pPr>
-            <w:r>
-              <w:rPr>
-                <w:rFonts w:ascii="Arial" w:hAnsi="Arial"/>
-                <w:sz w:val="15"/>
+                <w:b w:val="0"/>
+                <w:i w:val="0"/>
+                <w:color w:val="111111"/>
+                <w:sz w:val="13"/>
               </w:rPr>
               <w:t>Marck Morgado</w:t>
             </w:r>
@@ -2089,74 +5331,524 @@
         </w:tc>
         <w:tc>
           <w:tcPr>
-            <w:tcW w:type="dxa" w:w="2621"/>
+            <w:tcW w:type="dxa" w:w="2592"/>
             <w:tcBorders>
-              <w:top w:val="single" w:sz="10" w:color="000000"/>
-              <w:left w:val="single" w:sz="10" w:color="000000"/>
-              <w:bottom w:val="single" w:sz="10" w:color="000000"/>
-              <w:right w:val="single" w:sz="10" w:color="000000"/>
-              <w:insideH w:val="single" w:sz="10" w:color="000000"/>
-              <w:insideV w:val="single" w:sz="10" w:color="000000"/>
+              <w:top w:val="single" w:sz="9" w:color="000000"/>
+              <w:left w:val="single" w:sz="9" w:color="000000"/>
+              <w:bottom w:val="single" w:sz="9" w:color="000000"/>
+              <w:right w:val="single" w:sz="9" w:color="000000"/>
+              <w:insideH w:val="single" w:sz="9" w:color="000000"/>
+              <w:insideV w:val="single" w:sz="9" w:color="000000"/>
             </w:tcBorders>
             <w:tcMar>
-              <w:top w:w="80" w:type="dxa"/>
-              <w:start w:w="110" w:type="dxa"/>
-              <w:bottom w:w="80" w:type="dxa"/>
-              <w:end w:w="110" w:type="dxa"/>
+              <w:top w:w="68" w:type="dxa"/>
+              <w:start w:w="100" w:type="dxa"/>
+              <w:bottom w:w="68" w:type="dxa"/>
+              <w:end w:w="100" w:type="dxa"/>
             </w:tcMar>
             <w:vAlign w:val="top"/>
           </w:tcPr>
           <w:p>
             <w:pPr>
-              <w:spacing w:after="0" w:line="240" w:lineRule="auto"/>
+              <w:spacing w:after="0" w:line="235" w:lineRule="auto"/>
             </w:pPr>
             <w:r>
               <w:rPr>
                 <w:rFonts w:ascii="Arial" w:hAnsi="Arial"/>
-                <w:sz w:val="15"/>
+                <w:b w:val="0"/>
+                <w:i w:val="0"/>
+                <w:color w:val="111111"/>
+                <w:sz w:val="13"/>
               </w:rPr>
-              <w:t>Field Validation and Logistics Coordinator</w:t>
+              <w:t>Field Validation &amp; Logistics Coordinator</w:t>
             </w:r>
           </w:p>
         </w:tc>
         <w:tc>
           <w:tcPr>
-            <w:tcW w:type="dxa" w:w="5069"/>
+            <w:tcW w:type="dxa" w:w="5155"/>
             <w:tcBorders>
-              <w:top w:val="single" w:sz="10" w:color="000000"/>
-              <w:left w:val="single" w:sz="10" w:color="000000"/>
-              <w:bottom w:val="single" w:sz="10" w:color="000000"/>
-              <w:right w:val="single" w:sz="10" w:color="000000"/>
-              <w:insideH w:val="single" w:sz="10" w:color="000000"/>
-              <w:insideV w:val="single" w:sz="10" w:color="000000"/>
+              <w:top w:val="single" w:sz="9" w:color="000000"/>
+              <w:left w:val="single" w:sz="9" w:color="000000"/>
+              <w:bottom w:val="single" w:sz="9" w:color="000000"/>
+              <w:right w:val="single" w:sz="9" w:color="000000"/>
+              <w:insideH w:val="single" w:sz="9" w:color="000000"/>
+              <w:insideV w:val="single" w:sz="9" w:color="000000"/>
             </w:tcBorders>
             <w:tcMar>
-              <w:top w:w="80" w:type="dxa"/>
-              <w:start w:w="110" w:type="dxa"/>
-              <w:bottom w:w="80" w:type="dxa"/>
-              <w:end w:w="110" w:type="dxa"/>
+              <w:top w:w="68" w:type="dxa"/>
+              <w:start w:w="100" w:type="dxa"/>
+              <w:bottom w:w="68" w:type="dxa"/>
+              <w:end w:w="100" w:type="dxa"/>
             </w:tcMar>
             <w:vAlign w:val="top"/>
           </w:tcPr>
           <w:p>
             <w:pPr>
-              <w:spacing w:after="0" w:line="240" w:lineRule="auto"/>
+              <w:spacing w:after="0" w:line="235" w:lineRule="auto"/>
             </w:pPr>
             <w:r>
               <w:rPr>
                 <w:rFonts w:ascii="Arial" w:hAnsi="Arial"/>
-                <w:sz w:val="15"/>
+                <w:b w:val="0"/>
+                <w:i w:val="0"/>
+                <w:color w:val="111111"/>
+                <w:sz w:val="13"/>
               </w:rPr>
-              <w:t>Coordinates field schedules, route-check documentation, workshop logistics, and evidence handoff.</w:t>
+              <w:t>Field schedules, forms, route-check records, evidence handoff, logistics.</w:t>
             </w:r>
           </w:p>
         </w:tc>
       </w:tr>
     </w:tbl>
+    <w:p>
+      <w:pPr>
+        <w:pStyle w:val="Heading1"/>
+        <w:keepNext/>
+        <w:spacing w:before="80" w:after="40"/>
+      </w:pPr>
+      <w:r>
+        <w:rPr>
+          <w:rFonts w:ascii="Arial" w:hAnsi="Arial"/>
+          <w:b/>
+          <w:i w:val="0"/>
+          <w:color w:val="0B2E59"/>
+          <w:sz w:val="23"/>
+        </w:rPr>
+        <w:t>PARTNER RESPONSIBILITIES</w:t>
+      </w:r>
+    </w:p>
+    <w:tbl>
+      <w:tblPr>
+        <w:tblW w:type="dxa" w:w="9677"/>
+        <w:jc w:val="center"/>
+        <w:tblLayout w:type="fixed"/>
+        <w:tblLook w:firstColumn="1" w:firstRow="1" w:lastColumn="0" w:lastRow="0" w:noHBand="0" w:noVBand="1" w:val="04A0"/>
+        <w:tblInd w:w="100" w:type="dxa"/>
+      </w:tblPr>
+      <w:tblGrid>
+        <w:gridCol w:w="2088"/>
+        <w:gridCol w:w="7589"/>
+      </w:tblGrid>
+      <w:tr>
+        <w:trPr>
+          <w:tblHeader w:val="true"/>
+          <w:cantSplit/>
+        </w:trPr>
+        <w:tc>
+          <w:tcPr>
+            <w:tcW w:type="dxa" w:w="2088"/>
+            <w:shd w:fill="CFE2F3"/>
+            <w:tcBorders>
+              <w:top w:val="single" w:sz="9" w:color="000000"/>
+              <w:left w:val="single" w:sz="9" w:color="000000"/>
+              <w:bottom w:val="single" w:sz="9" w:color="000000"/>
+              <w:right w:val="single" w:sz="9" w:color="000000"/>
+              <w:insideH w:val="single" w:sz="9" w:color="000000"/>
+              <w:insideV w:val="single" w:sz="9" w:color="000000"/>
+            </w:tcBorders>
+            <w:tcMar>
+              <w:top w:w="82" w:type="dxa"/>
+              <w:start w:w="100" w:type="dxa"/>
+              <w:bottom w:w="82" w:type="dxa"/>
+              <w:end w:w="100" w:type="dxa"/>
+            </w:tcMar>
+            <w:vAlign w:val="center"/>
+          </w:tcPr>
+          <w:p>
+            <w:pPr>
+              <w:spacing w:after="0"/>
+            </w:pPr>
+            <w:r>
+              <w:rPr>
+                <w:rFonts w:ascii="Arial" w:hAnsi="Arial"/>
+                <w:b w:val="0"/>
+                <w:i w:val="0"/>
+                <w:color w:val="111111"/>
+                <w:sz w:val="15"/>
+              </w:rPr>
+              <w:t>Partner</w:t>
+            </w:r>
+          </w:p>
+        </w:tc>
+        <w:tc>
+          <w:tcPr>
+            <w:tcW w:type="dxa" w:w="7589"/>
+            <w:shd w:fill="CFE2F3"/>
+            <w:tcBorders>
+              <w:top w:val="single" w:sz="9" w:color="000000"/>
+              <w:left w:val="single" w:sz="9" w:color="000000"/>
+              <w:bottom w:val="single" w:sz="9" w:color="000000"/>
+              <w:right w:val="single" w:sz="9" w:color="000000"/>
+              <w:insideH w:val="single" w:sz="9" w:color="000000"/>
+              <w:insideV w:val="single" w:sz="9" w:color="000000"/>
+            </w:tcBorders>
+            <w:tcMar>
+              <w:top w:w="82" w:type="dxa"/>
+              <w:start w:w="100" w:type="dxa"/>
+              <w:bottom w:w="82" w:type="dxa"/>
+              <w:end w:w="100" w:type="dxa"/>
+            </w:tcMar>
+            <w:vAlign w:val="center"/>
+          </w:tcPr>
+          <w:p>
+            <w:pPr>
+              <w:spacing w:after="0"/>
+            </w:pPr>
+            <w:r>
+              <w:rPr>
+                <w:rFonts w:ascii="Arial" w:hAnsi="Arial"/>
+                <w:b w:val="0"/>
+                <w:i w:val="0"/>
+                <w:color w:val="111111"/>
+                <w:sz w:val="15"/>
+              </w:rPr>
+              <w:t>Pilot responsibility</w:t>
+            </w:r>
+          </w:p>
+        </w:tc>
+      </w:tr>
+      <w:tr>
+        <w:trPr>
+          <w:cantSplit/>
+        </w:trPr>
+        <w:tc>
+          <w:tcPr>
+            <w:tcW w:type="dxa" w:w="2088"/>
+            <w:tcBorders>
+              <w:top w:val="single" w:sz="9" w:color="000000"/>
+              <w:left w:val="single" w:sz="9" w:color="000000"/>
+              <w:bottom w:val="single" w:sz="9" w:color="000000"/>
+              <w:right w:val="single" w:sz="9" w:color="000000"/>
+              <w:insideH w:val="single" w:sz="9" w:color="000000"/>
+              <w:insideV w:val="single" w:sz="9" w:color="000000"/>
+            </w:tcBorders>
+            <w:tcMar>
+              <w:top w:w="68" w:type="dxa"/>
+              <w:start w:w="100" w:type="dxa"/>
+              <w:bottom w:w="68" w:type="dxa"/>
+              <w:end w:w="100" w:type="dxa"/>
+            </w:tcMar>
+            <w:vAlign w:val="top"/>
+          </w:tcPr>
+          <w:p>
+            <w:pPr>
+              <w:spacing w:after="0" w:line="235" w:lineRule="auto"/>
+            </w:pPr>
+            <w:r>
+              <w:rPr>
+                <w:rFonts w:ascii="Arial" w:hAnsi="Arial"/>
+                <w:b w:val="0"/>
+                <w:i w:val="0"/>
+                <w:color w:val="111111"/>
+                <w:sz w:val="13"/>
+              </w:rPr>
+              <w:t>LGU</w:t>
+            </w:r>
+          </w:p>
+        </w:tc>
+        <w:tc>
+          <w:tcPr>
+            <w:tcW w:type="dxa" w:w="7589"/>
+            <w:tcBorders>
+              <w:top w:val="single" w:sz="9" w:color="000000"/>
+              <w:left w:val="single" w:sz="9" w:color="000000"/>
+              <w:bottom w:val="single" w:sz="9" w:color="000000"/>
+              <w:right w:val="single" w:sz="9" w:color="000000"/>
+              <w:insideH w:val="single" w:sz="9" w:color="000000"/>
+              <w:insideV w:val="single" w:sz="9" w:color="000000"/>
+            </w:tcBorders>
+            <w:tcMar>
+              <w:top w:w="68" w:type="dxa"/>
+              <w:start w:w="100" w:type="dxa"/>
+              <w:bottom w:w="68" w:type="dxa"/>
+              <w:end w:w="100" w:type="dxa"/>
+            </w:tcMar>
+            <w:vAlign w:val="top"/>
+          </w:tcPr>
+          <w:p>
+            <w:pPr>
+              <w:spacing w:after="0" w:line="235" w:lineRule="auto"/>
+            </w:pPr>
+            <w:r>
+              <w:rPr>
+                <w:rFonts w:ascii="Arial" w:hAnsi="Arial"/>
+                <w:b w:val="0"/>
+                <w:i w:val="0"/>
+                <w:color w:val="111111"/>
+                <w:sz w:val="13"/>
+              </w:rPr>
+              <w:t>Define decision context, validate evidence, join scenario workshops, review outputs, accept handover.</w:t>
+            </w:r>
+          </w:p>
+        </w:tc>
+      </w:tr>
+      <w:tr>
+        <w:trPr>
+          <w:cantSplit/>
+        </w:trPr>
+        <w:tc>
+          <w:tcPr>
+            <w:tcW w:type="dxa" w:w="2088"/>
+            <w:tcBorders>
+              <w:top w:val="single" w:sz="9" w:color="000000"/>
+              <w:left w:val="single" w:sz="9" w:color="000000"/>
+              <w:bottom w:val="single" w:sz="9" w:color="000000"/>
+              <w:right w:val="single" w:sz="9" w:color="000000"/>
+              <w:insideH w:val="single" w:sz="9" w:color="000000"/>
+              <w:insideV w:val="single" w:sz="9" w:color="000000"/>
+            </w:tcBorders>
+            <w:tcMar>
+              <w:top w:w="68" w:type="dxa"/>
+              <w:start w:w="100" w:type="dxa"/>
+              <w:bottom w:w="68" w:type="dxa"/>
+              <w:end w:w="100" w:type="dxa"/>
+            </w:tcMar>
+            <w:shd w:fill="F8FAFC"/>
+            <w:vAlign w:val="top"/>
+          </w:tcPr>
+          <w:p>
+            <w:pPr>
+              <w:spacing w:after="0" w:line="235" w:lineRule="auto"/>
+            </w:pPr>
+            <w:r>
+              <w:rPr>
+                <w:rFonts w:ascii="Arial" w:hAnsi="Arial"/>
+                <w:b w:val="0"/>
+                <w:i w:val="0"/>
+                <w:color w:val="111111"/>
+                <w:sz w:val="13"/>
+              </w:rPr>
+              <w:t>Operator / cooperative</w:t>
+            </w:r>
+          </w:p>
+        </w:tc>
+        <w:tc>
+          <w:tcPr>
+            <w:tcW w:type="dxa" w:w="7589"/>
+            <w:tcBorders>
+              <w:top w:val="single" w:sz="9" w:color="000000"/>
+              <w:left w:val="single" w:sz="9" w:color="000000"/>
+              <w:bottom w:val="single" w:sz="9" w:color="000000"/>
+              <w:right w:val="single" w:sz="9" w:color="000000"/>
+              <w:insideH w:val="single" w:sz="9" w:color="000000"/>
+              <w:insideV w:val="single" w:sz="9" w:color="000000"/>
+            </w:tcBorders>
+            <w:tcMar>
+              <w:top w:w="68" w:type="dxa"/>
+              <w:start w:w="100" w:type="dxa"/>
+              <w:bottom w:w="68" w:type="dxa"/>
+              <w:end w:w="100" w:type="dxa"/>
+            </w:tcMar>
+            <w:shd w:fill="F8FAFC"/>
+            <w:vAlign w:val="top"/>
+          </w:tcPr>
+          <w:p>
+            <w:pPr>
+              <w:spacing w:after="0" w:line="235" w:lineRule="auto"/>
+            </w:pPr>
+            <w:r>
+              <w:rPr>
+                <w:rFonts w:ascii="Arial" w:hAnsi="Arial"/>
+                <w:b w:val="0"/>
+                <w:i w:val="0"/>
+                <w:color w:val="111111"/>
+                <w:sz w:val="13"/>
+              </w:rPr>
+              <w:t>Validate operations, fleet/depot constraints, readiness, and feasibility.</w:t>
+            </w:r>
+          </w:p>
+        </w:tc>
+      </w:tr>
+      <w:tr>
+        <w:trPr>
+          <w:cantSplit/>
+        </w:trPr>
+        <w:tc>
+          <w:tcPr>
+            <w:tcW w:type="dxa" w:w="2088"/>
+            <w:tcBorders>
+              <w:top w:val="single" w:sz="9" w:color="000000"/>
+              <w:left w:val="single" w:sz="9" w:color="000000"/>
+              <w:bottom w:val="single" w:sz="9" w:color="000000"/>
+              <w:right w:val="single" w:sz="9" w:color="000000"/>
+              <w:insideH w:val="single" w:sz="9" w:color="000000"/>
+              <w:insideV w:val="single" w:sz="9" w:color="000000"/>
+            </w:tcBorders>
+            <w:tcMar>
+              <w:top w:w="68" w:type="dxa"/>
+              <w:start w:w="100" w:type="dxa"/>
+              <w:bottom w:w="68" w:type="dxa"/>
+              <w:end w:w="100" w:type="dxa"/>
+            </w:tcMar>
+            <w:vAlign w:val="top"/>
+          </w:tcPr>
+          <w:p>
+            <w:pPr>
+              <w:spacing w:after="0" w:line="235" w:lineRule="auto"/>
+            </w:pPr>
+            <w:r>
+              <w:rPr>
+                <w:rFonts w:ascii="Arial" w:hAnsi="Arial"/>
+                <w:b w:val="0"/>
+                <w:i w:val="0"/>
+                <w:color w:val="111111"/>
+                <w:sz w:val="13"/>
+              </w:rPr>
+              <w:t>Utility / energy</w:t>
+            </w:r>
+          </w:p>
+        </w:tc>
+        <w:tc>
+          <w:tcPr>
+            <w:tcW w:type="dxa" w:w="7589"/>
+            <w:tcBorders>
+              <w:top w:val="single" w:sz="9" w:color="000000"/>
+              <w:left w:val="single" w:sz="9" w:color="000000"/>
+              <w:bottom w:val="single" w:sz="9" w:color="000000"/>
+              <w:right w:val="single" w:sz="9" w:color="000000"/>
+              <w:insideH w:val="single" w:sz="9" w:color="000000"/>
+              <w:insideV w:val="single" w:sz="9" w:color="000000"/>
+            </w:tcBorders>
+            <w:tcMar>
+              <w:top w:w="68" w:type="dxa"/>
+              <w:start w:w="100" w:type="dxa"/>
+              <w:bottom w:w="68" w:type="dxa"/>
+              <w:end w:w="100" w:type="dxa"/>
+            </w:tcMar>
+            <w:vAlign w:val="top"/>
+          </w:tcPr>
+          <w:p>
+            <w:pPr>
+              <w:spacing w:after="0" w:line="235" w:lineRule="auto"/>
+            </w:pPr>
+            <w:r>
+              <w:rPr>
+                <w:rFonts w:ascii="Arial" w:hAnsi="Arial"/>
+                <w:b w:val="0"/>
+                <w:i w:val="0"/>
+                <w:color w:val="111111"/>
+                <w:sz w:val="13"/>
+              </w:rPr>
+              <w:t>Review charging assumptions and flag formal capacity/interconnection studies.</w:t>
+            </w:r>
+          </w:p>
+        </w:tc>
+      </w:tr>
+      <w:tr>
+        <w:trPr>
+          <w:cantSplit/>
+        </w:trPr>
+        <w:tc>
+          <w:tcPr>
+            <w:tcW w:type="dxa" w:w="2088"/>
+            <w:tcBorders>
+              <w:top w:val="single" w:sz="9" w:color="000000"/>
+              <w:left w:val="single" w:sz="9" w:color="000000"/>
+              <w:bottom w:val="single" w:sz="9" w:color="000000"/>
+              <w:right w:val="single" w:sz="9" w:color="000000"/>
+              <w:insideH w:val="single" w:sz="9" w:color="000000"/>
+              <w:insideV w:val="single" w:sz="9" w:color="000000"/>
+            </w:tcBorders>
+            <w:tcMar>
+              <w:top w:w="68" w:type="dxa"/>
+              <w:start w:w="100" w:type="dxa"/>
+              <w:bottom w:w="68" w:type="dxa"/>
+              <w:end w:w="100" w:type="dxa"/>
+            </w:tcMar>
+            <w:shd w:fill="F8FAFC"/>
+            <w:vAlign w:val="top"/>
+          </w:tcPr>
+          <w:p>
+            <w:pPr>
+              <w:spacing w:after="0" w:line="235" w:lineRule="auto"/>
+            </w:pPr>
+            <w:r>
+              <w:rPr>
+                <w:rFonts w:ascii="Arial" w:hAnsi="Arial"/>
+                <w:b w:val="0"/>
+                <w:i w:val="0"/>
+                <w:color w:val="111111"/>
+                <w:sz w:val="13"/>
+              </w:rPr>
+              <w:t>Riders / community</w:t>
+            </w:r>
+          </w:p>
+        </w:tc>
+        <w:tc>
+          <w:tcPr>
+            <w:tcW w:type="dxa" w:w="7589"/>
+            <w:tcBorders>
+              <w:top w:val="single" w:sz="9" w:color="000000"/>
+              <w:left w:val="single" w:sz="9" w:color="000000"/>
+              <w:bottom w:val="single" w:sz="9" w:color="000000"/>
+              <w:right w:val="single" w:sz="9" w:color="000000"/>
+              <w:insideH w:val="single" w:sz="9" w:color="000000"/>
+              <w:insideV w:val="single" w:sz="9" w:color="000000"/>
+            </w:tcBorders>
+            <w:tcMar>
+              <w:top w:w="68" w:type="dxa"/>
+              <w:start w:w="100" w:type="dxa"/>
+              <w:bottom w:w="68" w:type="dxa"/>
+              <w:end w:w="100" w:type="dxa"/>
+            </w:tcMar>
+            <w:shd w:fill="F8FAFC"/>
+            <w:vAlign w:val="top"/>
+          </w:tcPr>
+          <w:p>
+            <w:pPr>
+              <w:spacing w:after="0" w:line="235" w:lineRule="auto"/>
+            </w:pPr>
+            <w:r>
+              <w:rPr>
+                <w:rFonts w:ascii="Arial" w:hAnsi="Arial"/>
+                <w:b w:val="0"/>
+                <w:i w:val="0"/>
+                <w:color w:val="111111"/>
+                <w:sz w:val="13"/>
+              </w:rPr>
+              <w:t>Validate access concerns and challenge equity assumptions where relevant.</w:t>
+            </w:r>
+          </w:p>
+        </w:tc>
+      </w:tr>
+    </w:tbl>
+    <w:p>
+      <w:pPr>
+        <w:pStyle w:val="Heading1"/>
+        <w:keepNext/>
+        <w:spacing w:before="80" w:after="40"/>
+      </w:pPr>
+      <w:r>
+        <w:rPr>
+          <w:rFonts w:ascii="Arial" w:hAnsi="Arial"/>
+          <w:b/>
+          <w:i w:val="0"/>
+          <w:color w:val="0B2E59"/>
+          <w:sz w:val="23"/>
+        </w:rPr>
+        <w:t>HANDOVER AND SCALE</w:t>
+      </w:r>
+    </w:p>
+    <w:p>
+      <w:pPr>
+        <w:spacing w:before="0" w:after="0" w:line="254" w:lineRule="auto"/>
+      </w:pPr>
+      <w:r>
+        <w:rPr>
+          <w:rFonts w:ascii="Arial" w:hAnsi="Arial"/>
+          <w:b w:val="0"/>
+          <w:i w:val="0"/>
+          <w:color w:val="111111"/>
+          <w:sz w:val="14"/>
+        </w:rPr>
+        <w:t>Handover: final build, model card, source registry, validation ledgers, scenario library, decision pack, issue register, refresh/retraining runbook, governance notes, and a city owner for each unresolved issue. Scale requires local adapters, recalibration, and validation; the Metro Manila model is not copied unchanged.</w:t>
+      </w:r>
+    </w:p>
     <w:sectPr>
-      <w:footerReference w:type="default" r:id="rId12"/>
+      <w:footerReference w:type="default" r:id="rId9"/>
       <w:pgSz w:w="11906" w:h="16838"/>
-      <w:pgMar w:top="216" w:right="1123" w:bottom="648" w:left="1123" w:header="144" w:footer="288" w:gutter="0"/>
+      <w:pgMar w:top="216" w:right="1123" w:bottom="605" w:left="1123" w:header="144" w:footer="259" w:gutter="0"/>
       <w:cols w:space="720"/>
       <w:docGrid w:linePitch="360"/>
     </w:sectPr>
@@ -2174,10 +5866,33 @@
     <w:r>
       <w:rPr>
         <w:rFonts w:ascii="Arial" w:hAnsi="Arial"/>
-        <w:color w:val="555555"/>
+        <w:b w:val="0"/>
+        <w:i w:val="0"/>
+        <w:color w:val="4B5563"/>
         <w:sz w:val="14"/>
       </w:rPr>
-      <w:t>Team Larpers  |  Route2Zero  |  AI x City Climate Action Hackathon 2026</w:t>
+      <w:t xml:space="preserve">Team Larpers  |  Route2Zero  |  </w:t>
+    </w:r>
+    <w:r>
+      <w:rPr>
+        <w:rFonts w:ascii="Arial" w:hAnsi="Arial"/>
+        <w:b w:val="0"/>
+        <w:i w:val="0"/>
+        <w:color w:val="4B5563"/>
+        <w:sz w:val="14"/>
+      </w:rPr>
+      <w:t xml:space="preserve">Page </w:t>
+    </w:r>
+    <w:fldSimple w:instr="PAGE"/>
+    <w:r>
+      <w:rPr>
+        <w:rFonts w:ascii="Arial" w:hAnsi="Arial"/>
+        <w:b w:val="0"/>
+        <w:i w:val="0"/>
+        <w:color w:val="4B5563"/>
+        <w:sz w:val="14"/>
+      </w:rPr>
+      <w:t xml:space="preserve"> of 4</w:t>
     </w:r>
   </w:p>
 </w:ftr>
@@ -2552,7 +6267,7 @@
     <w:rPr>
       <w:rFonts w:ascii="Arial" w:hAnsi="Arial"/>
       <w:color w:val="111111"/>
-      <w:sz w:val="19"/>
+      <w:sz w:val="18"/>
     </w:rPr>
   </w:style>
   <w:style w:type="paragraph" w:styleId="Header">
@@ -2610,15 +6325,15 @@
     <w:pPr>
       <w:keepNext/>
       <w:keepLines/>
-      <w:spacing w:before="120" w:after="120"/>
+      <w:spacing w:before="480" w:after="0"/>
       <w:outlineLvl w:val="0"/>
     </w:pPr>
     <w:rPr>
       <w:rFonts w:asciiTheme="majorHAnsi" w:eastAsiaTheme="majorEastAsia" w:hAnsiTheme="majorHAnsi" w:cstheme="majorBidi" w:ascii="Arial" w:hAnsi="Arial"/>
       <w:b/>
       <w:bCs/>
-      <w:color w:val="111111"/>
-      <w:sz w:val="28"/>
+      <w:color w:val="0B2E59"/>
+      <w:sz w:val="23"/>
       <w:szCs w:val="28"/>
     </w:rPr>
   </w:style>
@@ -2634,15 +6349,15 @@
     <w:pPr>
       <w:keepNext/>
       <w:keepLines/>
-      <w:spacing w:before="120" w:after="120"/>
+      <w:spacing w:before="200" w:after="0"/>
       <w:outlineLvl w:val="1"/>
     </w:pPr>
     <w:rPr>
-      <w:rFonts w:asciiTheme="majorHAnsi" w:eastAsiaTheme="majorEastAsia" w:hAnsiTheme="majorHAnsi" w:cstheme="majorBidi" w:ascii="Arial" w:hAnsi="Arial"/>
+      <w:rFonts w:asciiTheme="majorHAnsi" w:eastAsiaTheme="majorEastAsia" w:hAnsiTheme="majorHAnsi" w:cstheme="majorBidi"/>
       <w:b/>
       <w:bCs/>
-      <w:color w:val="111111"/>
-      <w:sz w:val="22"/>
+      <w:color w:val="4F81BD" w:themeColor="accent1"/>
+      <w:sz w:val="26"/>
       <w:szCs w:val="26"/>
     </w:rPr>
   </w:style>
@@ -2899,7 +6614,7 @@
       <w:pBdr>
         <w:bottom w:val="single" w:sz="8" w:space="4" w:color="4F81BD" w:themeColor="accent1"/>
       </w:pBdr>
-      <w:spacing w:after="120" w:line="240" w:lineRule="auto" w:before="120"/>
+      <w:spacing w:after="300" w:line="240" w:lineRule="auto"/>
       <w:contextualSpacing/>
     </w:pPr>
     <w:rPr>
@@ -2908,7 +6623,7 @@
       <w:color w:val="111111"/>
       <w:spacing w:val="5"/>
       <w:kern w:val="28"/>
-      <w:sz w:val="40"/>
+      <w:sz w:val="38"/>
       <w:szCs w:val="52"/>
     </w:rPr>
   </w:style>

--- a/output/submission/Route2Zero_Team_Larpers_Pilot_Plan.docx
+++ b/output/submission/Route2Zero_Team_Larpers_Pilot_Plan.docx
@@ -2555,7 +2555,7 @@
           <w:color w:val="111111"/>
           <w:sz w:val="14"/>
         </w:rPr>
-        <w:t>Baseline traceability: build r2z-16690ccbe328 | scenario scn-c46e1d86c1 | service model service-v1-266e0b1d</w:t>
+        <w:t>Baseline traceability: build r2z-45c4ba076af9 | scenario scn-e0f12f397e | service model service-v1-266e0b1d</w:t>
       </w:r>
     </w:p>
     <w:p>
@@ -4057,9 +4057,9 @@
         <w:tblInd w:w="100" w:type="dxa"/>
       </w:tblPr>
       <w:tblGrid>
-        <w:gridCol w:w="1930"/>
+        <w:gridCol w:w="2765"/>
         <w:gridCol w:w="2592"/>
-        <w:gridCol w:w="5155"/>
+        <w:gridCol w:w="4320"/>
       </w:tblGrid>
       <w:tr>
         <w:trPr>
@@ -4068,7 +4068,7 @@
         </w:trPr>
         <w:tc>
           <w:tcPr>
-            <w:tcW w:type="dxa" w:w="1930"/>
+            <w:tcW w:type="dxa" w:w="2765"/>
             <w:shd w:fill="CFE2F3"/>
             <w:tcBorders>
               <w:top w:val="single" w:sz="9" w:color="000000"/>
@@ -4140,7 +4140,7 @@
         </w:tc>
         <w:tc>
           <w:tcPr>
-            <w:tcW w:type="dxa" w:w="5155"/>
+            <w:tcW w:type="dxa" w:w="4320"/>
             <w:shd w:fill="CFE2F3"/>
             <w:tcBorders>
               <w:top w:val="single" w:sz="9" w:color="000000"/>
@@ -4181,7 +4181,7 @@
         </w:trPr>
         <w:tc>
           <w:tcPr>
-            <w:tcW w:type="dxa" w:w="1930"/>
+            <w:tcW w:type="dxa" w:w="2765"/>
             <w:tcBorders>
               <w:top w:val="single" w:sz="9" w:color="000000"/>
               <w:left w:val="single" w:sz="9" w:color="000000"/>
@@ -4208,7 +4208,7 @@
                 <w:b w:val="0"/>
                 <w:i w:val="0"/>
                 <w:color w:val="111111"/>
-                <w:sz w:val="13"/>
+                <w:sz w:val="14"/>
               </w:rPr>
               <w:t>John Marwin Ebona</w:t>
             </w:r>
@@ -4243,7 +4243,7 @@
                 <w:b w:val="0"/>
                 <w:i w:val="0"/>
                 <w:color w:val="111111"/>
-                <w:sz w:val="13"/>
+                <w:sz w:val="14"/>
               </w:rPr>
               <w:t>Product &amp; Pilot Lead</w:t>
             </w:r>
@@ -4251,7 +4251,7 @@
         </w:tc>
         <w:tc>
           <w:tcPr>
-            <w:tcW w:type="dxa" w:w="5155"/>
+            <w:tcW w:type="dxa" w:w="4320"/>
             <w:tcBorders>
               <w:top w:val="single" w:sz="9" w:color="000000"/>
               <w:left w:val="single" w:sz="9" w:color="000000"/>
@@ -4278,7 +4278,7 @@
                 <w:b w:val="0"/>
                 <w:i w:val="0"/>
                 <w:color w:val="111111"/>
-                <w:sz w:val="13"/>
+                <w:sz w:val="14"/>
               </w:rPr>
               <w:t>City coordination, decision question, gates, integration, decision pack, handover.</w:t>
             </w:r>
@@ -4291,7 +4291,7 @@
         </w:trPr>
         <w:tc>
           <w:tcPr>
-            <w:tcW w:type="dxa" w:w="1930"/>
+            <w:tcW w:type="dxa" w:w="2765"/>
             <w:tcBorders>
               <w:top w:val="single" w:sz="9" w:color="000000"/>
               <w:left w:val="single" w:sz="9" w:color="000000"/>
@@ -4319,230 +4319,7 @@
                 <w:b w:val="0"/>
                 <w:i w:val="0"/>
                 <w:color w:val="111111"/>
-                <w:sz w:val="13"/>
-              </w:rPr>
-              <w:t>Prince Marl</w:t>
-            </w:r>
-          </w:p>
-        </w:tc>
-        <w:tc>
-          <w:tcPr>
-            <w:tcW w:type="dxa" w:w="2592"/>
-            <w:tcBorders>
-              <w:top w:val="single" w:sz="9" w:color="000000"/>
-              <w:left w:val="single" w:sz="9" w:color="000000"/>
-              <w:bottom w:val="single" w:sz="9" w:color="000000"/>
-              <w:right w:val="single" w:sz="9" w:color="000000"/>
-              <w:insideH w:val="single" w:sz="9" w:color="000000"/>
-              <w:insideV w:val="single" w:sz="9" w:color="000000"/>
-            </w:tcBorders>
-            <w:tcMar>
-              <w:top w:w="68" w:type="dxa"/>
-              <w:start w:w="100" w:type="dxa"/>
-              <w:bottom w:w="68" w:type="dxa"/>
-              <w:end w:w="100" w:type="dxa"/>
-            </w:tcMar>
-            <w:shd w:fill="F8FAFC"/>
-            <w:vAlign w:val="top"/>
-          </w:tcPr>
-          <w:p>
-            <w:pPr>
-              <w:spacing w:after="0" w:line="235" w:lineRule="auto"/>
-            </w:pPr>
-            <w:r>
-              <w:rPr>
-                <w:rFonts w:ascii="Arial" w:hAnsi="Arial"/>
-                <w:b w:val="0"/>
-                <w:i w:val="0"/>
-                <w:color w:val="111111"/>
-                <w:sz w:val="13"/>
-              </w:rPr>
-              <w:t>Data, ML &amp; Pipeline Lead</w:t>
-            </w:r>
-          </w:p>
-        </w:tc>
-        <w:tc>
-          <w:tcPr>
-            <w:tcW w:type="dxa" w:w="5155"/>
-            <w:tcBorders>
-              <w:top w:val="single" w:sz="9" w:color="000000"/>
-              <w:left w:val="single" w:sz="9" w:color="000000"/>
-              <w:bottom w:val="single" w:sz="9" w:color="000000"/>
-              <w:right w:val="single" w:sz="9" w:color="000000"/>
-              <w:insideH w:val="single" w:sz="9" w:color="000000"/>
-              <w:insideV w:val="single" w:sz="9" w:color="000000"/>
-            </w:tcBorders>
-            <w:tcMar>
-              <w:top w:w="68" w:type="dxa"/>
-              <w:start w:w="100" w:type="dxa"/>
-              <w:bottom w:w="68" w:type="dxa"/>
-              <w:end w:w="100" w:type="dxa"/>
-            </w:tcMar>
-            <w:shd w:fill="F8FAFC"/>
-            <w:vAlign w:val="top"/>
-          </w:tcPr>
-          <w:p>
-            <w:pPr>
-              <w:spacing w:after="0" w:line="235" w:lineRule="auto"/>
-            </w:pPr>
-            <w:r>
-              <w:rPr>
-                <w:rFonts w:ascii="Arial" w:hAnsi="Arial"/>
-                <w:b w:val="0"/>
-                <w:i w:val="0"/>
-                <w:color w:val="111111"/>
-                <w:sz w:val="13"/>
-              </w:rPr>
-              <w:t>Source registry, feature store, service model, metrics, build manifest, refresh.</w:t>
-            </w:r>
-          </w:p>
-        </w:tc>
-      </w:tr>
-      <w:tr>
-        <w:trPr>
-          <w:cantSplit/>
-        </w:trPr>
-        <w:tc>
-          <w:tcPr>
-            <w:tcW w:type="dxa" w:w="1930"/>
-            <w:tcBorders>
-              <w:top w:val="single" w:sz="9" w:color="000000"/>
-              <w:left w:val="single" w:sz="9" w:color="000000"/>
-              <w:bottom w:val="single" w:sz="9" w:color="000000"/>
-              <w:right w:val="single" w:sz="9" w:color="000000"/>
-              <w:insideH w:val="single" w:sz="9" w:color="000000"/>
-              <w:insideV w:val="single" w:sz="9" w:color="000000"/>
-            </w:tcBorders>
-            <w:tcMar>
-              <w:top w:w="68" w:type="dxa"/>
-              <w:start w:w="100" w:type="dxa"/>
-              <w:bottom w:w="68" w:type="dxa"/>
-              <w:end w:w="100" w:type="dxa"/>
-            </w:tcMar>
-            <w:vAlign w:val="top"/>
-          </w:tcPr>
-          <w:p>
-            <w:pPr>
-              <w:spacing w:after="0" w:line="235" w:lineRule="auto"/>
-            </w:pPr>
-            <w:r>
-              <w:rPr>
-                <w:rFonts w:ascii="Arial" w:hAnsi="Arial"/>
-                <w:b w:val="0"/>
-                <w:i w:val="0"/>
-                <w:color w:val="111111"/>
-                <w:sz w:val="13"/>
-              </w:rPr>
-              <w:t>Joaquin Sarmiento</w:t>
-            </w:r>
-          </w:p>
-        </w:tc>
-        <w:tc>
-          <w:tcPr>
-            <w:tcW w:type="dxa" w:w="2592"/>
-            <w:tcBorders>
-              <w:top w:val="single" w:sz="9" w:color="000000"/>
-              <w:left w:val="single" w:sz="9" w:color="000000"/>
-              <w:bottom w:val="single" w:sz="9" w:color="000000"/>
-              <w:right w:val="single" w:sz="9" w:color="000000"/>
-              <w:insideH w:val="single" w:sz="9" w:color="000000"/>
-              <w:insideV w:val="single" w:sz="9" w:color="000000"/>
-            </w:tcBorders>
-            <w:tcMar>
-              <w:top w:w="68" w:type="dxa"/>
-              <w:start w:w="100" w:type="dxa"/>
-              <w:bottom w:w="68" w:type="dxa"/>
-              <w:end w:w="100" w:type="dxa"/>
-            </w:tcMar>
-            <w:vAlign w:val="top"/>
-          </w:tcPr>
-          <w:p>
-            <w:pPr>
-              <w:spacing w:after="0" w:line="235" w:lineRule="auto"/>
-            </w:pPr>
-            <w:r>
-              <w:rPr>
-                <w:rFonts w:ascii="Arial" w:hAnsi="Arial"/>
-                <w:b w:val="0"/>
-                <w:i w:val="0"/>
-                <w:color w:val="111111"/>
-                <w:sz w:val="13"/>
-              </w:rPr>
-              <w:t>Transport &amp; Field Validation Lead</w:t>
-            </w:r>
-          </w:p>
-        </w:tc>
-        <w:tc>
-          <w:tcPr>
-            <w:tcW w:type="dxa" w:w="5155"/>
-            <w:tcBorders>
-              <w:top w:val="single" w:sz="9" w:color="000000"/>
-              <w:left w:val="single" w:sz="9" w:color="000000"/>
-              <w:bottom w:val="single" w:sz="9" w:color="000000"/>
-              <w:right w:val="single" w:sz="9" w:color="000000"/>
-              <w:insideH w:val="single" w:sz="9" w:color="000000"/>
-              <w:insideV w:val="single" w:sz="9" w:color="000000"/>
-            </w:tcBorders>
-            <w:tcMar>
-              <w:top w:w="68" w:type="dxa"/>
-              <w:start w:w="100" w:type="dxa"/>
-              <w:bottom w:w="68" w:type="dxa"/>
-              <w:end w:w="100" w:type="dxa"/>
-            </w:tcMar>
-            <w:vAlign w:val="top"/>
-          </w:tcPr>
-          <w:p>
-            <w:pPr>
-              <w:spacing w:after="0" w:line="235" w:lineRule="auto"/>
-            </w:pPr>
-            <w:r>
-              <w:rPr>
-                <w:rFonts w:ascii="Arial" w:hAnsi="Arial"/>
-                <w:b w:val="0"/>
-                <w:i w:val="0"/>
-                <w:color w:val="111111"/>
-                <w:sz w:val="13"/>
-              </w:rPr>
-              <w:t>Route sampling, observations, status reconciliation, assumptions, operator workflow.</w:t>
-            </w:r>
-          </w:p>
-        </w:tc>
-      </w:tr>
-      <w:tr>
-        <w:trPr>
-          <w:cantSplit/>
-        </w:trPr>
-        <w:tc>
-          <w:tcPr>
-            <w:tcW w:type="dxa" w:w="1930"/>
-            <w:tcBorders>
-              <w:top w:val="single" w:sz="9" w:color="000000"/>
-              <w:left w:val="single" w:sz="9" w:color="000000"/>
-              <w:bottom w:val="single" w:sz="9" w:color="000000"/>
-              <w:right w:val="single" w:sz="9" w:color="000000"/>
-              <w:insideH w:val="single" w:sz="9" w:color="000000"/>
-              <w:insideV w:val="single" w:sz="9" w:color="000000"/>
-            </w:tcBorders>
-            <w:tcMar>
-              <w:top w:w="68" w:type="dxa"/>
-              <w:start w:w="100" w:type="dxa"/>
-              <w:bottom w:w="68" w:type="dxa"/>
-              <w:end w:w="100" w:type="dxa"/>
-            </w:tcMar>
-            <w:shd w:fill="F8FAFC"/>
-            <w:vAlign w:val="top"/>
-          </w:tcPr>
-          <w:p>
-            <w:pPr>
-              <w:spacing w:after="0" w:line="235" w:lineRule="auto"/>
-            </w:pPr>
-            <w:r>
-              <w:rPr>
-                <w:rFonts w:ascii="Arial" w:hAnsi="Arial"/>
-                <w:b w:val="0"/>
-                <w:i w:val="0"/>
-                <w:color w:val="111111"/>
-                <w:sz w:val="13"/>
+                <w:sz w:val="14"/>
               </w:rPr>
               <w:t>Isaac Marcus</w:t>
             </w:r>
@@ -4578,15 +4355,15 @@
                 <w:b w:val="0"/>
                 <w:i w:val="0"/>
                 <w:color w:val="111111"/>
-                <w:sz w:val="13"/>
+                <w:sz w:val="14"/>
               </w:rPr>
-              <w:t>Engineering, Optimization &amp; Deployment Lead</w:t>
+              <w:t>Engineering &amp; Deployment Lead</w:t>
             </w:r>
           </w:p>
         </w:tc>
         <w:tc>
           <w:tcPr>
-            <w:tcW w:type="dxa" w:w="5155"/>
+            <w:tcW w:type="dxa" w:w="4320"/>
             <w:tcBorders>
               <w:top w:val="single" w:sz="9" w:color="000000"/>
               <w:left w:val="single" w:sz="9" w:color="000000"/>
@@ -4614,9 +4391,9 @@
                 <w:b w:val="0"/>
                 <w:i w:val="0"/>
                 <w:color w:val="111111"/>
-                <w:sz w:val="13"/>
+                <w:sz w:val="14"/>
               </w:rPr>
-              <w:t>Dashboard, scenarios, optimizer, Netlify, Mapbox, reliability, fallback behavior.</w:t>
+              <w:t>Dashboard, scenarios, Netlify, Mapbox, reliability, and deterministic fallbacks.</w:t>
             </w:r>
           </w:p>
         </w:tc>
@@ -4627,7 +4404,7 @@
         </w:trPr>
         <w:tc>
           <w:tcPr>
-            <w:tcW w:type="dxa" w:w="1930"/>
+            <w:tcW w:type="dxa" w:w="2765"/>
             <w:tcBorders>
               <w:top w:val="single" w:sz="9" w:color="000000"/>
               <w:left w:val="single" w:sz="9" w:color="000000"/>
@@ -4654,7 +4431,7 @@
                 <w:b w:val="0"/>
                 <w:i w:val="0"/>
                 <w:color w:val="111111"/>
-                <w:sz w:val="13"/>
+                <w:sz w:val="14"/>
               </w:rPr>
               <w:t>Andrei Dela Cruz</w:t>
             </w:r>
@@ -4689,15 +4466,15 @@
                 <w:b w:val="0"/>
                 <w:i w:val="0"/>
                 <w:color w:val="111111"/>
-                <w:sz w:val="13"/>
+                <w:sz w:val="14"/>
               </w:rPr>
-              <w:t>Policy, Governance &amp; Responsible AI Lead</w:t>
+              <w:t>Policy &amp; Responsible AI Lead</w:t>
             </w:r>
           </w:p>
         </w:tc>
         <w:tc>
           <w:tcPr>
-            <w:tcW w:type="dxa" w:w="5155"/>
+            <w:tcW w:type="dxa" w:w="4320"/>
             <w:tcBorders>
               <w:top w:val="single" w:sz="9" w:color="000000"/>
               <w:left w:val="single" w:sz="9" w:color="000000"/>
@@ -4724,9 +4501,9 @@
                 <w:b w:val="0"/>
                 <w:i w:val="0"/>
                 <w:color w:val="111111"/>
-                <w:sz w:val="13"/>
+                <w:sz w:val="14"/>
               </w:rPr>
-              <w:t>Policy controls, decision rights, workshops, risk/change control, responsible AI.</w:t>
+              <w:t>Policy controls, decision rights, workshops, risk controls, and responsible AI.</w:t>
             </w:r>
           </w:p>
         </w:tc>
@@ -4737,7 +4514,7 @@
         </w:trPr>
         <w:tc>
           <w:tcPr>
-            <w:tcW w:type="dxa" w:w="1930"/>
+            <w:tcW w:type="dxa" w:w="2765"/>
             <w:tcBorders>
               <w:top w:val="single" w:sz="9" w:color="000000"/>
               <w:left w:val="single" w:sz="9" w:color="000000"/>
@@ -4765,7 +4542,7 @@
                 <w:b w:val="0"/>
                 <w:i w:val="0"/>
                 <w:color w:val="111111"/>
-                <w:sz w:val="13"/>
+                <w:sz w:val="14"/>
               </w:rPr>
               <w:t>Russel Mendez</w:t>
             </w:r>
@@ -4801,15 +4578,15 @@
                 <w:b w:val="0"/>
                 <w:i w:val="0"/>
                 <w:color w:val="111111"/>
-                <w:sz w:val="13"/>
+                <w:sz w:val="14"/>
               </w:rPr>
-              <w:t>Climate, Research &amp; Evidence Lead</w:t>
+              <w:t>Climate &amp; Evidence Lead</w:t>
             </w:r>
           </w:p>
         </w:tc>
         <w:tc>
           <w:tcPr>
-            <w:tcW w:type="dxa" w:w="5155"/>
+            <w:tcW w:type="dxa" w:w="4320"/>
             <w:tcBorders>
               <w:top w:val="single" w:sz="9" w:color="000000"/>
               <w:left w:val="single" w:sz="9" w:color="000000"/>
@@ -4837,9 +4614,9 @@
                 <w:b w:val="0"/>
                 <w:i w:val="0"/>
                 <w:color w:val="111111"/>
-                <w:sz w:val="13"/>
+                <w:sz w:val="14"/>
               </w:rPr>
-              <w:t>Climate/energy method, source validation, confidence framework, documentation.</w:t>
+              <w:t>Climate and energy method, source review, evidence confidence, and documentation.</w:t>
             </w:r>
           </w:p>
         </w:tc>
@@ -4850,7 +4627,7 @@
         </w:trPr>
         <w:tc>
           <w:tcPr>
-            <w:tcW w:type="dxa" w:w="1930"/>
+            <w:tcW w:type="dxa" w:w="2765"/>
             <w:tcBorders>
               <w:top w:val="single" w:sz="9" w:color="000000"/>
               <w:left w:val="single" w:sz="9" w:color="000000"/>
@@ -4877,9 +4654,9 @@
                 <w:b w:val="0"/>
                 <w:i w:val="0"/>
                 <w:color w:val="111111"/>
-                <w:sz w:val="13"/>
+                <w:sz w:val="14"/>
               </w:rPr>
-              <w:t>Tj Moreno</w:t>
+              <w:t>TRISTIAN JAMES CABALAR</w:t>
             </w:r>
           </w:p>
         </w:tc>
@@ -4912,15 +4689,15 @@
                 <w:b w:val="0"/>
                 <w:i w:val="0"/>
                 <w:color w:val="111111"/>
-                <w:sz w:val="13"/>
+                <w:sz w:val="14"/>
               </w:rPr>
-              <w:t>Stakeholder &amp; Partnership Lead</w:t>
+              <w:t>Data &amp; ML Lead</w:t>
             </w:r>
           </w:p>
         </w:tc>
         <w:tc>
           <w:tcPr>
-            <w:tcW w:type="dxa" w:w="5155"/>
+            <w:tcW w:type="dxa" w:w="4320"/>
             <w:tcBorders>
               <w:top w:val="single" w:sz="9" w:color="000000"/>
               <w:left w:val="single" w:sz="9" w:color="000000"/>
@@ -4947,9 +4724,9 @@
                 <w:b w:val="0"/>
                 <w:i w:val="0"/>
                 <w:color w:val="111111"/>
-                <w:sz w:val="13"/>
+                <w:sz w:val="14"/>
               </w:rPr>
-              <w:t>LGU, operator, rider/community, utility and finance coordination and consent.</w:t>
+              <w:t>Source registry, feature store, service model, metrics, manifest, and model refresh.</w:t>
             </w:r>
           </w:p>
         </w:tc>
@@ -4960,7 +4737,7 @@
         </w:trPr>
         <w:tc>
           <w:tcPr>
-            <w:tcW w:type="dxa" w:w="1930"/>
+            <w:tcW w:type="dxa" w:w="2765"/>
             <w:tcBorders>
               <w:top w:val="single" w:sz="9" w:color="000000"/>
               <w:left w:val="single" w:sz="9" w:color="000000"/>
@@ -4988,9 +4765,9 @@
                 <w:b w:val="0"/>
                 <w:i w:val="0"/>
                 <w:color w:val="111111"/>
-                <w:sz w:val="13"/>
+                <w:sz w:val="14"/>
               </w:rPr>
-              <w:t>JM Palaganas</w:t>
+              <w:t>JOHN MICHAEL PALAGANAS</w:t>
             </w:r>
           </w:p>
         </w:tc>
@@ -5024,15 +4801,15 @@
                 <w:b w:val="0"/>
                 <w:i w:val="0"/>
                 <w:color w:val="111111"/>
-                <w:sz w:val="13"/>
+                <w:sz w:val="14"/>
               </w:rPr>
-              <w:t>QA, Testing &amp; Documentation Lead</w:t>
+              <w:t>QA &amp; Documentation Lead</w:t>
             </w:r>
           </w:p>
         </w:tc>
         <w:tc>
           <w:tcPr>
-            <w:tcW w:type="dxa" w:w="5155"/>
+            <w:tcW w:type="dxa" w:w="4320"/>
             <w:tcBorders>
               <w:top w:val="single" w:sz="9" w:color="000000"/>
               <w:left w:val="single" w:sz="9" w:color="000000"/>
@@ -5060,9 +4837,9 @@
                 <w:b w:val="0"/>
                 <w:i w:val="0"/>
                 <w:color w:val="111111"/>
-                <w:sz w:val="13"/>
+                <w:sz w:val="14"/>
               </w:rPr>
-              <w:t>Testing, accessibility, artifact QA, claim-output checks, issue tracking.</w:t>
+              <w:t>Testing, accessibility, artifact QA, claim checks, and issue tracking.</w:t>
             </w:r>
           </w:p>
         </w:tc>
@@ -5073,7 +4850,7 @@
         </w:trPr>
         <w:tc>
           <w:tcPr>
-            <w:tcW w:type="dxa" w:w="1930"/>
+            <w:tcW w:type="dxa" w:w="2765"/>
             <w:tcBorders>
               <w:top w:val="single" w:sz="9" w:color="000000"/>
               <w:left w:val="single" w:sz="9" w:color="000000"/>
@@ -5100,7 +4877,7 @@
                 <w:b w:val="0"/>
                 <w:i w:val="0"/>
                 <w:color w:val="111111"/>
-                <w:sz w:val="13"/>
+                <w:sz w:val="14"/>
               </w:rPr>
               <w:t>Carl Nueva</w:t>
             </w:r>
@@ -5135,7 +4912,7 @@
                 <w:b w:val="0"/>
                 <w:i w:val="0"/>
                 <w:color w:val="111111"/>
-                <w:sz w:val="13"/>
+                <w:sz w:val="14"/>
               </w:rPr>
               <w:t>Geospatial &amp; Infrastructure Analyst</w:t>
             </w:r>
@@ -5143,7 +4920,7 @@
         </w:tc>
         <w:tc>
           <w:tcPr>
-            <w:tcW w:type="dxa" w:w="5155"/>
+            <w:tcW w:type="dxa" w:w="4320"/>
             <w:tcBorders>
               <w:top w:val="single" w:sz="9" w:color="000000"/>
               <w:left w:val="single" w:sz="9" w:color="000000"/>
@@ -5170,9 +4947,9 @@
                 <w:b w:val="0"/>
                 <w:i w:val="0"/>
                 <w:color w:val="111111"/>
-                <w:sz w:val="13"/>
+                <w:sz w:val="14"/>
               </w:rPr>
-              <w:t>Geometry review, spatial joins, equity layers, charging/power evidence, map QA.</w:t>
+              <w:t>Geometry review, spatial joins, equity layers, power evidence, and map QA.</w:t>
             </w:r>
           </w:p>
         </w:tc>
@@ -5183,7 +4960,7 @@
         </w:trPr>
         <w:tc>
           <w:tcPr>
-            <w:tcW w:type="dxa" w:w="1930"/>
+            <w:tcW w:type="dxa" w:w="2765"/>
             <w:tcBorders>
               <w:top w:val="single" w:sz="9" w:color="000000"/>
               <w:left w:val="single" w:sz="9" w:color="000000"/>
@@ -5211,9 +4988,9 @@
                 <w:b w:val="0"/>
                 <w:i w:val="0"/>
                 <w:color w:val="111111"/>
-                <w:sz w:val="13"/>
+                <w:sz w:val="14"/>
               </w:rPr>
-              <w:t>Curt Mathew Garcia</w:t>
+              <w:t>JOSEPH CLARENCE PARAYAOAN</w:t>
             </w:r>
           </w:p>
         </w:tc>
@@ -5247,15 +5024,15 @@
                 <w:b w:val="0"/>
                 <w:i w:val="0"/>
                 <w:color w:val="111111"/>
-                <w:sz w:val="13"/>
+                <w:sz w:val="14"/>
               </w:rPr>
-              <w:t>Frontend &amp; UX Developer</w:t>
+              <w:t>Field Validation &amp; Partnerships Lead</w:t>
             </w:r>
           </w:p>
         </w:tc>
         <w:tc>
           <w:tcPr>
-            <w:tcW w:type="dxa" w:w="5155"/>
+            <w:tcW w:type="dxa" w:w="4320"/>
             <w:tcBorders>
               <w:top w:val="single" w:sz="9" w:color="000000"/>
               <w:left w:val="single" w:sz="9" w:color="000000"/>
@@ -5283,119 +5060,9 @@
                 <w:b w:val="0"/>
                 <w:i w:val="0"/>
                 <w:color w:val="111111"/>
-                <w:sz w:val="13"/>
+                <w:sz w:val="14"/>
               </w:rPr>
-              <w:t>Responsive Route Lens, portfolio UX, walkthrough mode, usability, accessibility.</w:t>
-            </w:r>
-          </w:p>
-        </w:tc>
-      </w:tr>
-      <w:tr>
-        <w:trPr>
-          <w:cantSplit/>
-        </w:trPr>
-        <w:tc>
-          <w:tcPr>
-            <w:tcW w:type="dxa" w:w="1930"/>
-            <w:tcBorders>
-              <w:top w:val="single" w:sz="9" w:color="000000"/>
-              <w:left w:val="single" w:sz="9" w:color="000000"/>
-              <w:bottom w:val="single" w:sz="9" w:color="000000"/>
-              <w:right w:val="single" w:sz="9" w:color="000000"/>
-              <w:insideH w:val="single" w:sz="9" w:color="000000"/>
-              <w:insideV w:val="single" w:sz="9" w:color="000000"/>
-            </w:tcBorders>
-            <w:tcMar>
-              <w:top w:w="68" w:type="dxa"/>
-              <w:start w:w="100" w:type="dxa"/>
-              <w:bottom w:w="68" w:type="dxa"/>
-              <w:end w:w="100" w:type="dxa"/>
-            </w:tcMar>
-            <w:vAlign w:val="top"/>
-          </w:tcPr>
-          <w:p>
-            <w:pPr>
-              <w:spacing w:after="0" w:line="235" w:lineRule="auto"/>
-            </w:pPr>
-            <w:r>
-              <w:rPr>
-                <w:rFonts w:ascii="Arial" w:hAnsi="Arial"/>
-                <w:b w:val="0"/>
-                <w:i w:val="0"/>
-                <w:color w:val="111111"/>
-                <w:sz w:val="13"/>
-              </w:rPr>
-              <w:t>Marck Morgado</w:t>
-            </w:r>
-          </w:p>
-        </w:tc>
-        <w:tc>
-          <w:tcPr>
-            <w:tcW w:type="dxa" w:w="2592"/>
-            <w:tcBorders>
-              <w:top w:val="single" w:sz="9" w:color="000000"/>
-              <w:left w:val="single" w:sz="9" w:color="000000"/>
-              <w:bottom w:val="single" w:sz="9" w:color="000000"/>
-              <w:right w:val="single" w:sz="9" w:color="000000"/>
-              <w:insideH w:val="single" w:sz="9" w:color="000000"/>
-              <w:insideV w:val="single" w:sz="9" w:color="000000"/>
-            </w:tcBorders>
-            <w:tcMar>
-              <w:top w:w="68" w:type="dxa"/>
-              <w:start w:w="100" w:type="dxa"/>
-              <w:bottom w:w="68" w:type="dxa"/>
-              <w:end w:w="100" w:type="dxa"/>
-            </w:tcMar>
-            <w:vAlign w:val="top"/>
-          </w:tcPr>
-          <w:p>
-            <w:pPr>
-              <w:spacing w:after="0" w:line="235" w:lineRule="auto"/>
-            </w:pPr>
-            <w:r>
-              <w:rPr>
-                <w:rFonts w:ascii="Arial" w:hAnsi="Arial"/>
-                <w:b w:val="0"/>
-                <w:i w:val="0"/>
-                <w:color w:val="111111"/>
-                <w:sz w:val="13"/>
-              </w:rPr>
-              <w:t>Field Validation &amp; Logistics Coordinator</w:t>
-            </w:r>
-          </w:p>
-        </w:tc>
-        <w:tc>
-          <w:tcPr>
-            <w:tcW w:type="dxa" w:w="5155"/>
-            <w:tcBorders>
-              <w:top w:val="single" w:sz="9" w:color="000000"/>
-              <w:left w:val="single" w:sz="9" w:color="000000"/>
-              <w:bottom w:val="single" w:sz="9" w:color="000000"/>
-              <w:right w:val="single" w:sz="9" w:color="000000"/>
-              <w:insideH w:val="single" w:sz="9" w:color="000000"/>
-              <w:insideV w:val="single" w:sz="9" w:color="000000"/>
-            </w:tcBorders>
-            <w:tcMar>
-              <w:top w:w="68" w:type="dxa"/>
-              <w:start w:w="100" w:type="dxa"/>
-              <w:bottom w:w="68" w:type="dxa"/>
-              <w:end w:w="100" w:type="dxa"/>
-            </w:tcMar>
-            <w:vAlign w:val="top"/>
-          </w:tcPr>
-          <w:p>
-            <w:pPr>
-              <w:spacing w:after="0" w:line="235" w:lineRule="auto"/>
-            </w:pPr>
-            <w:r>
-              <w:rPr>
-                <w:rFonts w:ascii="Arial" w:hAnsi="Arial"/>
-                <w:b w:val="0"/>
-                <w:i w:val="0"/>
-                <w:color w:val="111111"/>
-                <w:sz w:val="13"/>
-              </w:rPr>
-              <w:t>Field schedules, forms, route-check records, evidence handoff, logistics.</w:t>
+              <w:t>Field plans, route checks, operator and partner coordination, and evidence handoff.</w:t>
             </w:r>
           </w:p>
         </w:tc>

--- a/output/submission/Route2Zero_Team_Larpers_Pilot_Plan.docx
+++ b/output/submission/Route2Zero_Team_Larpers_Pilot_Plan.docx
@@ -4,6 +4,8 @@
   <w:body>
     <w:p>
       <w:pPr>
+        <w:keepNext/>
+        <w:pageBreakBefore w:val="0"/>
         <w:spacing w:after="20"/>
         <w:ind w:left="-1123" w:right="-1123"/>
       </w:pPr>
@@ -44,6 +46,7 @@
     </w:p>
     <w:p>
       <w:pPr>
+        <w:keepNext/>
         <w:spacing w:before="0" w:after="20"/>
       </w:pPr>
       <w:hyperlink r:id="rId11">
@@ -81,6 +84,7 @@
     </w:p>
     <w:p>
       <w:pPr>
+        <w:keepNext/>
         <w:spacing w:before="0" w:after="40"/>
         <w:jc w:val="right"/>
       </w:pPr>
@@ -224,7 +228,7 @@
           <w:color w:val="111111"/>
           <w:sz w:val="18"/>
         </w:rPr>
-        <w:t>Convert Route2Zero 2.0 from an evidence-based prototype into a locally validated planning workflow that cities can inspect, challenge, refresh, and own.</w:t>
+        <w:t>Convert Route2Zero 2.1 from an evidence-based prototype into a locally validated planning workflow that cities can inspect, challenge, refresh, and own.</w:t>
       </w:r>
     </w:p>
     <w:p>
@@ -943,12 +947,9 @@
       </w:tr>
     </w:tbl>
     <w:p>
-      <w:r>
-        <w:br w:type="page"/>
-      </w:r>
-    </w:p>
-    <w:p>
       <w:pPr>
+        <w:keepNext/>
+        <w:pageBreakBefore/>
         <w:spacing w:after="20"/>
         <w:ind w:left="-1123" w:right="-1123"/>
       </w:pPr>
@@ -989,6 +990,7 @@
     </w:p>
     <w:p>
       <w:pPr>
+        <w:keepNext/>
         <w:spacing w:before="0" w:after="20"/>
       </w:pPr>
       <w:hyperlink r:id="rId11">
@@ -1026,6 +1028,7 @@
     </w:p>
     <w:p>
       <w:pPr>
+        <w:keepNext/>
         <w:spacing w:before="0" w:after="40"/>
         <w:jc w:val="right"/>
       </w:pPr>
@@ -1474,7 +1477,7 @@
                 <w:color w:val="111111"/>
                 <w:sz w:val="14"/>
               </w:rPr>
-              <w:t>Desk/field-check routes; observe service; validate geometry; collect operator, charging/depot, and local equity/accessibility evidence.</w:t>
+              <w:t>Extend the hackathon's 20-route OSM validation seed with field observation; validate geometry and service; collect operator, charging/depot, and local equity/accessibility evidence.</w:t>
             </w:r>
           </w:p>
         </w:tc>
@@ -1510,7 +1513,7 @@
                 <w:color w:val="111111"/>
                 <w:sz w:val="14"/>
               </w:rPr>
-              <w:t>Updated validation, operator, and charging ledgers; ground-truth sample; source refresh.</w:t>
+              <w:t>Expanded validation, operator, and charging ledgers; ground-truth sample; source refresh.</w:t>
             </w:r>
           </w:p>
         </w:tc>
@@ -2555,16 +2558,13 @@
           <w:color w:val="111111"/>
           <w:sz w:val="14"/>
         </w:rPr>
-        <w:t>Baseline traceability: build r2z-45c4ba076af9 | scenario scn-e0f12f397e | service model service-v1-266e0b1d</w:t>
-      </w:r>
-    </w:p>
-    <w:p>
-      <w:r>
-        <w:br w:type="page"/>
+        <w:t>Baseline traceability: build r2z-d4c8d4cc709a | scenario scn-e0f12f397e | service model service-v1-266e0b1d</w:t>
       </w:r>
     </w:p>
     <w:p>
       <w:pPr>
+        <w:keepNext/>
+        <w:pageBreakBefore/>
         <w:spacing w:after="20"/>
         <w:ind w:left="-1123" w:right="-1123"/>
       </w:pPr>
@@ -2605,6 +2605,7 @@
     </w:p>
     <w:p>
       <w:pPr>
+        <w:keepNext/>
         <w:spacing w:before="0" w:after="20"/>
       </w:pPr>
       <w:hyperlink r:id="rId11">
@@ -2642,6 +2643,7 @@
     </w:p>
     <w:p>
       <w:pPr>
+        <w:keepNext/>
         <w:spacing w:before="0" w:after="40"/>
         <w:jc w:val="right"/>
       </w:pPr>
@@ -3683,7 +3685,7 @@
                 <w:color w:val="111111"/>
                 <w:sz w:val="15"/>
               </w:rPr>
-              <w:t>Keep neutral prior explicit and raise validation priority.</w:t>
+              <w:t>Keep neutral prior explicit and raise validation priority; a named desk reference is not readiness evidence.</w:t>
             </w:r>
           </w:p>
         </w:tc>
@@ -3723,6 +3725,82 @@
                 <w:color w:val="111111"/>
                 <w:sz w:val="15"/>
               </w:rPr>
+              <w:t>Cost/financing data unverified</w:t>
+            </w:r>
+          </w:p>
+        </w:tc>
+        <w:tc>
+          <w:tcPr>
+            <w:tcW w:type="dxa" w:w="7445"/>
+            <w:tcBorders>
+              <w:top w:val="single" w:sz="9" w:color="000000"/>
+              <w:left w:val="single" w:sz="9" w:color="000000"/>
+              <w:bottom w:val="single" w:sz="9" w:color="000000"/>
+              <w:right w:val="single" w:sz="9" w:color="000000"/>
+              <w:insideH w:val="single" w:sz="9" w:color="000000"/>
+              <w:insideV w:val="single" w:sz="9" w:color="000000"/>
+            </w:tcBorders>
+            <w:tcMar>
+              <w:top w:w="68" w:type="dxa"/>
+              <w:start w:w="100" w:type="dxa"/>
+              <w:bottom w:w="68" w:type="dxa"/>
+              <w:end w:w="100" w:type="dxa"/>
+            </w:tcMar>
+            <w:vAlign w:val="top"/>
+          </w:tcPr>
+          <w:p>
+            <w:pPr>
+              <w:spacing w:after="0" w:line="235" w:lineRule="auto"/>
+            </w:pPr>
+            <w:r>
+              <w:rPr>
+                <w:rFonts w:ascii="Arial" w:hAnsi="Arial"/>
+                <w:b w:val="0"/>
+                <w:i w:val="0"/>
+                <w:color w:val="111111"/>
+                <w:sz w:val="15"/>
+              </w:rPr>
+              <w:t>Treat feasibility figures as PROXY/SCENARIO until fleet and tariff data are confirmed; never present them as a budget.</w:t>
+            </w:r>
+          </w:p>
+        </w:tc>
+      </w:tr>
+      <w:tr>
+        <w:trPr>
+          <w:cantSplit/>
+        </w:trPr>
+        <w:tc>
+          <w:tcPr>
+            <w:tcW w:type="dxa" w:w="2232"/>
+            <w:tcBorders>
+              <w:top w:val="single" w:sz="9" w:color="000000"/>
+              <w:left w:val="single" w:sz="9" w:color="000000"/>
+              <w:bottom w:val="single" w:sz="9" w:color="000000"/>
+              <w:right w:val="single" w:sz="9" w:color="000000"/>
+              <w:insideH w:val="single" w:sz="9" w:color="000000"/>
+              <w:insideV w:val="single" w:sz="9" w:color="000000"/>
+            </w:tcBorders>
+            <w:tcMar>
+              <w:top w:w="68" w:type="dxa"/>
+              <w:start w:w="100" w:type="dxa"/>
+              <w:bottom w:w="68" w:type="dxa"/>
+              <w:end w:w="100" w:type="dxa"/>
+            </w:tcMar>
+            <w:shd w:fill="F8FAFC"/>
+            <w:vAlign w:val="top"/>
+          </w:tcPr>
+          <w:p>
+            <w:pPr>
+              <w:spacing w:after="0" w:line="235" w:lineRule="auto"/>
+            </w:pPr>
+            <w:r>
+              <w:rPr>
+                <w:rFonts w:ascii="Arial" w:hAnsi="Arial"/>
+                <w:b w:val="0"/>
+                <w:i w:val="0"/>
+                <w:color w:val="111111"/>
+                <w:sz w:val="15"/>
+              </w:rPr>
               <w:t>Sparse geometry / equity data</w:t>
             </w:r>
           </w:p>
@@ -3744,6 +3822,7 @@
               <w:bottom w:w="68" w:type="dxa"/>
               <w:end w:w="100" w:type="dxa"/>
             </w:tcMar>
+            <w:shd w:fill="F8FAFC"/>
             <w:vAlign w:val="top"/>
           </w:tcPr>
           <w:p>
@@ -3784,7 +3863,6 @@
               <w:bottom w:w="68" w:type="dxa"/>
               <w:end w:w="100" w:type="dxa"/>
             </w:tcMar>
-            <w:shd w:fill="F8FAFC"/>
             <w:vAlign w:val="top"/>
           </w:tcPr>
           <w:p>
@@ -3820,7 +3898,6 @@
               <w:bottom w:w="68" w:type="dxa"/>
               <w:end w:w="100" w:type="dxa"/>
             </w:tcMar>
-            <w:shd w:fill="F8FAFC"/>
             <w:vAlign w:val="top"/>
           </w:tcPr>
           <w:p>
@@ -3861,6 +3938,7 @@
               <w:bottom w:w="68" w:type="dxa"/>
               <w:end w:w="100" w:type="dxa"/>
             </w:tcMar>
+            <w:shd w:fill="F8FAFC"/>
             <w:vAlign w:val="top"/>
           </w:tcPr>
           <w:p>
@@ -3896,6 +3974,7 @@
               <w:bottom w:w="68" w:type="dxa"/>
               <w:end w:w="100" w:type="dxa"/>
             </w:tcMar>
+            <w:shd w:fill="F8FAFC"/>
             <w:vAlign w:val="top"/>
           </w:tcPr>
           <w:p>
@@ -3917,12 +3996,9 @@
       </w:tr>
     </w:tbl>
     <w:p>
-      <w:r>
-        <w:br w:type="page"/>
-      </w:r>
-    </w:p>
-    <w:p>
       <w:pPr>
+        <w:keepNext/>
+        <w:pageBreakBefore/>
         <w:spacing w:after="20"/>
         <w:ind w:left="-1123" w:right="-1123"/>
       </w:pPr>
@@ -3963,6 +4039,7 @@
     </w:p>
     <w:p>
       <w:pPr>
+        <w:keepNext/>
         <w:spacing w:before="0" w:after="20"/>
       </w:pPr>
       <w:hyperlink r:id="rId11">
@@ -4000,6 +4077,926 @@
     </w:p>
     <w:p>
       <w:pPr>
+        <w:keepNext/>
+        <w:spacing w:before="0" w:after="40"/>
+        <w:jc w:val="right"/>
+      </w:pPr>
+      <w:r>
+        <w:rPr>
+          <w:rFonts w:ascii="Arial" w:hAnsi="Arial"/>
+          <w:b/>
+          <w:i w:val="0"/>
+          <w:color w:val="4B5563"/>
+          <w:sz w:val="14"/>
+        </w:rPr>
+        <w:t>FINANCIAL FEASIBILITY / DATA LICENSING</w:t>
+      </w:r>
+    </w:p>
+    <w:p>
+      <w:pPr>
+        <w:pStyle w:val="Title"/>
+        <w:keepNext/>
+        <w:spacing w:before="20" w:after="40"/>
+      </w:pPr>
+      <w:r>
+        <w:rPr>
+          <w:rFonts w:ascii="Arial" w:hAnsi="Arial"/>
+          <w:b/>
+          <w:i w:val="0"/>
+          <w:color w:val="111111"/>
+          <w:sz w:val="38"/>
+        </w:rPr>
+        <w:t>Validate the economics with the same discipline as the climate case</w:t>
+      </w:r>
+    </w:p>
+    <w:tbl>
+      <w:tblPr>
+        <w:tblW w:type="dxa" w:w="9677"/>
+        <w:jc w:val="center"/>
+        <w:tblLayout w:type="fixed"/>
+        <w:tblLook w:firstColumn="1" w:firstRow="1" w:lastColumn="0" w:lastRow="0" w:noHBand="0" w:noVBand="1" w:val="04A0"/>
+        <w:tblInd w:w="140" w:type="dxa"/>
+      </w:tblPr>
+      <w:tblGrid>
+        <w:gridCol w:w="9677"/>
+      </w:tblGrid>
+      <w:tr>
+        <w:trPr>
+          <w:tblHeader w:val="true"/>
+        </w:trPr>
+        <w:tc>
+          <w:tcPr>
+            <w:tcW w:type="dxa" w:w="9677"/>
+            <w:shd w:fill="F5F8FC"/>
+            <w:tcBorders>
+              <w:top w:val="single" w:sz="8" w:color="9FBAD0"/>
+              <w:left w:val="single" w:sz="8" w:color="9FBAD0"/>
+              <w:bottom w:val="single" w:sz="8" w:color="9FBAD0"/>
+              <w:right w:val="single" w:sz="8" w:color="9FBAD0"/>
+              <w:insideH w:val="single" w:sz="8" w:color="9FBAD0"/>
+              <w:insideV w:val="single" w:sz="8" w:color="9FBAD0"/>
+            </w:tcBorders>
+            <w:tcMar>
+              <w:top w:w="110" w:type="dxa"/>
+              <w:start w:w="140" w:type="dxa"/>
+              <w:bottom w:w="110" w:type="dxa"/>
+              <w:end w:w="140" w:type="dxa"/>
+            </w:tcMar>
+          </w:tcPr>
+          <w:p>
+            <w:pPr>
+              <w:spacing w:after="40"/>
+            </w:pPr>
+            <w:r>
+              <w:rPr>
+                <w:rFonts w:ascii="Arial" w:hAnsi="Arial"/>
+                <w:b/>
+                <w:i w:val="0"/>
+                <w:color w:val="0B2E59"/>
+                <w:sz w:val="18"/>
+              </w:rPr>
+              <w:t>Starting-point scenario — not a budget</w:t>
+            </w:r>
+          </w:p>
+          <w:p>
+            <w:pPr>
+              <w:spacing w:after="0" w:line="252" w:lineRule="auto"/>
+            </w:pPr>
+            <w:r>
+              <w:rPr>
+                <w:rFonts w:ascii="Arial" w:hAnsi="Arial"/>
+                <w:b w:val="0"/>
+                <w:i w:val="0"/>
+                <w:color w:val="111111"/>
+                <w:sz w:val="18"/>
+              </w:rPr>
+              <w:t>The Phase-1 shortlist currently implies about 1,943 vehicles, 102 chargers, and PHP 4.91 billion in vehicle-plus-charger hardware under explicit PROXY assumptions. Financing terms remain MISSING, and excluded costs are not silently absorbed.</w:t>
+            </w:r>
+          </w:p>
+        </w:tc>
+      </w:tr>
+    </w:tbl>
+    <w:p>
+      <w:pPr>
+        <w:pStyle w:val="Heading1"/>
+        <w:keepNext/>
+        <w:spacing w:before="80" w:after="40"/>
+      </w:pPr>
+      <w:r>
+        <w:rPr>
+          <w:rFonts w:ascii="Arial" w:hAnsi="Arial"/>
+          <w:b/>
+          <w:i w:val="0"/>
+          <w:color w:val="0B2E59"/>
+          <w:sz w:val="23"/>
+        </w:rPr>
+        <w:t>FINANCIAL FEASIBILITY APPROACH</w:t>
+      </w:r>
+    </w:p>
+    <w:tbl>
+      <w:tblPr>
+        <w:tblW w:type="dxa" w:w="9677"/>
+        <w:jc w:val="center"/>
+        <w:tblLayout w:type="fixed"/>
+        <w:tblLook w:firstColumn="1" w:firstRow="1" w:lastColumn="0" w:lastRow="0" w:noHBand="0" w:noVBand="1" w:val="04A0"/>
+        <w:tblInd w:w="100" w:type="dxa"/>
+      </w:tblPr>
+      <w:tblGrid>
+        <w:gridCol w:w="1656"/>
+        <w:gridCol w:w="2376"/>
+        <w:gridCol w:w="5645"/>
+      </w:tblGrid>
+      <w:tr>
+        <w:trPr>
+          <w:tblHeader w:val="true"/>
+          <w:cantSplit/>
+        </w:trPr>
+        <w:tc>
+          <w:tcPr>
+            <w:tcW w:type="dxa" w:w="1656"/>
+            <w:shd w:fill="CFE2F3"/>
+            <w:tcBorders>
+              <w:top w:val="single" w:sz="9" w:color="000000"/>
+              <w:left w:val="single" w:sz="9" w:color="000000"/>
+              <w:bottom w:val="single" w:sz="9" w:color="000000"/>
+              <w:right w:val="single" w:sz="9" w:color="000000"/>
+              <w:insideH w:val="single" w:sz="9" w:color="000000"/>
+              <w:insideV w:val="single" w:sz="9" w:color="000000"/>
+            </w:tcBorders>
+            <w:tcMar>
+              <w:top w:w="82" w:type="dxa"/>
+              <w:start w:w="100" w:type="dxa"/>
+              <w:bottom w:w="82" w:type="dxa"/>
+              <w:end w:w="100" w:type="dxa"/>
+            </w:tcMar>
+            <w:vAlign w:val="center"/>
+          </w:tcPr>
+          <w:p>
+            <w:pPr>
+              <w:spacing w:after="0"/>
+            </w:pPr>
+            <w:r>
+              <w:rPr>
+                <w:rFonts w:ascii="Arial" w:hAnsi="Arial"/>
+                <w:b w:val="0"/>
+                <w:i w:val="0"/>
+                <w:color w:val="111111"/>
+                <w:sz w:val="16"/>
+              </w:rPr>
+              <w:t>Input</w:t>
+            </w:r>
+          </w:p>
+        </w:tc>
+        <w:tc>
+          <w:tcPr>
+            <w:tcW w:type="dxa" w:w="2376"/>
+            <w:shd w:fill="CFE2F3"/>
+            <w:tcBorders>
+              <w:top w:val="single" w:sz="9" w:color="000000"/>
+              <w:left w:val="single" w:sz="9" w:color="000000"/>
+              <w:bottom w:val="single" w:sz="9" w:color="000000"/>
+              <w:right w:val="single" w:sz="9" w:color="000000"/>
+              <w:insideH w:val="single" w:sz="9" w:color="000000"/>
+              <w:insideV w:val="single" w:sz="9" w:color="000000"/>
+            </w:tcBorders>
+            <w:tcMar>
+              <w:top w:w="82" w:type="dxa"/>
+              <w:start w:w="100" w:type="dxa"/>
+              <w:bottom w:w="82" w:type="dxa"/>
+              <w:end w:w="100" w:type="dxa"/>
+            </w:tcMar>
+            <w:vAlign w:val="center"/>
+          </w:tcPr>
+          <w:p>
+            <w:pPr>
+              <w:spacing w:after="0"/>
+            </w:pPr>
+            <w:r>
+              <w:rPr>
+                <w:rFonts w:ascii="Arial" w:hAnsi="Arial"/>
+                <w:b w:val="0"/>
+                <w:i w:val="0"/>
+                <w:color w:val="111111"/>
+                <w:sz w:val="16"/>
+              </w:rPr>
+              <w:t>Current status</w:t>
+            </w:r>
+          </w:p>
+        </w:tc>
+        <w:tc>
+          <w:tcPr>
+            <w:tcW w:type="dxa" w:w="5645"/>
+            <w:shd w:fill="CFE2F3"/>
+            <w:tcBorders>
+              <w:top w:val="single" w:sz="9" w:color="000000"/>
+              <w:left w:val="single" w:sz="9" w:color="000000"/>
+              <w:bottom w:val="single" w:sz="9" w:color="000000"/>
+              <w:right w:val="single" w:sz="9" w:color="000000"/>
+              <w:insideH w:val="single" w:sz="9" w:color="000000"/>
+              <w:insideV w:val="single" w:sz="9" w:color="000000"/>
+            </w:tcBorders>
+            <w:tcMar>
+              <w:top w:w="82" w:type="dxa"/>
+              <w:start w:w="100" w:type="dxa"/>
+              <w:bottom w:w="82" w:type="dxa"/>
+              <w:end w:w="100" w:type="dxa"/>
+            </w:tcMar>
+            <w:vAlign w:val="center"/>
+          </w:tcPr>
+          <w:p>
+            <w:pPr>
+              <w:spacing w:after="0"/>
+            </w:pPr>
+            <w:r>
+              <w:rPr>
+                <w:rFonts w:ascii="Arial" w:hAnsi="Arial"/>
+                <w:b w:val="0"/>
+                <w:i w:val="0"/>
+                <w:color w:val="111111"/>
+                <w:sz w:val="16"/>
+              </w:rPr>
+              <w:t>Pilot validation needed</w:t>
+            </w:r>
+          </w:p>
+        </w:tc>
+      </w:tr>
+      <w:tr>
+        <w:trPr>
+          <w:cantSplit/>
+        </w:trPr>
+        <w:tc>
+          <w:tcPr>
+            <w:tcW w:type="dxa" w:w="1656"/>
+            <w:tcBorders>
+              <w:top w:val="single" w:sz="9" w:color="000000"/>
+              <w:left w:val="single" w:sz="9" w:color="000000"/>
+              <w:bottom w:val="single" w:sz="9" w:color="000000"/>
+              <w:right w:val="single" w:sz="9" w:color="000000"/>
+              <w:insideH w:val="single" w:sz="9" w:color="000000"/>
+              <w:insideV w:val="single" w:sz="9" w:color="000000"/>
+            </w:tcBorders>
+            <w:tcMar>
+              <w:top w:w="68" w:type="dxa"/>
+              <w:start w:w="100" w:type="dxa"/>
+              <w:bottom w:w="68" w:type="dxa"/>
+              <w:end w:w="100" w:type="dxa"/>
+            </w:tcMar>
+            <w:vAlign w:val="top"/>
+          </w:tcPr>
+          <w:p>
+            <w:pPr>
+              <w:spacing w:after="0" w:line="235" w:lineRule="auto"/>
+            </w:pPr>
+            <w:r>
+              <w:rPr>
+                <w:rFonts w:ascii="Arial" w:hAnsi="Arial"/>
+                <w:b w:val="0"/>
+                <w:i w:val="0"/>
+                <w:color w:val="111111"/>
+                <w:sz w:val="15"/>
+              </w:rPr>
+              <w:t>Fleet size</w:t>
+            </w:r>
+          </w:p>
+        </w:tc>
+        <w:tc>
+          <w:tcPr>
+            <w:tcW w:type="dxa" w:w="2376"/>
+            <w:tcBorders>
+              <w:top w:val="single" w:sz="9" w:color="000000"/>
+              <w:left w:val="single" w:sz="9" w:color="000000"/>
+              <w:bottom w:val="single" w:sz="9" w:color="000000"/>
+              <w:right w:val="single" w:sz="9" w:color="000000"/>
+              <w:insideH w:val="single" w:sz="9" w:color="000000"/>
+              <w:insideV w:val="single" w:sz="9" w:color="000000"/>
+            </w:tcBorders>
+            <w:tcMar>
+              <w:top w:w="68" w:type="dxa"/>
+              <w:start w:w="100" w:type="dxa"/>
+              <w:bottom w:w="68" w:type="dxa"/>
+              <w:end w:w="100" w:type="dxa"/>
+            </w:tcMar>
+            <w:vAlign w:val="top"/>
+          </w:tcPr>
+          <w:p>
+            <w:pPr>
+              <w:spacing w:after="0" w:line="235" w:lineRule="auto"/>
+            </w:pPr>
+            <w:r>
+              <w:rPr>
+                <w:rFonts w:ascii="Arial" w:hAnsi="Arial"/>
+                <w:b w:val="0"/>
+                <w:i w:val="0"/>
+                <w:color w:val="111111"/>
+                <w:sz w:val="15"/>
+              </w:rPr>
+              <w:t>1,943 vehicles | PROXY</w:t>
+            </w:r>
+          </w:p>
+        </w:tc>
+        <w:tc>
+          <w:tcPr>
+            <w:tcW w:type="dxa" w:w="5645"/>
+            <w:tcBorders>
+              <w:top w:val="single" w:sz="9" w:color="000000"/>
+              <w:left w:val="single" w:sz="9" w:color="000000"/>
+              <w:bottom w:val="single" w:sz="9" w:color="000000"/>
+              <w:right w:val="single" w:sz="9" w:color="000000"/>
+              <w:insideH w:val="single" w:sz="9" w:color="000000"/>
+              <w:insideV w:val="single" w:sz="9" w:color="000000"/>
+            </w:tcBorders>
+            <w:tcMar>
+              <w:top w:w="68" w:type="dxa"/>
+              <w:start w:w="100" w:type="dxa"/>
+              <w:bottom w:w="68" w:type="dxa"/>
+              <w:end w:w="100" w:type="dxa"/>
+            </w:tcMar>
+            <w:vAlign w:val="top"/>
+          </w:tcPr>
+          <w:p>
+            <w:pPr>
+              <w:spacing w:after="0" w:line="235" w:lineRule="auto"/>
+            </w:pPr>
+            <w:r>
+              <w:rPr>
+                <w:rFonts w:ascii="Arial" w:hAnsi="Arial"/>
+                <w:b w:val="0"/>
+                <w:i w:val="0"/>
+                <w:color w:val="111111"/>
+                <w:sz w:val="15"/>
+              </w:rPr>
+              <w:t>Confirm active fleet, duty cycle, service plan, spare ratio, and replacement phasing by corridor.</w:t>
+            </w:r>
+          </w:p>
+        </w:tc>
+      </w:tr>
+      <w:tr>
+        <w:trPr>
+          <w:cantSplit/>
+        </w:trPr>
+        <w:tc>
+          <w:tcPr>
+            <w:tcW w:type="dxa" w:w="1656"/>
+            <w:tcBorders>
+              <w:top w:val="single" w:sz="9" w:color="000000"/>
+              <w:left w:val="single" w:sz="9" w:color="000000"/>
+              <w:bottom w:val="single" w:sz="9" w:color="000000"/>
+              <w:right w:val="single" w:sz="9" w:color="000000"/>
+              <w:insideH w:val="single" w:sz="9" w:color="000000"/>
+              <w:insideV w:val="single" w:sz="9" w:color="000000"/>
+            </w:tcBorders>
+            <w:tcMar>
+              <w:top w:w="68" w:type="dxa"/>
+              <w:start w:w="100" w:type="dxa"/>
+              <w:bottom w:w="68" w:type="dxa"/>
+              <w:end w:w="100" w:type="dxa"/>
+            </w:tcMar>
+            <w:shd w:fill="F8FAFC"/>
+            <w:vAlign w:val="top"/>
+          </w:tcPr>
+          <w:p>
+            <w:pPr>
+              <w:spacing w:after="0" w:line="235" w:lineRule="auto"/>
+            </w:pPr>
+            <w:r>
+              <w:rPr>
+                <w:rFonts w:ascii="Arial" w:hAnsi="Arial"/>
+                <w:b w:val="0"/>
+                <w:i w:val="0"/>
+                <w:color w:val="111111"/>
+                <w:sz w:val="15"/>
+              </w:rPr>
+              <w:t>Vehicle cost</w:t>
+            </w:r>
+          </w:p>
+        </w:tc>
+        <w:tc>
+          <w:tcPr>
+            <w:tcW w:type="dxa" w:w="2376"/>
+            <w:tcBorders>
+              <w:top w:val="single" w:sz="9" w:color="000000"/>
+              <w:left w:val="single" w:sz="9" w:color="000000"/>
+              <w:bottom w:val="single" w:sz="9" w:color="000000"/>
+              <w:right w:val="single" w:sz="9" w:color="000000"/>
+              <w:insideH w:val="single" w:sz="9" w:color="000000"/>
+              <w:insideV w:val="single" w:sz="9" w:color="000000"/>
+            </w:tcBorders>
+            <w:tcMar>
+              <w:top w:w="68" w:type="dxa"/>
+              <w:start w:w="100" w:type="dxa"/>
+              <w:bottom w:w="68" w:type="dxa"/>
+              <w:end w:w="100" w:type="dxa"/>
+            </w:tcMar>
+            <w:shd w:fill="F8FAFC"/>
+            <w:vAlign w:val="top"/>
+          </w:tcPr>
+          <w:p>
+            <w:pPr>
+              <w:spacing w:after="0" w:line="235" w:lineRule="auto"/>
+            </w:pPr>
+            <w:r>
+              <w:rPr>
+                <w:rFonts w:ascii="Arial" w:hAnsi="Arial"/>
+                <w:b w:val="0"/>
+                <w:i w:val="0"/>
+                <w:color w:val="111111"/>
+                <w:sz w:val="15"/>
+              </w:rPr>
+              <w:t>PHP 2.5M/unit | PROXY</w:t>
+            </w:r>
+          </w:p>
+        </w:tc>
+        <w:tc>
+          <w:tcPr>
+            <w:tcW w:type="dxa" w:w="5645"/>
+            <w:tcBorders>
+              <w:top w:val="single" w:sz="9" w:color="000000"/>
+              <w:left w:val="single" w:sz="9" w:color="000000"/>
+              <w:bottom w:val="single" w:sz="9" w:color="000000"/>
+              <w:right w:val="single" w:sz="9" w:color="000000"/>
+              <w:insideH w:val="single" w:sz="9" w:color="000000"/>
+              <w:insideV w:val="single" w:sz="9" w:color="000000"/>
+            </w:tcBorders>
+            <w:tcMar>
+              <w:top w:w="68" w:type="dxa"/>
+              <w:start w:w="100" w:type="dxa"/>
+              <w:bottom w:w="68" w:type="dxa"/>
+              <w:end w:w="100" w:type="dxa"/>
+            </w:tcMar>
+            <w:shd w:fill="F8FAFC"/>
+            <w:vAlign w:val="top"/>
+          </w:tcPr>
+          <w:p>
+            <w:pPr>
+              <w:spacing w:after="0" w:line="235" w:lineRule="auto"/>
+            </w:pPr>
+            <w:r>
+              <w:rPr>
+                <w:rFonts w:ascii="Arial" w:hAnsi="Arial"/>
+                <w:b w:val="0"/>
+                <w:i w:val="0"/>
+                <w:color w:val="111111"/>
+                <w:sz w:val="15"/>
+              </w:rPr>
+              <w:t>Obtain supplier-neutral market evidence and define vehicle specification; do not treat the DOE planning value as a jeepney quote.</w:t>
+            </w:r>
+          </w:p>
+        </w:tc>
+      </w:tr>
+      <w:tr>
+        <w:trPr>
+          <w:cantSplit/>
+        </w:trPr>
+        <w:tc>
+          <w:tcPr>
+            <w:tcW w:type="dxa" w:w="1656"/>
+            <w:tcBorders>
+              <w:top w:val="single" w:sz="9" w:color="000000"/>
+              <w:left w:val="single" w:sz="9" w:color="000000"/>
+              <w:bottom w:val="single" w:sz="9" w:color="000000"/>
+              <w:right w:val="single" w:sz="9" w:color="000000"/>
+              <w:insideH w:val="single" w:sz="9" w:color="000000"/>
+              <w:insideV w:val="single" w:sz="9" w:color="000000"/>
+            </w:tcBorders>
+            <w:tcMar>
+              <w:top w:w="68" w:type="dxa"/>
+              <w:start w:w="100" w:type="dxa"/>
+              <w:bottom w:w="68" w:type="dxa"/>
+              <w:end w:w="100" w:type="dxa"/>
+            </w:tcMar>
+            <w:vAlign w:val="top"/>
+          </w:tcPr>
+          <w:p>
+            <w:pPr>
+              <w:spacing w:after="0" w:line="235" w:lineRule="auto"/>
+            </w:pPr>
+            <w:r>
+              <w:rPr>
+                <w:rFonts w:ascii="Arial" w:hAnsi="Arial"/>
+                <w:b w:val="0"/>
+                <w:i w:val="0"/>
+                <w:color w:val="111111"/>
+                <w:sz w:val="15"/>
+              </w:rPr>
+              <w:t>Charging</w:t>
+            </w:r>
+          </w:p>
+        </w:tc>
+        <w:tc>
+          <w:tcPr>
+            <w:tcW w:type="dxa" w:w="2376"/>
+            <w:tcBorders>
+              <w:top w:val="single" w:sz="9" w:color="000000"/>
+              <w:left w:val="single" w:sz="9" w:color="000000"/>
+              <w:bottom w:val="single" w:sz="9" w:color="000000"/>
+              <w:right w:val="single" w:sz="9" w:color="000000"/>
+              <w:insideH w:val="single" w:sz="9" w:color="000000"/>
+              <w:insideV w:val="single" w:sz="9" w:color="000000"/>
+            </w:tcBorders>
+            <w:tcMar>
+              <w:top w:w="68" w:type="dxa"/>
+              <w:start w:w="100" w:type="dxa"/>
+              <w:bottom w:w="68" w:type="dxa"/>
+              <w:end w:w="100" w:type="dxa"/>
+            </w:tcMar>
+            <w:vAlign w:val="top"/>
+          </w:tcPr>
+          <w:p>
+            <w:pPr>
+              <w:spacing w:after="0" w:line="235" w:lineRule="auto"/>
+            </w:pPr>
+            <w:r>
+              <w:rPr>
+                <w:rFonts w:ascii="Arial" w:hAnsi="Arial"/>
+                <w:b w:val="0"/>
+                <w:i w:val="0"/>
+                <w:color w:val="111111"/>
+                <w:sz w:val="15"/>
+              </w:rPr>
+              <w:t>102 stations | PROXY</w:t>
+            </w:r>
+          </w:p>
+        </w:tc>
+        <w:tc>
+          <w:tcPr>
+            <w:tcW w:type="dxa" w:w="5645"/>
+            <w:tcBorders>
+              <w:top w:val="single" w:sz="9" w:color="000000"/>
+              <w:left w:val="single" w:sz="9" w:color="000000"/>
+              <w:bottom w:val="single" w:sz="9" w:color="000000"/>
+              <w:right w:val="single" w:sz="9" w:color="000000"/>
+              <w:insideH w:val="single" w:sz="9" w:color="000000"/>
+              <w:insideV w:val="single" w:sz="9" w:color="000000"/>
+            </w:tcBorders>
+            <w:tcMar>
+              <w:top w:w="68" w:type="dxa"/>
+              <w:start w:w="100" w:type="dxa"/>
+              <w:bottom w:w="68" w:type="dxa"/>
+              <w:end w:w="100" w:type="dxa"/>
+            </w:tcMar>
+            <w:vAlign w:val="top"/>
+          </w:tcPr>
+          <w:p>
+            <w:pPr>
+              <w:spacing w:after="0" w:line="235" w:lineRule="auto"/>
+            </w:pPr>
+            <w:r>
+              <w:rPr>
+                <w:rFonts w:ascii="Arial" w:hAnsi="Arial"/>
+                <w:b w:val="0"/>
+                <w:i w:val="0"/>
+                <w:color w:val="111111"/>
+                <w:sz w:val="15"/>
+              </w:rPr>
+              <w:t>Validate charger power, depot layout, operating windows, utility capacity, interconnection, and civil works.</w:t>
+            </w:r>
+          </w:p>
+        </w:tc>
+      </w:tr>
+      <w:tr>
+        <w:trPr>
+          <w:cantSplit/>
+        </w:trPr>
+        <w:tc>
+          <w:tcPr>
+            <w:tcW w:type="dxa" w:w="1656"/>
+            <w:tcBorders>
+              <w:top w:val="single" w:sz="9" w:color="000000"/>
+              <w:left w:val="single" w:sz="9" w:color="000000"/>
+              <w:bottom w:val="single" w:sz="9" w:color="000000"/>
+              <w:right w:val="single" w:sz="9" w:color="000000"/>
+              <w:insideH w:val="single" w:sz="9" w:color="000000"/>
+              <w:insideV w:val="single" w:sz="9" w:color="000000"/>
+            </w:tcBorders>
+            <w:tcMar>
+              <w:top w:w="68" w:type="dxa"/>
+              <w:start w:w="100" w:type="dxa"/>
+              <w:bottom w:w="68" w:type="dxa"/>
+              <w:end w:w="100" w:type="dxa"/>
+            </w:tcMar>
+            <w:shd w:fill="F8FAFC"/>
+            <w:vAlign w:val="top"/>
+          </w:tcPr>
+          <w:p>
+            <w:pPr>
+              <w:spacing w:after="0" w:line="235" w:lineRule="auto"/>
+            </w:pPr>
+            <w:r>
+              <w:rPr>
+                <w:rFonts w:ascii="Arial" w:hAnsi="Arial"/>
+                <w:b w:val="0"/>
+                <w:i w:val="0"/>
+                <w:color w:val="111111"/>
+                <w:sz w:val="15"/>
+              </w:rPr>
+              <w:t>Financing</w:t>
+            </w:r>
+          </w:p>
+        </w:tc>
+        <w:tc>
+          <w:tcPr>
+            <w:tcW w:type="dxa" w:w="2376"/>
+            <w:tcBorders>
+              <w:top w:val="single" w:sz="9" w:color="000000"/>
+              <w:left w:val="single" w:sz="9" w:color="000000"/>
+              <w:bottom w:val="single" w:sz="9" w:color="000000"/>
+              <w:right w:val="single" w:sz="9" w:color="000000"/>
+              <w:insideH w:val="single" w:sz="9" w:color="000000"/>
+              <w:insideV w:val="single" w:sz="9" w:color="000000"/>
+            </w:tcBorders>
+            <w:tcMar>
+              <w:top w:w="68" w:type="dxa"/>
+              <w:start w:w="100" w:type="dxa"/>
+              <w:bottom w:w="68" w:type="dxa"/>
+              <w:end w:w="100" w:type="dxa"/>
+            </w:tcMar>
+            <w:shd w:fill="F8FAFC"/>
+            <w:vAlign w:val="top"/>
+          </w:tcPr>
+          <w:p>
+            <w:pPr>
+              <w:spacing w:after="0" w:line="235" w:lineRule="auto"/>
+            </w:pPr>
+            <w:r>
+              <w:rPr>
+                <w:rFonts w:ascii="Arial" w:hAnsi="Arial"/>
+                <w:b w:val="0"/>
+                <w:i w:val="0"/>
+                <w:color w:val="111111"/>
+                <w:sz w:val="15"/>
+              </w:rPr>
+              <w:t>MISSING</w:t>
+            </w:r>
+          </w:p>
+        </w:tc>
+        <w:tc>
+          <w:tcPr>
+            <w:tcW w:type="dxa" w:w="5645"/>
+            <w:tcBorders>
+              <w:top w:val="single" w:sz="9" w:color="000000"/>
+              <w:left w:val="single" w:sz="9" w:color="000000"/>
+              <w:bottom w:val="single" w:sz="9" w:color="000000"/>
+              <w:right w:val="single" w:sz="9" w:color="000000"/>
+              <w:insideH w:val="single" w:sz="9" w:color="000000"/>
+              <w:insideV w:val="single" w:sz="9" w:color="000000"/>
+            </w:tcBorders>
+            <w:tcMar>
+              <w:top w:w="68" w:type="dxa"/>
+              <w:start w:w="100" w:type="dxa"/>
+              <w:bottom w:w="68" w:type="dxa"/>
+              <w:end w:w="100" w:type="dxa"/>
+            </w:tcMar>
+            <w:shd w:fill="F8FAFC"/>
+            <w:vAlign w:val="top"/>
+          </w:tcPr>
+          <w:p>
+            <w:pPr>
+              <w:spacing w:after="0" w:line="235" w:lineRule="auto"/>
+            </w:pPr>
+            <w:r>
+              <w:rPr>
+                <w:rFonts w:ascii="Arial" w:hAnsi="Arial"/>
+                <w:b w:val="0"/>
+                <w:i w:val="0"/>
+                <w:color w:val="111111"/>
+                <w:sz w:val="15"/>
+              </w:rPr>
+              <w:t>Confirm tariff structure, equity/debt source, grants or subsidy, repayment terms, insurance, and ownership model.</w:t>
+            </w:r>
+          </w:p>
+        </w:tc>
+      </w:tr>
+    </w:tbl>
+    <w:p>
+      <w:pPr>
+        <w:spacing w:before="0" w:after="60" w:line="254" w:lineRule="auto"/>
+      </w:pPr>
+      <w:r>
+        <w:rPr>
+          <w:rFonts w:ascii="Arial" w:hAnsi="Arial"/>
+          <w:b w:val="0"/>
+          <w:i w:val="0"/>
+          <w:color w:val="111111"/>
+          <w:sz w:val="16"/>
+        </w:rPr>
+        <w:t>Excluded from the current capital proxy: land or depot acquisition, civil works, distribution-system upgrades, interconnection fees, battery replacement, taxes, insurance, financing costs, and operations and maintenance.</w:t>
+      </w:r>
+    </w:p>
+    <w:p>
+      <w:pPr>
+        <w:pStyle w:val="Heading1"/>
+        <w:keepNext/>
+        <w:spacing w:before="80" w:after="40"/>
+      </w:pPr>
+      <w:r>
+        <w:rPr>
+          <w:rFonts w:ascii="Arial" w:hAnsi="Arial"/>
+          <w:b/>
+          <w:i w:val="0"/>
+          <w:color w:val="0B2E59"/>
+          <w:sz w:val="23"/>
+        </w:rPr>
+        <w:t>DATA LICENSING &amp; ATTRIBUTION</w:t>
+      </w:r>
+    </w:p>
+    <w:p>
+      <w:pPr>
+        <w:pStyle w:val="ListBullet"/>
+        <w:spacing w:before="0" w:after="20" w:line="240" w:lineRule="auto"/>
+        <w:ind w:left="317" w:hanging="202"/>
+      </w:pPr>
+      <w:r>
+        <w:rPr>
+          <w:rFonts w:ascii="Arial" w:hAnsi="Arial"/>
+          <w:b w:val="0"/>
+          <w:i w:val="0"/>
+          <w:color w:val="111111"/>
+          <w:sz w:val="16"/>
+        </w:rPr>
+        <w:t>Project code is MIT-licensed; source data retain their own licenses and conditions.</w:t>
+      </w:r>
+    </w:p>
+    <w:p>
+      <w:pPr>
+        <w:pStyle w:val="ListBullet"/>
+        <w:spacing w:before="0" w:after="20" w:line="240" w:lineRule="auto"/>
+        <w:ind w:left="317" w:hanging="202"/>
+      </w:pPr>
+      <w:r>
+        <w:rPr>
+          <w:rFonts w:ascii="Arial" w:hAnsi="Arial"/>
+          <w:b w:val="0"/>
+          <w:i w:val="0"/>
+          <w:color w:val="111111"/>
+          <w:sz w:val="16"/>
+        </w:rPr>
+        <w:t>OpenStreetMap route and infrastructure data require attribution to OpenStreetMap contributors and are used under ODbL. Attribution must remain visible in maps, exports, decision packs, and future field-data updates.</w:t>
+      </w:r>
+    </w:p>
+    <w:p>
+      <w:pPr>
+        <w:pStyle w:val="ListBullet"/>
+        <w:spacing w:before="0" w:after="20" w:line="240" w:lineRule="auto"/>
+        <w:ind w:left="317" w:hanging="202"/>
+      </w:pPr>
+      <w:r>
+        <w:rPr>
+          <w:rFonts w:ascii="Arial" w:hAnsi="Arial"/>
+          <w:b w:val="0"/>
+          <w:i w:val="0"/>
+          <w:color w:val="111111"/>
+          <w:sz w:val="16"/>
+        </w:rPr>
+        <w:t>The source registry records URLs, retrieval dates, license notes, checksums, and claim scope. Pilot owners review these before every release.</w:t>
+      </w:r>
+    </w:p>
+    <w:p>
+      <w:pPr>
+        <w:pStyle w:val="ListBullet"/>
+        <w:spacing w:before="0" w:after="20" w:line="240" w:lineRule="auto"/>
+        <w:ind w:left="317" w:hanging="202"/>
+      </w:pPr>
+      <w:r>
+        <w:rPr>
+          <w:rFonts w:ascii="Arial" w:hAnsi="Arial"/>
+          <w:b w:val="0"/>
+          <w:i w:val="0"/>
+          <w:color w:val="111111"/>
+          <w:sz w:val="16"/>
+        </w:rPr>
+        <w:t>New local evidence is accepted only with an accountable source, observation date, permission basis where relevant, and a field-level claim status.</w:t>
+      </w:r>
+    </w:p>
+    <w:p>
+      <w:pPr>
+        <w:pStyle w:val="Heading1"/>
+        <w:keepNext/>
+        <w:spacing w:before="80" w:after="40"/>
+      </w:pPr>
+      <w:r>
+        <w:rPr>
+          <w:rFonts w:ascii="Arial" w:hAnsi="Arial"/>
+          <w:b/>
+          <w:i w:val="0"/>
+          <w:color w:val="0B2E59"/>
+          <w:sz w:val="23"/>
+        </w:rPr>
+        <w:t>SUBMISSION HEAD START</w:t>
+      </w:r>
+    </w:p>
+    <w:p>
+      <w:pPr>
+        <w:spacing w:before="0" w:after="60" w:line="254" w:lineRule="auto"/>
+      </w:pPr>
+      <w:r>
+        <w:rPr>
+          <w:rFonts w:ascii="Arial" w:hAnsi="Arial"/>
+          <w:b w:val="0"/>
+          <w:i w:val="0"/>
+          <w:color w:val="111111"/>
+          <w:sz w:val="16"/>
+        </w:rPr>
+        <w:t>The hackathon build already seeds Month 2 with 20 dated OSM route matches and 20 observed member-way geometries, raising usable source geometries from 2 to 22. These records reduce the initial desk-review burden but do not prove active operations or franchise authority.</w:t>
+      </w:r>
+    </w:p>
+    <w:p>
+      <w:pPr>
+        <w:spacing w:before="0" w:after="0" w:line="254" w:lineRule="auto"/>
+      </w:pPr>
+      <w:r>
+        <w:rPr>
+          <w:rFonts w:ascii="Arial" w:hAnsi="Arial"/>
+          <w:b w:val="0"/>
+          <w:i w:val="0"/>
+          <w:color w:val="111111"/>
+          <w:sz w:val="14"/>
+        </w:rPr>
+        <w:t>Baseline traceability: build r2z-d4c8d4cc709a | scenario scn-e0f12f397e | portfolio prt-fd6de9d793</w:t>
+      </w:r>
+    </w:p>
+    <w:p>
+      <w:pPr>
+        <w:keepNext/>
+        <w:pageBreakBefore/>
+        <w:spacing w:after="20"/>
+        <w:ind w:left="-1123" w:right="-1123"/>
+      </w:pPr>
+      <w:r>
+        <w:drawing>
+          <wp:inline xmlns:a="http://schemas.openxmlformats.org/drawingml/2006/main" xmlns:pic="http://schemas.openxmlformats.org/drawingml/2006/picture">
+            <wp:extent cx="7560000" cy="935728"/>
+            <wp:docPr id="5" name="Picture 5" descr="AI x City Climate Action Hackathon 2026 partner banner" title="AI x City Climate Action Hackathon 2026"/>
+            <wp:cNvGraphicFramePr>
+              <a:graphicFrameLocks noChangeAspect="1"/>
+            </wp:cNvGraphicFramePr>
+            <a:graphic>
+              <a:graphicData uri="http://schemas.openxmlformats.org/drawingml/2006/picture">
+                <pic:pic>
+                  <pic:nvPicPr>
+                    <pic:cNvPr id="0" name="hackathon-template-banner.png"/>
+                    <pic:cNvPicPr/>
+                  </pic:nvPicPr>
+                  <pic:blipFill>
+                    <a:blip r:embed="rId10"/>
+                    <a:stretch>
+                      <a:fillRect/>
+                    </a:stretch>
+                  </pic:blipFill>
+                  <pic:spPr>
+                    <a:xfrm>
+                      <a:off x="0" y="0"/>
+                      <a:ext cx="7560000" cy="935728"/>
+                    </a:xfrm>
+                    <a:prstGeom prst="rect"/>
+                  </pic:spPr>
+                </pic:pic>
+              </a:graphicData>
+            </a:graphic>
+          </wp:inline>
+        </w:drawing>
+      </w:r>
+    </w:p>
+    <w:p>
+      <w:pPr>
+        <w:keepNext/>
+        <w:spacing w:before="0" w:after="20"/>
+      </w:pPr>
+      <w:hyperlink r:id="rId11">
+        <w:r>
+          <w:rPr>
+            <w:rFonts w:ascii="Arial" w:hAnsi="Arial"/>
+            <w:color w:val="075A91"/>
+            <w:u w:val="single"/>
+            <w:sz w:val="17"/>
+          </w:rPr>
+          <w:t>GitHub: https://github.com/qjmre23/Route2Zero</w:t>
+        </w:r>
+      </w:hyperlink>
+      <w:r>
+        <w:rPr>
+          <w:rFonts w:ascii="Arial" w:hAnsi="Arial"/>
+          <w:b w:val="0"/>
+          <w:i w:val="0"/>
+          <w:color w:val="4B5563"/>
+          <w:sz w:val="16"/>
+        </w:rPr>
+        <w:t xml:space="preserve">   |   </w:t>
+      </w:r>
+      <w:hyperlink r:id="rId12">
+        <w:r>
+          <w:rPr>
+            <w:rFonts w:ascii="Arial" w:hAnsi="Arial"/>
+            <w:color w:val="075A91"/>
+            <w:u w:val="single"/>
+            <w:sz w:val="17"/>
+          </w:rPr>
+          <w:t>Live dashboard: https://route2zero.netlify.app/</w:t>
+        </w:r>
+      </w:hyperlink>
+    </w:p>
+    <w:p>
+      <w:pPr>
+        <w:keepNext/>
         <w:spacing w:before="0" w:after="40"/>
         <w:jc w:val="right"/>
       </w:pPr>
@@ -5536,9 +6533,9 @@
         <w:b w:val="0"/>
         <w:i w:val="0"/>
         <w:color w:val="4B5563"/>
-        <w:sz w:val="14"/>
-      </w:rPr>
-      <w:t xml:space="preserve">Team Larpers  |  Route2Zero  |  </w:t>
+        <w:sz w:val="11"/>
+      </w:rPr>
+      <w:t xml:space="preserve">Team Larpers | Route2Zero | r2z-d4c8d4cc709a | scn-e0f12f397e | prt-fd6de9d793 | </w:t>
     </w:r>
     <w:r>
       <w:rPr>
@@ -5559,7 +6556,7 @@
         <w:color w:val="4B5563"/>
         <w:sz w:val="14"/>
       </w:rPr>
-      <w:t xml:space="preserve"> of 4</w:t>
+      <w:t xml:space="preserve"> of 5</w:t>
     </w:r>
   </w:p>
 </w:ftr>

--- a/output/submission/Route2Zero_Team_Larpers_Pilot_Plan.docx
+++ b/output/submission/Route2Zero_Team_Larpers_Pilot_Plan.docx
@@ -4896,7 +4896,7 @@
           <w:color w:val="111111"/>
           <w:sz w:val="16"/>
         </w:rPr>
-        <w:t>The hackathon build already seeds Month 2 with 20 dated OSM route matches and 20 observed member-way geometries, raising usable source geometries from 2 to 22. These records reduce the initial desk-review burden but do not prove active operations or franchise authority.</w:t>
+        <w:t>The evidence set includes 20 dated OSM route matches, 20 observed member-way geometries, and 22 usable source geometries. These records reduce the initial desk-review burden but do not prove active operations or franchise authority.</w:t>
       </w:r>
     </w:p>
     <w:p>
@@ -5653,7 +5653,7 @@
                 <w:color w:val="111111"/>
                 <w:sz w:val="14"/>
               </w:rPr>
-              <w:t>TRISTIAN JAMES CABALAR</w:t>
+              <w:t>Joaquin Sarmiento</w:t>
             </w:r>
           </w:p>
         </w:tc>
@@ -5764,7 +5764,7 @@
                 <w:color w:val="111111"/>
                 <w:sz w:val="14"/>
               </w:rPr>
-              <w:t>JOHN MICHAEL PALAGANAS</w:t>
+              <w:t>Prince Marl Mirasol</w:t>
             </w:r>
           </w:p>
         </w:tc>
@@ -6506,7 +6506,7 @@
           <w:color w:val="111111"/>
           <w:sz w:val="14"/>
         </w:rPr>
-        <w:t>Handover: final build, model card, source registry, validation ledgers, scenario library, decision pack, issue register, refresh/retraining runbook, governance notes, and a city owner for each unresolved issue. Scale requires local adapters, recalibration, and validation; the Metro Manila model is not copied unchanged.</w:t>
+        <w:t>Handover: final build, model card, source registry, field-observation template, validation ledgers, scenario library, decision pack, issue register, scheduled source-freshness check, refresh/retraining runbook, governance notes, and a city owner for each unresolved issue. Scale requires local adapters, recalibration, and validation; the Metro Manila model is not copied unchanged.</w:t>
       </w:r>
     </w:p>
     <w:sectPr>

--- a/output/submission/Route2Zero_Team_Larpers_Pilot_Plan.docx
+++ b/output/submission/Route2Zero_Team_Larpers_Pilot_Plan.docx
@@ -262,7 +262,7 @@
           <w:color w:val="111111"/>
           <w:sz w:val="17"/>
         </w:rPr>
-        <w:t>Target up to three partner LGUs, subject to city pairing and pilot agreement.</w:t>
+        <w:t>Begin with one lead LGU; add one comparison LGU only after Gate 1 and a signed second-city pilot agreement.</w:t>
       </w:r>
     </w:p>
     <w:p>
@@ -1952,7 +1952,7 @@
                 <w:color w:val="111111"/>
                 <w:sz w:val="14"/>
               </w:rPr>
-              <w:t>Calibrated climate scenario; charging/operator cards; optimizer-ready constraints.</w:t>
+              <w:t>Calibrated climate scenario; charging/operator cards; selection-ready constraints.</w:t>
             </w:r>
           </w:p>
         </w:tc>
@@ -2558,7 +2558,7 @@
           <w:color w:val="111111"/>
           <w:sz w:val="14"/>
         </w:rPr>
-        <w:t>Baseline traceability: build r2z-d4c8d4cc709a | scenario scn-e0f12f397e | service model service-v1-266e0b1d</w:t>
+        <w:t>Baseline traceability: build r2z-a7181752a17d | scenario scn-e0f12f397e | service model service-v1-266e0b1d</w:t>
       </w:r>
     </w:p>
     <w:p>
@@ -2969,6 +2969,82 @@
                 <w:color w:val="111111"/>
                 <w:sz w:val="15"/>
               </w:rPr>
+              <w:t>AI task value</w:t>
+            </w:r>
+          </w:p>
+        </w:tc>
+        <w:tc>
+          <w:tcPr>
+            <w:tcW w:type="dxa" w:w="7877"/>
+            <w:tcBorders>
+              <w:top w:val="single" w:sz="9" w:color="000000"/>
+              <w:left w:val="single" w:sz="9" w:color="000000"/>
+              <w:bottom w:val="single" w:sz="9" w:color="000000"/>
+              <w:right w:val="single" w:sz="9" w:color="000000"/>
+              <w:insideH w:val="single" w:sz="9" w:color="000000"/>
+              <w:insideV w:val="single" w:sz="9" w:color="000000"/>
+            </w:tcBorders>
+            <w:tcMar>
+              <w:top w:w="68" w:type="dxa"/>
+              <w:start w:w="100" w:type="dxa"/>
+              <w:bottom w:w="68" w:type="dxa"/>
+              <w:end w:w="100" w:type="dxa"/>
+            </w:tcMar>
+            <w:vAlign w:val="top"/>
+          </w:tcPr>
+          <w:p>
+            <w:pPr>
+              <w:spacing w:after="0" w:line="235" w:lineRule="auto"/>
+            </w:pPr>
+            <w:r>
+              <w:rPr>
+                <w:rFonts w:ascii="Arial" w:hAnsi="Arial"/>
+                <w:b w:val="0"/>
+                <w:i w:val="0"/>
+                <w:color w:val="111111"/>
+                <w:sz w:val="15"/>
+              </w:rPr>
+              <w:t>Compare AI-assisted and analyst-only evidence review using time-to-first brief, missed-evidence rate, factual errors, and unsupported claims.</w:t>
+            </w:r>
+          </w:p>
+        </w:tc>
+      </w:tr>
+      <w:tr>
+        <w:trPr>
+          <w:cantSplit/>
+        </w:trPr>
+        <w:tc>
+          <w:tcPr>
+            <w:tcW w:type="dxa" w:w="1800"/>
+            <w:tcBorders>
+              <w:top w:val="single" w:sz="9" w:color="000000"/>
+              <w:left w:val="single" w:sz="9" w:color="000000"/>
+              <w:bottom w:val="single" w:sz="9" w:color="000000"/>
+              <w:right w:val="single" w:sz="9" w:color="000000"/>
+              <w:insideH w:val="single" w:sz="9" w:color="000000"/>
+              <w:insideV w:val="single" w:sz="9" w:color="000000"/>
+            </w:tcBorders>
+            <w:tcMar>
+              <w:top w:w="68" w:type="dxa"/>
+              <w:start w:w="100" w:type="dxa"/>
+              <w:bottom w:w="68" w:type="dxa"/>
+              <w:end w:w="100" w:type="dxa"/>
+            </w:tcMar>
+            <w:shd w:fill="F8FAFC"/>
+            <w:vAlign w:val="top"/>
+          </w:tcPr>
+          <w:p>
+            <w:pPr>
+              <w:spacing w:after="0" w:line="235" w:lineRule="auto"/>
+            </w:pPr>
+            <w:r>
+              <w:rPr>
+                <w:rFonts w:ascii="Arial" w:hAnsi="Arial"/>
+                <w:b w:val="0"/>
+                <w:i w:val="0"/>
+                <w:color w:val="111111"/>
+                <w:sz w:val="15"/>
+              </w:rPr>
               <w:t>Decision quality</w:t>
             </w:r>
           </w:p>
@@ -2990,6 +3066,7 @@
               <w:bottom w:w="68" w:type="dxa"/>
               <w:end w:w="100" w:type="dxa"/>
             </w:tcMar>
+            <w:shd w:fill="F8FAFC"/>
             <w:vAlign w:val="top"/>
           </w:tcPr>
           <w:p>
@@ -3030,7 +3107,6 @@
               <w:bottom w:w="68" w:type="dxa"/>
               <w:end w:w="100" w:type="dxa"/>
             </w:tcMar>
-            <w:shd w:fill="F8FAFC"/>
             <w:vAlign w:val="top"/>
           </w:tcPr>
           <w:p>
@@ -3066,7 +3142,6 @@
               <w:bottom w:w="68" w:type="dxa"/>
               <w:end w:w="100" w:type="dxa"/>
             </w:tcMar>
-            <w:shd w:fill="F8FAFC"/>
             <w:vAlign w:val="top"/>
           </w:tcPr>
           <w:p>
@@ -3107,6 +3182,7 @@
               <w:bottom w:w="68" w:type="dxa"/>
               <w:end w:w="100" w:type="dxa"/>
             </w:tcMar>
+            <w:shd w:fill="F8FAFC"/>
             <w:vAlign w:val="top"/>
           </w:tcPr>
           <w:p>
@@ -3142,6 +3218,7 @@
               <w:bottom w:w="68" w:type="dxa"/>
               <w:end w:w="100" w:type="dxa"/>
             </w:tcMar>
+            <w:shd w:fill="F8FAFC"/>
             <w:vAlign w:val="top"/>
           </w:tcPr>
           <w:p>
@@ -4911,7 +4988,7 @@
           <w:color w:val="111111"/>
           <w:sz w:val="14"/>
         </w:rPr>
-        <w:t>Baseline traceability: build r2z-d4c8d4cc709a | scenario scn-e0f12f397e | portfolio prt-fd6de9d793</w:t>
+        <w:t>Baseline traceability: build r2z-a7181752a17d | scenario scn-e0f12f397e | portfolio prt-fd6de9d793</w:t>
       </w:r>
     </w:p>
     <w:p>
@@ -6535,7 +6612,7 @@
         <w:color w:val="4B5563"/>
         <w:sz w:val="11"/>
       </w:rPr>
-      <w:t xml:space="preserve">Team Larpers | Route2Zero | r2z-d4c8d4cc709a | scn-e0f12f397e | prt-fd6de9d793 | </w:t>
+      <w:t xml:space="preserve">Team Larpers | Route2Zero | r2z-a7181752a17d | scn-e0f12f397e | prt-fd6de9d793 | </w:t>
     </w:r>
     <w:r>
       <w:rPr>
